--- a/500githubs_Report.docx
+++ b/500githubs_Report.docx
@@ -3312,21 +3312,7 @@
                 <w:rStyle w:val="Hyperlink"/>
                 <w:noProof/>
               </w:rPr>
-              <w:t>Task 4: Save all changes made to the inventor</w:t>
-            </w:r>
-            <w:r>
-              <w:rPr>
-                <w:rStyle w:val="Hyperlink"/>
-                <w:noProof/>
-              </w:rPr>
-              <w:t>y</w:t>
-            </w:r>
-            <w:r>
-              <w:rPr>
-                <w:rStyle w:val="Hyperlink"/>
-                <w:noProof/>
-              </w:rPr>
-              <w:t xml:space="preserve"> manager</w:t>
+              <w:t>Task 4: Save all changes made to the inventory manager</w:t>
             </w:r>
             <w:r>
               <w:rPr>
@@ -4421,107 +4407,6 @@
         <w:t>System Design</w:t>
       </w:r>
       <w:bookmarkEnd w:id="3"/>
-    </w:p>
-    <w:p/>
-    <w:p>
-      <w:pPr>
-        <w:rPr>
-          <w:rFonts w:cs="Arial"/>
-          <w:i/>
-          <w:iCs/>
-          <w:color w:val="EE0000"/>
-          <w:szCs w:val="24"/>
-          <w:shd w:val="clear" w:color="auto" w:fill="FFFFFF"/>
-        </w:rPr>
-      </w:pPr>
-      <w:r>
-        <w:rPr>
-          <w:rFonts w:cs="Arial"/>
-          <w:i/>
-          <w:iCs/>
-          <w:color w:val="EE0000"/>
-          <w:szCs w:val="24"/>
-          <w:shd w:val="clear" w:color="auto" w:fill="FFFFFF"/>
-        </w:rPr>
-        <w:t>*</w:t>
-      </w:r>
-      <w:r>
-        <w:rPr>
-          <w:rFonts w:cs="Arial"/>
-          <w:i/>
-          <w:iCs/>
-          <w:color w:val="EE0000"/>
-          <w:szCs w:val="24"/>
-          <w:shd w:val="clear" w:color="auto" w:fill="FFFFFF"/>
-        </w:rPr>
-        <w:t>Explain your design process. Include design artefacts like</w:t>
-      </w:r>
-      <w:r>
-        <w:rPr>
-          <w:rFonts w:ascii="Open Sans" w:hAnsi="Open Sans" w:cs="Open Sans"/>
-          <w:i/>
-          <w:iCs/>
-          <w:color w:val="EE0000"/>
-          <w:szCs w:val="24"/>
-        </w:rPr>
-        <w:t xml:space="preserve"> </w:t>
-      </w:r>
-      <w:r>
-        <w:rPr>
-          <w:rFonts w:cs="Arial"/>
-          <w:b/>
-          <w:bCs w:val="0"/>
-          <w:i/>
-          <w:iCs/>
-          <w:color w:val="EE0000"/>
-          <w:szCs w:val="24"/>
-          <w:shd w:val="clear" w:color="auto" w:fill="FFFFFF"/>
-        </w:rPr>
-        <w:t>flowcharts or pseudocode</w:t>
-      </w:r>
-      <w:r>
-        <w:rPr>
-          <w:rFonts w:cs="Arial"/>
-          <w:i/>
-          <w:iCs/>
-          <w:color w:val="EE0000"/>
-          <w:szCs w:val="24"/>
-          <w:shd w:val="clear" w:color="auto" w:fill="FFFFFF"/>
-        </w:rPr>
-        <w:t xml:space="preserve"> that illustrate the main logic of your application.</w:t>
-      </w:r>
-      <w:r>
-        <w:rPr>
-          <w:rFonts w:ascii="Open Sans" w:hAnsi="Open Sans" w:cs="Open Sans"/>
-          <w:i/>
-          <w:iCs/>
-          <w:color w:val="EE0000"/>
-          <w:szCs w:val="24"/>
-        </w:rPr>
-        <w:t xml:space="preserve"> </w:t>
-      </w:r>
-      <w:r>
-        <w:rPr>
-          <w:rFonts w:cs="Arial"/>
-          <w:i/>
-          <w:iCs/>
-          <w:color w:val="EE0000"/>
-          <w:szCs w:val="24"/>
-          <w:shd w:val="clear" w:color="auto" w:fill="FFFFFF"/>
-        </w:rPr>
-        <w:t>Describe your data structures and file formats.</w:t>
-      </w:r>
-      <w:r>
-        <w:rPr>
-          <w:rFonts w:cs="Arial"/>
-          <w:i/>
-          <w:iCs/>
-          <w:color w:val="EE0000"/>
-          <w:szCs w:val="24"/>
-          <w:shd w:val="clear" w:color="auto" w:fill="FFFFFF"/>
-        </w:rPr>
-        <w:t xml:space="preserve"> *</w:t>
-      </w:r>
     </w:p>
     <w:p>
       <w:pPr>
@@ -4680,19 +4565,19 @@
     </w:p>
     <w:p>
       <w:r>
-        <w:t xml:space="preserve">So, I need to make sure that I allow the user to add a new product to the Json file and I know that I can perform this with allowing the user to input in all five components of the dictionary that contains the product item, that being the stock, </w:t>
+        <w:t>So, I need to make sure that I allow the user to add a new product to the Json file and I know that I can perform this with allowing the user to input in all five components of the dictionary that contains the product item, that being the stock, cost, product code, quantity per item and sold, then once the user has inputted all the information correctly, the program will have the ‘</w:t>
+      </w:r>
+      <w:proofErr w:type="spellStart"/>
+      <w:r>
+        <w:t>new_product</w:t>
+      </w:r>
+      <w:proofErr w:type="spellEnd"/>
+      <w:r>
+        <w:t xml:space="preserve">’ variable = a dictionary with all the contents, where then I compile the data and give the option to </w:t>
       </w:r>
       <w:r>
         <w:lastRenderedPageBreak/>
-        <w:t>cost, product code, quantity per item and sold, then once the user has inputted all the information correctly, the program will have the ‘</w:t>
-      </w:r>
-      <w:proofErr w:type="spellStart"/>
-      <w:r>
-        <w:t>new_product</w:t>
-      </w:r>
-      <w:proofErr w:type="spellEnd"/>
-      <w:r>
-        <w:t xml:space="preserve">’ variable = a dictionary with all the contents, where then I compile the data and give the option to save the data with </w:t>
+        <w:t xml:space="preserve">save the data with </w:t>
       </w:r>
       <w:proofErr w:type="spellStart"/>
       <w:r>
@@ -8023,335 +7908,262 @@
     <w:p/>
     <w:p>
       <w:pPr>
+        <w:pStyle w:val="Heading2"/>
+        <w:rPr>
+          <w:color w:val="EE0000"/>
+          <w:szCs w:val="24"/>
+          <w:shd w:val="clear" w:color="auto" w:fill="FFFFFF"/>
+        </w:rPr>
+      </w:pPr>
+      <w:bookmarkStart w:id="15" w:name="_Toc218544973"/>
+      <w:r>
+        <w:rPr>
+          <w:shd w:val="clear" w:color="auto" w:fill="FFFFFF"/>
+        </w:rPr>
+        <w:t>Task</w:t>
+      </w:r>
+      <w:r>
+        <w:rPr>
+          <w:shd w:val="clear" w:color="auto" w:fill="FFFFFF"/>
+        </w:rPr>
+        <w:t xml:space="preserve"> 1</w:t>
+      </w:r>
+      <w:r>
+        <w:rPr>
+          <w:shd w:val="clear" w:color="auto" w:fill="FFFFFF"/>
+        </w:rPr>
+        <w:t>: Adding new items to the inventory</w:t>
+      </w:r>
+      <w:bookmarkEnd w:id="15"/>
+    </w:p>
+    <w:p/>
+    <w:p>
+      <w:r>
+        <w:t xml:space="preserve">For the task of adding new items to the inventory, I originally made the mistake of making some code to where it </w:t>
+      </w:r>
+      <w:r>
+        <w:t>just adds stock to items currently in the inventory, which wasn’t the result that was expected of this section</w:t>
+      </w:r>
+      <w:r>
+        <w:t>, so this was a significant blunder and a challenge I needed to quickly convert into what I needed from this section of the program</w:t>
+      </w:r>
+      <w:r>
+        <w:t>.</w:t>
+      </w:r>
+    </w:p>
+    <w:p/>
+    <w:p>
+      <w:r>
+        <w:t xml:space="preserve">So, I restarted and </w:t>
+      </w:r>
+      <w:r>
+        <w:t>began to plan the systems design through pseudocode</w:t>
+      </w:r>
+      <w:r>
+        <w:t xml:space="preserve"> to ensure that I got it correct this time, so </w:t>
+      </w:r>
+      <w:r>
+        <w:t xml:space="preserve">the first thing was for the </w:t>
+      </w:r>
+      <w:r>
+        <w:t>program to print out the products in the inventory, which it does</w:t>
+      </w:r>
+      <w:r>
+        <w:t xml:space="preserve"> and then it will ask the user to input the name of the new product </w:t>
+      </w:r>
+      <w:r>
+        <w:t xml:space="preserve">they want to add, the program checks for items in the </w:t>
+      </w:r>
+      <w:proofErr w:type="spellStart"/>
+      <w:r>
+        <w:t>garage_item_quantity</w:t>
+      </w:r>
+      <w:proofErr w:type="spellEnd"/>
+      <w:r>
+        <w:t xml:space="preserve">, if the </w:t>
+      </w:r>
+      <w:r>
+        <w:t xml:space="preserve">inputted name currently exists then it will reply with an error stating an invalid input, originally when I was making the program I didn’t make the error validation </w:t>
+      </w:r>
+      <w:r>
+        <w:t xml:space="preserve">and just made the decision of ensuring the user could get through the program if they did everything right, however this made the process of </w:t>
+      </w:r>
+      <w:r>
+        <w:t xml:space="preserve">making the error validation more tricky, so I’ll not do this again. </w:t>
+      </w:r>
+    </w:p>
+    <w:p>
+      <w:r>
+        <w:t>After inputting a</w:t>
+      </w:r>
+      <w:r>
+        <w:t xml:space="preserve"> product name which doesn’t exist in the inventory they will be asked to input the five </w:t>
+      </w:r>
+      <w:r>
+        <w:t>components</w:t>
+      </w:r>
+      <w:r>
+        <w:t xml:space="preserve"> of the product item, that being the cost, stock, product code, quantity per unit and sold amount, now four out of the five </w:t>
+      </w:r>
+      <w:r>
+        <w:t xml:space="preserve">inputs will need to be </w:t>
+      </w:r>
+      <w:proofErr w:type="spellStart"/>
+      <w:r>
+        <w:t>ints</w:t>
+      </w:r>
+      <w:proofErr w:type="spellEnd"/>
+      <w:r>
+        <w:t>, however if the user inputs in a string or any other data type, a syntax error will occur, which isn’t ideal, so the alternative is to do</w:t>
+      </w:r>
+      <w:r>
+        <w:t xml:space="preserve"> the program meth</w:t>
+      </w:r>
+      <w:r>
+        <w:t xml:space="preserve">od </w:t>
+      </w:r>
+      <w:r>
+        <w:t>‘</w:t>
+      </w:r>
+      <w:r>
+        <w:t xml:space="preserve">while not </w:t>
+      </w:r>
+      <w:r>
+        <w:t>___</w:t>
+      </w:r>
+      <w:r>
+        <w:t>.</w:t>
+      </w:r>
+      <w:proofErr w:type="spellStart"/>
+      <w:r>
+        <w:t>isdigit</w:t>
+      </w:r>
+      <w:proofErr w:type="spellEnd"/>
+      <w:r>
+        <w:t>():</w:t>
+      </w:r>
+      <w:r>
+        <w:t>’</w:t>
+      </w:r>
+      <w:r>
+        <w:t xml:space="preserve"> which makes sure that whatever is inputted is an integer</w:t>
+      </w:r>
+      <w:r>
+        <w:t xml:space="preserve">, otherwise an error </w:t>
+      </w:r>
+      <w:r>
+        <w:t xml:space="preserve">message will occur, and when that’s done an empty dictionary </w:t>
+      </w:r>
+      <w:r>
+        <w:t xml:space="preserve">(which has int() for the inputs that are numbers) </w:t>
+      </w:r>
+      <w:r>
+        <w:t xml:space="preserve">is after the </w:t>
+      </w:r>
+      <w:r>
+        <w:t>inputs with the coded prompt of ‘</w:t>
+      </w:r>
+      <w:proofErr w:type="spellStart"/>
+      <w:r>
+        <w:t>garage_item_quantity</w:t>
+      </w:r>
+      <w:proofErr w:type="spellEnd"/>
+      <w:r>
+        <w:t>[</w:t>
+      </w:r>
+      <w:proofErr w:type="spellStart"/>
+      <w:r>
+        <w:t>product_item</w:t>
+      </w:r>
+      <w:proofErr w:type="spellEnd"/>
+      <w:r>
+        <w:t xml:space="preserve">] = </w:t>
+      </w:r>
+      <w:proofErr w:type="spellStart"/>
+      <w:r>
+        <w:t>new_product</w:t>
+      </w:r>
+      <w:proofErr w:type="spellEnd"/>
+      <w:r>
+        <w:t xml:space="preserve">’, which means that the </w:t>
+      </w:r>
+      <w:r>
+        <w:t xml:space="preserve">new product will now be </w:t>
+      </w:r>
+      <w:r>
+        <w:t>a part</w:t>
+      </w:r>
+      <w:r>
+        <w:t xml:space="preserve"> of the inventory/ </w:t>
+      </w:r>
+      <w:proofErr w:type="spellStart"/>
+      <w:r>
+        <w:t>data.json</w:t>
+      </w:r>
+      <w:proofErr w:type="spellEnd"/>
+      <w:r>
+        <w:t>.</w:t>
+      </w:r>
+    </w:p>
+    <w:p/>
+    <w:p>
+      <w:r>
+        <w:t xml:space="preserve">Finally, there is the </w:t>
+      </w:r>
+      <w:r>
+        <w:t xml:space="preserve">choice to save the changes locally in this area so that while the </w:t>
+      </w:r>
+      <w:r>
+        <w:t xml:space="preserve">user continues to make changes, the system should be able to </w:t>
+      </w:r>
+      <w:r>
+        <w:t>keep memory of the changes and when the choice of saving occurs (</w:t>
+      </w:r>
+      <w:proofErr w:type="spellStart"/>
+      <w:r>
+        <w:t>elif</w:t>
+      </w:r>
+      <w:proofErr w:type="spellEnd"/>
+      <w:r>
+        <w:t xml:space="preserve"> choice == </w:t>
+      </w:r>
+      <w:r>
+        <w:t>4</w:t>
+      </w:r>
+      <w:r>
+        <w:t>)</w:t>
+      </w:r>
+      <w:r>
+        <w:t xml:space="preserve"> then </w:t>
+      </w:r>
+      <w:r>
+        <w:t>the updated inventory will have all the new items with the inputted data.</w:t>
+      </w:r>
+    </w:p>
+    <w:p/>
+    <w:p>
+      <w:pPr>
         <w:rPr>
           <w:i/>
           <w:iCs/>
-          <w:color w:val="EE0000"/>
-          <w:szCs w:val="24"/>
-        </w:rPr>
-      </w:pPr>
+        </w:rPr>
+      </w:pPr>
+      <w:r>
+        <w:t>Created and written by</w:t>
+      </w:r>
       <w:r>
         <w:rPr>
           <w:i/>
           <w:iCs/>
-          <w:color w:val="EE0000"/>
-          <w:szCs w:val="24"/>
-        </w:rPr>
-        <w:t>*</w:t>
-      </w:r>
-      <w:r>
-        <w:rPr>
-          <w:rFonts w:cs="Arial"/>
+        </w:rPr>
+        <w:t>: Daniel Caveney</w:t>
+      </w:r>
+    </w:p>
+    <w:p>
+      <w:pPr>
+        <w:rPr>
           <w:i/>
           <w:iCs/>
-          <w:color w:val="EE0000"/>
-          <w:szCs w:val="24"/>
-          <w:shd w:val="clear" w:color="auto" w:fill="FFFFFF"/>
-        </w:rPr>
-        <w:t>Discuss key implementation details and technical</w:t>
-      </w:r>
-      <w:r>
-        <w:rPr>
-          <w:rFonts w:ascii="Open Sans" w:hAnsi="Open Sans" w:cs="Open Sans"/>
-          <w:i/>
-          <w:iCs/>
-          <w:color w:val="EE0000"/>
-          <w:szCs w:val="24"/>
-        </w:rPr>
-        <w:t xml:space="preserve"> </w:t>
-      </w:r>
-      <w:r>
-        <w:rPr>
-          <w:rFonts w:cs="Arial"/>
-          <w:i/>
-          <w:iCs/>
-          <w:color w:val="EE0000"/>
-          <w:szCs w:val="24"/>
-          <w:shd w:val="clear" w:color="auto" w:fill="FFFFFF"/>
-        </w:rPr>
-        <w:t>decisions. Highlight any significant challenges you overcame. Do not just</w:t>
-      </w:r>
-      <w:r>
-        <w:rPr>
-          <w:rFonts w:ascii="Open Sans" w:hAnsi="Open Sans" w:cs="Open Sans"/>
-          <w:i/>
-          <w:iCs/>
-          <w:color w:val="EE0000"/>
-          <w:szCs w:val="24"/>
-        </w:rPr>
-        <w:t xml:space="preserve"> </w:t>
-      </w:r>
-      <w:r>
-        <w:rPr>
-          <w:rFonts w:cs="Arial"/>
-          <w:i/>
-          <w:iCs/>
-          <w:color w:val="EE0000"/>
-          <w:szCs w:val="24"/>
-          <w:shd w:val="clear" w:color="auto" w:fill="FFFFFF"/>
-        </w:rPr>
-        <w:t>paste code here. *</w:t>
-      </w:r>
-    </w:p>
-    <w:p/>
-    <w:p>
-      <w:pPr>
-        <w:pStyle w:val="Heading2"/>
-        <w:rPr>
-          <w:color w:val="EE0000"/>
-          <w:szCs w:val="24"/>
-          <w:shd w:val="clear" w:color="auto" w:fill="FFFFFF"/>
-        </w:rPr>
-      </w:pPr>
-      <w:bookmarkStart w:id="15" w:name="_Toc218544973"/>
-      <w:r>
-        <w:rPr>
-          <w:shd w:val="clear" w:color="auto" w:fill="FFFFFF"/>
-        </w:rPr>
-        <w:t>Task</w:t>
-      </w:r>
-      <w:r>
-        <w:rPr>
-          <w:shd w:val="clear" w:color="auto" w:fill="FFFFFF"/>
-        </w:rPr>
-        <w:t xml:space="preserve"> 1</w:t>
-      </w:r>
-      <w:r>
-        <w:rPr>
-          <w:shd w:val="clear" w:color="auto" w:fill="FFFFFF"/>
-        </w:rPr>
-        <w:t>: Adding new items to the inventory</w:t>
-      </w:r>
-      <w:bookmarkEnd w:id="15"/>
-    </w:p>
-    <w:p/>
-    <w:p>
-      <w:r>
-        <w:t xml:space="preserve">For the task of adding new items to the inventory, I originally made the mistake of making some code to where it </w:t>
-      </w:r>
-      <w:r>
-        <w:t>just adds stock to items currently in the inventory, which wasn’t the result that was expected of this section</w:t>
-      </w:r>
-      <w:r>
-        <w:t>, so this was a significant blunder and a challenge I needed to quickly convert into what I needed from this section of the program</w:t>
-      </w:r>
-      <w:r>
-        <w:t>.</w:t>
-      </w:r>
-    </w:p>
-    <w:p/>
-    <w:p>
-      <w:r>
-        <w:t xml:space="preserve">So, I restarted and </w:t>
-      </w:r>
-      <w:r>
-        <w:t>began to plan the systems design through pseudocode</w:t>
-      </w:r>
-      <w:r>
-        <w:t xml:space="preserve"> to ensure that I got it correct this time, so </w:t>
-      </w:r>
-      <w:r>
-        <w:t xml:space="preserve">the first thing was for the </w:t>
-      </w:r>
-      <w:r>
-        <w:t>program to print out the products in the inventory, which it does</w:t>
-      </w:r>
-      <w:r>
-        <w:t xml:space="preserve"> and then it will ask the user to input the name of the new product </w:t>
-      </w:r>
-      <w:r>
-        <w:t xml:space="preserve">they want to add, the program checks for items in the </w:t>
-      </w:r>
-      <w:proofErr w:type="spellStart"/>
-      <w:r>
-        <w:t>garage_item_quantity</w:t>
-      </w:r>
-      <w:proofErr w:type="spellEnd"/>
-      <w:r>
-        <w:t xml:space="preserve">, if the </w:t>
-      </w:r>
-      <w:r>
-        <w:t xml:space="preserve">inputted name currently exists then it will reply with an error stating an invalid input, originally when I was making the program I didn’t make the error validation </w:t>
-      </w:r>
-      <w:r>
-        <w:t xml:space="preserve">and just made the decision of ensuring the user could get through the program if they did everything right, however this made the process of </w:t>
-      </w:r>
-      <w:r>
-        <w:t xml:space="preserve">making the error validation more tricky, so I’ll not do this again. </w:t>
-      </w:r>
-    </w:p>
-    <w:p>
-      <w:r>
-        <w:t>After inputting a</w:t>
-      </w:r>
-      <w:r>
-        <w:t xml:space="preserve"> product name which doesn’t exist in the inventory they will be asked to input the five </w:t>
-      </w:r>
-      <w:r>
-        <w:t>components</w:t>
-      </w:r>
-      <w:r>
-        <w:t xml:space="preserve"> of the product item, that being the cost, stock, product code, quantity per unit and sold amount, now four out of the five </w:t>
-      </w:r>
-      <w:r>
-        <w:t xml:space="preserve">inputs will need to be </w:t>
-      </w:r>
-      <w:proofErr w:type="spellStart"/>
-      <w:r>
-        <w:t>ints</w:t>
-      </w:r>
-      <w:proofErr w:type="spellEnd"/>
-      <w:r>
-        <w:t>, however if the user inputs in a string or any other data type, a syntax error will occur, which isn’t ideal, so the alternative is to do</w:t>
-      </w:r>
-      <w:r>
-        <w:t xml:space="preserve"> the program meth</w:t>
-      </w:r>
-      <w:r>
-        <w:t xml:space="preserve">od </w:t>
-      </w:r>
-      <w:r>
-        <w:t>‘</w:t>
-      </w:r>
-      <w:r>
-        <w:t xml:space="preserve">while not </w:t>
-      </w:r>
-      <w:r>
-        <w:t>___</w:t>
-      </w:r>
-      <w:r>
-        <w:t>.</w:t>
-      </w:r>
-      <w:proofErr w:type="spellStart"/>
-      <w:r>
-        <w:t>isdigit</w:t>
-      </w:r>
-      <w:proofErr w:type="spellEnd"/>
-      <w:r>
-        <w:t>():</w:t>
-      </w:r>
-      <w:r>
-        <w:t>’</w:t>
-      </w:r>
-      <w:r>
-        <w:t xml:space="preserve"> which makes sure that whatever is inputted is an integer</w:t>
-      </w:r>
-      <w:r>
-        <w:t xml:space="preserve">, otherwise an error </w:t>
-      </w:r>
-      <w:r>
-        <w:t xml:space="preserve">message will occur, and when that’s done an empty dictionary </w:t>
-      </w:r>
-      <w:r>
-        <w:t xml:space="preserve">(which has int() for the inputs that are numbers) </w:t>
-      </w:r>
-      <w:r>
-        <w:t xml:space="preserve">is after the </w:t>
-      </w:r>
-      <w:r>
-        <w:t>inputs with the coded prompt of ‘</w:t>
-      </w:r>
-      <w:proofErr w:type="spellStart"/>
-      <w:r>
-        <w:t>garage_item_quantity</w:t>
-      </w:r>
-      <w:proofErr w:type="spellEnd"/>
-      <w:r>
-        <w:t>[</w:t>
-      </w:r>
-      <w:proofErr w:type="spellStart"/>
-      <w:r>
-        <w:t>product_item</w:t>
-      </w:r>
-      <w:proofErr w:type="spellEnd"/>
-      <w:r>
-        <w:t xml:space="preserve">] = </w:t>
-      </w:r>
-      <w:proofErr w:type="spellStart"/>
-      <w:r>
-        <w:t>new_product</w:t>
-      </w:r>
-      <w:proofErr w:type="spellEnd"/>
-      <w:r>
-        <w:t xml:space="preserve">’, which means that the </w:t>
-      </w:r>
-      <w:r>
-        <w:t xml:space="preserve">new product will now be </w:t>
-      </w:r>
-      <w:r>
-        <w:t>a part</w:t>
-      </w:r>
-      <w:r>
-        <w:t xml:space="preserve"> of the inventory/ </w:t>
-      </w:r>
-      <w:proofErr w:type="spellStart"/>
-      <w:r>
-        <w:t>data.json</w:t>
-      </w:r>
-      <w:proofErr w:type="spellEnd"/>
-      <w:r>
-        <w:t>.</w:t>
-      </w:r>
-    </w:p>
-    <w:p/>
-    <w:p>
-      <w:r>
-        <w:t xml:space="preserve">Finally, there is the </w:t>
-      </w:r>
-      <w:r>
-        <w:t xml:space="preserve">choice to save the changes locally in this area so that while the </w:t>
-      </w:r>
-      <w:r>
-        <w:t xml:space="preserve">user continues to make changes, the system should be able to </w:t>
-      </w:r>
-      <w:r>
-        <w:t>keep memory of the changes and when the choice of saving occurs (</w:t>
-      </w:r>
-      <w:proofErr w:type="spellStart"/>
-      <w:r>
-        <w:t>elif</w:t>
-      </w:r>
-      <w:proofErr w:type="spellEnd"/>
-      <w:r>
-        <w:t xml:space="preserve"> choice == </w:t>
-      </w:r>
-      <w:r>
-        <w:t>4</w:t>
-      </w:r>
-      <w:r>
-        <w:t>)</w:t>
-      </w:r>
-      <w:r>
-        <w:t xml:space="preserve"> then </w:t>
-      </w:r>
-      <w:r>
-        <w:t>the updated inventory will have all the new items with the inputted data.</w:t>
-      </w:r>
-    </w:p>
-    <w:p/>
-    <w:p>
-      <w:pPr>
-        <w:rPr>
-          <w:i/>
-          <w:iCs/>
-        </w:rPr>
-      </w:pPr>
-      <w:r>
-        <w:t>Created and written by</w:t>
-      </w:r>
-      <w:r>
-        <w:rPr>
-          <w:i/>
-          <w:iCs/>
-        </w:rPr>
-        <w:t>: Daniel Caveney</w:t>
-      </w:r>
-    </w:p>
-    <w:p>
-      <w:pPr>
-        <w:rPr>
-          <w:i/>
-          <w:iCs/>
         </w:rPr>
       </w:pPr>
     </w:p>
@@ -8415,21 +8227,27 @@
     <w:p/>
     <w:p>
       <w:r>
-        <w:t xml:space="preserve">The first thing in which I had to do for this was to create a system which showed whether which areas had stock in them to be moved around. I made this to ensure that the user would not have the option to move stock from somewhere that had no stock. This makes the inventory tracker seem more automated, as there had to be less user input for the same outcome. I did this by checking how many items are in each of the </w:t>
+        <w:t>The first thing in which I had to do for this was to create a system which showed whether which areas had stock in them to be moved around. I made this to ensure that the user would not have the option to move stock from somewhere that had no stock. This makes the inventory tracker seem more automated, as there had to be less user input for the same outcome. I did this by checking how many items are in each of the dictionar</w:t>
+      </w:r>
+      <w:r>
+        <w:t>ie</w:t>
+      </w:r>
+      <w:r>
+        <w:t>s, and if there was only one place that item was stored then the system knows the user would like to move items from that storage area. After this, I had to allow the user to choose how much of the item they would like to move, making sure that they cannot move a quantity less than 0, or move more than what is already stored.</w:t>
+      </w:r>
+    </w:p>
+    <w:p/>
+    <w:p>
+      <w:r>
+        <w:t xml:space="preserve">After uploading this code to the git and testing it with everyone else’s code I realised that I had not included the bug fixes that need to be in place if someone added a new item to the inventory. The code that is responsible for adding an item does not need to work with </w:t>
       </w:r>
       <w:proofErr w:type="spellStart"/>
       <w:r>
-        <w:t>dictionarys</w:t>
+        <w:t>shop_item_quantity</w:t>
       </w:r>
       <w:proofErr w:type="spellEnd"/>
       <w:r>
-        <w:t>, and if there was only one place that item was stored then the system knows the user would like to move items from that storage area. After this, I had to allow the user to choose how much of the item they would like to move, making sure that they cannot move a quantity less than 0, or move more than what is already stored.</w:t>
-      </w:r>
-    </w:p>
-    <w:p/>
-    <w:p>
-      <w:r>
-        <w:t xml:space="preserve">After uploading this code to the git and testing it with everyone else’s code I realised that I had not included the bug fixes that need to be in place if someone added a new item to the inventory. The code that is responsible for adding an item does not need to work with </w:t>
+        <w:t xml:space="preserve"> and thus nothing for that new item was made there, so when the part of the code which checks how much stock </w:t>
       </w:r>
       <w:proofErr w:type="spellStart"/>
       <w:r>
@@ -8437,23 +8255,13 @@
       </w:r>
       <w:proofErr w:type="spellEnd"/>
       <w:r>
-        <w:t xml:space="preserve"> and thus nothing for that new item was made there, so when the part of the code which checks how much stock </w:t>
-      </w:r>
-      <w:proofErr w:type="spellStart"/>
-      <w:r>
-        <w:t>shop_item_quantity</w:t>
-      </w:r>
-      <w:proofErr w:type="spellEnd"/>
-      <w:r>
-        <w:t xml:space="preserve"> has, it is searching for a key which doesn’t exist, creating an error and crashing the program. After realising this I made the </w:t>
-      </w:r>
-      <w:proofErr w:type="spellStart"/>
-      <w:r>
-        <w:t>nessacery</w:t>
-      </w:r>
-      <w:proofErr w:type="spellEnd"/>
-      <w:r>
-        <w:t xml:space="preserve"> code to fix this simple bug. To do this we first have to check whether key for that item already exists and if it doesn’t, we know that there is no stock so we just have to create the key and move on as we don’t need to log it as somewhere we can move items from, and if there is a key we just need to check that it has items to log it otherwise there is also no items in that stock, thus fixing this bug.</w:t>
+        <w:t xml:space="preserve"> has, it is searching for a key which doesn’t exist, creating an error and crashing the program. After realising this I made the ne</w:t>
+      </w:r>
+      <w:r>
+        <w:t>cessa</w:t>
+      </w:r>
+      <w:r>
+        <w:t>ry code to fix this simple bug. To do this we first have to check whether key for that item already exists and if it doesn’t, we know that there is no stock so we just have to create the key and move on as we don’t need to log it as somewhere we can move items from, and if there is a key we just need to check that it has items to log it otherwise there is also no items in that stock, thus fixing this bug.</w:t>
       </w:r>
     </w:p>
     <w:p/>
@@ -8660,172 +8468,271 @@
     </w:p>
     <w:p/>
     <w:p>
-      <w:pPr>
-        <w:pStyle w:val="Heading2"/>
-      </w:pPr>
-      <w:bookmarkStart w:id="20" w:name="_Toc218544978"/>
-      <w:r>
-        <w:t>Task 6:</w:t>
-      </w:r>
-      <w:bookmarkEnd w:id="20"/>
+      <w:r>
+        <w:t xml:space="preserve">The stock shortage report option was developed </w:t>
+      </w:r>
+      <w:r>
+        <w:t>so that</w:t>
+      </w:r>
+      <w:r>
+        <w:t xml:space="preserve"> the user</w:t>
+      </w:r>
+      <w:r>
+        <w:t xml:space="preserve"> can be presented</w:t>
+      </w:r>
+      <w:r>
+        <w:t xml:space="preserve"> with a clear view of </w:t>
+      </w:r>
+      <w:r>
+        <w:t>the</w:t>
+      </w:r>
+      <w:r>
+        <w:t xml:space="preserve"> products </w:t>
+      </w:r>
+      <w:r>
+        <w:t>whose</w:t>
+      </w:r>
+      <w:r>
+        <w:t xml:space="preserve"> stock level has either reached or fallen below the low threshold. This feature should, within the garage inventory, automatically check on all items and compare their current stock</w:t>
+      </w:r>
+      <w:r>
+        <w:t xml:space="preserve"> levels</w:t>
+      </w:r>
+      <w:r>
+        <w:t xml:space="preserve"> against a low stock threshold value</w:t>
+      </w:r>
+      <w:r>
+        <w:t>, which I set to be 10</w:t>
+      </w:r>
+      <w:r>
+        <w:t xml:space="preserve">. </w:t>
+      </w:r>
+      <w:r>
+        <w:t>T</w:t>
+      </w:r>
+      <w:r>
+        <w:t>his task was implemented to help prevent the sudden running out of products during sales or operations.</w:t>
+      </w:r>
     </w:p>
     <w:p/>
     <w:p>
-      <w:pPr>
-        <w:pStyle w:val="Heading2"/>
-      </w:pPr>
-      <w:bookmarkStart w:id="21" w:name="_Toc218544979"/>
-      <w:r>
-        <w:t>Task 7:</w:t>
-      </w:r>
-      <w:r>
-        <w:t xml:space="preserve"> Editing product values</w:t>
-      </w:r>
-      <w:bookmarkEnd w:id="21"/>
+      <w:r>
+        <w:t xml:space="preserve">This option </w:t>
+      </w:r>
+      <w:r>
+        <w:t>uses</w:t>
+      </w:r>
+      <w:r>
+        <w:t xml:space="preserve"> conditional logic and looping </w:t>
+      </w:r>
+      <w:proofErr w:type="gramStart"/>
+      <w:r>
+        <w:t>in order to</w:t>
+      </w:r>
+      <w:proofErr w:type="gramEnd"/>
+      <w:r>
+        <w:t xml:space="preserve"> analy</w:t>
+      </w:r>
+      <w:r>
+        <w:t>s</w:t>
+      </w:r>
+      <w:r>
+        <w:t>e individual products and provide a</w:t>
+      </w:r>
+      <w:r>
+        <w:t xml:space="preserve"> </w:t>
+      </w:r>
+      <w:r>
+        <w:t>status based on the level of stock, including low stock, out of stock, and below</w:t>
+      </w:r>
+      <w:r>
+        <w:t>-</w:t>
+      </w:r>
+      <w:r>
+        <w:t>zero stock.</w:t>
+      </w:r>
+      <w:r>
+        <w:t xml:space="preserve"> I felt the need to add the below-zero stock after discussing it with the group and implemented the below stock function in a way that a company would use it, rather than setting the value to 0.</w:t>
+      </w:r>
+      <w:r>
+        <w:t xml:space="preserve"> Besides highlighting key details such as name, code, remaining units, and units sold, the program also includes suggestions that help guide the </w:t>
+      </w:r>
+      <w:r>
+        <w:t>user</w:t>
+      </w:r>
+      <w:r>
+        <w:t xml:space="preserve"> </w:t>
+      </w:r>
+      <w:r>
+        <w:t xml:space="preserve">in </w:t>
+      </w:r>
+      <w:r>
+        <w:t xml:space="preserve">executing the program on the </w:t>
+      </w:r>
+      <w:r>
+        <w:t>recommended actions that they will have to take.</w:t>
+      </w:r>
+      <w:r>
+        <w:t xml:space="preserve"> This increases the relevance and effectiveness of the output since the person executing the program not only gets notified of an issue but also knows how to remedy the situation. A Boolean flag is used in this option </w:t>
+      </w:r>
+      <w:proofErr w:type="gramStart"/>
+      <w:r>
+        <w:t>in order to</w:t>
+      </w:r>
+      <w:proofErr w:type="gramEnd"/>
+      <w:r>
+        <w:t xml:space="preserve"> ensure that the program correctly identifies any existing low-stocked items.</w:t>
+      </w:r>
     </w:p>
     <w:p/>
     <w:p>
-      <w:pPr>
-        <w:pStyle w:val="Heading2"/>
-      </w:pPr>
-      <w:bookmarkStart w:id="22" w:name="_Toc218544980"/>
-      <w:r>
-        <w:t>Task 8:</w:t>
-      </w:r>
-      <w:bookmarkEnd w:id="22"/>
+      <w:r>
+        <w:lastRenderedPageBreak/>
+        <w:t xml:space="preserve">In general, this stock shortage report is an excellent addition to the inventory system, making it much easier </w:t>
+      </w:r>
+      <w:r>
+        <w:t xml:space="preserve">for the user </w:t>
+      </w:r>
+      <w:r>
+        <w:t>to use and work with, especially when it comes to decision-making</w:t>
+      </w:r>
+      <w:r>
+        <w:t>, as the system will calculate what needs to be ordered on behalf of the user</w:t>
+      </w:r>
+      <w:r>
+        <w:t xml:space="preserve">. The stock shortage report feature is very useful, as it cuts down on manual calculations and prevents human errors, as it automatically locates any shortage in the stock. Although this feature works as expected, additional testing may be done with various stock amounts to ensure that there are no bugs related to stock amount, sales, and </w:t>
+      </w:r>
+      <w:r>
+        <w:t>any other feature</w:t>
+      </w:r>
+      <w:r>
+        <w:t xml:space="preserve">. </w:t>
+      </w:r>
+    </w:p>
+    <w:p/>
+    <w:p>
+      <w:pPr>
+        <w:rPr>
+          <w:i/>
+          <w:iCs/>
+        </w:rPr>
+      </w:pPr>
+      <w:r>
+        <w:rPr>
+          <w:i/>
+          <w:iCs/>
+        </w:rPr>
+        <w:t xml:space="preserve">Written by </w:t>
+      </w:r>
+      <w:r>
+        <w:rPr>
+          <w:i/>
+          <w:iCs/>
+        </w:rPr>
+        <w:t>Aaron</w:t>
+      </w:r>
+      <w:r>
+        <w:rPr>
+          <w:i/>
+          <w:iCs/>
+        </w:rPr>
+        <w:t xml:space="preserve"> </w:t>
+      </w:r>
+      <w:r>
+        <w:rPr>
+          <w:i/>
+          <w:iCs/>
+        </w:rPr>
+        <w:t>Rielly</w:t>
+      </w:r>
     </w:p>
     <w:p/>
     <w:p/>
     <w:p>
       <w:pPr>
         <w:pStyle w:val="Heading2"/>
-        <w:rPr>
-          <w:szCs w:val="24"/>
-        </w:rPr>
-      </w:pPr>
-      <w:bookmarkStart w:id="23" w:name="_Toc218544981"/>
-      <w:r>
-        <w:rPr>
-          <w:shd w:val="clear" w:color="auto" w:fill="FFFFFF"/>
-        </w:rPr>
-        <w:t>Task</w:t>
-      </w:r>
-      <w:r>
-        <w:rPr>
-          <w:shd w:val="clear" w:color="auto" w:fill="FFFFFF"/>
-        </w:rPr>
-        <w:t xml:space="preserve"> 9</w:t>
-      </w:r>
-      <w:r>
-        <w:rPr>
-          <w:shd w:val="clear" w:color="auto" w:fill="FFFFFF"/>
-        </w:rPr>
-        <w:t>: Creating a</w:t>
-      </w:r>
-      <w:r>
-        <w:rPr>
-          <w:shd w:val="clear" w:color="auto" w:fill="FFFFFF"/>
-        </w:rPr>
-        <w:t xml:space="preserve"> save and</w:t>
-      </w:r>
-      <w:r>
-        <w:rPr>
-          <w:shd w:val="clear" w:color="auto" w:fill="FFFFFF"/>
-        </w:rPr>
-        <w:t xml:space="preserve"> exit option</w:t>
-      </w:r>
-      <w:bookmarkEnd w:id="23"/>
+      </w:pPr>
+      <w:bookmarkStart w:id="20" w:name="_Toc218544978"/>
+      <w:r>
+        <w:t>Task 6:</w:t>
+      </w:r>
+      <w:bookmarkEnd w:id="20"/>
     </w:p>
     <w:p/>
     <w:p>
-      <w:r>
-        <w:t xml:space="preserve">The implementation of this task was very simple; however, this was made for the purpose of making the program </w:t>
-      </w:r>
-      <w:r>
-        <w:t xml:space="preserve">more accessible and professional, as this gives the user an option to exit the program and the reason as to why this was implemented in the </w:t>
-      </w:r>
-      <w:r>
-        <w:t>program at all was because since the choices are inside a</w:t>
-      </w:r>
-      <w:r>
-        <w:t xml:space="preserve"> while true, so the user wouldn’t be able to exit the program unless they stopped the code, which isn’t good practice, so I decided to implement this option, which involves two strings that tells the user they’ve chosen to exit and the exit() function</w:t>
-      </w:r>
-      <w:r>
-        <w:t xml:space="preserve"> that’s built into python that causes the program to end.</w:t>
-      </w:r>
-      <w:r>
-        <w:t xml:space="preserve"> Overall, this small but meaningful choice is useful for the </w:t>
-      </w:r>
-      <w:r>
-        <w:lastRenderedPageBreak/>
-        <w:t xml:space="preserve">program and makes it much more </w:t>
-      </w:r>
-      <w:r>
-        <w:t>professional</w:t>
-      </w:r>
-      <w:r>
-        <w:t xml:space="preserve">, also testing </w:t>
-      </w:r>
-      <w:r>
-        <w:t>will still be</w:t>
-      </w:r>
-      <w:r>
-        <w:t xml:space="preserve"> required for the exit option, </w:t>
-      </w:r>
-      <w:r>
-        <w:t>despite</w:t>
-      </w:r>
-      <w:r>
-        <w:t xml:space="preserve"> it </w:t>
-      </w:r>
-      <w:proofErr w:type="gramStart"/>
-      <w:r>
-        <w:t>actually worked</w:t>
-      </w:r>
-      <w:proofErr w:type="gramEnd"/>
-      <w:r>
-        <w:t xml:space="preserve">, which it did, </w:t>
-      </w:r>
-      <w:r>
-        <w:t xml:space="preserve">I need to be sure that </w:t>
-      </w:r>
-      <w:r>
-        <w:t>everything about it is what it should do.</w:t>
-      </w:r>
+      <w:pPr>
+        <w:pStyle w:val="Heading2"/>
+      </w:pPr>
+      <w:bookmarkStart w:id="21" w:name="_Toc218544979"/>
+      <w:r>
+        <w:t>Task 7:</w:t>
+      </w:r>
+      <w:r>
+        <w:t xml:space="preserve"> Editing product values</w:t>
+      </w:r>
+      <w:bookmarkEnd w:id="21"/>
     </w:p>
     <w:p/>
     <w:p>
       <w:r>
-        <w:t xml:space="preserve">The implementation of </w:t>
-      </w:r>
-      <w:r>
-        <w:t xml:space="preserve">updating this task involved providing the user with the choice of saving and deciding not to save, where then they can choose to </w:t>
-      </w:r>
-      <w:r>
-        <w:t xml:space="preserve">exit or not exit the program, providing the program with some much-needed cushioning in case the user </w:t>
-      </w:r>
-      <w:r>
-        <w:t>mis clicked or made a mistake when looking over the updated data they’ve entered</w:t>
-      </w:r>
-      <w:r>
-        <w:t xml:space="preserve">, it still performs the same job however, just looking more detailed and complex, while only giving the user with more </w:t>
-      </w:r>
-      <w:r>
-        <w:t>time to decide they’re done with the python program and can exit or not done and need to go back and do some more changes.</w:t>
-      </w:r>
-      <w:r>
-        <w:t xml:space="preserve"> Overall, this update makes this once small option much more </w:t>
-      </w:r>
-      <w:proofErr w:type="gramStart"/>
-      <w:r>
-        <w:t>professional as a whole, while</w:t>
-      </w:r>
-      <w:proofErr w:type="gramEnd"/>
-      <w:r>
-        <w:t xml:space="preserve"> the addition of just an exit option is good and makes the </w:t>
-      </w:r>
-      <w:r>
-        <w:t>program better as a whole, the updated version looks more professional and does a better job than the original version.</w:t>
+        <w:t>The implementation of the change product values option was designed to give the user full control over editing all of the existing inventory items while maintaining the data’s accuracy. This option that I have programmed allows the user to select a product from a numbered list and update specific values such as the product name, cost, stock level, quantity per unit, product code, and the sales figures. The reason this feature was implemented is to avoid the need to delete and recreate products when changes are required, which would waste time in an inventory management system. Input validation is used throughout this section of the program to ensure that the user only enters valid data in the correct field, e.g. only integers can be input for the stock level, cost, quantity per unit and sales figures, and the option to press Enter to keep existing values makes the process safer and easier to use for the user. Also, the save confirmation at the end protects the stock system against accidental changes, allowing the user to review and decide whether to update the fields before saving them to the JSON file. Overall, this feature significantly improves the flexibility and reliability of the program, although further testing is still required to ensure all cases are handled correctly.</w:t>
+      </w:r>
+    </w:p>
+    <w:p/>
+    <w:p>
+      <w:r>
+        <w:t>As well as all the reasons listed above</w:t>
+      </w:r>
+      <w:r>
+        <w:t xml:space="preserve">, </w:t>
+      </w:r>
+      <w:r>
+        <w:t>the program</w:t>
+      </w:r>
+      <w:r>
+        <w:t xml:space="preserve"> also provides integration with the rest of the </w:t>
+      </w:r>
+      <w:r>
+        <w:t>tasks</w:t>
+      </w:r>
+      <w:r>
+        <w:t xml:space="preserve"> since any changes that occur through updating the value of products would be </w:t>
+      </w:r>
+      <w:r>
+        <w:t>synced</w:t>
+      </w:r>
+      <w:r>
+        <w:t xml:space="preserve"> correctly through the </w:t>
+      </w:r>
+      <w:r>
+        <w:t>same</w:t>
+      </w:r>
+      <w:r>
+        <w:t xml:space="preserve"> data structures</w:t>
+      </w:r>
+      <w:r>
+        <w:t xml:space="preserve"> to avoid duplication of data</w:t>
+      </w:r>
+      <w:r>
+        <w:t xml:space="preserve">, like both the garage and the shop inventories. The rename functions for products were also given attention since changing the name of products would mean updating the keys in dictionaries without </w:t>
+      </w:r>
+      <w:r>
+        <w:t>getting rid of</w:t>
+      </w:r>
+      <w:r>
+        <w:t xml:space="preserve"> the linked data, which is an important </w:t>
+      </w:r>
+      <w:r>
+        <w:t>factor</w:t>
+      </w:r>
+      <w:r>
+        <w:t xml:space="preserve"> that would result in data corruption</w:t>
+      </w:r>
+      <w:r>
+        <w:t xml:space="preserve"> if not handled properly</w:t>
+      </w:r>
+      <w:r>
+        <w:t>.</w:t>
       </w:r>
     </w:p>
     <w:p/>
@@ -8841,70 +8748,205 @@
           <w:i/>
           <w:iCs/>
         </w:rPr>
-        <w:t>Written by Daniel Caveney</w:t>
-      </w:r>
-    </w:p>
-    <w:p/>
-    <w:p>
-      <w:r>
-        <w:br w:type="page"/>
-      </w:r>
-    </w:p>
-    <w:p/>
-    <w:p>
-      <w:pPr>
-        <w:pStyle w:val="Heading1"/>
-      </w:pPr>
-      <w:bookmarkStart w:id="24" w:name="_Toc218544982"/>
-      <w:r>
-        <w:t>Testing</w:t>
-      </w:r>
-      <w:bookmarkEnd w:id="24"/>
-    </w:p>
-    <w:p/>
-    <w:p>
-      <w:pPr>
-        <w:rPr>
-          <w:rFonts w:cs="Arial"/>
+        <w:t xml:space="preserve">Written by </w:t>
+      </w:r>
+      <w:r>
+        <w:rPr>
           <w:i/>
           <w:iCs/>
-          <w:color w:val="EE0000"/>
-          <w:szCs w:val="24"/>
-          <w:shd w:val="clear" w:color="auto" w:fill="FFFFFF"/>
-        </w:rPr>
-      </w:pPr>
-      <w:r>
-        <w:rPr>
-          <w:rFonts w:cs="Arial"/>
+        </w:rPr>
+        <w:t>Aaron</w:t>
+      </w:r>
+      <w:r>
+        <w:rPr>
           <w:i/>
           <w:iCs/>
-          <w:color w:val="EE0000"/>
-          <w:szCs w:val="24"/>
-          <w:shd w:val="clear" w:color="auto" w:fill="FFFFFF"/>
-        </w:rPr>
-        <w:t>*Provide a comprehensive test plan with evidence of testing (e.g., a table of test cases with inputs, expected outputs, and actual</w:t>
-      </w:r>
-      <w:r>
-        <w:rPr>
-          <w:rFonts w:ascii="Open Sans" w:hAnsi="Open Sans" w:cs="Open Sans"/>
+        </w:rPr>
+        <w:t xml:space="preserve"> </w:t>
+      </w:r>
+      <w:r>
+        <w:rPr>
           <w:i/>
           <w:iCs/>
-          <w:color w:val="EE0000"/>
-          <w:szCs w:val="24"/>
-        </w:rPr>
-        <w:t xml:space="preserve"> </w:t>
-      </w:r>
-      <w:r>
-        <w:rPr>
-          <w:rFonts w:cs="Arial"/>
+        </w:rPr>
+        <w:t>Rielly</w:t>
+      </w:r>
+    </w:p>
+    <w:p/>
+    <w:p/>
+    <w:p>
+      <w:pPr>
+        <w:pStyle w:val="Heading2"/>
+      </w:pPr>
+      <w:bookmarkStart w:id="22" w:name="_Toc218544980"/>
+      <w:r>
+        <w:t>Task 8:</w:t>
+      </w:r>
+      <w:bookmarkEnd w:id="22"/>
+    </w:p>
+    <w:p/>
+    <w:p/>
+    <w:p>
+      <w:pPr>
+        <w:pStyle w:val="Heading2"/>
+        <w:rPr>
+          <w:szCs w:val="24"/>
+        </w:rPr>
+      </w:pPr>
+      <w:bookmarkStart w:id="23" w:name="_Toc218544981"/>
+      <w:r>
+        <w:rPr>
+          <w:shd w:val="clear" w:color="auto" w:fill="FFFFFF"/>
+        </w:rPr>
+        <w:lastRenderedPageBreak/>
+        <w:t>Task</w:t>
+      </w:r>
+      <w:r>
+        <w:rPr>
+          <w:shd w:val="clear" w:color="auto" w:fill="FFFFFF"/>
+        </w:rPr>
+        <w:t xml:space="preserve"> 9</w:t>
+      </w:r>
+      <w:r>
+        <w:rPr>
+          <w:shd w:val="clear" w:color="auto" w:fill="FFFFFF"/>
+        </w:rPr>
+        <w:t>: Creating a</w:t>
+      </w:r>
+      <w:r>
+        <w:rPr>
+          <w:shd w:val="clear" w:color="auto" w:fill="FFFFFF"/>
+        </w:rPr>
+        <w:t xml:space="preserve"> save and</w:t>
+      </w:r>
+      <w:r>
+        <w:rPr>
+          <w:shd w:val="clear" w:color="auto" w:fill="FFFFFF"/>
+        </w:rPr>
+        <w:t xml:space="preserve"> exit option</w:t>
+      </w:r>
+      <w:bookmarkEnd w:id="23"/>
+    </w:p>
+    <w:p/>
+    <w:p>
+      <w:r>
+        <w:t xml:space="preserve">The implementation of this task was very simple; however, this was made for the purpose of making the program </w:t>
+      </w:r>
+      <w:r>
+        <w:t xml:space="preserve">more accessible and professional, as this gives the user an option to exit the program and the reason as to why this was implemented in the </w:t>
+      </w:r>
+      <w:r>
+        <w:t>program at all was because since the choices are inside a</w:t>
+      </w:r>
+      <w:r>
+        <w:t xml:space="preserve"> while true, so the user wouldn’t be able to exit the program unless they stopped the code, which isn’t good practice, so I decided to implement this option, which involves two strings that tells the user they’ve chosen to exit and the exit() function</w:t>
+      </w:r>
+      <w:r>
+        <w:t xml:space="preserve"> that’s built into python that causes the program to end.</w:t>
+      </w:r>
+      <w:r>
+        <w:t xml:space="preserve"> Overall, this small but meaningful choice is useful for the program and makes it much more </w:t>
+      </w:r>
+      <w:r>
+        <w:t>professional</w:t>
+      </w:r>
+      <w:r>
+        <w:t xml:space="preserve">, also testing </w:t>
+      </w:r>
+      <w:r>
+        <w:t>will still be</w:t>
+      </w:r>
+      <w:r>
+        <w:t xml:space="preserve"> required for the exit option, </w:t>
+      </w:r>
+      <w:r>
+        <w:t>despite</w:t>
+      </w:r>
+      <w:r>
+        <w:t xml:space="preserve"> it </w:t>
+      </w:r>
+      <w:proofErr w:type="gramStart"/>
+      <w:r>
+        <w:t>actually worked</w:t>
+      </w:r>
+      <w:proofErr w:type="gramEnd"/>
+      <w:r>
+        <w:t xml:space="preserve">, which it did, </w:t>
+      </w:r>
+      <w:r>
+        <w:t xml:space="preserve">I need to be sure that </w:t>
+      </w:r>
+      <w:r>
+        <w:t>everything about it is what it should do.</w:t>
+      </w:r>
+    </w:p>
+    <w:p/>
+    <w:p>
+      <w:r>
+        <w:t xml:space="preserve">The implementation of </w:t>
+      </w:r>
+      <w:r>
+        <w:t xml:space="preserve">updating this task involved providing the user with the choice of saving and deciding not to save, where then they can choose to </w:t>
+      </w:r>
+      <w:r>
+        <w:t xml:space="preserve">exit or not exit the program, providing the program with some much-needed cushioning in case the user </w:t>
+      </w:r>
+      <w:r>
+        <w:t>mis clicked or made a mistake when looking over the updated data they’ve entered</w:t>
+      </w:r>
+      <w:r>
+        <w:t xml:space="preserve">, it still performs the same job however, just looking more detailed and complex, while only giving the user with more </w:t>
+      </w:r>
+      <w:r>
+        <w:t>time to decide they’re done with the python program and can exit or not done and need to go back and do some more changes.</w:t>
+      </w:r>
+      <w:r>
+        <w:t xml:space="preserve"> Overall, this update makes this once small option much more </w:t>
+      </w:r>
+      <w:proofErr w:type="gramStart"/>
+      <w:r>
+        <w:t>professional as a whole, while</w:t>
+      </w:r>
+      <w:proofErr w:type="gramEnd"/>
+      <w:r>
+        <w:t xml:space="preserve"> the addition of just an exit option is good and makes the </w:t>
+      </w:r>
+      <w:r>
+        <w:t>program better as a whole, the updated version looks more professional and does a better job than the original version.</w:t>
+      </w:r>
+    </w:p>
+    <w:p/>
+    <w:p>
+      <w:pPr>
+        <w:rPr>
           <w:i/>
           <w:iCs/>
-          <w:color w:val="EE0000"/>
-          <w:szCs w:val="24"/>
-          <w:shd w:val="clear" w:color="auto" w:fill="FFFFFF"/>
-        </w:rPr>
-        <w:t>outputs/screenshots). *</w:t>
-      </w:r>
+        </w:rPr>
+      </w:pPr>
+      <w:r>
+        <w:rPr>
+          <w:i/>
+          <w:iCs/>
+        </w:rPr>
+        <w:t>Written by Daniel Caveney</w:t>
+      </w:r>
+    </w:p>
+    <w:p/>
+    <w:p>
+      <w:r>
+        <w:br w:type="page"/>
+      </w:r>
+    </w:p>
+    <w:p/>
+    <w:p>
+      <w:pPr>
+        <w:pStyle w:val="Heading1"/>
+      </w:pPr>
+      <w:bookmarkStart w:id="24" w:name="_Toc218544982"/>
+      <w:r>
+        <w:t>Testing</w:t>
+      </w:r>
+      <w:bookmarkEnd w:id="24"/>
     </w:p>
     <w:p>
       <w:pPr>
@@ -9875,6 +9917,9 @@
         <w:t>Task 3</w:t>
       </w:r>
       <w:bookmarkEnd w:id="27"/>
+      <w:r>
+        <w:t xml:space="preserve">: </w:t>
+      </w:r>
     </w:p>
     <w:p/>
     <w:p/>
@@ -10311,57 +10356,37 @@
       </w:pPr>
       <w:bookmarkStart w:id="29" w:name="_Toc218544987"/>
       <w:r>
-        <w:t>Task 5: Stock Storage Report</w:t>
+        <w:t>Task 5: Stock Storage Repor</w:t>
       </w:r>
       <w:bookmarkEnd w:id="29"/>
+      <w:r>
+        <w:t>t</w:t>
+      </w:r>
     </w:p>
     <w:p/>
     <w:p>
       <w:pPr>
-        <w:pStyle w:val="Heading2"/>
-      </w:pPr>
-      <w:bookmarkStart w:id="30" w:name="_Toc218544988"/>
-      <w:r>
-        <w:t>Task 6:</w:t>
-      </w:r>
-      <w:bookmarkEnd w:id="30"/>
-    </w:p>
-    <w:p/>
-    <w:p/>
-    <w:p>
-      <w:pPr>
-        <w:pStyle w:val="Heading2"/>
-      </w:pPr>
-      <w:bookmarkStart w:id="31" w:name="_Toc218544989"/>
-      <w:r>
-        <w:t>Task 7: Editing product values</w:t>
-      </w:r>
-      <w:bookmarkEnd w:id="31"/>
-    </w:p>
-    <w:p>
-      <w:pPr>
         <w:rPr>
           <w:rFonts w:cs="Arial"/>
           <w:szCs w:val="24"/>
           <w:shd w:val="clear" w:color="auto" w:fill="FFFFFF"/>
         </w:rPr>
       </w:pPr>
-    </w:p>
-    <w:p>
-      <w:pPr>
+      <w:r>
         <w:rPr>
           <w:rFonts w:cs="Arial"/>
           <w:szCs w:val="24"/>
           <w:shd w:val="clear" w:color="auto" w:fill="FFFFFF"/>
         </w:rPr>
-      </w:pPr>
+        <w:t>Test table for ‘</w:t>
+      </w:r>
       <w:r>
         <w:rPr>
           <w:rFonts w:cs="Arial"/>
           <w:szCs w:val="24"/>
           <w:shd w:val="clear" w:color="auto" w:fill="FFFFFF"/>
         </w:rPr>
-        <w:t>Test table for ‘</w:t>
+        <w:t>Eli</w:t>
       </w:r>
       <w:r>
         <w:rPr>
@@ -10369,7 +10394,7 @@
           <w:szCs w:val="24"/>
           <w:shd w:val="clear" w:color="auto" w:fill="FFFFFF"/>
         </w:rPr>
-        <w:t>Eli</w:t>
+        <w:t xml:space="preserve">f choice == </w:t>
       </w:r>
       <w:r>
         <w:rPr>
@@ -10377,15 +10402,7 @@
           <w:szCs w:val="24"/>
           <w:shd w:val="clear" w:color="auto" w:fill="FFFFFF"/>
         </w:rPr>
-        <w:t xml:space="preserve">f choice == </w:t>
-      </w:r>
-      <w:r>
-        <w:rPr>
-          <w:rFonts w:cs="Arial"/>
-          <w:szCs w:val="24"/>
-          <w:shd w:val="clear" w:color="auto" w:fill="FFFFFF"/>
-        </w:rPr>
-        <w:t>7</w:t>
+        <w:t>5</w:t>
       </w:r>
       <w:r>
         <w:rPr>
@@ -10443,7 +10460,7 @@
               <w:jc w:val="center"/>
             </w:pPr>
             <w:r>
-              <w:t>Selecting the item to be edited</w:t>
+              <w:t>Exiting the stock storage report</w:t>
             </w:r>
           </w:p>
         </w:tc>
@@ -10478,42 +10495,7 @@
                 <w:sz w:val="22"/>
                 <w:szCs w:val="22"/>
               </w:rPr>
-              <w:t xml:space="preserve">When the user has </w:t>
-            </w:r>
-            <w:r>
-              <w:rPr>
-                <w:sz w:val="22"/>
-                <w:szCs w:val="22"/>
-              </w:rPr>
-              <w:t xml:space="preserve">chosen option 1 and </w:t>
-            </w:r>
-            <w:r>
-              <w:rPr>
-                <w:sz w:val="22"/>
-                <w:szCs w:val="22"/>
-              </w:rPr>
-              <w:t>entered ‘1’, a prompt will appear to</w:t>
-            </w:r>
-            <w:r>
-              <w:rPr>
-                <w:sz w:val="22"/>
-                <w:szCs w:val="22"/>
-              </w:rPr>
-              <w:t xml:space="preserve"> allow the user to</w:t>
-            </w:r>
-            <w:r>
-              <w:rPr>
-                <w:sz w:val="22"/>
-                <w:szCs w:val="22"/>
-              </w:rPr>
-              <w:t xml:space="preserve"> start editing </w:t>
-            </w:r>
-            <w:r>
-              <w:rPr>
-                <w:sz w:val="22"/>
-                <w:szCs w:val="22"/>
-              </w:rPr>
-              <w:t>item 1 (air freshener)</w:t>
+              <w:t>When the user has pressed the enter key the loop ends and returns to the main menu.</w:t>
             </w:r>
           </w:p>
         </w:tc>
@@ -10534,2016 +10516,130 @@
                 <w:sz w:val="22"/>
                 <w:szCs w:val="22"/>
               </w:rPr>
-              <w:t>The</w:t>
+              <w:t>Both</w:t>
             </w:r>
             <w:r>
               <w:rPr>
                 <w:sz w:val="22"/>
                 <w:szCs w:val="22"/>
               </w:rPr>
-              <w:t xml:space="preserve"> expected result occurred</w:t>
-            </w:r>
+              <w:t xml:space="preserve"> expected </w:t>
+            </w:r>
+            <w:proofErr w:type="gramStart"/>
             <w:r>
               <w:rPr>
                 <w:sz w:val="22"/>
                 <w:szCs w:val="22"/>
               </w:rPr>
-              <w:t xml:space="preserve"> (PASS)</w:t>
-            </w:r>
-          </w:p>
-        </w:tc>
-      </w:tr>
-      <w:tr>
-        <w:tc>
-          <w:tcPr>
-            <w:tcW w:w="2402" w:type="dxa"/>
-            <w:shd w:val="clear" w:color="auto" w:fill="EEECE1" w:themeFill="background2"/>
-          </w:tcPr>
-          <w:p>
-            <w:pPr>
-              <w:jc w:val="center"/>
-            </w:pPr>
-            <w:r>
-              <w:t>2</w:t>
-            </w:r>
-          </w:p>
-        </w:tc>
-        <w:tc>
-          <w:tcPr>
-            <w:tcW w:w="2300" w:type="dxa"/>
-            <w:shd w:val="clear" w:color="auto" w:fill="EEECE1" w:themeFill="background2"/>
-          </w:tcPr>
-          <w:p>
-            <w:pPr>
-              <w:jc w:val="center"/>
-            </w:pPr>
-            <w:r>
-              <w:t>Selecting the item to be edited</w:t>
-            </w:r>
-          </w:p>
-        </w:tc>
-        <w:tc>
-          <w:tcPr>
-            <w:tcW w:w="1576" w:type="dxa"/>
-            <w:shd w:val="clear" w:color="auto" w:fill="EEECE1" w:themeFill="background2"/>
-          </w:tcPr>
-          <w:p>
-            <w:pPr>
-              <w:jc w:val="center"/>
-            </w:pPr>
-            <w:r>
-              <w:t>Erroneous</w:t>
-            </w:r>
-          </w:p>
-        </w:tc>
-        <w:tc>
-          <w:tcPr>
-            <w:tcW w:w="2977" w:type="dxa"/>
-            <w:shd w:val="clear" w:color="auto" w:fill="EEECE1" w:themeFill="background2"/>
-          </w:tcPr>
-          <w:p>
-            <w:pPr>
+              <w:t>result</w:t>
+            </w:r>
+            <w:proofErr w:type="gramEnd"/>
+            <w:r>
               <w:rPr>
                 <w:sz w:val="22"/>
                 <w:szCs w:val="22"/>
               </w:rPr>
-            </w:pPr>
+              <w:t xml:space="preserve"> occurred</w:t>
+            </w:r>
             <w:r>
               <w:rPr>
                 <w:sz w:val="22"/>
                 <w:szCs w:val="22"/>
               </w:rPr>
-              <w:t>When the user has chosen option 1 and entered ‘6’, a prompt will appear asking them to enter a different number inside the bounds of the dictionary.</w:t>
-            </w:r>
-          </w:p>
-        </w:tc>
-        <w:tc>
-          <w:tcPr>
-            <w:tcW w:w="2963" w:type="dxa"/>
-            <w:shd w:val="clear" w:color="auto" w:fill="EEECE1" w:themeFill="background2"/>
-          </w:tcPr>
-          <w:p>
-            <w:pPr>
-              <w:rPr>
-                <w:sz w:val="22"/>
-                <w:szCs w:val="22"/>
-              </w:rPr>
-            </w:pPr>
-            <w:r>
-              <w:rPr>
-                <w:sz w:val="22"/>
-                <w:szCs w:val="22"/>
-              </w:rPr>
-              <w:t>The</w:t>
-            </w:r>
-            <w:r>
-              <w:rPr>
-                <w:sz w:val="22"/>
-                <w:szCs w:val="22"/>
-              </w:rPr>
-              <w:t xml:space="preserve"> expected result occurred</w:t>
-            </w:r>
-            <w:r>
-              <w:rPr>
-                <w:sz w:val="22"/>
-                <w:szCs w:val="22"/>
-              </w:rPr>
               <w:t xml:space="preserve"> (PASS)</w:t>
-            </w:r>
-          </w:p>
-        </w:tc>
-      </w:tr>
-      <w:tr>
-        <w:tc>
-          <w:tcPr>
-            <w:tcW w:w="2402" w:type="dxa"/>
-            <w:shd w:val="clear" w:color="auto" w:fill="EEECE1" w:themeFill="background2"/>
-          </w:tcPr>
-          <w:p>
-            <w:pPr>
-              <w:jc w:val="center"/>
-            </w:pPr>
-            <w:r>
-              <w:t>3</w:t>
-            </w:r>
-          </w:p>
-        </w:tc>
-        <w:tc>
-          <w:tcPr>
-            <w:tcW w:w="2300" w:type="dxa"/>
-            <w:shd w:val="clear" w:color="auto" w:fill="EEECE1" w:themeFill="background2"/>
-          </w:tcPr>
-          <w:p>
-            <w:pPr>
-              <w:jc w:val="center"/>
-            </w:pPr>
-            <w:r>
-              <w:t>Selecting the item to be edited</w:t>
-            </w:r>
-          </w:p>
-        </w:tc>
-        <w:tc>
-          <w:tcPr>
-            <w:tcW w:w="1576" w:type="dxa"/>
-            <w:shd w:val="clear" w:color="auto" w:fill="EEECE1" w:themeFill="background2"/>
-          </w:tcPr>
-          <w:p>
-            <w:pPr>
-              <w:jc w:val="center"/>
-            </w:pPr>
-            <w:r>
-              <w:t>Extreme</w:t>
-            </w:r>
-          </w:p>
-        </w:tc>
-        <w:tc>
-          <w:tcPr>
-            <w:tcW w:w="2977" w:type="dxa"/>
-            <w:shd w:val="clear" w:color="auto" w:fill="EEECE1" w:themeFill="background2"/>
-          </w:tcPr>
-          <w:p>
-            <w:pPr>
-              <w:rPr>
-                <w:sz w:val="22"/>
-                <w:szCs w:val="22"/>
-              </w:rPr>
-            </w:pPr>
-            <w:r>
-              <w:rPr>
-                <w:sz w:val="22"/>
-                <w:szCs w:val="22"/>
-              </w:rPr>
-              <w:t>When the user has chosen option 1 and entered ‘one’, a prompt will appear asking them to enter a different number inside the bounds of the dictionary.</w:t>
-            </w:r>
-          </w:p>
-        </w:tc>
-        <w:tc>
-          <w:tcPr>
-            <w:tcW w:w="2963" w:type="dxa"/>
-            <w:shd w:val="clear" w:color="auto" w:fill="EEECE1" w:themeFill="background2"/>
-          </w:tcPr>
-          <w:p>
-            <w:pPr>
-              <w:rPr>
-                <w:sz w:val="22"/>
-                <w:szCs w:val="22"/>
-              </w:rPr>
-            </w:pPr>
-            <w:r>
-              <w:rPr>
-                <w:sz w:val="22"/>
-                <w:szCs w:val="22"/>
-              </w:rPr>
-              <w:t>The expected result occurred (PASS)</w:t>
-            </w:r>
-          </w:p>
-        </w:tc>
-      </w:tr>
-      <w:tr>
-        <w:tc>
-          <w:tcPr>
-            <w:tcW w:w="2402" w:type="dxa"/>
-            <w:shd w:val="clear" w:color="auto" w:fill="EEECE1" w:themeFill="background2"/>
-          </w:tcPr>
-          <w:p>
-            <w:pPr>
-              <w:jc w:val="center"/>
-            </w:pPr>
-            <w:r>
-              <w:t>4</w:t>
-            </w:r>
-          </w:p>
-        </w:tc>
-        <w:tc>
-          <w:tcPr>
-            <w:tcW w:w="2300" w:type="dxa"/>
-            <w:shd w:val="clear" w:color="auto" w:fill="EEECE1" w:themeFill="background2"/>
-          </w:tcPr>
-          <w:p>
-            <w:pPr>
-              <w:jc w:val="center"/>
-            </w:pPr>
-            <w:r>
-              <w:t xml:space="preserve">Editing the </w:t>
-            </w:r>
-            <w:r>
-              <w:t>n</w:t>
-            </w:r>
-            <w:r>
-              <w:t>ame</w:t>
-            </w:r>
-          </w:p>
-        </w:tc>
-        <w:tc>
-          <w:tcPr>
-            <w:tcW w:w="1576" w:type="dxa"/>
-            <w:shd w:val="clear" w:color="auto" w:fill="EEECE1" w:themeFill="background2"/>
-          </w:tcPr>
-          <w:p>
-            <w:pPr>
-              <w:jc w:val="center"/>
-            </w:pPr>
-            <w:r>
-              <w:t>Normal</w:t>
-            </w:r>
-          </w:p>
-        </w:tc>
-        <w:tc>
-          <w:tcPr>
-            <w:tcW w:w="2977" w:type="dxa"/>
-            <w:shd w:val="clear" w:color="auto" w:fill="EEECE1" w:themeFill="background2"/>
-          </w:tcPr>
-          <w:p>
-            <w:pPr>
-              <w:rPr>
-                <w:sz w:val="22"/>
-                <w:szCs w:val="22"/>
-              </w:rPr>
-            </w:pPr>
-            <w:r>
-              <w:rPr>
-                <w:sz w:val="22"/>
-                <w:szCs w:val="22"/>
-              </w:rPr>
-              <w:t>When the user has entered a new input, the name has been updated</w:t>
-            </w:r>
-            <w:r>
-              <w:rPr>
-                <w:sz w:val="22"/>
-                <w:szCs w:val="22"/>
-              </w:rPr>
-              <w:t xml:space="preserve"> and has moved onto editing the cost of the item.</w:t>
-            </w:r>
-          </w:p>
-        </w:tc>
-        <w:tc>
-          <w:tcPr>
-            <w:tcW w:w="2963" w:type="dxa"/>
-            <w:shd w:val="clear" w:color="auto" w:fill="EEECE1" w:themeFill="background2"/>
-          </w:tcPr>
-          <w:p>
-            <w:pPr>
-              <w:rPr>
-                <w:sz w:val="22"/>
-                <w:szCs w:val="22"/>
-              </w:rPr>
-            </w:pPr>
-            <w:r>
-              <w:rPr>
-                <w:sz w:val="22"/>
-                <w:szCs w:val="22"/>
-              </w:rPr>
-              <w:t>The expected result occurred (PASS)</w:t>
-            </w:r>
-          </w:p>
-        </w:tc>
-      </w:tr>
-      <w:tr>
-        <w:tc>
-          <w:tcPr>
-            <w:tcW w:w="2402" w:type="dxa"/>
-            <w:shd w:val="clear" w:color="auto" w:fill="EEECE1" w:themeFill="background2"/>
-          </w:tcPr>
-          <w:p>
-            <w:pPr>
-              <w:jc w:val="center"/>
-            </w:pPr>
-            <w:r>
-              <w:lastRenderedPageBreak/>
-              <w:t>5</w:t>
-            </w:r>
-          </w:p>
-        </w:tc>
-        <w:tc>
-          <w:tcPr>
-            <w:tcW w:w="2300" w:type="dxa"/>
-            <w:shd w:val="clear" w:color="auto" w:fill="EEECE1" w:themeFill="background2"/>
-          </w:tcPr>
-          <w:p>
-            <w:pPr>
-              <w:jc w:val="center"/>
-            </w:pPr>
-            <w:r>
-              <w:t xml:space="preserve">Editing the name </w:t>
-            </w:r>
-          </w:p>
-        </w:tc>
-        <w:tc>
-          <w:tcPr>
-            <w:tcW w:w="1576" w:type="dxa"/>
-            <w:shd w:val="clear" w:color="auto" w:fill="EEECE1" w:themeFill="background2"/>
-          </w:tcPr>
-          <w:p>
-            <w:pPr>
-              <w:jc w:val="center"/>
-            </w:pPr>
-            <w:r>
-              <w:t>Normal</w:t>
-            </w:r>
-          </w:p>
-        </w:tc>
-        <w:tc>
-          <w:tcPr>
-            <w:tcW w:w="2977" w:type="dxa"/>
-            <w:shd w:val="clear" w:color="auto" w:fill="EEECE1" w:themeFill="background2"/>
-          </w:tcPr>
-          <w:p>
-            <w:pPr>
-              <w:rPr>
-                <w:sz w:val="22"/>
-                <w:szCs w:val="22"/>
-              </w:rPr>
-            </w:pPr>
-            <w:r>
-              <w:rPr>
-                <w:sz w:val="22"/>
-                <w:szCs w:val="22"/>
-              </w:rPr>
-              <w:t xml:space="preserve">When the user has pressed the enter key the name remains unchanged and </w:t>
-            </w:r>
-            <w:r>
-              <w:rPr>
-                <w:sz w:val="22"/>
-                <w:szCs w:val="22"/>
-              </w:rPr>
-              <w:t>moves onto editing the cost of the item.</w:t>
-            </w:r>
-          </w:p>
-        </w:tc>
-        <w:tc>
-          <w:tcPr>
-            <w:tcW w:w="2963" w:type="dxa"/>
-            <w:shd w:val="clear" w:color="auto" w:fill="EEECE1" w:themeFill="background2"/>
-          </w:tcPr>
-          <w:p>
-            <w:pPr>
-              <w:rPr>
-                <w:sz w:val="22"/>
-                <w:szCs w:val="22"/>
-              </w:rPr>
-            </w:pPr>
-            <w:r>
-              <w:rPr>
-                <w:sz w:val="22"/>
-                <w:szCs w:val="22"/>
-              </w:rPr>
-              <w:t>The expected result occurred (PASS)</w:t>
-            </w:r>
-          </w:p>
-        </w:tc>
-      </w:tr>
-      <w:tr>
-        <w:tc>
-          <w:tcPr>
-            <w:tcW w:w="2402" w:type="dxa"/>
-            <w:shd w:val="clear" w:color="auto" w:fill="EEECE1" w:themeFill="background2"/>
-          </w:tcPr>
-          <w:p>
-            <w:pPr>
-              <w:jc w:val="center"/>
-            </w:pPr>
-            <w:r>
-              <w:t>6</w:t>
-            </w:r>
-          </w:p>
-        </w:tc>
-        <w:tc>
-          <w:tcPr>
-            <w:tcW w:w="2300" w:type="dxa"/>
-            <w:shd w:val="clear" w:color="auto" w:fill="EEECE1" w:themeFill="background2"/>
-          </w:tcPr>
-          <w:p>
-            <w:pPr>
-              <w:jc w:val="center"/>
-            </w:pPr>
-            <w:r>
-              <w:t>Editing</w:t>
-            </w:r>
-            <w:r>
-              <w:t xml:space="preserve"> the </w:t>
-            </w:r>
-            <w:r>
-              <w:t>cost</w:t>
-            </w:r>
-          </w:p>
-        </w:tc>
-        <w:tc>
-          <w:tcPr>
-            <w:tcW w:w="1576" w:type="dxa"/>
-            <w:shd w:val="clear" w:color="auto" w:fill="EEECE1" w:themeFill="background2"/>
-          </w:tcPr>
-          <w:p>
-            <w:pPr>
-              <w:jc w:val="center"/>
-            </w:pPr>
-            <w:r>
-              <w:t>Normal</w:t>
-            </w:r>
-          </w:p>
-        </w:tc>
-        <w:tc>
-          <w:tcPr>
-            <w:tcW w:w="2977" w:type="dxa"/>
-            <w:shd w:val="clear" w:color="auto" w:fill="EEECE1" w:themeFill="background2"/>
-          </w:tcPr>
-          <w:p>
-            <w:pPr>
-              <w:rPr>
-                <w:sz w:val="22"/>
-                <w:szCs w:val="22"/>
-              </w:rPr>
-            </w:pPr>
-            <w:r>
-              <w:rPr>
-                <w:sz w:val="22"/>
-                <w:szCs w:val="22"/>
-              </w:rPr>
-              <w:t xml:space="preserve">When the user has entered ‘2’, the price will update to 2 and move onto </w:t>
-            </w:r>
-            <w:r>
-              <w:rPr>
-                <w:sz w:val="22"/>
-                <w:szCs w:val="22"/>
-              </w:rPr>
-              <w:t>updating stock value</w:t>
-            </w:r>
-            <w:r>
-              <w:rPr>
-                <w:sz w:val="22"/>
-                <w:szCs w:val="22"/>
-              </w:rPr>
-              <w:t>.</w:t>
-            </w:r>
-          </w:p>
-        </w:tc>
-        <w:tc>
-          <w:tcPr>
-            <w:tcW w:w="2963" w:type="dxa"/>
-            <w:shd w:val="clear" w:color="auto" w:fill="EEECE1" w:themeFill="background2"/>
-          </w:tcPr>
-          <w:p>
-            <w:pPr>
-              <w:rPr>
-                <w:sz w:val="22"/>
-                <w:szCs w:val="22"/>
-              </w:rPr>
-            </w:pPr>
-            <w:r>
-              <w:rPr>
-                <w:sz w:val="22"/>
-                <w:szCs w:val="22"/>
-              </w:rPr>
-              <w:t>The expected result occurred (PASS)</w:t>
-            </w:r>
-          </w:p>
-        </w:tc>
-      </w:tr>
-      <w:tr>
-        <w:tc>
-          <w:tcPr>
-            <w:tcW w:w="2402" w:type="dxa"/>
-            <w:shd w:val="clear" w:color="auto" w:fill="EEECE1" w:themeFill="background2"/>
-          </w:tcPr>
-          <w:p>
-            <w:pPr>
-              <w:jc w:val="center"/>
-            </w:pPr>
-            <w:r>
-              <w:t>7</w:t>
-            </w:r>
-          </w:p>
-        </w:tc>
-        <w:tc>
-          <w:tcPr>
-            <w:tcW w:w="2300" w:type="dxa"/>
-            <w:shd w:val="clear" w:color="auto" w:fill="EEECE1" w:themeFill="background2"/>
-          </w:tcPr>
-          <w:p>
-            <w:pPr>
-              <w:jc w:val="center"/>
-            </w:pPr>
-            <w:r>
-              <w:t>Editing the cost</w:t>
-            </w:r>
-          </w:p>
-        </w:tc>
-        <w:tc>
-          <w:tcPr>
-            <w:tcW w:w="1576" w:type="dxa"/>
-            <w:shd w:val="clear" w:color="auto" w:fill="EEECE1" w:themeFill="background2"/>
-          </w:tcPr>
-          <w:p>
-            <w:pPr>
-              <w:jc w:val="center"/>
-            </w:pPr>
-            <w:r>
-              <w:t>Erroneous</w:t>
-            </w:r>
-          </w:p>
-        </w:tc>
-        <w:tc>
-          <w:tcPr>
-            <w:tcW w:w="2977" w:type="dxa"/>
-            <w:shd w:val="clear" w:color="auto" w:fill="EEECE1" w:themeFill="background2"/>
-          </w:tcPr>
-          <w:p>
-            <w:pPr>
-              <w:rPr>
-                <w:sz w:val="22"/>
-                <w:szCs w:val="22"/>
-              </w:rPr>
-            </w:pPr>
-            <w:r>
-              <w:rPr>
-                <w:sz w:val="22"/>
-                <w:szCs w:val="22"/>
-              </w:rPr>
-              <w:t xml:space="preserve">When the user has entered ‘two’, a prompt will appear for the user to enter </w:t>
-            </w:r>
-            <w:r>
-              <w:rPr>
-                <w:sz w:val="22"/>
-                <w:szCs w:val="22"/>
-              </w:rPr>
-              <w:t>again and for the user to enter a number.</w:t>
-            </w:r>
-          </w:p>
-        </w:tc>
-        <w:tc>
-          <w:tcPr>
-            <w:tcW w:w="2963" w:type="dxa"/>
-            <w:shd w:val="clear" w:color="auto" w:fill="EEECE1" w:themeFill="background2"/>
-          </w:tcPr>
-          <w:p>
-            <w:pPr>
-              <w:rPr>
-                <w:sz w:val="22"/>
-                <w:szCs w:val="22"/>
-              </w:rPr>
-            </w:pPr>
-            <w:r>
-              <w:rPr>
-                <w:sz w:val="22"/>
-                <w:szCs w:val="22"/>
-              </w:rPr>
-              <w:t>The expected result occurred (PASS)</w:t>
-            </w:r>
-          </w:p>
-        </w:tc>
-      </w:tr>
-      <w:tr>
-        <w:tc>
-          <w:tcPr>
-            <w:tcW w:w="2402" w:type="dxa"/>
-            <w:shd w:val="clear" w:color="auto" w:fill="EEECE1" w:themeFill="background2"/>
-          </w:tcPr>
-          <w:p>
-            <w:pPr>
-              <w:jc w:val="center"/>
-            </w:pPr>
-            <w:r>
-              <w:t>8</w:t>
-            </w:r>
-          </w:p>
-        </w:tc>
-        <w:tc>
-          <w:tcPr>
-            <w:tcW w:w="2300" w:type="dxa"/>
-            <w:shd w:val="clear" w:color="auto" w:fill="EEECE1" w:themeFill="background2"/>
-          </w:tcPr>
-          <w:p>
-            <w:pPr>
-              <w:jc w:val="center"/>
-            </w:pPr>
-            <w:r>
-              <w:t>Editing the cost</w:t>
-            </w:r>
-          </w:p>
-        </w:tc>
-        <w:tc>
-          <w:tcPr>
-            <w:tcW w:w="1576" w:type="dxa"/>
-            <w:shd w:val="clear" w:color="auto" w:fill="EEECE1" w:themeFill="background2"/>
-          </w:tcPr>
-          <w:p>
-            <w:pPr>
-              <w:jc w:val="center"/>
-            </w:pPr>
-            <w:r>
-              <w:t>Normal</w:t>
-            </w:r>
-          </w:p>
-        </w:tc>
-        <w:tc>
-          <w:tcPr>
-            <w:tcW w:w="2977" w:type="dxa"/>
-            <w:shd w:val="clear" w:color="auto" w:fill="EEECE1" w:themeFill="background2"/>
-          </w:tcPr>
-          <w:p>
-            <w:pPr>
-              <w:rPr>
-                <w:sz w:val="22"/>
-                <w:szCs w:val="22"/>
-              </w:rPr>
-            </w:pPr>
-            <w:r>
-              <w:rPr>
-                <w:sz w:val="22"/>
-                <w:szCs w:val="22"/>
-              </w:rPr>
-              <w:t xml:space="preserve">When the user has pressed the enter key the name remains unchanged and moves onto editing the </w:t>
-            </w:r>
-            <w:r>
-              <w:rPr>
-                <w:sz w:val="22"/>
-                <w:szCs w:val="22"/>
-              </w:rPr>
-              <w:t>stock</w:t>
-            </w:r>
-            <w:r>
-              <w:rPr>
-                <w:sz w:val="22"/>
-                <w:szCs w:val="22"/>
-              </w:rPr>
-              <w:t>.</w:t>
-            </w:r>
-          </w:p>
-        </w:tc>
-        <w:tc>
-          <w:tcPr>
-            <w:tcW w:w="2963" w:type="dxa"/>
-            <w:shd w:val="clear" w:color="auto" w:fill="EEECE1" w:themeFill="background2"/>
-          </w:tcPr>
-          <w:p>
-            <w:pPr>
-              <w:rPr>
-                <w:sz w:val="22"/>
-                <w:szCs w:val="22"/>
-              </w:rPr>
-            </w:pPr>
-            <w:r>
-              <w:rPr>
-                <w:sz w:val="22"/>
-                <w:szCs w:val="22"/>
-              </w:rPr>
-              <w:t>The expected result occurred (PASS)</w:t>
-            </w:r>
-          </w:p>
-        </w:tc>
-      </w:tr>
-      <w:tr>
-        <w:tc>
-          <w:tcPr>
-            <w:tcW w:w="2402" w:type="dxa"/>
-            <w:shd w:val="clear" w:color="auto" w:fill="EEECE1" w:themeFill="background2"/>
-          </w:tcPr>
-          <w:p>
-            <w:pPr>
-              <w:jc w:val="center"/>
-            </w:pPr>
-            <w:r>
-              <w:t>9</w:t>
-            </w:r>
-          </w:p>
-        </w:tc>
-        <w:tc>
-          <w:tcPr>
-            <w:tcW w:w="2300" w:type="dxa"/>
-            <w:shd w:val="clear" w:color="auto" w:fill="EEECE1" w:themeFill="background2"/>
-          </w:tcPr>
-          <w:p>
-            <w:pPr>
-              <w:jc w:val="center"/>
-            </w:pPr>
-            <w:r>
-              <w:t>Editing the stock</w:t>
-            </w:r>
-          </w:p>
-        </w:tc>
-        <w:tc>
-          <w:tcPr>
-            <w:tcW w:w="1576" w:type="dxa"/>
-            <w:shd w:val="clear" w:color="auto" w:fill="EEECE1" w:themeFill="background2"/>
-          </w:tcPr>
-          <w:p>
-            <w:pPr>
-              <w:jc w:val="center"/>
-            </w:pPr>
-            <w:r>
-              <w:t>Normal</w:t>
-            </w:r>
-          </w:p>
-        </w:tc>
-        <w:tc>
-          <w:tcPr>
-            <w:tcW w:w="2977" w:type="dxa"/>
-            <w:shd w:val="clear" w:color="auto" w:fill="EEECE1" w:themeFill="background2"/>
-          </w:tcPr>
-          <w:p>
-            <w:pPr>
-              <w:rPr>
-                <w:sz w:val="22"/>
-                <w:szCs w:val="22"/>
-              </w:rPr>
-            </w:pPr>
-            <w:r>
-              <w:rPr>
-                <w:sz w:val="22"/>
-                <w:szCs w:val="22"/>
-              </w:rPr>
-              <w:t>When the user has entered ‘50’, the stock will update to 50 and move onto updating the quantity per unit.</w:t>
-            </w:r>
-          </w:p>
-        </w:tc>
-        <w:tc>
-          <w:tcPr>
-            <w:tcW w:w="2963" w:type="dxa"/>
-            <w:shd w:val="clear" w:color="auto" w:fill="EEECE1" w:themeFill="background2"/>
-          </w:tcPr>
-          <w:p>
-            <w:pPr>
-              <w:rPr>
-                <w:sz w:val="22"/>
-                <w:szCs w:val="22"/>
-              </w:rPr>
-            </w:pPr>
-            <w:r>
-              <w:rPr>
-                <w:sz w:val="22"/>
-                <w:szCs w:val="22"/>
-              </w:rPr>
-              <w:t>The expected result occurred (PASS)</w:t>
-            </w:r>
-          </w:p>
-        </w:tc>
-      </w:tr>
-      <w:tr>
-        <w:tc>
-          <w:tcPr>
-            <w:tcW w:w="2402" w:type="dxa"/>
-            <w:shd w:val="clear" w:color="auto" w:fill="EEECE1" w:themeFill="background2"/>
-          </w:tcPr>
-          <w:p>
-            <w:pPr>
-              <w:jc w:val="center"/>
-            </w:pPr>
-            <w:r>
-              <w:t>10</w:t>
-            </w:r>
-          </w:p>
-        </w:tc>
-        <w:tc>
-          <w:tcPr>
-            <w:tcW w:w="2300" w:type="dxa"/>
-            <w:shd w:val="clear" w:color="auto" w:fill="EEECE1" w:themeFill="background2"/>
-          </w:tcPr>
-          <w:p>
-            <w:pPr>
-              <w:jc w:val="center"/>
-            </w:pPr>
-            <w:r>
-              <w:t>Editing the stock</w:t>
-            </w:r>
-          </w:p>
-        </w:tc>
-        <w:tc>
-          <w:tcPr>
-            <w:tcW w:w="1576" w:type="dxa"/>
-            <w:shd w:val="clear" w:color="auto" w:fill="EEECE1" w:themeFill="background2"/>
-          </w:tcPr>
-          <w:p>
-            <w:pPr>
-              <w:jc w:val="center"/>
-            </w:pPr>
-            <w:r>
-              <w:t>Erroneous</w:t>
-            </w:r>
-          </w:p>
-        </w:tc>
-        <w:tc>
-          <w:tcPr>
-            <w:tcW w:w="2977" w:type="dxa"/>
-            <w:shd w:val="clear" w:color="auto" w:fill="EEECE1" w:themeFill="background2"/>
-          </w:tcPr>
-          <w:p>
-            <w:pPr>
-              <w:rPr>
-                <w:sz w:val="22"/>
-                <w:szCs w:val="22"/>
-              </w:rPr>
-            </w:pPr>
-            <w:r>
-              <w:rPr>
-                <w:sz w:val="22"/>
-                <w:szCs w:val="22"/>
-              </w:rPr>
-              <w:t>When the user has entered ‘fifty’, a prompt will appear for the user to enter again and for the user to enter a number.</w:t>
-            </w:r>
-          </w:p>
-        </w:tc>
-        <w:tc>
-          <w:tcPr>
-            <w:tcW w:w="2963" w:type="dxa"/>
-            <w:shd w:val="clear" w:color="auto" w:fill="EEECE1" w:themeFill="background2"/>
-          </w:tcPr>
-          <w:p>
-            <w:pPr>
-              <w:rPr>
-                <w:sz w:val="22"/>
-                <w:szCs w:val="22"/>
-              </w:rPr>
-            </w:pPr>
-            <w:r>
-              <w:rPr>
-                <w:sz w:val="22"/>
-                <w:szCs w:val="22"/>
-              </w:rPr>
-              <w:t>The expected result occurred (PASS)</w:t>
-            </w:r>
-          </w:p>
-        </w:tc>
-      </w:tr>
-      <w:tr>
-        <w:tc>
-          <w:tcPr>
-            <w:tcW w:w="2402" w:type="dxa"/>
-            <w:shd w:val="clear" w:color="auto" w:fill="EEECE1" w:themeFill="background2"/>
-          </w:tcPr>
-          <w:p>
-            <w:pPr>
-              <w:jc w:val="center"/>
-            </w:pPr>
-            <w:r>
-              <w:t>11</w:t>
-            </w:r>
-          </w:p>
-        </w:tc>
-        <w:tc>
-          <w:tcPr>
-            <w:tcW w:w="2300" w:type="dxa"/>
-            <w:shd w:val="clear" w:color="auto" w:fill="EEECE1" w:themeFill="background2"/>
-          </w:tcPr>
-          <w:p>
-            <w:pPr>
-              <w:jc w:val="center"/>
-            </w:pPr>
-            <w:r>
-              <w:t>Editing the stock</w:t>
-            </w:r>
-          </w:p>
-        </w:tc>
-        <w:tc>
-          <w:tcPr>
-            <w:tcW w:w="1576" w:type="dxa"/>
-            <w:shd w:val="clear" w:color="auto" w:fill="EEECE1" w:themeFill="background2"/>
-          </w:tcPr>
-          <w:p>
-            <w:pPr>
-              <w:jc w:val="center"/>
-            </w:pPr>
-            <w:r>
-              <w:t>Normal</w:t>
-            </w:r>
-          </w:p>
-        </w:tc>
-        <w:tc>
-          <w:tcPr>
-            <w:tcW w:w="2977" w:type="dxa"/>
-            <w:shd w:val="clear" w:color="auto" w:fill="EEECE1" w:themeFill="background2"/>
-          </w:tcPr>
-          <w:p>
-            <w:pPr>
-              <w:rPr>
-                <w:sz w:val="22"/>
-                <w:szCs w:val="22"/>
-              </w:rPr>
-            </w:pPr>
-            <w:r>
-              <w:rPr>
-                <w:sz w:val="22"/>
-                <w:szCs w:val="22"/>
-              </w:rPr>
-              <w:t>When the user has pressed the enter key the name remains unchanged and moves onto editing quantity per unit.</w:t>
-            </w:r>
-          </w:p>
-        </w:tc>
-        <w:tc>
-          <w:tcPr>
-            <w:tcW w:w="2963" w:type="dxa"/>
-            <w:shd w:val="clear" w:color="auto" w:fill="EEECE1" w:themeFill="background2"/>
-          </w:tcPr>
-          <w:p>
-            <w:pPr>
-              <w:rPr>
-                <w:sz w:val="22"/>
-                <w:szCs w:val="22"/>
-              </w:rPr>
-            </w:pPr>
-            <w:r>
-              <w:rPr>
-                <w:sz w:val="22"/>
-                <w:szCs w:val="22"/>
-              </w:rPr>
-              <w:t>The expected result occurred (PASS)</w:t>
-            </w:r>
-          </w:p>
-        </w:tc>
-      </w:tr>
-      <w:tr>
-        <w:tc>
-          <w:tcPr>
-            <w:tcW w:w="2402" w:type="dxa"/>
-            <w:shd w:val="clear" w:color="auto" w:fill="EEECE1" w:themeFill="background2"/>
-          </w:tcPr>
-          <w:p>
-            <w:pPr>
-              <w:jc w:val="center"/>
-            </w:pPr>
-            <w:r>
-              <w:t>12</w:t>
-            </w:r>
-          </w:p>
-        </w:tc>
-        <w:tc>
-          <w:tcPr>
-            <w:tcW w:w="2300" w:type="dxa"/>
-            <w:shd w:val="clear" w:color="auto" w:fill="EEECE1" w:themeFill="background2"/>
-          </w:tcPr>
-          <w:p>
-            <w:pPr>
-              <w:jc w:val="center"/>
-            </w:pPr>
-            <w:r>
-              <w:t>Editing the quantity per unit</w:t>
-            </w:r>
-          </w:p>
-        </w:tc>
-        <w:tc>
-          <w:tcPr>
-            <w:tcW w:w="1576" w:type="dxa"/>
-            <w:shd w:val="clear" w:color="auto" w:fill="EEECE1" w:themeFill="background2"/>
-          </w:tcPr>
-          <w:p>
-            <w:pPr>
-              <w:jc w:val="center"/>
-            </w:pPr>
-            <w:r>
-              <w:t>Normal</w:t>
-            </w:r>
-          </w:p>
-        </w:tc>
-        <w:tc>
-          <w:tcPr>
-            <w:tcW w:w="2977" w:type="dxa"/>
-            <w:shd w:val="clear" w:color="auto" w:fill="EEECE1" w:themeFill="background2"/>
-          </w:tcPr>
-          <w:p>
-            <w:pPr>
-              <w:rPr>
-                <w:sz w:val="22"/>
-                <w:szCs w:val="22"/>
-              </w:rPr>
-            </w:pPr>
-            <w:r>
-              <w:rPr>
-                <w:sz w:val="22"/>
-                <w:szCs w:val="22"/>
-              </w:rPr>
-              <w:t>When the user has entered ‘</w:t>
-            </w:r>
-            <w:r>
-              <w:rPr>
-                <w:sz w:val="22"/>
-                <w:szCs w:val="22"/>
-              </w:rPr>
-              <w:t>4</w:t>
-            </w:r>
-            <w:r>
-              <w:rPr>
-                <w:sz w:val="22"/>
-                <w:szCs w:val="22"/>
-              </w:rPr>
-              <w:t xml:space="preserve">’, the stock will update to </w:t>
-            </w:r>
-            <w:r>
-              <w:rPr>
-                <w:sz w:val="22"/>
-                <w:szCs w:val="22"/>
-              </w:rPr>
-              <w:t>4</w:t>
-            </w:r>
-            <w:r>
-              <w:rPr>
-                <w:sz w:val="22"/>
-                <w:szCs w:val="22"/>
-              </w:rPr>
-              <w:t xml:space="preserve"> and move onto updating the </w:t>
-            </w:r>
-            <w:r>
-              <w:rPr>
-                <w:sz w:val="22"/>
-                <w:szCs w:val="22"/>
-              </w:rPr>
-              <w:t>product code</w:t>
-            </w:r>
-            <w:r>
-              <w:rPr>
-                <w:sz w:val="22"/>
-                <w:szCs w:val="22"/>
-              </w:rPr>
-              <w:t>.</w:t>
-            </w:r>
-          </w:p>
-        </w:tc>
-        <w:tc>
-          <w:tcPr>
-            <w:tcW w:w="2963" w:type="dxa"/>
-            <w:shd w:val="clear" w:color="auto" w:fill="EEECE1" w:themeFill="background2"/>
-          </w:tcPr>
-          <w:p>
-            <w:pPr>
-              <w:rPr>
-                <w:sz w:val="22"/>
-                <w:szCs w:val="22"/>
-              </w:rPr>
-            </w:pPr>
-            <w:r>
-              <w:rPr>
-                <w:sz w:val="22"/>
-                <w:szCs w:val="22"/>
-              </w:rPr>
-              <w:t>The expected result occurred (PASS)</w:t>
-            </w:r>
-          </w:p>
-        </w:tc>
-      </w:tr>
-      <w:tr>
-        <w:tc>
-          <w:tcPr>
-            <w:tcW w:w="2402" w:type="dxa"/>
-            <w:shd w:val="clear" w:color="auto" w:fill="EEECE1" w:themeFill="background2"/>
-          </w:tcPr>
-          <w:p>
-            <w:pPr>
-              <w:jc w:val="center"/>
-            </w:pPr>
-            <w:r>
-              <w:t>13</w:t>
-            </w:r>
-          </w:p>
-        </w:tc>
-        <w:tc>
-          <w:tcPr>
-            <w:tcW w:w="2300" w:type="dxa"/>
-            <w:shd w:val="clear" w:color="auto" w:fill="EEECE1" w:themeFill="background2"/>
-          </w:tcPr>
-          <w:p>
-            <w:pPr>
-              <w:jc w:val="center"/>
-            </w:pPr>
-            <w:r>
-              <w:t>Editing the quantity per unit</w:t>
-            </w:r>
-          </w:p>
-        </w:tc>
-        <w:tc>
-          <w:tcPr>
-            <w:tcW w:w="1576" w:type="dxa"/>
-            <w:shd w:val="clear" w:color="auto" w:fill="EEECE1" w:themeFill="background2"/>
-          </w:tcPr>
-          <w:p>
-            <w:pPr>
-              <w:jc w:val="center"/>
-            </w:pPr>
-            <w:r>
-              <w:t>Erroneous</w:t>
-            </w:r>
-          </w:p>
-        </w:tc>
-        <w:tc>
-          <w:tcPr>
-            <w:tcW w:w="2977" w:type="dxa"/>
-            <w:shd w:val="clear" w:color="auto" w:fill="EEECE1" w:themeFill="background2"/>
-          </w:tcPr>
-          <w:p>
-            <w:pPr>
-              <w:rPr>
-                <w:sz w:val="22"/>
-                <w:szCs w:val="22"/>
-              </w:rPr>
-            </w:pPr>
-            <w:r>
-              <w:rPr>
-                <w:sz w:val="22"/>
-                <w:szCs w:val="22"/>
-              </w:rPr>
-              <w:t>When the user has entered ‘f</w:t>
-            </w:r>
-            <w:r>
-              <w:rPr>
-                <w:sz w:val="22"/>
-                <w:szCs w:val="22"/>
-              </w:rPr>
-              <w:t>our</w:t>
-            </w:r>
-            <w:r>
-              <w:rPr>
-                <w:sz w:val="22"/>
-                <w:szCs w:val="22"/>
-              </w:rPr>
-              <w:t>’, a prompt will appear for the user to enter again and for the user to enter a number.</w:t>
-            </w:r>
-          </w:p>
-        </w:tc>
-        <w:tc>
-          <w:tcPr>
-            <w:tcW w:w="2963" w:type="dxa"/>
-            <w:shd w:val="clear" w:color="auto" w:fill="EEECE1" w:themeFill="background2"/>
-          </w:tcPr>
-          <w:p>
-            <w:pPr>
-              <w:rPr>
-                <w:sz w:val="22"/>
-                <w:szCs w:val="22"/>
-              </w:rPr>
-            </w:pPr>
-            <w:r>
-              <w:rPr>
-                <w:sz w:val="22"/>
-                <w:szCs w:val="22"/>
-              </w:rPr>
-              <w:t>The expected result occurred (PASS)</w:t>
-            </w:r>
-          </w:p>
-        </w:tc>
-      </w:tr>
-      <w:tr>
-        <w:tc>
-          <w:tcPr>
-            <w:tcW w:w="2402" w:type="dxa"/>
-            <w:shd w:val="clear" w:color="auto" w:fill="EEECE1" w:themeFill="background2"/>
-          </w:tcPr>
-          <w:p>
-            <w:pPr>
-              <w:jc w:val="center"/>
-            </w:pPr>
-            <w:r>
-              <w:t>14</w:t>
-            </w:r>
-          </w:p>
-        </w:tc>
-        <w:tc>
-          <w:tcPr>
-            <w:tcW w:w="2300" w:type="dxa"/>
-            <w:shd w:val="clear" w:color="auto" w:fill="EEECE1" w:themeFill="background2"/>
-          </w:tcPr>
-          <w:p>
-            <w:pPr>
-              <w:jc w:val="center"/>
-            </w:pPr>
-            <w:r>
-              <w:t>Editing the quantity per unit</w:t>
-            </w:r>
-          </w:p>
-        </w:tc>
-        <w:tc>
-          <w:tcPr>
-            <w:tcW w:w="1576" w:type="dxa"/>
-            <w:shd w:val="clear" w:color="auto" w:fill="EEECE1" w:themeFill="background2"/>
-          </w:tcPr>
-          <w:p>
-            <w:pPr>
-              <w:jc w:val="center"/>
-            </w:pPr>
-            <w:r>
-              <w:t>Normal</w:t>
-            </w:r>
-          </w:p>
-        </w:tc>
-        <w:tc>
-          <w:tcPr>
-            <w:tcW w:w="2977" w:type="dxa"/>
-            <w:shd w:val="clear" w:color="auto" w:fill="EEECE1" w:themeFill="background2"/>
-          </w:tcPr>
-          <w:p>
-            <w:pPr>
-              <w:rPr>
-                <w:sz w:val="22"/>
-                <w:szCs w:val="22"/>
-              </w:rPr>
-            </w:pPr>
-            <w:r>
-              <w:rPr>
-                <w:sz w:val="22"/>
-                <w:szCs w:val="22"/>
-              </w:rPr>
-              <w:t xml:space="preserve">When the user has pressed the enter key the name remains unchanged and moves onto editing </w:t>
-            </w:r>
-            <w:r>
-              <w:rPr>
-                <w:sz w:val="22"/>
-                <w:szCs w:val="22"/>
-              </w:rPr>
-              <w:t>product code.</w:t>
-            </w:r>
-          </w:p>
-        </w:tc>
-        <w:tc>
-          <w:tcPr>
-            <w:tcW w:w="2963" w:type="dxa"/>
-            <w:shd w:val="clear" w:color="auto" w:fill="EEECE1" w:themeFill="background2"/>
-          </w:tcPr>
-          <w:p>
-            <w:pPr>
-              <w:rPr>
-                <w:sz w:val="22"/>
-                <w:szCs w:val="22"/>
-              </w:rPr>
-            </w:pPr>
-            <w:r>
-              <w:rPr>
-                <w:sz w:val="22"/>
-                <w:szCs w:val="22"/>
-              </w:rPr>
-              <w:t>The expected result occurred (PASS)</w:t>
-            </w:r>
-          </w:p>
-        </w:tc>
-      </w:tr>
-      <w:tr>
-        <w:tc>
-          <w:tcPr>
-            <w:tcW w:w="2402" w:type="dxa"/>
-            <w:shd w:val="clear" w:color="auto" w:fill="EEECE1" w:themeFill="background2"/>
-          </w:tcPr>
-          <w:p>
-            <w:pPr>
-              <w:jc w:val="center"/>
-            </w:pPr>
-            <w:r>
-              <w:t>15</w:t>
-            </w:r>
-          </w:p>
-        </w:tc>
-        <w:tc>
-          <w:tcPr>
-            <w:tcW w:w="2300" w:type="dxa"/>
-            <w:shd w:val="clear" w:color="auto" w:fill="EEECE1" w:themeFill="background2"/>
-          </w:tcPr>
-          <w:p>
-            <w:pPr>
-              <w:jc w:val="center"/>
-            </w:pPr>
-            <w:r>
-              <w:t>Editing the product code</w:t>
-            </w:r>
-          </w:p>
-        </w:tc>
-        <w:tc>
-          <w:tcPr>
-            <w:tcW w:w="1576" w:type="dxa"/>
-            <w:shd w:val="clear" w:color="auto" w:fill="EEECE1" w:themeFill="background2"/>
-          </w:tcPr>
-          <w:p>
-            <w:pPr>
-              <w:jc w:val="center"/>
-            </w:pPr>
-            <w:r>
-              <w:t>Normal</w:t>
-            </w:r>
-          </w:p>
-        </w:tc>
-        <w:tc>
-          <w:tcPr>
-            <w:tcW w:w="2977" w:type="dxa"/>
-            <w:shd w:val="clear" w:color="auto" w:fill="EEECE1" w:themeFill="background2"/>
-          </w:tcPr>
-          <w:p>
-            <w:pPr>
-              <w:rPr>
-                <w:sz w:val="22"/>
-                <w:szCs w:val="22"/>
-              </w:rPr>
-            </w:pPr>
-            <w:r>
-              <w:rPr>
-                <w:sz w:val="22"/>
-                <w:szCs w:val="22"/>
-              </w:rPr>
-              <w:t>When the user has entered a new input, the product code has been updated and has moved onto editing the sold value.</w:t>
-            </w:r>
-          </w:p>
-        </w:tc>
-        <w:tc>
-          <w:tcPr>
-            <w:tcW w:w="2963" w:type="dxa"/>
-            <w:shd w:val="clear" w:color="auto" w:fill="EEECE1" w:themeFill="background2"/>
-          </w:tcPr>
-          <w:p>
-            <w:pPr>
-              <w:rPr>
-                <w:sz w:val="22"/>
-                <w:szCs w:val="22"/>
-              </w:rPr>
-            </w:pPr>
-            <w:r>
-              <w:rPr>
-                <w:sz w:val="22"/>
-                <w:szCs w:val="22"/>
-              </w:rPr>
-              <w:t>The expected result occurred (PASS)</w:t>
-            </w:r>
-          </w:p>
-        </w:tc>
-      </w:tr>
-      <w:tr>
-        <w:tc>
-          <w:tcPr>
-            <w:tcW w:w="2402" w:type="dxa"/>
-            <w:shd w:val="clear" w:color="auto" w:fill="EEECE1" w:themeFill="background2"/>
-          </w:tcPr>
-          <w:p>
-            <w:pPr>
-              <w:jc w:val="center"/>
-            </w:pPr>
-            <w:r>
-              <w:t>16</w:t>
-            </w:r>
-          </w:p>
-        </w:tc>
-        <w:tc>
-          <w:tcPr>
-            <w:tcW w:w="2300" w:type="dxa"/>
-            <w:shd w:val="clear" w:color="auto" w:fill="EEECE1" w:themeFill="background2"/>
-          </w:tcPr>
-          <w:p>
-            <w:pPr>
-              <w:jc w:val="center"/>
-            </w:pPr>
-            <w:r>
-              <w:t>Editing the product code</w:t>
-            </w:r>
-          </w:p>
-        </w:tc>
-        <w:tc>
-          <w:tcPr>
-            <w:tcW w:w="1576" w:type="dxa"/>
-            <w:shd w:val="clear" w:color="auto" w:fill="EEECE1" w:themeFill="background2"/>
-          </w:tcPr>
-          <w:p>
-            <w:pPr>
-              <w:jc w:val="center"/>
-            </w:pPr>
-            <w:r>
-              <w:t>Normal</w:t>
-            </w:r>
-          </w:p>
-        </w:tc>
-        <w:tc>
-          <w:tcPr>
-            <w:tcW w:w="2977" w:type="dxa"/>
-            <w:shd w:val="clear" w:color="auto" w:fill="EEECE1" w:themeFill="background2"/>
-          </w:tcPr>
-          <w:p>
-            <w:pPr>
-              <w:rPr>
-                <w:sz w:val="22"/>
-                <w:szCs w:val="22"/>
-              </w:rPr>
-            </w:pPr>
-            <w:r>
-              <w:rPr>
-                <w:sz w:val="22"/>
-                <w:szCs w:val="22"/>
-              </w:rPr>
-              <w:t xml:space="preserve">When the user has pressed the enter key the name </w:t>
-            </w:r>
-            <w:r>
-              <w:rPr>
-                <w:sz w:val="22"/>
-                <w:szCs w:val="22"/>
-              </w:rPr>
-              <w:lastRenderedPageBreak/>
-              <w:t>remains unchanged and moves onto editing the sold value.</w:t>
-            </w:r>
-          </w:p>
-        </w:tc>
-        <w:tc>
-          <w:tcPr>
-            <w:tcW w:w="2963" w:type="dxa"/>
-            <w:shd w:val="clear" w:color="auto" w:fill="EEECE1" w:themeFill="background2"/>
-          </w:tcPr>
-          <w:p>
-            <w:pPr>
-              <w:rPr>
-                <w:sz w:val="22"/>
-                <w:szCs w:val="22"/>
-              </w:rPr>
-            </w:pPr>
-            <w:r>
-              <w:rPr>
-                <w:sz w:val="22"/>
-                <w:szCs w:val="22"/>
-              </w:rPr>
-              <w:lastRenderedPageBreak/>
-              <w:t>The expected result occurred (PASS)</w:t>
-            </w:r>
-          </w:p>
-        </w:tc>
-      </w:tr>
-      <w:tr>
-        <w:tc>
-          <w:tcPr>
-            <w:tcW w:w="2402" w:type="dxa"/>
-            <w:shd w:val="clear" w:color="auto" w:fill="EEECE1" w:themeFill="background2"/>
-          </w:tcPr>
-          <w:p>
-            <w:pPr>
-              <w:jc w:val="center"/>
-            </w:pPr>
-            <w:r>
-              <w:t>17</w:t>
-            </w:r>
-          </w:p>
-        </w:tc>
-        <w:tc>
-          <w:tcPr>
-            <w:tcW w:w="2300" w:type="dxa"/>
-            <w:shd w:val="clear" w:color="auto" w:fill="EEECE1" w:themeFill="background2"/>
-          </w:tcPr>
-          <w:p>
-            <w:pPr>
-              <w:jc w:val="center"/>
-            </w:pPr>
-            <w:r>
-              <w:t>Saving the settings changed.</w:t>
-            </w:r>
-          </w:p>
-        </w:tc>
-        <w:tc>
-          <w:tcPr>
-            <w:tcW w:w="1576" w:type="dxa"/>
-            <w:shd w:val="clear" w:color="auto" w:fill="EEECE1" w:themeFill="background2"/>
-          </w:tcPr>
-          <w:p>
-            <w:pPr>
-              <w:jc w:val="center"/>
-            </w:pPr>
-            <w:r>
-              <w:t>Normal</w:t>
-            </w:r>
-          </w:p>
-        </w:tc>
-        <w:tc>
-          <w:tcPr>
-            <w:tcW w:w="2977" w:type="dxa"/>
-            <w:shd w:val="clear" w:color="auto" w:fill="EEECE1" w:themeFill="background2"/>
-          </w:tcPr>
-          <w:p>
-            <w:pPr>
-              <w:rPr>
-                <w:sz w:val="22"/>
-                <w:szCs w:val="22"/>
-              </w:rPr>
-            </w:pPr>
-            <w:r>
-              <w:rPr>
-                <w:sz w:val="22"/>
-                <w:szCs w:val="22"/>
-              </w:rPr>
-              <w:t xml:space="preserve">When the user enters ‘y’ all changes are saved and the </w:t>
-            </w:r>
-            <w:proofErr w:type="spellStart"/>
-            <w:r>
-              <w:rPr>
-                <w:sz w:val="22"/>
-                <w:szCs w:val="22"/>
-              </w:rPr>
-              <w:t>elif</w:t>
-            </w:r>
-            <w:proofErr w:type="spellEnd"/>
-            <w:r>
-              <w:rPr>
-                <w:sz w:val="22"/>
-                <w:szCs w:val="22"/>
-              </w:rPr>
-              <w:t xml:space="preserve"> choice == 7 ends.</w:t>
-            </w:r>
-          </w:p>
-        </w:tc>
-        <w:tc>
-          <w:tcPr>
-            <w:tcW w:w="2963" w:type="dxa"/>
-            <w:shd w:val="clear" w:color="auto" w:fill="EEECE1" w:themeFill="background2"/>
-          </w:tcPr>
-          <w:p>
-            <w:pPr>
-              <w:rPr>
-                <w:sz w:val="22"/>
-                <w:szCs w:val="22"/>
-              </w:rPr>
-            </w:pPr>
-            <w:r>
-              <w:rPr>
-                <w:sz w:val="22"/>
-                <w:szCs w:val="22"/>
-              </w:rPr>
-              <w:t>The expected result occurred (PASS)</w:t>
-            </w:r>
-          </w:p>
-        </w:tc>
-      </w:tr>
-      <w:tr>
-        <w:tc>
-          <w:tcPr>
-            <w:tcW w:w="2402" w:type="dxa"/>
-            <w:shd w:val="clear" w:color="auto" w:fill="EEECE1" w:themeFill="background2"/>
-          </w:tcPr>
-          <w:p>
-            <w:pPr>
-              <w:jc w:val="center"/>
-            </w:pPr>
-            <w:r>
-              <w:t>18</w:t>
-            </w:r>
-          </w:p>
-        </w:tc>
-        <w:tc>
-          <w:tcPr>
-            <w:tcW w:w="2300" w:type="dxa"/>
-            <w:shd w:val="clear" w:color="auto" w:fill="EEECE1" w:themeFill="background2"/>
-          </w:tcPr>
-          <w:p>
-            <w:pPr>
-              <w:jc w:val="center"/>
-            </w:pPr>
-            <w:r>
-              <w:t>Saving the settings changed.</w:t>
-            </w:r>
-          </w:p>
-        </w:tc>
-        <w:tc>
-          <w:tcPr>
-            <w:tcW w:w="1576" w:type="dxa"/>
-            <w:shd w:val="clear" w:color="auto" w:fill="EEECE1" w:themeFill="background2"/>
-          </w:tcPr>
-          <w:p>
-            <w:pPr>
-              <w:jc w:val="center"/>
-            </w:pPr>
-            <w:r>
-              <w:t>Normal</w:t>
-            </w:r>
-          </w:p>
-        </w:tc>
-        <w:tc>
-          <w:tcPr>
-            <w:tcW w:w="2977" w:type="dxa"/>
-            <w:shd w:val="clear" w:color="auto" w:fill="EEECE1" w:themeFill="background2"/>
-          </w:tcPr>
-          <w:p>
-            <w:pPr>
-              <w:rPr>
-                <w:sz w:val="22"/>
-                <w:szCs w:val="22"/>
-              </w:rPr>
-            </w:pPr>
-            <w:r>
-              <w:rPr>
-                <w:sz w:val="22"/>
-                <w:szCs w:val="22"/>
-              </w:rPr>
-              <w:t xml:space="preserve">When the user enters ‘n’ no changes are saved and the </w:t>
-            </w:r>
-            <w:proofErr w:type="spellStart"/>
-            <w:r>
-              <w:rPr>
-                <w:sz w:val="22"/>
-                <w:szCs w:val="22"/>
-              </w:rPr>
-              <w:t>elif</w:t>
-            </w:r>
-            <w:proofErr w:type="spellEnd"/>
-            <w:r>
-              <w:rPr>
-                <w:sz w:val="22"/>
-                <w:szCs w:val="22"/>
-              </w:rPr>
-              <w:t xml:space="preserve"> choice == 7 ends.</w:t>
-            </w:r>
-          </w:p>
-        </w:tc>
-        <w:tc>
-          <w:tcPr>
-            <w:tcW w:w="2963" w:type="dxa"/>
-            <w:shd w:val="clear" w:color="auto" w:fill="EEECE1" w:themeFill="background2"/>
-          </w:tcPr>
-          <w:p>
-            <w:pPr>
-              <w:rPr>
-                <w:sz w:val="22"/>
-                <w:szCs w:val="22"/>
-              </w:rPr>
-            </w:pPr>
-            <w:r>
-              <w:rPr>
-                <w:sz w:val="22"/>
-                <w:szCs w:val="22"/>
-              </w:rPr>
-              <w:t>The expected result occurred (PASS)</w:t>
-            </w:r>
-          </w:p>
-        </w:tc>
-      </w:tr>
-      <w:tr>
-        <w:tc>
-          <w:tcPr>
-            <w:tcW w:w="2402" w:type="dxa"/>
-            <w:shd w:val="clear" w:color="auto" w:fill="EEECE1" w:themeFill="background2"/>
-          </w:tcPr>
-          <w:p>
-            <w:pPr>
-              <w:jc w:val="center"/>
-            </w:pPr>
-            <w:r>
-              <w:t>19</w:t>
-            </w:r>
-          </w:p>
-        </w:tc>
-        <w:tc>
-          <w:tcPr>
-            <w:tcW w:w="2300" w:type="dxa"/>
-            <w:shd w:val="clear" w:color="auto" w:fill="EEECE1" w:themeFill="background2"/>
-          </w:tcPr>
-          <w:p>
-            <w:pPr>
-              <w:jc w:val="center"/>
-            </w:pPr>
-            <w:r>
-              <w:t>Saving the settings changed.</w:t>
-            </w:r>
-          </w:p>
-        </w:tc>
-        <w:tc>
-          <w:tcPr>
-            <w:tcW w:w="1576" w:type="dxa"/>
-            <w:shd w:val="clear" w:color="auto" w:fill="EEECE1" w:themeFill="background2"/>
-          </w:tcPr>
-          <w:p>
-            <w:pPr>
-              <w:jc w:val="center"/>
-            </w:pPr>
-            <w:r>
-              <w:t>Erroneous</w:t>
-            </w:r>
-          </w:p>
-        </w:tc>
-        <w:tc>
-          <w:tcPr>
-            <w:tcW w:w="2977" w:type="dxa"/>
-            <w:shd w:val="clear" w:color="auto" w:fill="EEECE1" w:themeFill="background2"/>
-          </w:tcPr>
-          <w:p>
-            <w:pPr>
-              <w:rPr>
-                <w:sz w:val="22"/>
-                <w:szCs w:val="22"/>
-              </w:rPr>
-            </w:pPr>
-            <w:r>
-              <w:rPr>
-                <w:sz w:val="22"/>
-                <w:szCs w:val="22"/>
-              </w:rPr>
-              <w:t xml:space="preserve">When the user presses the enter key a prompt appears to </w:t>
-            </w:r>
-            <w:r>
-              <w:rPr>
-                <w:sz w:val="22"/>
-                <w:szCs w:val="22"/>
-              </w:rPr>
-              <w:t>either enter ‘y’ or ‘n’ again.</w:t>
-            </w:r>
-          </w:p>
-        </w:tc>
-        <w:tc>
-          <w:tcPr>
-            <w:tcW w:w="2963" w:type="dxa"/>
-            <w:shd w:val="clear" w:color="auto" w:fill="EEECE1" w:themeFill="background2"/>
-          </w:tcPr>
-          <w:p>
-            <w:pPr>
-              <w:rPr>
-                <w:sz w:val="22"/>
-                <w:szCs w:val="22"/>
-              </w:rPr>
-            </w:pPr>
-            <w:r>
-              <w:rPr>
-                <w:sz w:val="22"/>
-                <w:szCs w:val="22"/>
-              </w:rPr>
-              <w:t>The expected result did not occurr (FAIL). The code  has been adapted so that the user will now be in a loop until an acceptable response is detected.</w:t>
-            </w:r>
-          </w:p>
-        </w:tc>
-      </w:tr>
-      <w:tr>
-        <w:tc>
-          <w:tcPr>
-            <w:tcW w:w="2402" w:type="dxa"/>
-            <w:shd w:val="clear" w:color="auto" w:fill="EEECE1" w:themeFill="background2"/>
-          </w:tcPr>
-          <w:p>
-            <w:pPr>
-              <w:jc w:val="center"/>
-            </w:pPr>
-            <w:r>
-              <w:t>20</w:t>
-            </w:r>
-          </w:p>
-        </w:tc>
-        <w:tc>
-          <w:tcPr>
-            <w:tcW w:w="2300" w:type="dxa"/>
-            <w:shd w:val="clear" w:color="auto" w:fill="EEECE1" w:themeFill="background2"/>
-          </w:tcPr>
-          <w:p>
-            <w:pPr>
-              <w:jc w:val="center"/>
-            </w:pPr>
-            <w:r>
-              <w:t>Saving the settings changed.</w:t>
-            </w:r>
-          </w:p>
-        </w:tc>
-        <w:tc>
-          <w:tcPr>
-            <w:tcW w:w="1576" w:type="dxa"/>
-            <w:shd w:val="clear" w:color="auto" w:fill="EEECE1" w:themeFill="background2"/>
-          </w:tcPr>
-          <w:p>
-            <w:pPr>
-              <w:jc w:val="center"/>
-            </w:pPr>
-            <w:r>
-              <w:t>Extreme</w:t>
-            </w:r>
-          </w:p>
-        </w:tc>
-        <w:tc>
-          <w:tcPr>
-            <w:tcW w:w="2977" w:type="dxa"/>
-            <w:shd w:val="clear" w:color="auto" w:fill="EEECE1" w:themeFill="background2"/>
-          </w:tcPr>
-          <w:p>
-            <w:pPr>
-              <w:rPr>
-                <w:sz w:val="22"/>
-                <w:szCs w:val="22"/>
-              </w:rPr>
-            </w:pPr>
-            <w:r>
-              <w:rPr>
-                <w:sz w:val="22"/>
-                <w:szCs w:val="22"/>
-              </w:rPr>
-              <w:t xml:space="preserve">When the user inputs ‘Y’ instead of ‘y’ it will not result in an error and will end the </w:t>
-            </w:r>
-            <w:proofErr w:type="spellStart"/>
-            <w:r>
-              <w:rPr>
-                <w:sz w:val="22"/>
-                <w:szCs w:val="22"/>
-              </w:rPr>
-              <w:t>elif</w:t>
-            </w:r>
-            <w:proofErr w:type="spellEnd"/>
-            <w:r>
-              <w:rPr>
-                <w:sz w:val="22"/>
-                <w:szCs w:val="22"/>
-              </w:rPr>
-              <w:t xml:space="preserve"> choice == 7. </w:t>
-            </w:r>
-          </w:p>
-        </w:tc>
-        <w:tc>
-          <w:tcPr>
-            <w:tcW w:w="2963" w:type="dxa"/>
-            <w:shd w:val="clear" w:color="auto" w:fill="EEECE1" w:themeFill="background2"/>
-          </w:tcPr>
-          <w:p>
-            <w:pPr>
-              <w:rPr>
-                <w:sz w:val="22"/>
-                <w:szCs w:val="22"/>
-              </w:rPr>
-            </w:pPr>
-            <w:r>
-              <w:rPr>
-                <w:sz w:val="22"/>
-                <w:szCs w:val="22"/>
-              </w:rPr>
-              <w:t>The expected result occurred (PASS)</w:t>
             </w:r>
           </w:p>
         </w:tc>
       </w:tr>
     </w:tbl>
-    <w:p>
-      <w:pPr>
-        <w:rPr>
-          <w:i/>
-          <w:iCs/>
-          <w:szCs w:val="24"/>
-        </w:rPr>
-      </w:pPr>
-    </w:p>
-    <w:p>
-      <w:pPr>
-        <w:rPr>
-          <w:rFonts w:cs="Arial"/>
-          <w:szCs w:val="24"/>
-          <w:shd w:val="clear" w:color="auto" w:fill="FFFFFF"/>
-        </w:rPr>
-      </w:pPr>
-    </w:p>
-    <w:p>
-      <w:pPr>
-        <w:rPr>
-          <w:rFonts w:cs="Arial"/>
-          <w:szCs w:val="24"/>
-          <w:shd w:val="clear" w:color="auto" w:fill="FFFFFF"/>
-        </w:rPr>
-      </w:pPr>
-    </w:p>
-    <w:p>
-      <w:pPr>
-        <w:rPr>
-          <w:rFonts w:cs="Arial"/>
-          <w:szCs w:val="24"/>
-          <w:shd w:val="clear" w:color="auto" w:fill="FFFFFF"/>
-        </w:rPr>
-      </w:pPr>
-    </w:p>
-    <w:p>
-      <w:pPr>
-        <w:rPr>
-          <w:rFonts w:cs="Arial"/>
-          <w:szCs w:val="24"/>
-          <w:shd w:val="clear" w:color="auto" w:fill="FFFFFF"/>
-        </w:rPr>
-      </w:pPr>
-    </w:p>
-    <w:p>
-      <w:pPr>
-        <w:pStyle w:val="Heading2"/>
-      </w:pPr>
-      <w:bookmarkStart w:id="32" w:name="_Toc218544990"/>
-      <w:r>
-        <w:t>Task 8:</w:t>
-      </w:r>
-      <w:bookmarkEnd w:id="32"/>
-    </w:p>
     <w:p/>
     <w:p/>
     <w:p>
       <w:pPr>
         <w:pStyle w:val="Heading2"/>
-        <w:rPr>
-          <w:szCs w:val="24"/>
-        </w:rPr>
-      </w:pPr>
-      <w:bookmarkStart w:id="33" w:name="_Toc218544991"/>
-      <w:r>
-        <w:rPr>
+      </w:pPr>
+      <w:bookmarkStart w:id="30" w:name="_Toc218544988"/>
+      <w:r>
+        <w:t>Task 6:</w:t>
+      </w:r>
+      <w:bookmarkEnd w:id="30"/>
+    </w:p>
+    <w:p/>
+    <w:p/>
+    <w:p>
+      <w:pPr>
+        <w:pStyle w:val="Heading2"/>
+      </w:pPr>
+      <w:bookmarkStart w:id="31" w:name="_Toc218544989"/>
+      <w:r>
+        <w:t>Task 7: Editing product values</w:t>
+      </w:r>
+      <w:bookmarkEnd w:id="31"/>
+    </w:p>
+    <w:p>
+      <w:pPr>
+        <w:rPr>
+          <w:rFonts w:cs="Arial"/>
+          <w:szCs w:val="24"/>
           <w:shd w:val="clear" w:color="auto" w:fill="FFFFFF"/>
         </w:rPr>
-        <w:t>Task</w:t>
-      </w:r>
-      <w:r>
-        <w:rPr>
+      </w:pPr>
+    </w:p>
+    <w:p>
+      <w:pPr>
+        <w:rPr>
+          <w:rFonts w:cs="Arial"/>
+          <w:szCs w:val="24"/>
           <w:shd w:val="clear" w:color="auto" w:fill="FFFFFF"/>
         </w:rPr>
-        <w:t xml:space="preserve"> 9</w:t>
-      </w:r>
-      <w:r>
-        <w:rPr>
+      </w:pPr>
+      <w:r>
+        <w:rPr>
+          <w:rFonts w:cs="Arial"/>
+          <w:szCs w:val="24"/>
           <w:shd w:val="clear" w:color="auto" w:fill="FFFFFF"/>
         </w:rPr>
-        <w:t>: Creating a</w:t>
-      </w:r>
-      <w:r>
-        <w:rPr>
+        <w:t>Test table for ‘</w:t>
+      </w:r>
+      <w:r>
+        <w:rPr>
+          <w:rFonts w:cs="Arial"/>
+          <w:szCs w:val="24"/>
           <w:shd w:val="clear" w:color="auto" w:fill="FFFFFF"/>
         </w:rPr>
-        <w:t xml:space="preserve"> save and</w:t>
-      </w:r>
-      <w:r>
-        <w:rPr>
+        <w:t>Eli</w:t>
+      </w:r>
+      <w:r>
+        <w:rPr>
+          <w:rFonts w:cs="Arial"/>
+          <w:szCs w:val="24"/>
           <w:shd w:val="clear" w:color="auto" w:fill="FFFFFF"/>
         </w:rPr>
-        <w:t xml:space="preserve"> exit option</w:t>
-      </w:r>
-      <w:bookmarkEnd w:id="33"/>
-    </w:p>
-    <w:p>
-      <w:pPr>
+        <w:t xml:space="preserve">f choice == </w:t>
+      </w:r>
+      <w:r>
         <w:rPr>
           <w:rFonts w:cs="Arial"/>
           <w:szCs w:val="24"/>
           <w:shd w:val="clear" w:color="auto" w:fill="FFFFFF"/>
         </w:rPr>
-      </w:pPr>
-    </w:p>
-    <w:p>
-      <w:pPr>
+        <w:t>7</w:t>
+      </w:r>
+      <w:r>
         <w:rPr>
           <w:rFonts w:cs="Arial"/>
           <w:szCs w:val="24"/>
           <w:shd w:val="clear" w:color="auto" w:fill="FFFFFF"/>
         </w:rPr>
-      </w:pPr>
+        <w:t xml:space="preserve">’, Made by </w:t>
+      </w:r>
       <w:r>
         <w:rPr>
           <w:rFonts w:cs="Arial"/>
           <w:szCs w:val="24"/>
           <w:shd w:val="clear" w:color="auto" w:fill="FFFFFF"/>
         </w:rPr>
-        <w:t>Test table for ‘</w:t>
-      </w:r>
-      <w:r>
-        <w:rPr>
-          <w:rFonts w:cs="Arial"/>
-          <w:szCs w:val="24"/>
-          <w:shd w:val="clear" w:color="auto" w:fill="FFFFFF"/>
-        </w:rPr>
-        <w:t>Eli</w:t>
-      </w:r>
-      <w:r>
-        <w:rPr>
-          <w:rFonts w:cs="Arial"/>
-          <w:szCs w:val="24"/>
-          <w:shd w:val="clear" w:color="auto" w:fill="FFFFFF"/>
-        </w:rPr>
-        <w:t xml:space="preserve">f choice == </w:t>
-      </w:r>
-      <w:r>
-        <w:rPr>
-          <w:rFonts w:cs="Arial"/>
-          <w:szCs w:val="24"/>
-          <w:shd w:val="clear" w:color="auto" w:fill="FFFFFF"/>
-        </w:rPr>
-        <w:t>9</w:t>
-      </w:r>
-      <w:r>
-        <w:rPr>
-          <w:rFonts w:cs="Arial"/>
-          <w:szCs w:val="24"/>
-          <w:shd w:val="clear" w:color="auto" w:fill="FFFFFF"/>
-        </w:rPr>
-        <w:t>’, Made by Daniel Caveney</w:t>
+        <w:t>Aaron Rielly</w:t>
       </w:r>
     </w:p>
     <w:tbl>
@@ -12585,15 +10681,7 @@
               <w:jc w:val="center"/>
             </w:pPr>
             <w:r>
-              <w:t>Exiting the program</w:t>
-            </w:r>
-          </w:p>
-          <w:p>
-            <w:pPr>
-              <w:jc w:val="center"/>
-            </w:pPr>
-            <w:r>
-              <w:t>(before update)</w:t>
+              <w:t>Selecting the item to be edited</w:t>
             </w:r>
           </w:p>
         </w:tc>
@@ -12628,21 +10716,42 @@
                 <w:sz w:val="22"/>
                 <w:szCs w:val="22"/>
               </w:rPr>
-              <w:t xml:space="preserve">When the user has chosen </w:t>
+              <w:t xml:space="preserve">When the user has </w:t>
             </w:r>
             <w:r>
               <w:rPr>
                 <w:sz w:val="22"/>
                 <w:szCs w:val="22"/>
               </w:rPr>
-              <w:t>choice 9, they will be given two prints and then the program will end</w:t>
+              <w:t xml:space="preserve">chosen option 1 and </w:t>
             </w:r>
             <w:r>
               <w:rPr>
                 <w:sz w:val="22"/>
                 <w:szCs w:val="22"/>
               </w:rPr>
-              <w:t>.</w:t>
+              <w:t>entered ‘1’, a prompt will appear to</w:t>
+            </w:r>
+            <w:r>
+              <w:rPr>
+                <w:sz w:val="22"/>
+                <w:szCs w:val="22"/>
+              </w:rPr>
+              <w:t xml:space="preserve"> allow the user to</w:t>
+            </w:r>
+            <w:r>
+              <w:rPr>
+                <w:sz w:val="22"/>
+                <w:szCs w:val="22"/>
+              </w:rPr>
+              <w:t xml:space="preserve"> start editing </w:t>
+            </w:r>
+            <w:r>
+              <w:rPr>
+                <w:sz w:val="22"/>
+                <w:szCs w:val="22"/>
+              </w:rPr>
+              <w:t>item 1 (air freshener)</w:t>
             </w:r>
           </w:p>
         </w:tc>
@@ -12707,15 +10816,7 @@
               <w:jc w:val="center"/>
             </w:pPr>
             <w:r>
-              <w:t>Exiting the program</w:t>
-            </w:r>
-          </w:p>
-          <w:p>
-            <w:pPr>
-              <w:jc w:val="center"/>
-            </w:pPr>
-            <w:r>
-              <w:t>(before update)</w:t>
+              <w:t>Selecting the item to be edited</w:t>
             </w:r>
           </w:p>
         </w:tc>
@@ -12750,14 +10851,7 @@
                 <w:sz w:val="22"/>
                 <w:szCs w:val="22"/>
               </w:rPr>
-              <w:t xml:space="preserve">When the user has chosen </w:t>
-            </w:r>
-            <w:r>
-              <w:rPr>
-                <w:sz w:val="22"/>
-                <w:szCs w:val="22"/>
-              </w:rPr>
-              <w:t>choice 9, inputting nine in a string format won’t register</w:t>
+              <w:t>When the user has chosen option 1 and entered ‘6’, a prompt will appear asking them to enter a different number inside the bounds of the dictionary.</w:t>
             </w:r>
           </w:p>
         </w:tc>
@@ -12822,15 +10916,7 @@
               <w:jc w:val="center"/>
             </w:pPr>
             <w:r>
-              <w:t>Exiting the program</w:t>
-            </w:r>
-          </w:p>
-          <w:p>
-            <w:pPr>
-              <w:jc w:val="center"/>
-            </w:pPr>
-            <w:r>
-              <w:t>(before update)</w:t>
+              <w:t>Selecting the item to be edited</w:t>
             </w:r>
           </w:p>
         </w:tc>
@@ -12865,72 +10951,15 @@
                 <w:sz w:val="22"/>
                 <w:szCs w:val="22"/>
               </w:rPr>
-              <w:t>Inputting ‘</w:t>
+              <w:t xml:space="preserve">When the user has chosen option 1 and entered ‘one’, a prompt will appear asking </w:t>
             </w:r>
             <w:r>
               <w:rPr>
                 <w:sz w:val="22"/>
                 <w:szCs w:val="22"/>
               </w:rPr>
-              <w:t>9</w:t>
-            </w:r>
-            <w:r>
-              <w:rPr>
-                <w:sz w:val="22"/>
-                <w:szCs w:val="22"/>
-              </w:rPr>
-              <w:t xml:space="preserve">’ </w:t>
-            </w:r>
-            <w:r>
-              <w:rPr>
-                <w:sz w:val="22"/>
-                <w:szCs w:val="22"/>
-              </w:rPr>
-              <w:t>with a space before and or after will result in the program passing the response as</w:t>
-            </w:r>
-            <w:r>
-              <w:rPr>
-                <w:sz w:val="22"/>
-                <w:szCs w:val="22"/>
-              </w:rPr>
-              <w:t xml:space="preserve"> </w:t>
-            </w:r>
-            <w:proofErr w:type="gramStart"/>
-            <w:r>
-              <w:rPr>
-                <w:sz w:val="22"/>
-                <w:szCs w:val="22"/>
-              </w:rPr>
-              <w:t>the .</w:t>
-            </w:r>
-            <w:r>
-              <w:rPr>
-                <w:sz w:val="22"/>
-                <w:szCs w:val="22"/>
-              </w:rPr>
-              <w:t>strip</w:t>
-            </w:r>
-            <w:proofErr w:type="gramEnd"/>
-            <w:r>
-              <w:rPr>
-                <w:sz w:val="22"/>
-                <w:szCs w:val="22"/>
-              </w:rPr>
-              <w:t>() function</w:t>
-            </w:r>
-            <w:r>
-              <w:rPr>
-                <w:sz w:val="22"/>
-                <w:szCs w:val="22"/>
-              </w:rPr>
-              <w:t xml:space="preserve"> has been applied</w:t>
-            </w:r>
-            <w:r>
-              <w:rPr>
-                <w:sz w:val="22"/>
-                <w:szCs w:val="22"/>
-              </w:rPr>
-              <w:t>.</w:t>
+              <w:lastRenderedPageBreak/>
+              <w:t>them to enter a different number inside the bounds of the dictionary.</w:t>
             </w:r>
           </w:p>
         </w:tc>
@@ -12951,6 +10980,7 @@
                 <w:sz w:val="22"/>
                 <w:szCs w:val="22"/>
               </w:rPr>
+              <w:lastRenderedPageBreak/>
               <w:t>The expected result occurred (PASS)</w:t>
             </w:r>
           </w:p>
@@ -12981,7 +11011,13 @@
               <w:jc w:val="center"/>
             </w:pPr>
             <w:r>
-              <w:t>Exiting the program</w:t>
+              <w:t xml:space="preserve">Editing the </w:t>
+            </w:r>
+            <w:r>
+              <w:t>n</w:t>
+            </w:r>
+            <w:r>
+              <w:t>ame</w:t>
             </w:r>
           </w:p>
         </w:tc>
@@ -13016,30 +11052,14 @@
                 <w:sz w:val="22"/>
                 <w:szCs w:val="22"/>
               </w:rPr>
-              <w:t xml:space="preserve">When exiting the program, when </w:t>
-            </w:r>
-            <w:proofErr w:type="gramStart"/>
+              <w:t>When the user has entered a new input, the name has been updated</w:t>
+            </w:r>
             <w:r>
               <w:rPr>
                 <w:sz w:val="22"/>
                 <w:szCs w:val="22"/>
               </w:rPr>
-              <w:t xml:space="preserve">asked </w:t>
-            </w:r>
-            <w:r>
-              <w:rPr>
-                <w:sz w:val="22"/>
-                <w:szCs w:val="22"/>
-              </w:rPr>
-              <w:t xml:space="preserve"> about</w:t>
-            </w:r>
-            <w:proofErr w:type="gramEnd"/>
-            <w:r>
-              <w:rPr>
-                <w:sz w:val="22"/>
-                <w:szCs w:val="22"/>
-              </w:rPr>
-              <w:t xml:space="preserve"> saving, pressing ‘y’ for both choices will result in the program saving and the user exiting. </w:t>
+              <w:t xml:space="preserve"> and has moved onto editing the cost of the item.</w:t>
             </w:r>
           </w:p>
         </w:tc>
@@ -13090,7 +11110,7 @@
               <w:jc w:val="center"/>
             </w:pPr>
             <w:r>
-              <w:t>Not exiting the program</w:t>
+              <w:t xml:space="preserve">Editing the name </w:t>
             </w:r>
           </w:p>
         </w:tc>
@@ -13125,45 +11145,14 @@
                 <w:sz w:val="22"/>
                 <w:szCs w:val="22"/>
               </w:rPr>
-              <w:t xml:space="preserve">When exiting the program, when </w:t>
-            </w:r>
-            <w:proofErr w:type="gramStart"/>
+              <w:t xml:space="preserve">When the user has pressed the enter key the name remains unchanged and </w:t>
+            </w:r>
             <w:r>
               <w:rPr>
                 <w:sz w:val="22"/>
                 <w:szCs w:val="22"/>
               </w:rPr>
-              <w:t>asked  about</w:t>
-            </w:r>
-            <w:proofErr w:type="gramEnd"/>
-            <w:r>
-              <w:rPr>
-                <w:sz w:val="22"/>
-                <w:szCs w:val="22"/>
-              </w:rPr>
-              <w:t xml:space="preserve"> saving, pressing ‘y’ for the first choice and ‘n’ for exiting will </w:t>
-            </w:r>
-            <w:r>
-              <w:rPr>
-                <w:sz w:val="22"/>
-                <w:szCs w:val="22"/>
-              </w:rPr>
-              <w:lastRenderedPageBreak/>
-              <w:t>result in the program saving and the user</w:t>
-            </w:r>
-            <w:r>
-              <w:rPr>
-                <w:sz w:val="22"/>
-                <w:szCs w:val="22"/>
-              </w:rPr>
-              <w:t xml:space="preserve"> not</w:t>
-            </w:r>
-            <w:r>
-              <w:rPr>
-                <w:sz w:val="22"/>
-                <w:szCs w:val="22"/>
-              </w:rPr>
-              <w:t xml:space="preserve"> exiting.</w:t>
+              <w:t>moves onto editing the cost of the item.</w:t>
             </w:r>
           </w:p>
         </w:tc>
@@ -13184,7 +11173,6 @@
                 <w:sz w:val="22"/>
                 <w:szCs w:val="22"/>
               </w:rPr>
-              <w:lastRenderedPageBreak/>
               <w:t>The expected result occurred (PASS)</w:t>
             </w:r>
           </w:p>
@@ -13215,7 +11203,13 @@
               <w:jc w:val="center"/>
             </w:pPr>
             <w:r>
-              <w:t>Exiting the program</w:t>
+              <w:t>Editing</w:t>
+            </w:r>
+            <w:r>
+              <w:t xml:space="preserve"> the </w:t>
+            </w:r>
+            <w:r>
+              <w:t>cost</w:t>
             </w:r>
           </w:p>
         </w:tc>
@@ -13250,23 +11244,21 @@
                 <w:sz w:val="22"/>
                 <w:szCs w:val="22"/>
               </w:rPr>
-              <w:t xml:space="preserve">When exiting the program, when </w:t>
-            </w:r>
-            <w:proofErr w:type="gramStart"/>
+              <w:t xml:space="preserve">When the user has entered ‘2’, the price will update to 2 and move onto </w:t>
+            </w:r>
             <w:r>
               <w:rPr>
                 <w:sz w:val="22"/>
                 <w:szCs w:val="22"/>
               </w:rPr>
-              <w:t>asked  about</w:t>
-            </w:r>
-            <w:proofErr w:type="gramEnd"/>
+              <w:t>updating stock value</w:t>
+            </w:r>
             <w:r>
               <w:rPr>
                 <w:sz w:val="22"/>
                 <w:szCs w:val="22"/>
               </w:rPr>
-              <w:t xml:space="preserve"> saving, pressing ‘n’ for the first choice and ‘y’ for exiting will result in the program not saving and the user exiting.</w:t>
+              <w:t>.</w:t>
             </w:r>
           </w:p>
         </w:tc>
@@ -13317,7 +11309,7 @@
               <w:jc w:val="center"/>
             </w:pPr>
             <w:r>
-              <w:t>Not exiting the program</w:t>
+              <w:t>Editing the cost</w:t>
             </w:r>
           </w:p>
         </w:tc>
@@ -13331,7 +11323,7 @@
               <w:jc w:val="center"/>
             </w:pPr>
             <w:r>
-              <w:t>Normal</w:t>
+              <w:t>Erroneous</w:t>
             </w:r>
           </w:p>
         </w:tc>
@@ -13352,23 +11344,14 @@
                 <w:sz w:val="22"/>
                 <w:szCs w:val="22"/>
               </w:rPr>
-              <w:t xml:space="preserve">When exiting the program, when </w:t>
-            </w:r>
-            <w:proofErr w:type="gramStart"/>
+              <w:t xml:space="preserve">When the user has entered ‘two’, a prompt will appear for the user to enter </w:t>
+            </w:r>
             <w:r>
               <w:rPr>
                 <w:sz w:val="22"/>
                 <w:szCs w:val="22"/>
               </w:rPr>
-              <w:t>asked  about</w:t>
-            </w:r>
-            <w:proofErr w:type="gramEnd"/>
-            <w:r>
-              <w:rPr>
-                <w:sz w:val="22"/>
-                <w:szCs w:val="22"/>
-              </w:rPr>
-              <w:t xml:space="preserve"> saving, pressing ‘n’ for both choices will result in the program not saving and the user not exiting.</w:t>
+              <w:t>again and for the user to enter a number.</w:t>
             </w:r>
           </w:p>
         </w:tc>
@@ -13419,7 +11402,7 @@
               <w:jc w:val="center"/>
             </w:pPr>
             <w:r>
-              <w:t>Exiting/Not exiting the program</w:t>
+              <w:t>Editing the cost</w:t>
             </w:r>
           </w:p>
         </w:tc>
@@ -13433,7 +11416,7 @@
               <w:jc w:val="center"/>
             </w:pPr>
             <w:r>
-              <w:t>Erroneous</w:t>
+              <w:t>Normal</w:t>
             </w:r>
           </w:p>
         </w:tc>
@@ -13454,37 +11437,21 @@
                 <w:sz w:val="22"/>
                 <w:szCs w:val="22"/>
               </w:rPr>
-              <w:t>When exiting the program, when asked about saving,</w:t>
+              <w:t xml:space="preserve">When the user has pressed the enter key the name remains unchanged and moves onto editing the </w:t>
             </w:r>
             <w:r>
               <w:rPr>
                 <w:sz w:val="22"/>
                 <w:szCs w:val="22"/>
               </w:rPr>
-              <w:t xml:space="preserve"> entering anything else other than ‘y’ and ‘n’ will result in an error and they will be forced back to the start of the program, where they </w:t>
-            </w:r>
-            <w:proofErr w:type="gramStart"/>
+              <w:t>stock</w:t>
+            </w:r>
             <w:r>
               <w:rPr>
                 <w:sz w:val="22"/>
                 <w:szCs w:val="22"/>
               </w:rPr>
-              <w:t>have to</w:t>
-            </w:r>
-            <w:proofErr w:type="gramEnd"/>
-            <w:r>
-              <w:rPr>
-                <w:sz w:val="22"/>
-                <w:szCs w:val="22"/>
-              </w:rPr>
-              <w:t xml:space="preserve"> re-enter </w:t>
-            </w:r>
-            <w:r>
-              <w:rPr>
-                <w:sz w:val="22"/>
-                <w:szCs w:val="22"/>
-              </w:rPr>
-              <w:t>what they want to happen.</w:t>
+              <w:t>.</w:t>
             </w:r>
           </w:p>
         </w:tc>
@@ -13510,6 +11477,1165 @@
           </w:p>
         </w:tc>
       </w:tr>
+      <w:tr>
+        <w:tc>
+          <w:tcPr>
+            <w:tcW w:w="2402" w:type="dxa"/>
+            <w:shd w:val="clear" w:color="auto" w:fill="EEECE1" w:themeFill="background2"/>
+          </w:tcPr>
+          <w:p>
+            <w:pPr>
+              <w:jc w:val="center"/>
+            </w:pPr>
+            <w:r>
+              <w:t>9</w:t>
+            </w:r>
+          </w:p>
+        </w:tc>
+        <w:tc>
+          <w:tcPr>
+            <w:tcW w:w="2300" w:type="dxa"/>
+            <w:shd w:val="clear" w:color="auto" w:fill="EEECE1" w:themeFill="background2"/>
+          </w:tcPr>
+          <w:p>
+            <w:pPr>
+              <w:jc w:val="center"/>
+            </w:pPr>
+            <w:r>
+              <w:t>Editing the stock</w:t>
+            </w:r>
+          </w:p>
+        </w:tc>
+        <w:tc>
+          <w:tcPr>
+            <w:tcW w:w="1576" w:type="dxa"/>
+            <w:shd w:val="clear" w:color="auto" w:fill="EEECE1" w:themeFill="background2"/>
+          </w:tcPr>
+          <w:p>
+            <w:pPr>
+              <w:jc w:val="center"/>
+            </w:pPr>
+            <w:r>
+              <w:t>Normal</w:t>
+            </w:r>
+          </w:p>
+        </w:tc>
+        <w:tc>
+          <w:tcPr>
+            <w:tcW w:w="2977" w:type="dxa"/>
+            <w:shd w:val="clear" w:color="auto" w:fill="EEECE1" w:themeFill="background2"/>
+          </w:tcPr>
+          <w:p>
+            <w:pPr>
+              <w:rPr>
+                <w:sz w:val="22"/>
+                <w:szCs w:val="22"/>
+              </w:rPr>
+            </w:pPr>
+            <w:r>
+              <w:rPr>
+                <w:sz w:val="22"/>
+                <w:szCs w:val="22"/>
+              </w:rPr>
+              <w:t>When the user has entered ‘50’, the stock will update to 50 and move onto updating the quantity per unit.</w:t>
+            </w:r>
+          </w:p>
+        </w:tc>
+        <w:tc>
+          <w:tcPr>
+            <w:tcW w:w="2963" w:type="dxa"/>
+            <w:shd w:val="clear" w:color="auto" w:fill="EEECE1" w:themeFill="background2"/>
+          </w:tcPr>
+          <w:p>
+            <w:pPr>
+              <w:rPr>
+                <w:sz w:val="22"/>
+                <w:szCs w:val="22"/>
+              </w:rPr>
+            </w:pPr>
+            <w:r>
+              <w:rPr>
+                <w:sz w:val="22"/>
+                <w:szCs w:val="22"/>
+              </w:rPr>
+              <w:t>The expected result occurred (PASS)</w:t>
+            </w:r>
+          </w:p>
+        </w:tc>
+      </w:tr>
+      <w:tr>
+        <w:tc>
+          <w:tcPr>
+            <w:tcW w:w="2402" w:type="dxa"/>
+            <w:shd w:val="clear" w:color="auto" w:fill="EEECE1" w:themeFill="background2"/>
+          </w:tcPr>
+          <w:p>
+            <w:pPr>
+              <w:jc w:val="center"/>
+            </w:pPr>
+            <w:r>
+              <w:t>10</w:t>
+            </w:r>
+          </w:p>
+        </w:tc>
+        <w:tc>
+          <w:tcPr>
+            <w:tcW w:w="2300" w:type="dxa"/>
+            <w:shd w:val="clear" w:color="auto" w:fill="EEECE1" w:themeFill="background2"/>
+          </w:tcPr>
+          <w:p>
+            <w:pPr>
+              <w:jc w:val="center"/>
+            </w:pPr>
+            <w:r>
+              <w:t>Editing the stock</w:t>
+            </w:r>
+          </w:p>
+        </w:tc>
+        <w:tc>
+          <w:tcPr>
+            <w:tcW w:w="1576" w:type="dxa"/>
+            <w:shd w:val="clear" w:color="auto" w:fill="EEECE1" w:themeFill="background2"/>
+          </w:tcPr>
+          <w:p>
+            <w:pPr>
+              <w:jc w:val="center"/>
+            </w:pPr>
+            <w:r>
+              <w:t>Erroneous</w:t>
+            </w:r>
+          </w:p>
+        </w:tc>
+        <w:tc>
+          <w:tcPr>
+            <w:tcW w:w="2977" w:type="dxa"/>
+            <w:shd w:val="clear" w:color="auto" w:fill="EEECE1" w:themeFill="background2"/>
+          </w:tcPr>
+          <w:p>
+            <w:pPr>
+              <w:rPr>
+                <w:sz w:val="22"/>
+                <w:szCs w:val="22"/>
+              </w:rPr>
+            </w:pPr>
+            <w:r>
+              <w:rPr>
+                <w:sz w:val="22"/>
+                <w:szCs w:val="22"/>
+              </w:rPr>
+              <w:t>When the user has entered ‘fifty’, a prompt will appear for the user to enter again and for the user to enter a number.</w:t>
+            </w:r>
+          </w:p>
+        </w:tc>
+        <w:tc>
+          <w:tcPr>
+            <w:tcW w:w="2963" w:type="dxa"/>
+            <w:shd w:val="clear" w:color="auto" w:fill="EEECE1" w:themeFill="background2"/>
+          </w:tcPr>
+          <w:p>
+            <w:pPr>
+              <w:rPr>
+                <w:sz w:val="22"/>
+                <w:szCs w:val="22"/>
+              </w:rPr>
+            </w:pPr>
+            <w:r>
+              <w:rPr>
+                <w:sz w:val="22"/>
+                <w:szCs w:val="22"/>
+              </w:rPr>
+              <w:t>The expected result occurred (PASS)</w:t>
+            </w:r>
+          </w:p>
+        </w:tc>
+      </w:tr>
+      <w:tr>
+        <w:tc>
+          <w:tcPr>
+            <w:tcW w:w="2402" w:type="dxa"/>
+            <w:shd w:val="clear" w:color="auto" w:fill="EEECE1" w:themeFill="background2"/>
+          </w:tcPr>
+          <w:p>
+            <w:pPr>
+              <w:jc w:val="center"/>
+            </w:pPr>
+            <w:r>
+              <w:t>11</w:t>
+            </w:r>
+          </w:p>
+        </w:tc>
+        <w:tc>
+          <w:tcPr>
+            <w:tcW w:w="2300" w:type="dxa"/>
+            <w:shd w:val="clear" w:color="auto" w:fill="EEECE1" w:themeFill="background2"/>
+          </w:tcPr>
+          <w:p>
+            <w:pPr>
+              <w:jc w:val="center"/>
+            </w:pPr>
+            <w:r>
+              <w:t>Editing the stock</w:t>
+            </w:r>
+          </w:p>
+        </w:tc>
+        <w:tc>
+          <w:tcPr>
+            <w:tcW w:w="1576" w:type="dxa"/>
+            <w:shd w:val="clear" w:color="auto" w:fill="EEECE1" w:themeFill="background2"/>
+          </w:tcPr>
+          <w:p>
+            <w:pPr>
+              <w:jc w:val="center"/>
+            </w:pPr>
+            <w:r>
+              <w:t>Normal</w:t>
+            </w:r>
+          </w:p>
+        </w:tc>
+        <w:tc>
+          <w:tcPr>
+            <w:tcW w:w="2977" w:type="dxa"/>
+            <w:shd w:val="clear" w:color="auto" w:fill="EEECE1" w:themeFill="background2"/>
+          </w:tcPr>
+          <w:p>
+            <w:pPr>
+              <w:rPr>
+                <w:sz w:val="22"/>
+                <w:szCs w:val="22"/>
+              </w:rPr>
+            </w:pPr>
+            <w:r>
+              <w:rPr>
+                <w:sz w:val="22"/>
+                <w:szCs w:val="22"/>
+              </w:rPr>
+              <w:t>When the user has pressed the enter key the name remains unchanged and moves onto editing quantity per unit.</w:t>
+            </w:r>
+          </w:p>
+        </w:tc>
+        <w:tc>
+          <w:tcPr>
+            <w:tcW w:w="2963" w:type="dxa"/>
+            <w:shd w:val="clear" w:color="auto" w:fill="EEECE1" w:themeFill="background2"/>
+          </w:tcPr>
+          <w:p>
+            <w:pPr>
+              <w:rPr>
+                <w:sz w:val="22"/>
+                <w:szCs w:val="22"/>
+              </w:rPr>
+            </w:pPr>
+            <w:r>
+              <w:rPr>
+                <w:sz w:val="22"/>
+                <w:szCs w:val="22"/>
+              </w:rPr>
+              <w:t>The expected result occurred (PASS)</w:t>
+            </w:r>
+          </w:p>
+        </w:tc>
+      </w:tr>
+      <w:tr>
+        <w:tc>
+          <w:tcPr>
+            <w:tcW w:w="2402" w:type="dxa"/>
+            <w:shd w:val="clear" w:color="auto" w:fill="EEECE1" w:themeFill="background2"/>
+          </w:tcPr>
+          <w:p>
+            <w:pPr>
+              <w:jc w:val="center"/>
+            </w:pPr>
+            <w:r>
+              <w:t>12</w:t>
+            </w:r>
+          </w:p>
+        </w:tc>
+        <w:tc>
+          <w:tcPr>
+            <w:tcW w:w="2300" w:type="dxa"/>
+            <w:shd w:val="clear" w:color="auto" w:fill="EEECE1" w:themeFill="background2"/>
+          </w:tcPr>
+          <w:p>
+            <w:pPr>
+              <w:jc w:val="center"/>
+            </w:pPr>
+            <w:r>
+              <w:t>Editing the quantity per unit</w:t>
+            </w:r>
+          </w:p>
+        </w:tc>
+        <w:tc>
+          <w:tcPr>
+            <w:tcW w:w="1576" w:type="dxa"/>
+            <w:shd w:val="clear" w:color="auto" w:fill="EEECE1" w:themeFill="background2"/>
+          </w:tcPr>
+          <w:p>
+            <w:pPr>
+              <w:jc w:val="center"/>
+            </w:pPr>
+            <w:r>
+              <w:t>Normal</w:t>
+            </w:r>
+          </w:p>
+        </w:tc>
+        <w:tc>
+          <w:tcPr>
+            <w:tcW w:w="2977" w:type="dxa"/>
+            <w:shd w:val="clear" w:color="auto" w:fill="EEECE1" w:themeFill="background2"/>
+          </w:tcPr>
+          <w:p>
+            <w:pPr>
+              <w:rPr>
+                <w:sz w:val="22"/>
+                <w:szCs w:val="22"/>
+              </w:rPr>
+            </w:pPr>
+            <w:r>
+              <w:rPr>
+                <w:sz w:val="22"/>
+                <w:szCs w:val="22"/>
+              </w:rPr>
+              <w:t>When the user has entered ‘</w:t>
+            </w:r>
+            <w:r>
+              <w:rPr>
+                <w:sz w:val="22"/>
+                <w:szCs w:val="22"/>
+              </w:rPr>
+              <w:t>4</w:t>
+            </w:r>
+            <w:r>
+              <w:rPr>
+                <w:sz w:val="22"/>
+                <w:szCs w:val="22"/>
+              </w:rPr>
+              <w:t xml:space="preserve">’, the stock will update to </w:t>
+            </w:r>
+            <w:r>
+              <w:rPr>
+                <w:sz w:val="22"/>
+                <w:szCs w:val="22"/>
+              </w:rPr>
+              <w:t>4</w:t>
+            </w:r>
+            <w:r>
+              <w:rPr>
+                <w:sz w:val="22"/>
+                <w:szCs w:val="22"/>
+              </w:rPr>
+              <w:t xml:space="preserve"> and move onto updating the </w:t>
+            </w:r>
+            <w:r>
+              <w:rPr>
+                <w:sz w:val="22"/>
+                <w:szCs w:val="22"/>
+              </w:rPr>
+              <w:t>product code</w:t>
+            </w:r>
+            <w:r>
+              <w:rPr>
+                <w:sz w:val="22"/>
+                <w:szCs w:val="22"/>
+              </w:rPr>
+              <w:t>.</w:t>
+            </w:r>
+          </w:p>
+        </w:tc>
+        <w:tc>
+          <w:tcPr>
+            <w:tcW w:w="2963" w:type="dxa"/>
+            <w:shd w:val="clear" w:color="auto" w:fill="EEECE1" w:themeFill="background2"/>
+          </w:tcPr>
+          <w:p>
+            <w:pPr>
+              <w:rPr>
+                <w:sz w:val="22"/>
+                <w:szCs w:val="22"/>
+              </w:rPr>
+            </w:pPr>
+            <w:r>
+              <w:rPr>
+                <w:sz w:val="22"/>
+                <w:szCs w:val="22"/>
+              </w:rPr>
+              <w:t>The expected result occurred (PASS)</w:t>
+            </w:r>
+          </w:p>
+        </w:tc>
+      </w:tr>
+      <w:tr>
+        <w:tc>
+          <w:tcPr>
+            <w:tcW w:w="2402" w:type="dxa"/>
+            <w:shd w:val="clear" w:color="auto" w:fill="EEECE1" w:themeFill="background2"/>
+          </w:tcPr>
+          <w:p>
+            <w:pPr>
+              <w:jc w:val="center"/>
+            </w:pPr>
+            <w:r>
+              <w:t>13</w:t>
+            </w:r>
+          </w:p>
+        </w:tc>
+        <w:tc>
+          <w:tcPr>
+            <w:tcW w:w="2300" w:type="dxa"/>
+            <w:shd w:val="clear" w:color="auto" w:fill="EEECE1" w:themeFill="background2"/>
+          </w:tcPr>
+          <w:p>
+            <w:pPr>
+              <w:jc w:val="center"/>
+            </w:pPr>
+            <w:r>
+              <w:t>Editing the quantity per unit</w:t>
+            </w:r>
+          </w:p>
+        </w:tc>
+        <w:tc>
+          <w:tcPr>
+            <w:tcW w:w="1576" w:type="dxa"/>
+            <w:shd w:val="clear" w:color="auto" w:fill="EEECE1" w:themeFill="background2"/>
+          </w:tcPr>
+          <w:p>
+            <w:pPr>
+              <w:jc w:val="center"/>
+            </w:pPr>
+            <w:r>
+              <w:t>Erroneous</w:t>
+            </w:r>
+          </w:p>
+        </w:tc>
+        <w:tc>
+          <w:tcPr>
+            <w:tcW w:w="2977" w:type="dxa"/>
+            <w:shd w:val="clear" w:color="auto" w:fill="EEECE1" w:themeFill="background2"/>
+          </w:tcPr>
+          <w:p>
+            <w:pPr>
+              <w:rPr>
+                <w:sz w:val="22"/>
+                <w:szCs w:val="22"/>
+              </w:rPr>
+            </w:pPr>
+            <w:r>
+              <w:rPr>
+                <w:sz w:val="22"/>
+                <w:szCs w:val="22"/>
+              </w:rPr>
+              <w:t>When the user has entered ‘f</w:t>
+            </w:r>
+            <w:r>
+              <w:rPr>
+                <w:sz w:val="22"/>
+                <w:szCs w:val="22"/>
+              </w:rPr>
+              <w:t>our</w:t>
+            </w:r>
+            <w:r>
+              <w:rPr>
+                <w:sz w:val="22"/>
+                <w:szCs w:val="22"/>
+              </w:rPr>
+              <w:t>’, a prompt will appear for the user to enter again and for the user to enter a number.</w:t>
+            </w:r>
+          </w:p>
+        </w:tc>
+        <w:tc>
+          <w:tcPr>
+            <w:tcW w:w="2963" w:type="dxa"/>
+            <w:shd w:val="clear" w:color="auto" w:fill="EEECE1" w:themeFill="background2"/>
+          </w:tcPr>
+          <w:p>
+            <w:pPr>
+              <w:rPr>
+                <w:sz w:val="22"/>
+                <w:szCs w:val="22"/>
+              </w:rPr>
+            </w:pPr>
+            <w:r>
+              <w:rPr>
+                <w:sz w:val="22"/>
+                <w:szCs w:val="22"/>
+              </w:rPr>
+              <w:t>The expected result occurred (PASS)</w:t>
+            </w:r>
+          </w:p>
+        </w:tc>
+      </w:tr>
+      <w:tr>
+        <w:tc>
+          <w:tcPr>
+            <w:tcW w:w="2402" w:type="dxa"/>
+            <w:shd w:val="clear" w:color="auto" w:fill="EEECE1" w:themeFill="background2"/>
+          </w:tcPr>
+          <w:p>
+            <w:pPr>
+              <w:jc w:val="center"/>
+            </w:pPr>
+            <w:r>
+              <w:t>14</w:t>
+            </w:r>
+          </w:p>
+        </w:tc>
+        <w:tc>
+          <w:tcPr>
+            <w:tcW w:w="2300" w:type="dxa"/>
+            <w:shd w:val="clear" w:color="auto" w:fill="EEECE1" w:themeFill="background2"/>
+          </w:tcPr>
+          <w:p>
+            <w:pPr>
+              <w:jc w:val="center"/>
+            </w:pPr>
+            <w:r>
+              <w:t>Editing the quantity per unit</w:t>
+            </w:r>
+          </w:p>
+        </w:tc>
+        <w:tc>
+          <w:tcPr>
+            <w:tcW w:w="1576" w:type="dxa"/>
+            <w:shd w:val="clear" w:color="auto" w:fill="EEECE1" w:themeFill="background2"/>
+          </w:tcPr>
+          <w:p>
+            <w:pPr>
+              <w:jc w:val="center"/>
+            </w:pPr>
+            <w:r>
+              <w:t>Normal</w:t>
+            </w:r>
+          </w:p>
+        </w:tc>
+        <w:tc>
+          <w:tcPr>
+            <w:tcW w:w="2977" w:type="dxa"/>
+            <w:shd w:val="clear" w:color="auto" w:fill="EEECE1" w:themeFill="background2"/>
+          </w:tcPr>
+          <w:p>
+            <w:pPr>
+              <w:rPr>
+                <w:sz w:val="22"/>
+                <w:szCs w:val="22"/>
+              </w:rPr>
+            </w:pPr>
+            <w:r>
+              <w:rPr>
+                <w:sz w:val="22"/>
+                <w:szCs w:val="22"/>
+              </w:rPr>
+              <w:t xml:space="preserve">When the user has pressed the enter key the name remains unchanged and </w:t>
+            </w:r>
+            <w:r>
+              <w:rPr>
+                <w:sz w:val="22"/>
+                <w:szCs w:val="22"/>
+              </w:rPr>
+              <w:lastRenderedPageBreak/>
+              <w:t xml:space="preserve">moves onto editing </w:t>
+            </w:r>
+            <w:r>
+              <w:rPr>
+                <w:sz w:val="22"/>
+                <w:szCs w:val="22"/>
+              </w:rPr>
+              <w:t>product code.</w:t>
+            </w:r>
+          </w:p>
+        </w:tc>
+        <w:tc>
+          <w:tcPr>
+            <w:tcW w:w="2963" w:type="dxa"/>
+            <w:shd w:val="clear" w:color="auto" w:fill="EEECE1" w:themeFill="background2"/>
+          </w:tcPr>
+          <w:p>
+            <w:pPr>
+              <w:rPr>
+                <w:sz w:val="22"/>
+                <w:szCs w:val="22"/>
+              </w:rPr>
+            </w:pPr>
+            <w:r>
+              <w:rPr>
+                <w:sz w:val="22"/>
+                <w:szCs w:val="22"/>
+              </w:rPr>
+              <w:lastRenderedPageBreak/>
+              <w:t>The expected result occurred (PASS)</w:t>
+            </w:r>
+          </w:p>
+        </w:tc>
+      </w:tr>
+      <w:tr>
+        <w:tc>
+          <w:tcPr>
+            <w:tcW w:w="2402" w:type="dxa"/>
+            <w:shd w:val="clear" w:color="auto" w:fill="EEECE1" w:themeFill="background2"/>
+          </w:tcPr>
+          <w:p>
+            <w:pPr>
+              <w:jc w:val="center"/>
+            </w:pPr>
+            <w:r>
+              <w:t>15</w:t>
+            </w:r>
+          </w:p>
+        </w:tc>
+        <w:tc>
+          <w:tcPr>
+            <w:tcW w:w="2300" w:type="dxa"/>
+            <w:shd w:val="clear" w:color="auto" w:fill="EEECE1" w:themeFill="background2"/>
+          </w:tcPr>
+          <w:p>
+            <w:pPr>
+              <w:jc w:val="center"/>
+            </w:pPr>
+            <w:r>
+              <w:t>Editing the product code</w:t>
+            </w:r>
+          </w:p>
+        </w:tc>
+        <w:tc>
+          <w:tcPr>
+            <w:tcW w:w="1576" w:type="dxa"/>
+            <w:shd w:val="clear" w:color="auto" w:fill="EEECE1" w:themeFill="background2"/>
+          </w:tcPr>
+          <w:p>
+            <w:pPr>
+              <w:jc w:val="center"/>
+            </w:pPr>
+            <w:r>
+              <w:t>Normal</w:t>
+            </w:r>
+          </w:p>
+        </w:tc>
+        <w:tc>
+          <w:tcPr>
+            <w:tcW w:w="2977" w:type="dxa"/>
+            <w:shd w:val="clear" w:color="auto" w:fill="EEECE1" w:themeFill="background2"/>
+          </w:tcPr>
+          <w:p>
+            <w:pPr>
+              <w:rPr>
+                <w:sz w:val="22"/>
+                <w:szCs w:val="22"/>
+              </w:rPr>
+            </w:pPr>
+            <w:r>
+              <w:rPr>
+                <w:sz w:val="22"/>
+                <w:szCs w:val="22"/>
+              </w:rPr>
+              <w:t>When the user has entered a new input, the product code has been updated and has moved onto editing the sold value.</w:t>
+            </w:r>
+          </w:p>
+        </w:tc>
+        <w:tc>
+          <w:tcPr>
+            <w:tcW w:w="2963" w:type="dxa"/>
+            <w:shd w:val="clear" w:color="auto" w:fill="EEECE1" w:themeFill="background2"/>
+          </w:tcPr>
+          <w:p>
+            <w:pPr>
+              <w:rPr>
+                <w:sz w:val="22"/>
+                <w:szCs w:val="22"/>
+              </w:rPr>
+            </w:pPr>
+            <w:r>
+              <w:rPr>
+                <w:sz w:val="22"/>
+                <w:szCs w:val="22"/>
+              </w:rPr>
+              <w:t>The expected result occurred (PASS)</w:t>
+            </w:r>
+          </w:p>
+        </w:tc>
+      </w:tr>
+      <w:tr>
+        <w:tc>
+          <w:tcPr>
+            <w:tcW w:w="2402" w:type="dxa"/>
+            <w:shd w:val="clear" w:color="auto" w:fill="EEECE1" w:themeFill="background2"/>
+          </w:tcPr>
+          <w:p>
+            <w:pPr>
+              <w:jc w:val="center"/>
+            </w:pPr>
+            <w:r>
+              <w:t>16</w:t>
+            </w:r>
+          </w:p>
+        </w:tc>
+        <w:tc>
+          <w:tcPr>
+            <w:tcW w:w="2300" w:type="dxa"/>
+            <w:shd w:val="clear" w:color="auto" w:fill="EEECE1" w:themeFill="background2"/>
+          </w:tcPr>
+          <w:p>
+            <w:pPr>
+              <w:jc w:val="center"/>
+            </w:pPr>
+            <w:r>
+              <w:t>Editing the product code</w:t>
+            </w:r>
+          </w:p>
+        </w:tc>
+        <w:tc>
+          <w:tcPr>
+            <w:tcW w:w="1576" w:type="dxa"/>
+            <w:shd w:val="clear" w:color="auto" w:fill="EEECE1" w:themeFill="background2"/>
+          </w:tcPr>
+          <w:p>
+            <w:pPr>
+              <w:jc w:val="center"/>
+            </w:pPr>
+            <w:r>
+              <w:t>Normal</w:t>
+            </w:r>
+          </w:p>
+        </w:tc>
+        <w:tc>
+          <w:tcPr>
+            <w:tcW w:w="2977" w:type="dxa"/>
+            <w:shd w:val="clear" w:color="auto" w:fill="EEECE1" w:themeFill="background2"/>
+          </w:tcPr>
+          <w:p>
+            <w:pPr>
+              <w:rPr>
+                <w:sz w:val="22"/>
+                <w:szCs w:val="22"/>
+              </w:rPr>
+            </w:pPr>
+            <w:r>
+              <w:rPr>
+                <w:sz w:val="22"/>
+                <w:szCs w:val="22"/>
+              </w:rPr>
+              <w:t>When the user has pressed the enter key the name remains unchanged and moves onto editing the sold value.</w:t>
+            </w:r>
+          </w:p>
+        </w:tc>
+        <w:tc>
+          <w:tcPr>
+            <w:tcW w:w="2963" w:type="dxa"/>
+            <w:shd w:val="clear" w:color="auto" w:fill="EEECE1" w:themeFill="background2"/>
+          </w:tcPr>
+          <w:p>
+            <w:pPr>
+              <w:rPr>
+                <w:sz w:val="22"/>
+                <w:szCs w:val="22"/>
+              </w:rPr>
+            </w:pPr>
+            <w:r>
+              <w:rPr>
+                <w:sz w:val="22"/>
+                <w:szCs w:val="22"/>
+              </w:rPr>
+              <w:t>The expected result occurred (PASS)</w:t>
+            </w:r>
+          </w:p>
+        </w:tc>
+      </w:tr>
+      <w:tr>
+        <w:tc>
+          <w:tcPr>
+            <w:tcW w:w="2402" w:type="dxa"/>
+            <w:shd w:val="clear" w:color="auto" w:fill="EEECE1" w:themeFill="background2"/>
+          </w:tcPr>
+          <w:p>
+            <w:pPr>
+              <w:jc w:val="center"/>
+            </w:pPr>
+            <w:r>
+              <w:t>17</w:t>
+            </w:r>
+          </w:p>
+        </w:tc>
+        <w:tc>
+          <w:tcPr>
+            <w:tcW w:w="2300" w:type="dxa"/>
+            <w:shd w:val="clear" w:color="auto" w:fill="EEECE1" w:themeFill="background2"/>
+          </w:tcPr>
+          <w:p>
+            <w:pPr>
+              <w:jc w:val="center"/>
+            </w:pPr>
+            <w:r>
+              <w:t>Saving the settings changed.</w:t>
+            </w:r>
+          </w:p>
+        </w:tc>
+        <w:tc>
+          <w:tcPr>
+            <w:tcW w:w="1576" w:type="dxa"/>
+            <w:shd w:val="clear" w:color="auto" w:fill="EEECE1" w:themeFill="background2"/>
+          </w:tcPr>
+          <w:p>
+            <w:pPr>
+              <w:jc w:val="center"/>
+            </w:pPr>
+            <w:r>
+              <w:t>Normal</w:t>
+            </w:r>
+          </w:p>
+        </w:tc>
+        <w:tc>
+          <w:tcPr>
+            <w:tcW w:w="2977" w:type="dxa"/>
+            <w:shd w:val="clear" w:color="auto" w:fill="EEECE1" w:themeFill="background2"/>
+          </w:tcPr>
+          <w:p>
+            <w:pPr>
+              <w:rPr>
+                <w:sz w:val="22"/>
+                <w:szCs w:val="22"/>
+              </w:rPr>
+            </w:pPr>
+            <w:r>
+              <w:rPr>
+                <w:sz w:val="22"/>
+                <w:szCs w:val="22"/>
+              </w:rPr>
+              <w:t xml:space="preserve">When the user enters ‘y’ all changes are saved and the </w:t>
+            </w:r>
+            <w:proofErr w:type="spellStart"/>
+            <w:r>
+              <w:rPr>
+                <w:sz w:val="22"/>
+                <w:szCs w:val="22"/>
+              </w:rPr>
+              <w:t>elif</w:t>
+            </w:r>
+            <w:proofErr w:type="spellEnd"/>
+            <w:r>
+              <w:rPr>
+                <w:sz w:val="22"/>
+                <w:szCs w:val="22"/>
+              </w:rPr>
+              <w:t xml:space="preserve"> choice == 7 ends.</w:t>
+            </w:r>
+          </w:p>
+        </w:tc>
+        <w:tc>
+          <w:tcPr>
+            <w:tcW w:w="2963" w:type="dxa"/>
+            <w:shd w:val="clear" w:color="auto" w:fill="EEECE1" w:themeFill="background2"/>
+          </w:tcPr>
+          <w:p>
+            <w:pPr>
+              <w:rPr>
+                <w:sz w:val="22"/>
+                <w:szCs w:val="22"/>
+              </w:rPr>
+            </w:pPr>
+            <w:r>
+              <w:rPr>
+                <w:sz w:val="22"/>
+                <w:szCs w:val="22"/>
+              </w:rPr>
+              <w:t>The expected result occurred (PASS)</w:t>
+            </w:r>
+          </w:p>
+        </w:tc>
+      </w:tr>
+      <w:tr>
+        <w:tc>
+          <w:tcPr>
+            <w:tcW w:w="2402" w:type="dxa"/>
+            <w:shd w:val="clear" w:color="auto" w:fill="EEECE1" w:themeFill="background2"/>
+          </w:tcPr>
+          <w:p>
+            <w:pPr>
+              <w:jc w:val="center"/>
+            </w:pPr>
+            <w:r>
+              <w:t>18</w:t>
+            </w:r>
+          </w:p>
+        </w:tc>
+        <w:tc>
+          <w:tcPr>
+            <w:tcW w:w="2300" w:type="dxa"/>
+            <w:shd w:val="clear" w:color="auto" w:fill="EEECE1" w:themeFill="background2"/>
+          </w:tcPr>
+          <w:p>
+            <w:pPr>
+              <w:jc w:val="center"/>
+            </w:pPr>
+            <w:r>
+              <w:t>Saving the settings changed.</w:t>
+            </w:r>
+          </w:p>
+        </w:tc>
+        <w:tc>
+          <w:tcPr>
+            <w:tcW w:w="1576" w:type="dxa"/>
+            <w:shd w:val="clear" w:color="auto" w:fill="EEECE1" w:themeFill="background2"/>
+          </w:tcPr>
+          <w:p>
+            <w:pPr>
+              <w:jc w:val="center"/>
+            </w:pPr>
+            <w:r>
+              <w:t>Normal</w:t>
+            </w:r>
+          </w:p>
+        </w:tc>
+        <w:tc>
+          <w:tcPr>
+            <w:tcW w:w="2977" w:type="dxa"/>
+            <w:shd w:val="clear" w:color="auto" w:fill="EEECE1" w:themeFill="background2"/>
+          </w:tcPr>
+          <w:p>
+            <w:pPr>
+              <w:rPr>
+                <w:sz w:val="22"/>
+                <w:szCs w:val="22"/>
+              </w:rPr>
+            </w:pPr>
+            <w:r>
+              <w:rPr>
+                <w:sz w:val="22"/>
+                <w:szCs w:val="22"/>
+              </w:rPr>
+              <w:t xml:space="preserve">When the user enters ‘n’ no changes are saved and the </w:t>
+            </w:r>
+            <w:proofErr w:type="spellStart"/>
+            <w:r>
+              <w:rPr>
+                <w:sz w:val="22"/>
+                <w:szCs w:val="22"/>
+              </w:rPr>
+              <w:t>elif</w:t>
+            </w:r>
+            <w:proofErr w:type="spellEnd"/>
+            <w:r>
+              <w:rPr>
+                <w:sz w:val="22"/>
+                <w:szCs w:val="22"/>
+              </w:rPr>
+              <w:t xml:space="preserve"> choice == 7 ends.</w:t>
+            </w:r>
+          </w:p>
+        </w:tc>
+        <w:tc>
+          <w:tcPr>
+            <w:tcW w:w="2963" w:type="dxa"/>
+            <w:shd w:val="clear" w:color="auto" w:fill="EEECE1" w:themeFill="background2"/>
+          </w:tcPr>
+          <w:p>
+            <w:pPr>
+              <w:rPr>
+                <w:sz w:val="22"/>
+                <w:szCs w:val="22"/>
+              </w:rPr>
+            </w:pPr>
+            <w:r>
+              <w:rPr>
+                <w:sz w:val="22"/>
+                <w:szCs w:val="22"/>
+              </w:rPr>
+              <w:t>The expected result occurred (PASS)</w:t>
+            </w:r>
+          </w:p>
+        </w:tc>
+      </w:tr>
+      <w:tr>
+        <w:tc>
+          <w:tcPr>
+            <w:tcW w:w="2402" w:type="dxa"/>
+            <w:shd w:val="clear" w:color="auto" w:fill="EEECE1" w:themeFill="background2"/>
+          </w:tcPr>
+          <w:p>
+            <w:pPr>
+              <w:jc w:val="center"/>
+            </w:pPr>
+            <w:r>
+              <w:t>19</w:t>
+            </w:r>
+          </w:p>
+        </w:tc>
+        <w:tc>
+          <w:tcPr>
+            <w:tcW w:w="2300" w:type="dxa"/>
+            <w:shd w:val="clear" w:color="auto" w:fill="EEECE1" w:themeFill="background2"/>
+          </w:tcPr>
+          <w:p>
+            <w:pPr>
+              <w:jc w:val="center"/>
+            </w:pPr>
+            <w:r>
+              <w:t>Saving the settings changed.</w:t>
+            </w:r>
+          </w:p>
+        </w:tc>
+        <w:tc>
+          <w:tcPr>
+            <w:tcW w:w="1576" w:type="dxa"/>
+            <w:shd w:val="clear" w:color="auto" w:fill="EEECE1" w:themeFill="background2"/>
+          </w:tcPr>
+          <w:p>
+            <w:pPr>
+              <w:jc w:val="center"/>
+            </w:pPr>
+            <w:r>
+              <w:t>Erroneous</w:t>
+            </w:r>
+          </w:p>
+        </w:tc>
+        <w:tc>
+          <w:tcPr>
+            <w:tcW w:w="2977" w:type="dxa"/>
+            <w:shd w:val="clear" w:color="auto" w:fill="EEECE1" w:themeFill="background2"/>
+          </w:tcPr>
+          <w:p>
+            <w:pPr>
+              <w:rPr>
+                <w:sz w:val="22"/>
+                <w:szCs w:val="22"/>
+              </w:rPr>
+            </w:pPr>
+            <w:r>
+              <w:rPr>
+                <w:sz w:val="22"/>
+                <w:szCs w:val="22"/>
+              </w:rPr>
+              <w:t xml:space="preserve">When the user presses the enter key a prompt appears to </w:t>
+            </w:r>
+            <w:r>
+              <w:rPr>
+                <w:sz w:val="22"/>
+                <w:szCs w:val="22"/>
+              </w:rPr>
+              <w:t>either enter ‘y’ or ‘n’ again.</w:t>
+            </w:r>
+          </w:p>
+        </w:tc>
+        <w:tc>
+          <w:tcPr>
+            <w:tcW w:w="2963" w:type="dxa"/>
+            <w:shd w:val="clear" w:color="auto" w:fill="EEECE1" w:themeFill="background2"/>
+          </w:tcPr>
+          <w:p>
+            <w:pPr>
+              <w:rPr>
+                <w:sz w:val="22"/>
+                <w:szCs w:val="22"/>
+              </w:rPr>
+            </w:pPr>
+            <w:r>
+              <w:rPr>
+                <w:sz w:val="22"/>
+                <w:szCs w:val="22"/>
+              </w:rPr>
+              <w:t>The expected result did not occurr (FAIL). The code  has been adapted so that the user will now be in a loop until an acceptable response is detected.</w:t>
+            </w:r>
+          </w:p>
+        </w:tc>
+      </w:tr>
+      <w:tr>
+        <w:tc>
+          <w:tcPr>
+            <w:tcW w:w="2402" w:type="dxa"/>
+            <w:shd w:val="clear" w:color="auto" w:fill="EEECE1" w:themeFill="background2"/>
+          </w:tcPr>
+          <w:p>
+            <w:pPr>
+              <w:jc w:val="center"/>
+            </w:pPr>
+            <w:r>
+              <w:t>20</w:t>
+            </w:r>
+          </w:p>
+        </w:tc>
+        <w:tc>
+          <w:tcPr>
+            <w:tcW w:w="2300" w:type="dxa"/>
+            <w:shd w:val="clear" w:color="auto" w:fill="EEECE1" w:themeFill="background2"/>
+          </w:tcPr>
+          <w:p>
+            <w:pPr>
+              <w:jc w:val="center"/>
+            </w:pPr>
+            <w:r>
+              <w:t>Saving the settings changed.</w:t>
+            </w:r>
+          </w:p>
+        </w:tc>
+        <w:tc>
+          <w:tcPr>
+            <w:tcW w:w="1576" w:type="dxa"/>
+            <w:shd w:val="clear" w:color="auto" w:fill="EEECE1" w:themeFill="background2"/>
+          </w:tcPr>
+          <w:p>
+            <w:pPr>
+              <w:jc w:val="center"/>
+            </w:pPr>
+            <w:r>
+              <w:t>Extreme</w:t>
+            </w:r>
+          </w:p>
+        </w:tc>
+        <w:tc>
+          <w:tcPr>
+            <w:tcW w:w="2977" w:type="dxa"/>
+            <w:shd w:val="clear" w:color="auto" w:fill="EEECE1" w:themeFill="background2"/>
+          </w:tcPr>
+          <w:p>
+            <w:pPr>
+              <w:rPr>
+                <w:sz w:val="22"/>
+                <w:szCs w:val="22"/>
+              </w:rPr>
+            </w:pPr>
+            <w:r>
+              <w:rPr>
+                <w:sz w:val="22"/>
+                <w:szCs w:val="22"/>
+              </w:rPr>
+              <w:t xml:space="preserve">When the user inputs ‘Y’ instead of ‘y’ it will not result in an error and will end the </w:t>
+            </w:r>
+            <w:proofErr w:type="spellStart"/>
+            <w:r>
+              <w:rPr>
+                <w:sz w:val="22"/>
+                <w:szCs w:val="22"/>
+              </w:rPr>
+              <w:t>elif</w:t>
+            </w:r>
+            <w:proofErr w:type="spellEnd"/>
+            <w:r>
+              <w:rPr>
+                <w:sz w:val="22"/>
+                <w:szCs w:val="22"/>
+              </w:rPr>
+              <w:t xml:space="preserve"> choice == 7. </w:t>
+            </w:r>
+          </w:p>
+        </w:tc>
+        <w:tc>
+          <w:tcPr>
+            <w:tcW w:w="2963" w:type="dxa"/>
+            <w:shd w:val="clear" w:color="auto" w:fill="EEECE1" w:themeFill="background2"/>
+          </w:tcPr>
+          <w:p>
+            <w:pPr>
+              <w:rPr>
+                <w:sz w:val="22"/>
+                <w:szCs w:val="22"/>
+              </w:rPr>
+            </w:pPr>
+            <w:r>
+              <w:rPr>
+                <w:sz w:val="22"/>
+                <w:szCs w:val="22"/>
+              </w:rPr>
+              <w:t>The expected result occurred (PASS)</w:t>
+            </w:r>
+          </w:p>
+        </w:tc>
+      </w:tr>
     </w:tbl>
     <w:p>
       <w:pPr>
@@ -13519,12 +12645,1124 @@
           <w:szCs w:val="24"/>
         </w:rPr>
       </w:pPr>
-      <w:r>
+    </w:p>
+    <w:p>
+      <w:pPr>
+        <w:rPr>
+          <w:rFonts w:cs="Arial"/>
+          <w:szCs w:val="24"/>
+          <w:shd w:val="clear" w:color="auto" w:fill="FFFFFF"/>
+        </w:rPr>
+      </w:pPr>
+    </w:p>
+    <w:p>
+      <w:pPr>
+        <w:rPr>
+          <w:rFonts w:cs="Arial"/>
+          <w:szCs w:val="24"/>
+          <w:shd w:val="clear" w:color="auto" w:fill="FFFFFF"/>
+        </w:rPr>
+      </w:pPr>
+    </w:p>
+    <w:p>
+      <w:pPr>
+        <w:rPr>
+          <w:rFonts w:cs="Arial"/>
+          <w:szCs w:val="24"/>
+          <w:shd w:val="clear" w:color="auto" w:fill="FFFFFF"/>
+        </w:rPr>
+      </w:pPr>
+    </w:p>
+    <w:p>
+      <w:pPr>
+        <w:rPr>
+          <w:rFonts w:cs="Arial"/>
+          <w:szCs w:val="24"/>
+          <w:shd w:val="clear" w:color="auto" w:fill="FFFFFF"/>
+        </w:rPr>
+      </w:pPr>
+    </w:p>
+    <w:p>
+      <w:pPr>
+        <w:pStyle w:val="Heading2"/>
+      </w:pPr>
+      <w:bookmarkStart w:id="32" w:name="_Toc218544990"/>
+      <w:r>
+        <w:t>Task 8:</w:t>
+      </w:r>
+      <w:bookmarkEnd w:id="32"/>
+    </w:p>
+    <w:p/>
+    <w:p/>
+    <w:p>
+      <w:pPr>
+        <w:pStyle w:val="Heading2"/>
+        <w:rPr>
+          <w:szCs w:val="24"/>
+        </w:rPr>
+      </w:pPr>
+      <w:bookmarkStart w:id="33" w:name="_Toc218544991"/>
+      <w:r>
+        <w:rPr>
+          <w:shd w:val="clear" w:color="auto" w:fill="FFFFFF"/>
+        </w:rPr>
+        <w:t>Task</w:t>
+      </w:r>
+      <w:r>
+        <w:rPr>
+          <w:shd w:val="clear" w:color="auto" w:fill="FFFFFF"/>
+        </w:rPr>
+        <w:t xml:space="preserve"> 9</w:t>
+      </w:r>
+      <w:r>
+        <w:rPr>
+          <w:shd w:val="clear" w:color="auto" w:fill="FFFFFF"/>
+        </w:rPr>
+        <w:t>: Creating a</w:t>
+      </w:r>
+      <w:r>
+        <w:rPr>
+          <w:shd w:val="clear" w:color="auto" w:fill="FFFFFF"/>
+        </w:rPr>
+        <w:t xml:space="preserve"> save and</w:t>
+      </w:r>
+      <w:r>
+        <w:rPr>
+          <w:shd w:val="clear" w:color="auto" w:fill="FFFFFF"/>
+        </w:rPr>
+        <w:t xml:space="preserve"> exit option</w:t>
+      </w:r>
+      <w:bookmarkEnd w:id="33"/>
+    </w:p>
+    <w:p>
+      <w:pPr>
+        <w:rPr>
+          <w:rFonts w:cs="Arial"/>
+          <w:szCs w:val="24"/>
+          <w:shd w:val="clear" w:color="auto" w:fill="FFFFFF"/>
+        </w:rPr>
+      </w:pPr>
+    </w:p>
+    <w:p>
+      <w:pPr>
+        <w:rPr>
+          <w:rFonts w:cs="Arial"/>
+          <w:szCs w:val="24"/>
+          <w:shd w:val="clear" w:color="auto" w:fill="FFFFFF"/>
+        </w:rPr>
+      </w:pPr>
+      <w:r>
+        <w:rPr>
+          <w:rFonts w:cs="Arial"/>
+          <w:szCs w:val="24"/>
+          <w:shd w:val="clear" w:color="auto" w:fill="FFFFFF"/>
+        </w:rPr>
+        <w:t>Test table for ‘</w:t>
+      </w:r>
+      <w:r>
+        <w:rPr>
+          <w:rFonts w:cs="Arial"/>
+          <w:szCs w:val="24"/>
+          <w:shd w:val="clear" w:color="auto" w:fill="FFFFFF"/>
+        </w:rPr>
+        <w:t>Eli</w:t>
+      </w:r>
+      <w:r>
+        <w:rPr>
+          <w:rFonts w:cs="Arial"/>
+          <w:szCs w:val="24"/>
+          <w:shd w:val="clear" w:color="auto" w:fill="FFFFFF"/>
+        </w:rPr>
+        <w:t xml:space="preserve">f choice == </w:t>
+      </w:r>
+      <w:r>
+        <w:rPr>
+          <w:rFonts w:cs="Arial"/>
+          <w:szCs w:val="24"/>
+          <w:shd w:val="clear" w:color="auto" w:fill="FFFFFF"/>
+        </w:rPr>
+        <w:t>9</w:t>
+      </w:r>
+      <w:r>
+        <w:rPr>
+          <w:rFonts w:cs="Arial"/>
+          <w:szCs w:val="24"/>
+          <w:shd w:val="clear" w:color="auto" w:fill="FFFFFF"/>
+        </w:rPr>
+        <w:t>’, Made by Daniel Caveney</w:t>
+      </w:r>
+    </w:p>
+    <w:tbl>
+      <w:tblPr>
+        <w:tblStyle w:val="TableGrid"/>
+        <w:tblW w:w="12218" w:type="dxa"/>
+        <w:tblInd w:w="-1605" w:type="dxa"/>
+        <w:tblLook w:val="04A0" w:firstRow="1" w:lastRow="0" w:firstColumn="1" w:lastColumn="0" w:noHBand="0" w:noVBand="1"/>
+      </w:tblPr>
+      <w:tblGrid>
+        <w:gridCol w:w="2402"/>
+        <w:gridCol w:w="2300"/>
+        <w:gridCol w:w="1576"/>
+        <w:gridCol w:w="2977"/>
+        <w:gridCol w:w="2963"/>
+      </w:tblGrid>
+      <w:tr>
+        <w:tc>
+          <w:tcPr>
+            <w:tcW w:w="2402" w:type="dxa"/>
+            <w:shd w:val="clear" w:color="auto" w:fill="EEECE1" w:themeFill="background2"/>
+          </w:tcPr>
+          <w:p>
+            <w:pPr>
+              <w:jc w:val="center"/>
+            </w:pPr>
+            <w:r>
+              <w:t>1</w:t>
+            </w:r>
+          </w:p>
+        </w:tc>
+        <w:tc>
+          <w:tcPr>
+            <w:tcW w:w="2300" w:type="dxa"/>
+            <w:shd w:val="clear" w:color="auto" w:fill="EEECE1" w:themeFill="background2"/>
+          </w:tcPr>
+          <w:p>
+            <w:pPr>
+              <w:jc w:val="center"/>
+            </w:pPr>
+            <w:r>
+              <w:t>Exiting the program</w:t>
+            </w:r>
+          </w:p>
+          <w:p>
+            <w:pPr>
+              <w:jc w:val="center"/>
+            </w:pPr>
+            <w:r>
+              <w:t>(before update)</w:t>
+            </w:r>
+          </w:p>
+        </w:tc>
+        <w:tc>
+          <w:tcPr>
+            <w:tcW w:w="1576" w:type="dxa"/>
+            <w:shd w:val="clear" w:color="auto" w:fill="EEECE1" w:themeFill="background2"/>
+          </w:tcPr>
+          <w:p>
+            <w:pPr>
+              <w:jc w:val="center"/>
+            </w:pPr>
+            <w:r>
+              <w:t>Normal</w:t>
+            </w:r>
+          </w:p>
+        </w:tc>
+        <w:tc>
+          <w:tcPr>
+            <w:tcW w:w="2977" w:type="dxa"/>
+            <w:shd w:val="clear" w:color="auto" w:fill="EEECE1" w:themeFill="background2"/>
+          </w:tcPr>
+          <w:p>
+            <w:pPr>
+              <w:rPr>
+                <w:sz w:val="22"/>
+                <w:szCs w:val="22"/>
+              </w:rPr>
+            </w:pPr>
+            <w:r>
+              <w:rPr>
+                <w:sz w:val="22"/>
+                <w:szCs w:val="22"/>
+              </w:rPr>
+              <w:t xml:space="preserve">When the user has chosen </w:t>
+            </w:r>
+            <w:r>
+              <w:rPr>
+                <w:sz w:val="22"/>
+                <w:szCs w:val="22"/>
+              </w:rPr>
+              <w:t>choice 9, they will be given two prints and then the program will end</w:t>
+            </w:r>
+            <w:r>
+              <w:rPr>
+                <w:sz w:val="22"/>
+                <w:szCs w:val="22"/>
+              </w:rPr>
+              <w:t>.</w:t>
+            </w:r>
+          </w:p>
+        </w:tc>
+        <w:tc>
+          <w:tcPr>
+            <w:tcW w:w="2963" w:type="dxa"/>
+            <w:shd w:val="clear" w:color="auto" w:fill="EEECE1" w:themeFill="background2"/>
+          </w:tcPr>
+          <w:p>
+            <w:pPr>
+              <w:rPr>
+                <w:sz w:val="22"/>
+                <w:szCs w:val="22"/>
+              </w:rPr>
+            </w:pPr>
+            <w:r>
+              <w:rPr>
+                <w:sz w:val="22"/>
+                <w:szCs w:val="22"/>
+              </w:rPr>
+              <w:t>The</w:t>
+            </w:r>
+            <w:r>
+              <w:rPr>
+                <w:sz w:val="22"/>
+                <w:szCs w:val="22"/>
+              </w:rPr>
+              <w:t xml:space="preserve"> expected result occurred</w:t>
+            </w:r>
+            <w:r>
+              <w:rPr>
+                <w:sz w:val="22"/>
+                <w:szCs w:val="22"/>
+              </w:rPr>
+              <w:t xml:space="preserve"> (PASS)</w:t>
+            </w:r>
+          </w:p>
+        </w:tc>
+      </w:tr>
+      <w:tr>
+        <w:tc>
+          <w:tcPr>
+            <w:tcW w:w="2402" w:type="dxa"/>
+            <w:shd w:val="clear" w:color="auto" w:fill="EEECE1" w:themeFill="background2"/>
+          </w:tcPr>
+          <w:p>
+            <w:pPr>
+              <w:jc w:val="center"/>
+            </w:pPr>
+            <w:r>
+              <w:t>2</w:t>
+            </w:r>
+          </w:p>
+        </w:tc>
+        <w:tc>
+          <w:tcPr>
+            <w:tcW w:w="2300" w:type="dxa"/>
+            <w:shd w:val="clear" w:color="auto" w:fill="EEECE1" w:themeFill="background2"/>
+          </w:tcPr>
+          <w:p>
+            <w:pPr>
+              <w:jc w:val="center"/>
+            </w:pPr>
+            <w:r>
+              <w:t>Exiting the program</w:t>
+            </w:r>
+          </w:p>
+          <w:p>
+            <w:pPr>
+              <w:jc w:val="center"/>
+            </w:pPr>
+            <w:r>
+              <w:t>(before update)</w:t>
+            </w:r>
+          </w:p>
+        </w:tc>
+        <w:tc>
+          <w:tcPr>
+            <w:tcW w:w="1576" w:type="dxa"/>
+            <w:shd w:val="clear" w:color="auto" w:fill="EEECE1" w:themeFill="background2"/>
+          </w:tcPr>
+          <w:p>
+            <w:pPr>
+              <w:jc w:val="center"/>
+            </w:pPr>
+            <w:r>
+              <w:t>Erroneous</w:t>
+            </w:r>
+          </w:p>
+        </w:tc>
+        <w:tc>
+          <w:tcPr>
+            <w:tcW w:w="2977" w:type="dxa"/>
+            <w:shd w:val="clear" w:color="auto" w:fill="EEECE1" w:themeFill="background2"/>
+          </w:tcPr>
+          <w:p>
+            <w:pPr>
+              <w:rPr>
+                <w:sz w:val="22"/>
+                <w:szCs w:val="22"/>
+              </w:rPr>
+            </w:pPr>
+            <w:r>
+              <w:rPr>
+                <w:sz w:val="22"/>
+                <w:szCs w:val="22"/>
+              </w:rPr>
+              <w:t xml:space="preserve">When the user has chosen </w:t>
+            </w:r>
+            <w:r>
+              <w:rPr>
+                <w:sz w:val="22"/>
+                <w:szCs w:val="22"/>
+              </w:rPr>
+              <w:t>choice 9, inputting nine in a string format won’t register</w:t>
+            </w:r>
+          </w:p>
+        </w:tc>
+        <w:tc>
+          <w:tcPr>
+            <w:tcW w:w="2963" w:type="dxa"/>
+            <w:shd w:val="clear" w:color="auto" w:fill="EEECE1" w:themeFill="background2"/>
+          </w:tcPr>
+          <w:p>
+            <w:pPr>
+              <w:rPr>
+                <w:sz w:val="22"/>
+                <w:szCs w:val="22"/>
+              </w:rPr>
+            </w:pPr>
+            <w:r>
+              <w:rPr>
+                <w:sz w:val="22"/>
+                <w:szCs w:val="22"/>
+              </w:rPr>
+              <w:t>The</w:t>
+            </w:r>
+            <w:r>
+              <w:rPr>
+                <w:sz w:val="22"/>
+                <w:szCs w:val="22"/>
+              </w:rPr>
+              <w:t xml:space="preserve"> expected result occurred</w:t>
+            </w:r>
+            <w:r>
+              <w:rPr>
+                <w:sz w:val="22"/>
+                <w:szCs w:val="22"/>
+              </w:rPr>
+              <w:t xml:space="preserve"> (PASS)</w:t>
+            </w:r>
+          </w:p>
+        </w:tc>
+      </w:tr>
+      <w:tr>
+        <w:tc>
+          <w:tcPr>
+            <w:tcW w:w="2402" w:type="dxa"/>
+            <w:shd w:val="clear" w:color="auto" w:fill="EEECE1" w:themeFill="background2"/>
+          </w:tcPr>
+          <w:p>
+            <w:pPr>
+              <w:jc w:val="center"/>
+            </w:pPr>
+            <w:r>
+              <w:t>3</w:t>
+            </w:r>
+          </w:p>
+        </w:tc>
+        <w:tc>
+          <w:tcPr>
+            <w:tcW w:w="2300" w:type="dxa"/>
+            <w:shd w:val="clear" w:color="auto" w:fill="EEECE1" w:themeFill="background2"/>
+          </w:tcPr>
+          <w:p>
+            <w:pPr>
+              <w:jc w:val="center"/>
+            </w:pPr>
+            <w:r>
+              <w:t>Exiting the program</w:t>
+            </w:r>
+          </w:p>
+          <w:p>
+            <w:pPr>
+              <w:jc w:val="center"/>
+            </w:pPr>
+            <w:r>
+              <w:t>(before update)</w:t>
+            </w:r>
+          </w:p>
+        </w:tc>
+        <w:tc>
+          <w:tcPr>
+            <w:tcW w:w="1576" w:type="dxa"/>
+            <w:shd w:val="clear" w:color="auto" w:fill="EEECE1" w:themeFill="background2"/>
+          </w:tcPr>
+          <w:p>
+            <w:pPr>
+              <w:jc w:val="center"/>
+            </w:pPr>
+            <w:r>
+              <w:t>Extreme</w:t>
+            </w:r>
+          </w:p>
+        </w:tc>
+        <w:tc>
+          <w:tcPr>
+            <w:tcW w:w="2977" w:type="dxa"/>
+            <w:shd w:val="clear" w:color="auto" w:fill="EEECE1" w:themeFill="background2"/>
+          </w:tcPr>
+          <w:p>
+            <w:pPr>
+              <w:rPr>
+                <w:sz w:val="22"/>
+                <w:szCs w:val="22"/>
+              </w:rPr>
+            </w:pPr>
+            <w:r>
+              <w:rPr>
+                <w:sz w:val="22"/>
+                <w:szCs w:val="22"/>
+              </w:rPr>
+              <w:t>Inputting ‘</w:t>
+            </w:r>
+            <w:r>
+              <w:rPr>
+                <w:sz w:val="22"/>
+                <w:szCs w:val="22"/>
+              </w:rPr>
+              <w:t>9</w:t>
+            </w:r>
+            <w:r>
+              <w:rPr>
+                <w:sz w:val="22"/>
+                <w:szCs w:val="22"/>
+              </w:rPr>
+              <w:t xml:space="preserve">’ </w:t>
+            </w:r>
+            <w:r>
+              <w:rPr>
+                <w:sz w:val="22"/>
+                <w:szCs w:val="22"/>
+              </w:rPr>
+              <w:t>with a space before and or after will result in the program passing the response as</w:t>
+            </w:r>
+            <w:r>
+              <w:rPr>
+                <w:sz w:val="22"/>
+                <w:szCs w:val="22"/>
+              </w:rPr>
+              <w:t xml:space="preserve"> </w:t>
+            </w:r>
+            <w:proofErr w:type="gramStart"/>
+            <w:r>
+              <w:rPr>
+                <w:sz w:val="22"/>
+                <w:szCs w:val="22"/>
+              </w:rPr>
+              <w:t>the .</w:t>
+            </w:r>
+            <w:r>
+              <w:rPr>
+                <w:sz w:val="22"/>
+                <w:szCs w:val="22"/>
+              </w:rPr>
+              <w:t>strip</w:t>
+            </w:r>
+            <w:proofErr w:type="gramEnd"/>
+            <w:r>
+              <w:rPr>
+                <w:sz w:val="22"/>
+                <w:szCs w:val="22"/>
+              </w:rPr>
+              <w:t>() function</w:t>
+            </w:r>
+            <w:r>
+              <w:rPr>
+                <w:sz w:val="22"/>
+                <w:szCs w:val="22"/>
+              </w:rPr>
+              <w:t xml:space="preserve"> has been applied</w:t>
+            </w:r>
+            <w:r>
+              <w:rPr>
+                <w:sz w:val="22"/>
+                <w:szCs w:val="22"/>
+              </w:rPr>
+              <w:t>.</w:t>
+            </w:r>
+          </w:p>
+        </w:tc>
+        <w:tc>
+          <w:tcPr>
+            <w:tcW w:w="2963" w:type="dxa"/>
+            <w:shd w:val="clear" w:color="auto" w:fill="EEECE1" w:themeFill="background2"/>
+          </w:tcPr>
+          <w:p>
+            <w:pPr>
+              <w:rPr>
+                <w:sz w:val="22"/>
+                <w:szCs w:val="22"/>
+              </w:rPr>
+            </w:pPr>
+            <w:r>
+              <w:rPr>
+                <w:sz w:val="22"/>
+                <w:szCs w:val="22"/>
+              </w:rPr>
+              <w:t>The expected result occurred (PASS)</w:t>
+            </w:r>
+          </w:p>
+        </w:tc>
+      </w:tr>
+      <w:tr>
+        <w:tc>
+          <w:tcPr>
+            <w:tcW w:w="2402" w:type="dxa"/>
+            <w:shd w:val="clear" w:color="auto" w:fill="EEECE1" w:themeFill="background2"/>
+          </w:tcPr>
+          <w:p>
+            <w:pPr>
+              <w:jc w:val="center"/>
+            </w:pPr>
+            <w:r>
+              <w:lastRenderedPageBreak/>
+              <w:t>4</w:t>
+            </w:r>
+          </w:p>
+        </w:tc>
+        <w:tc>
+          <w:tcPr>
+            <w:tcW w:w="2300" w:type="dxa"/>
+            <w:shd w:val="clear" w:color="auto" w:fill="EEECE1" w:themeFill="background2"/>
+          </w:tcPr>
+          <w:p>
+            <w:pPr>
+              <w:jc w:val="center"/>
+            </w:pPr>
+            <w:r>
+              <w:t>Exiting the program</w:t>
+            </w:r>
+          </w:p>
+        </w:tc>
+        <w:tc>
+          <w:tcPr>
+            <w:tcW w:w="1576" w:type="dxa"/>
+            <w:shd w:val="clear" w:color="auto" w:fill="EEECE1" w:themeFill="background2"/>
+          </w:tcPr>
+          <w:p>
+            <w:pPr>
+              <w:jc w:val="center"/>
+            </w:pPr>
+            <w:r>
+              <w:t>Normal</w:t>
+            </w:r>
+          </w:p>
+        </w:tc>
+        <w:tc>
+          <w:tcPr>
+            <w:tcW w:w="2977" w:type="dxa"/>
+            <w:shd w:val="clear" w:color="auto" w:fill="EEECE1" w:themeFill="background2"/>
+          </w:tcPr>
+          <w:p>
+            <w:pPr>
+              <w:rPr>
+                <w:sz w:val="22"/>
+                <w:szCs w:val="22"/>
+              </w:rPr>
+            </w:pPr>
+            <w:r>
+              <w:rPr>
+                <w:sz w:val="22"/>
+                <w:szCs w:val="22"/>
+              </w:rPr>
+              <w:t xml:space="preserve">When exiting the program, when </w:t>
+            </w:r>
+            <w:proofErr w:type="gramStart"/>
+            <w:r>
+              <w:rPr>
+                <w:sz w:val="22"/>
+                <w:szCs w:val="22"/>
+              </w:rPr>
+              <w:t xml:space="preserve">asked </w:t>
+            </w:r>
+            <w:r>
+              <w:rPr>
+                <w:sz w:val="22"/>
+                <w:szCs w:val="22"/>
+              </w:rPr>
+              <w:t xml:space="preserve"> about</w:t>
+            </w:r>
+            <w:proofErr w:type="gramEnd"/>
+            <w:r>
+              <w:rPr>
+                <w:sz w:val="22"/>
+                <w:szCs w:val="22"/>
+              </w:rPr>
+              <w:t xml:space="preserve"> saving, pressing ‘y’ for both choices will result in the program saving and the user exiting. </w:t>
+            </w:r>
+          </w:p>
+        </w:tc>
+        <w:tc>
+          <w:tcPr>
+            <w:tcW w:w="2963" w:type="dxa"/>
+            <w:shd w:val="clear" w:color="auto" w:fill="EEECE1" w:themeFill="background2"/>
+          </w:tcPr>
+          <w:p>
+            <w:pPr>
+              <w:rPr>
+                <w:sz w:val="22"/>
+                <w:szCs w:val="22"/>
+              </w:rPr>
+            </w:pPr>
+            <w:r>
+              <w:rPr>
+                <w:sz w:val="22"/>
+                <w:szCs w:val="22"/>
+              </w:rPr>
+              <w:t>The expected result occurred (PASS)</w:t>
+            </w:r>
+          </w:p>
+        </w:tc>
+      </w:tr>
+      <w:tr>
+        <w:tc>
+          <w:tcPr>
+            <w:tcW w:w="2402" w:type="dxa"/>
+            <w:shd w:val="clear" w:color="auto" w:fill="EEECE1" w:themeFill="background2"/>
+          </w:tcPr>
+          <w:p>
+            <w:pPr>
+              <w:jc w:val="center"/>
+            </w:pPr>
+            <w:r>
+              <w:t>5</w:t>
+            </w:r>
+          </w:p>
+        </w:tc>
+        <w:tc>
+          <w:tcPr>
+            <w:tcW w:w="2300" w:type="dxa"/>
+            <w:shd w:val="clear" w:color="auto" w:fill="EEECE1" w:themeFill="background2"/>
+          </w:tcPr>
+          <w:p>
+            <w:pPr>
+              <w:jc w:val="center"/>
+            </w:pPr>
+            <w:r>
+              <w:t>Not exiting the program</w:t>
+            </w:r>
+          </w:p>
+        </w:tc>
+        <w:tc>
+          <w:tcPr>
+            <w:tcW w:w="1576" w:type="dxa"/>
+            <w:shd w:val="clear" w:color="auto" w:fill="EEECE1" w:themeFill="background2"/>
+          </w:tcPr>
+          <w:p>
+            <w:pPr>
+              <w:jc w:val="center"/>
+            </w:pPr>
+            <w:r>
+              <w:t>Normal</w:t>
+            </w:r>
+          </w:p>
+        </w:tc>
+        <w:tc>
+          <w:tcPr>
+            <w:tcW w:w="2977" w:type="dxa"/>
+            <w:shd w:val="clear" w:color="auto" w:fill="EEECE1" w:themeFill="background2"/>
+          </w:tcPr>
+          <w:p>
+            <w:pPr>
+              <w:rPr>
+                <w:sz w:val="22"/>
+                <w:szCs w:val="22"/>
+              </w:rPr>
+            </w:pPr>
+            <w:r>
+              <w:rPr>
+                <w:sz w:val="22"/>
+                <w:szCs w:val="22"/>
+              </w:rPr>
+              <w:t xml:space="preserve">When exiting the program, when </w:t>
+            </w:r>
+            <w:proofErr w:type="gramStart"/>
+            <w:r>
+              <w:rPr>
+                <w:sz w:val="22"/>
+                <w:szCs w:val="22"/>
+              </w:rPr>
+              <w:t>asked  about</w:t>
+            </w:r>
+            <w:proofErr w:type="gramEnd"/>
+            <w:r>
+              <w:rPr>
+                <w:sz w:val="22"/>
+                <w:szCs w:val="22"/>
+              </w:rPr>
+              <w:t xml:space="preserve"> saving, pressing ‘y’ for the first choice and ‘n’ for exiting will result in the program saving and the user</w:t>
+            </w:r>
+            <w:r>
+              <w:rPr>
+                <w:sz w:val="22"/>
+                <w:szCs w:val="22"/>
+              </w:rPr>
+              <w:t xml:space="preserve"> not</w:t>
+            </w:r>
+            <w:r>
+              <w:rPr>
+                <w:sz w:val="22"/>
+                <w:szCs w:val="22"/>
+              </w:rPr>
+              <w:t xml:space="preserve"> exiting.</w:t>
+            </w:r>
+          </w:p>
+        </w:tc>
+        <w:tc>
+          <w:tcPr>
+            <w:tcW w:w="2963" w:type="dxa"/>
+            <w:shd w:val="clear" w:color="auto" w:fill="EEECE1" w:themeFill="background2"/>
+          </w:tcPr>
+          <w:p>
+            <w:pPr>
+              <w:rPr>
+                <w:sz w:val="22"/>
+                <w:szCs w:val="22"/>
+              </w:rPr>
+            </w:pPr>
+            <w:r>
+              <w:rPr>
+                <w:sz w:val="22"/>
+                <w:szCs w:val="22"/>
+              </w:rPr>
+              <w:t>The expected result occurred (PASS)</w:t>
+            </w:r>
+          </w:p>
+        </w:tc>
+      </w:tr>
+      <w:tr>
+        <w:tc>
+          <w:tcPr>
+            <w:tcW w:w="2402" w:type="dxa"/>
+            <w:shd w:val="clear" w:color="auto" w:fill="EEECE1" w:themeFill="background2"/>
+          </w:tcPr>
+          <w:p>
+            <w:pPr>
+              <w:jc w:val="center"/>
+            </w:pPr>
+            <w:r>
+              <w:t>6</w:t>
+            </w:r>
+          </w:p>
+        </w:tc>
+        <w:tc>
+          <w:tcPr>
+            <w:tcW w:w="2300" w:type="dxa"/>
+            <w:shd w:val="clear" w:color="auto" w:fill="EEECE1" w:themeFill="background2"/>
+          </w:tcPr>
+          <w:p>
+            <w:pPr>
+              <w:jc w:val="center"/>
+            </w:pPr>
+            <w:r>
+              <w:t>Exiting the program</w:t>
+            </w:r>
+          </w:p>
+        </w:tc>
+        <w:tc>
+          <w:tcPr>
+            <w:tcW w:w="1576" w:type="dxa"/>
+            <w:shd w:val="clear" w:color="auto" w:fill="EEECE1" w:themeFill="background2"/>
+          </w:tcPr>
+          <w:p>
+            <w:pPr>
+              <w:jc w:val="center"/>
+            </w:pPr>
+            <w:r>
+              <w:t>Normal</w:t>
+            </w:r>
+          </w:p>
+        </w:tc>
+        <w:tc>
+          <w:tcPr>
+            <w:tcW w:w="2977" w:type="dxa"/>
+            <w:shd w:val="clear" w:color="auto" w:fill="EEECE1" w:themeFill="background2"/>
+          </w:tcPr>
+          <w:p>
+            <w:pPr>
+              <w:rPr>
+                <w:sz w:val="22"/>
+                <w:szCs w:val="22"/>
+              </w:rPr>
+            </w:pPr>
+            <w:r>
+              <w:rPr>
+                <w:sz w:val="22"/>
+                <w:szCs w:val="22"/>
+              </w:rPr>
+              <w:t xml:space="preserve">When exiting the program, when </w:t>
+            </w:r>
+            <w:proofErr w:type="gramStart"/>
+            <w:r>
+              <w:rPr>
+                <w:sz w:val="22"/>
+                <w:szCs w:val="22"/>
+              </w:rPr>
+              <w:t>asked  about</w:t>
+            </w:r>
+            <w:proofErr w:type="gramEnd"/>
+            <w:r>
+              <w:rPr>
+                <w:sz w:val="22"/>
+                <w:szCs w:val="22"/>
+              </w:rPr>
+              <w:t xml:space="preserve"> saving, pressing ‘n’ for the first choice and ‘y’ for exiting will result in the program not saving and the user exiting.</w:t>
+            </w:r>
+          </w:p>
+        </w:tc>
+        <w:tc>
+          <w:tcPr>
+            <w:tcW w:w="2963" w:type="dxa"/>
+            <w:shd w:val="clear" w:color="auto" w:fill="EEECE1" w:themeFill="background2"/>
+          </w:tcPr>
+          <w:p>
+            <w:pPr>
+              <w:rPr>
+                <w:sz w:val="22"/>
+                <w:szCs w:val="22"/>
+              </w:rPr>
+            </w:pPr>
+            <w:r>
+              <w:rPr>
+                <w:sz w:val="22"/>
+                <w:szCs w:val="22"/>
+              </w:rPr>
+              <w:t>The expected result occurred (PASS)</w:t>
+            </w:r>
+          </w:p>
+        </w:tc>
+      </w:tr>
+      <w:tr>
+        <w:tc>
+          <w:tcPr>
+            <w:tcW w:w="2402" w:type="dxa"/>
+            <w:shd w:val="clear" w:color="auto" w:fill="EEECE1" w:themeFill="background2"/>
+          </w:tcPr>
+          <w:p>
+            <w:pPr>
+              <w:jc w:val="center"/>
+            </w:pPr>
+            <w:r>
+              <w:t>7</w:t>
+            </w:r>
+          </w:p>
+        </w:tc>
+        <w:tc>
+          <w:tcPr>
+            <w:tcW w:w="2300" w:type="dxa"/>
+            <w:shd w:val="clear" w:color="auto" w:fill="EEECE1" w:themeFill="background2"/>
+          </w:tcPr>
+          <w:p>
+            <w:pPr>
+              <w:jc w:val="center"/>
+            </w:pPr>
+            <w:r>
+              <w:t>Not exiting the program</w:t>
+            </w:r>
+          </w:p>
+        </w:tc>
+        <w:tc>
+          <w:tcPr>
+            <w:tcW w:w="1576" w:type="dxa"/>
+            <w:shd w:val="clear" w:color="auto" w:fill="EEECE1" w:themeFill="background2"/>
+          </w:tcPr>
+          <w:p>
+            <w:pPr>
+              <w:jc w:val="center"/>
+            </w:pPr>
+            <w:r>
+              <w:t>Normal</w:t>
+            </w:r>
+          </w:p>
+        </w:tc>
+        <w:tc>
+          <w:tcPr>
+            <w:tcW w:w="2977" w:type="dxa"/>
+            <w:shd w:val="clear" w:color="auto" w:fill="EEECE1" w:themeFill="background2"/>
+          </w:tcPr>
+          <w:p>
+            <w:pPr>
+              <w:rPr>
+                <w:sz w:val="22"/>
+                <w:szCs w:val="22"/>
+              </w:rPr>
+            </w:pPr>
+            <w:r>
+              <w:rPr>
+                <w:sz w:val="22"/>
+                <w:szCs w:val="22"/>
+              </w:rPr>
+              <w:t xml:space="preserve">When exiting the program, when </w:t>
+            </w:r>
+            <w:proofErr w:type="gramStart"/>
+            <w:r>
+              <w:rPr>
+                <w:sz w:val="22"/>
+                <w:szCs w:val="22"/>
+              </w:rPr>
+              <w:t>asked  about</w:t>
+            </w:r>
+            <w:proofErr w:type="gramEnd"/>
+            <w:r>
+              <w:rPr>
+                <w:sz w:val="22"/>
+                <w:szCs w:val="22"/>
+              </w:rPr>
+              <w:t xml:space="preserve"> saving, pressing ‘n’ for both choices will result in the program not saving and the user not exiting.</w:t>
+            </w:r>
+          </w:p>
+        </w:tc>
+        <w:tc>
+          <w:tcPr>
+            <w:tcW w:w="2963" w:type="dxa"/>
+            <w:shd w:val="clear" w:color="auto" w:fill="EEECE1" w:themeFill="background2"/>
+          </w:tcPr>
+          <w:p>
+            <w:pPr>
+              <w:rPr>
+                <w:sz w:val="22"/>
+                <w:szCs w:val="22"/>
+              </w:rPr>
+            </w:pPr>
+            <w:r>
+              <w:rPr>
+                <w:sz w:val="22"/>
+                <w:szCs w:val="22"/>
+              </w:rPr>
+              <w:t>The expected result occurred (PASS)</w:t>
+            </w:r>
+          </w:p>
+        </w:tc>
+      </w:tr>
+      <w:tr>
+        <w:tc>
+          <w:tcPr>
+            <w:tcW w:w="2402" w:type="dxa"/>
+            <w:shd w:val="clear" w:color="auto" w:fill="EEECE1" w:themeFill="background2"/>
+          </w:tcPr>
+          <w:p>
+            <w:pPr>
+              <w:jc w:val="center"/>
+            </w:pPr>
+            <w:r>
+              <w:t>8</w:t>
+            </w:r>
+          </w:p>
+        </w:tc>
+        <w:tc>
+          <w:tcPr>
+            <w:tcW w:w="2300" w:type="dxa"/>
+            <w:shd w:val="clear" w:color="auto" w:fill="EEECE1" w:themeFill="background2"/>
+          </w:tcPr>
+          <w:p>
+            <w:pPr>
+              <w:jc w:val="center"/>
+            </w:pPr>
+            <w:r>
+              <w:t>Exiting/Not exiting the program</w:t>
+            </w:r>
+          </w:p>
+        </w:tc>
+        <w:tc>
+          <w:tcPr>
+            <w:tcW w:w="1576" w:type="dxa"/>
+            <w:shd w:val="clear" w:color="auto" w:fill="EEECE1" w:themeFill="background2"/>
+          </w:tcPr>
+          <w:p>
+            <w:pPr>
+              <w:jc w:val="center"/>
+            </w:pPr>
+            <w:r>
+              <w:t>Erroneous</w:t>
+            </w:r>
+          </w:p>
+        </w:tc>
+        <w:tc>
+          <w:tcPr>
+            <w:tcW w:w="2977" w:type="dxa"/>
+            <w:shd w:val="clear" w:color="auto" w:fill="EEECE1" w:themeFill="background2"/>
+          </w:tcPr>
+          <w:p>
+            <w:pPr>
+              <w:rPr>
+                <w:sz w:val="22"/>
+                <w:szCs w:val="22"/>
+              </w:rPr>
+            </w:pPr>
+            <w:r>
+              <w:rPr>
+                <w:sz w:val="22"/>
+                <w:szCs w:val="22"/>
+              </w:rPr>
+              <w:t>When exiting the program, when asked about saving,</w:t>
+            </w:r>
+            <w:r>
+              <w:rPr>
+                <w:sz w:val="22"/>
+                <w:szCs w:val="22"/>
+              </w:rPr>
+              <w:t xml:space="preserve"> entering anything else other than ‘y’ and ‘n’ will result in an error and they will be forced back to the start of the program, where they </w:t>
+            </w:r>
+            <w:proofErr w:type="gramStart"/>
+            <w:r>
+              <w:rPr>
+                <w:sz w:val="22"/>
+                <w:szCs w:val="22"/>
+              </w:rPr>
+              <w:t>have to</w:t>
+            </w:r>
+            <w:proofErr w:type="gramEnd"/>
+            <w:r>
+              <w:rPr>
+                <w:sz w:val="22"/>
+                <w:szCs w:val="22"/>
+              </w:rPr>
+              <w:t xml:space="preserve"> re-enter </w:t>
+            </w:r>
+            <w:r>
+              <w:rPr>
+                <w:sz w:val="22"/>
+                <w:szCs w:val="22"/>
+              </w:rPr>
+              <w:t>what they want to happen.</w:t>
+            </w:r>
+          </w:p>
+        </w:tc>
+        <w:tc>
+          <w:tcPr>
+            <w:tcW w:w="2963" w:type="dxa"/>
+            <w:shd w:val="clear" w:color="auto" w:fill="EEECE1" w:themeFill="background2"/>
+          </w:tcPr>
+          <w:p>
+            <w:pPr>
+              <w:rPr>
+                <w:sz w:val="22"/>
+                <w:szCs w:val="22"/>
+              </w:rPr>
+            </w:pPr>
+            <w:r>
+              <w:rPr>
+                <w:sz w:val="22"/>
+                <w:szCs w:val="22"/>
+              </w:rPr>
+              <w:t>The expected result occurred (PASS)</w:t>
+            </w:r>
+          </w:p>
+        </w:tc>
+      </w:tr>
+    </w:tbl>
+    <w:p>
+      <w:pPr>
         <w:rPr>
           <w:i/>
           <w:iCs/>
           <w:szCs w:val="24"/>
         </w:rPr>
+      </w:pPr>
+      <w:r>
+        <w:rPr>
+          <w:i/>
+          <w:iCs/>
+          <w:szCs w:val="24"/>
+        </w:rPr>
         <w:br w:type="page"/>
       </w:r>
     </w:p>
@@ -13538,72 +13776,6 @@
         <w:t>Breakdown of Contributions</w:t>
       </w:r>
       <w:bookmarkEnd w:id="34"/>
-    </w:p>
-    <w:p/>
-    <w:p>
-      <w:pPr>
-        <w:rPr>
-          <w:rFonts w:cs="Arial"/>
-          <w:i/>
-          <w:iCs/>
-          <w:color w:val="EE0000"/>
-          <w:szCs w:val="24"/>
-          <w:shd w:val="clear" w:color="auto" w:fill="FFFFFF"/>
-        </w:rPr>
-      </w:pPr>
-      <w:r>
-        <w:rPr>
-          <w:rFonts w:cs="Arial"/>
-          <w:i/>
-          <w:iCs/>
-          <w:color w:val="EE0000"/>
-          <w:szCs w:val="24"/>
-          <w:shd w:val="clear" w:color="auto" w:fill="FFFFFF"/>
-        </w:rPr>
-        <w:t>*Include a clear table or list detailing each team</w:t>
-      </w:r>
-      <w:r>
-        <w:rPr>
-          <w:rFonts w:ascii="Open Sans" w:hAnsi="Open Sans" w:cs="Open Sans"/>
-          <w:i/>
-          <w:iCs/>
-          <w:color w:val="EE0000"/>
-          <w:szCs w:val="24"/>
-        </w:rPr>
-        <w:t xml:space="preserve"> </w:t>
-      </w:r>
-      <w:r>
-        <w:rPr>
-          <w:rFonts w:cs="Arial"/>
-          <w:i/>
-          <w:iCs/>
-          <w:color w:val="EE0000"/>
-          <w:szCs w:val="24"/>
-          <w:shd w:val="clear" w:color="auto" w:fill="FFFFFF"/>
-        </w:rPr>
-        <w:t>member's specific contributions to the project (e.g., "Jane Doe:</w:t>
-      </w:r>
-      <w:r>
-        <w:rPr>
-          <w:rFonts w:ascii="Open Sans" w:hAnsi="Open Sans" w:cs="Open Sans"/>
-          <w:i/>
-          <w:iCs/>
-          <w:color w:val="EE0000"/>
-          <w:szCs w:val="24"/>
-        </w:rPr>
-        <w:t xml:space="preserve"> </w:t>
-      </w:r>
-      <w:r>
-        <w:rPr>
-          <w:rFonts w:cs="Arial"/>
-          <w:i/>
-          <w:iCs/>
-          <w:color w:val="EE0000"/>
-          <w:szCs w:val="24"/>
-          <w:shd w:val="clear" w:color="auto" w:fill="FFFFFF"/>
-        </w:rPr>
-        <w:t>Implemented file handling and the search function"). *</w:t>
-      </w:r>
     </w:p>
     <w:p>
       <w:pPr>
@@ -14239,14 +14411,14 @@
               <w:rPr>
                 <w:szCs w:val="24"/>
               </w:rPr>
-              <w:t xml:space="preserve"> stored differently (One as a dictionary with all </w:t>
+              <w:t xml:space="preserve"> stored differently (One as a dictionary with all data, and the other as a key and a definition). This meant that there had to be separate code for both and a function couldn’t be used. All </w:t>
             </w:r>
             <w:r>
               <w:rPr>
                 <w:szCs w:val="24"/>
               </w:rPr>
               <w:lastRenderedPageBreak/>
-              <w:t>data, and the other as a key and a definition). This meant that there had to be separate code for both and a function couldn’t be used. All testing, making and writing of this section was done by Ben McManus</w:t>
+              <w:t>testing, making and writing of this section was done by Ben McManus</w:t>
             </w:r>
           </w:p>
         </w:tc>
@@ -14266,6 +14438,7 @@
               <w:rPr>
                 <w:szCs w:val="24"/>
               </w:rPr>
+              <w:lastRenderedPageBreak/>
               <w:t>Task 3</w:t>
             </w:r>
           </w:p>
@@ -14559,11 +14732,9 @@
             <w:tcW w:w="2693" w:type="dxa"/>
           </w:tcPr>
           <w:p>
-            <w:pPr>
-              <w:rPr>
-                <w:szCs w:val="24"/>
-              </w:rPr>
-            </w:pPr>
+            <w:r>
+              <w:t>Robert Littler</w:t>
+            </w:r>
           </w:p>
         </w:tc>
         <w:tc>
@@ -14843,10 +15014,7 @@
               </w:rPr>
             </w:pPr>
             <w:r>
-              <w:rPr>
-                <w:szCs w:val="24"/>
-              </w:rPr>
-              <w:t>Mia Watabe</w:t>
+              <w:t>Robert Littler</w:t>
             </w:r>
           </w:p>
         </w:tc>
@@ -14920,20 +15088,20 @@
               <w:rPr>
                 <w:szCs w:val="24"/>
               </w:rPr>
-              <w:t xml:space="preserve"> needed, as they asked for a save and exit, which was the </w:t>
+              <w:t xml:space="preserve"> needed, as they asked for a save and exit, which was the fourth task and now the user can exit the program when they wish to</w:t>
             </w:r>
             <w:r>
               <w:rPr>
                 <w:szCs w:val="24"/>
               </w:rPr>
+              <w:t xml:space="preserve">, with the option given to save once more for reassurance and </w:t>
+            </w:r>
+            <w:r>
+              <w:rPr>
+                <w:szCs w:val="24"/>
+              </w:rPr>
               <w:lastRenderedPageBreak/>
-              <w:t>fourth task and now the user can exit the program when they wish to</w:t>
-            </w:r>
-            <w:r>
-              <w:rPr>
-                <w:szCs w:val="24"/>
-              </w:rPr>
-              <w:t>, with the option given to save once more for reassurance and even the option given to not exit if they change their mind</w:t>
+              <w:t>even the option given to not exit if they change their mind</w:t>
             </w:r>
             <w:r>
               <w:rPr>
@@ -14979,6 +15147,7 @@
               <w:rPr>
                 <w:szCs w:val="24"/>
               </w:rPr>
+              <w:lastRenderedPageBreak/>
               <w:t xml:space="preserve">Testing of </w:t>
             </w:r>
             <w:r>
@@ -15004,6 +15173,12 @@
                 <w:szCs w:val="24"/>
               </w:rPr>
               <w:t>Daniel Caveney</w:t>
+            </w:r>
+            <w:r>
+              <w:rPr>
+                <w:szCs w:val="24"/>
+              </w:rPr>
+              <w:t xml:space="preserve"> &amp; Aaron Rielly</w:t>
             </w:r>
           </w:p>
         </w:tc>
@@ -15256,771 +15431,863 @@
           <w:shd w:val="clear" w:color="auto" w:fill="FFFFFF"/>
         </w:rPr>
       </w:pPr>
-      <w:r>
+    </w:p>
+    <w:p>
+      <w:pPr>
+        <w:rPr>
+          <w:rFonts w:cs="Arial"/>
+          <w:szCs w:val="24"/>
+          <w:shd w:val="clear" w:color="auto" w:fill="FFFFFF"/>
+        </w:rPr>
+      </w:pPr>
+      <w:r>
+        <w:rPr>
+          <w:rFonts w:cs="Arial"/>
+          <w:szCs w:val="24"/>
+          <w:shd w:val="clear" w:color="auto" w:fill="FFFFFF"/>
+        </w:rPr>
+        <w:t>This reflection is an evaluation of sorts</w:t>
+      </w:r>
+      <w:r>
+        <w:rPr>
+          <w:rFonts w:cs="Arial"/>
+          <w:szCs w:val="24"/>
+          <w:shd w:val="clear" w:color="auto" w:fill="FFFFFF"/>
+        </w:rPr>
+        <w:t xml:space="preserve">, with </w:t>
+      </w:r>
+      <w:r>
+        <w:rPr>
+          <w:rFonts w:cs="Arial"/>
+          <w:szCs w:val="24"/>
+          <w:shd w:val="clear" w:color="auto" w:fill="FFFFFF"/>
+        </w:rPr>
+        <w:t xml:space="preserve">it being an analysis of the </w:t>
+      </w:r>
+      <w:proofErr w:type="gramStart"/>
+      <w:r>
+        <w:rPr>
+          <w:rFonts w:cs="Arial"/>
+          <w:szCs w:val="24"/>
+          <w:shd w:val="clear" w:color="auto" w:fill="FFFFFF"/>
+        </w:rPr>
+        <w:t>groups</w:t>
+      </w:r>
+      <w:proofErr w:type="gramEnd"/>
+      <w:r>
+        <w:rPr>
+          <w:rFonts w:cs="Arial"/>
+          <w:szCs w:val="24"/>
+          <w:shd w:val="clear" w:color="auto" w:fill="FFFFFF"/>
+        </w:rPr>
+        <w:t xml:space="preserve"> team</w:t>
+      </w:r>
+      <w:r>
+        <w:rPr>
+          <w:rFonts w:cs="Arial"/>
+          <w:szCs w:val="24"/>
+          <w:shd w:val="clear" w:color="auto" w:fill="FFFFFF"/>
+        </w:rPr>
+        <w:t xml:space="preserve">work, process of making the program, and any technical decisions that were decided. Also, it should be important that </w:t>
+      </w:r>
+      <w:r>
+        <w:rPr>
+          <w:rFonts w:cs="Arial"/>
+          <w:szCs w:val="24"/>
+          <w:shd w:val="clear" w:color="auto" w:fill="FFFFFF"/>
+        </w:rPr>
+        <w:t>every group member has a say in what went well, what they would’ve done differently if this was attempted again and mentions of how collaboration went.</w:t>
+      </w:r>
+    </w:p>
+    <w:p>
+      <w:pPr>
+        <w:rPr>
+          <w:rFonts w:cs="Arial"/>
+          <w:szCs w:val="24"/>
+          <w:shd w:val="clear" w:color="auto" w:fill="FFFFFF"/>
+        </w:rPr>
+      </w:pPr>
+    </w:p>
+    <w:p>
+      <w:pPr>
+        <w:rPr>
+          <w:rFonts w:cs="Arial"/>
+          <w:szCs w:val="24"/>
+          <w:shd w:val="clear" w:color="auto" w:fill="FFFFFF"/>
+        </w:rPr>
+      </w:pPr>
+      <w:r>
+        <w:rPr>
+          <w:rFonts w:cs="Arial"/>
+          <w:szCs w:val="24"/>
+          <w:shd w:val="clear" w:color="auto" w:fill="FFFFFF"/>
+        </w:rPr>
+        <w:t xml:space="preserve">My reflection personally is that the teamwork was alright, I was able to communicate with most of the group when I tried and </w:t>
+      </w:r>
+      <w:r>
+        <w:rPr>
+          <w:rFonts w:cs="Arial"/>
+          <w:szCs w:val="24"/>
+          <w:shd w:val="clear" w:color="auto" w:fill="FFFFFF"/>
+        </w:rPr>
+        <w:t xml:space="preserve">with </w:t>
+      </w:r>
+      <w:r>
+        <w:rPr>
+          <w:rFonts w:cs="Arial"/>
+          <w:szCs w:val="24"/>
+          <w:shd w:val="clear" w:color="auto" w:fill="FFFFFF"/>
+        </w:rPr>
+        <w:t>that,</w:t>
+      </w:r>
+      <w:r>
+        <w:rPr>
+          <w:rFonts w:cs="Arial"/>
+          <w:szCs w:val="24"/>
+          <w:shd w:val="clear" w:color="auto" w:fill="FFFFFF"/>
+        </w:rPr>
+        <w:t xml:space="preserve"> I was able to assist them or have them help me </w:t>
+      </w:r>
+      <w:r>
+        <w:rPr>
+          <w:rFonts w:cs="Arial"/>
+          <w:szCs w:val="24"/>
+          <w:shd w:val="clear" w:color="auto" w:fill="FFFFFF"/>
+        </w:rPr>
+        <w:t>occasionally</w:t>
+      </w:r>
+      <w:r>
+        <w:rPr>
+          <w:rFonts w:cs="Arial"/>
+          <w:szCs w:val="24"/>
+          <w:shd w:val="clear" w:color="auto" w:fill="FFFFFF"/>
+        </w:rPr>
+        <w:t>, and overall teamwork wasn’t a flaw during the making of this group project.</w:t>
+      </w:r>
+      <w:r>
+        <w:rPr>
+          <w:rFonts w:cs="Arial"/>
+          <w:szCs w:val="24"/>
+          <w:shd w:val="clear" w:color="auto" w:fill="FFFFFF"/>
+        </w:rPr>
+        <w:t xml:space="preserve"> Processes </w:t>
+      </w:r>
+      <w:r>
+        <w:rPr>
+          <w:rFonts w:cs="Arial"/>
+          <w:szCs w:val="24"/>
+          <w:shd w:val="clear" w:color="auto" w:fill="FFFFFF"/>
+        </w:rPr>
+        <w:t>are</w:t>
+      </w:r>
+      <w:r>
+        <w:rPr>
+          <w:rFonts w:cs="Arial"/>
+          <w:szCs w:val="24"/>
+          <w:shd w:val="clear" w:color="auto" w:fill="FFFFFF"/>
+        </w:rPr>
+        <w:t xml:space="preserve"> in the same boat, as there wasn’t a major problem with getting processes/tasks done for the most part</w:t>
+      </w:r>
+      <w:r>
+        <w:rPr>
+          <w:rFonts w:cs="Arial"/>
+          <w:szCs w:val="24"/>
+          <w:shd w:val="clear" w:color="auto" w:fill="FFFFFF"/>
+        </w:rPr>
+        <w:t>.</w:t>
+      </w:r>
+      <w:r>
+        <w:rPr>
+          <w:rFonts w:cs="Arial"/>
+          <w:szCs w:val="24"/>
+          <w:shd w:val="clear" w:color="auto" w:fill="FFFFFF"/>
+        </w:rPr>
+        <w:t xml:space="preserve"> I believe the technical decisions that have been made were the right choice as well, one such example is </w:t>
+      </w:r>
+      <w:r>
+        <w:rPr>
+          <w:rFonts w:cs="Arial"/>
+          <w:szCs w:val="24"/>
+          <w:shd w:val="clear" w:color="auto" w:fill="FFFFFF"/>
+        </w:rPr>
+        <w:t xml:space="preserve">using JSON instead of CSV due to us having a better understanding of JSON files, as well as the </w:t>
+      </w:r>
+      <w:r>
+        <w:rPr>
+          <w:rFonts w:cs="Arial"/>
+          <w:szCs w:val="24"/>
+          <w:shd w:val="clear" w:color="auto" w:fill="FFFFFF"/>
+        </w:rPr>
+        <w:t>project choice as me and Ben have worked on something similar to this in the past and have been able to retrace steps back into this project</w:t>
+      </w:r>
+      <w:r>
+        <w:rPr>
+          <w:rFonts w:cs="Arial"/>
+          <w:szCs w:val="24"/>
+          <w:shd w:val="clear" w:color="auto" w:fill="FFFFFF"/>
+        </w:rPr>
+        <w:t>.</w:t>
+      </w:r>
+      <w:r>
+        <w:rPr>
+          <w:rFonts w:cs="Arial"/>
+          <w:szCs w:val="24"/>
+          <w:shd w:val="clear" w:color="auto" w:fill="FFFFFF"/>
+        </w:rPr>
+        <w:t xml:space="preserve"> When it came to collaboration,</w:t>
+      </w:r>
+      <w:r>
+        <w:rPr>
+          <w:rFonts w:cs="Arial"/>
+          <w:szCs w:val="24"/>
+          <w:shd w:val="clear" w:color="auto" w:fill="FFFFFF"/>
+        </w:rPr>
+        <w:t xml:space="preserve"> </w:t>
+      </w:r>
+      <w:r>
+        <w:rPr>
+          <w:rFonts w:cs="Arial"/>
+          <w:szCs w:val="24"/>
+          <w:shd w:val="clear" w:color="auto" w:fill="FFFFFF"/>
+        </w:rPr>
+        <w:t>there wasn’t a major issue with it, however at times it was quite inconsistent and I couldn’t make contact with some of the group members</w:t>
+      </w:r>
+      <w:r>
+        <w:rPr>
+          <w:rFonts w:cs="Arial"/>
+          <w:szCs w:val="24"/>
+          <w:shd w:val="clear" w:color="auto" w:fill="FFFFFF"/>
+        </w:rPr>
+        <w:t xml:space="preserve">, </w:t>
+      </w:r>
+      <w:r>
+        <w:rPr>
+          <w:rFonts w:cs="Arial"/>
+          <w:szCs w:val="24"/>
+          <w:shd w:val="clear" w:color="auto" w:fill="FFFFFF"/>
+        </w:rPr>
+        <w:t xml:space="preserve">however I sorted that out and managed to make contact </w:t>
+      </w:r>
+      <w:r>
+        <w:rPr>
+          <w:rFonts w:cs="Arial"/>
+          <w:szCs w:val="24"/>
+          <w:shd w:val="clear" w:color="auto" w:fill="FFFFFF"/>
+        </w:rPr>
+        <w:t>with the group members I couldn’t with in time</w:t>
+      </w:r>
+      <w:r>
+        <w:rPr>
+          <w:rFonts w:cs="Arial"/>
+          <w:szCs w:val="24"/>
+          <w:shd w:val="clear" w:color="auto" w:fill="FFFFFF"/>
+        </w:rPr>
+        <w:t xml:space="preserve">, so the collaboration was alright, however there is most </w:t>
+      </w:r>
+      <w:r>
+        <w:rPr>
+          <w:rFonts w:cs="Arial"/>
+          <w:szCs w:val="24"/>
+          <w:shd w:val="clear" w:color="auto" w:fill="FFFFFF"/>
+        </w:rPr>
+        <w:t>definitely</w:t>
+      </w:r>
+      <w:r>
+        <w:rPr>
+          <w:rFonts w:cs="Arial"/>
+          <w:szCs w:val="24"/>
+          <w:shd w:val="clear" w:color="auto" w:fill="FFFFFF"/>
+        </w:rPr>
+        <w:t xml:space="preserve"> room for improve if there was another group project.</w:t>
+      </w:r>
+    </w:p>
+    <w:p>
+      <w:pPr>
+        <w:rPr>
+          <w:rFonts w:cs="Arial"/>
+          <w:szCs w:val="24"/>
+          <w:shd w:val="clear" w:color="auto" w:fill="FFFFFF"/>
+        </w:rPr>
+      </w:pPr>
+    </w:p>
+    <w:p>
+      <w:pPr>
+        <w:rPr>
+          <w:rFonts w:cs="Arial"/>
+          <w:szCs w:val="24"/>
+          <w:shd w:val="clear" w:color="auto" w:fill="FFFFFF"/>
+        </w:rPr>
+      </w:pPr>
+      <w:r>
+        <w:rPr>
+          <w:rFonts w:cs="Arial"/>
+          <w:szCs w:val="24"/>
+          <w:shd w:val="clear" w:color="auto" w:fill="FFFFFF"/>
+        </w:rPr>
+        <w:t xml:space="preserve">I believe that most things have gone well in this project, aside from a few communication mishaps I can’t think of anything that has </w:t>
+      </w:r>
+      <w:r>
+        <w:rPr>
+          <w:rFonts w:cs="Arial"/>
+          <w:szCs w:val="24"/>
+          <w:shd w:val="clear" w:color="auto" w:fill="FFFFFF"/>
+        </w:rPr>
+        <w:t xml:space="preserve">directed affected the project in </w:t>
+      </w:r>
+      <w:proofErr w:type="spellStart"/>
+      <w:r>
+        <w:rPr>
+          <w:rFonts w:cs="Arial"/>
+          <w:szCs w:val="24"/>
+          <w:shd w:val="clear" w:color="auto" w:fill="FFFFFF"/>
+        </w:rPr>
+        <w:t>a</w:t>
+      </w:r>
+      <w:proofErr w:type="spellEnd"/>
+      <w:r>
+        <w:rPr>
+          <w:rFonts w:cs="Arial"/>
+          <w:szCs w:val="24"/>
+          <w:shd w:val="clear" w:color="auto" w:fill="FFFFFF"/>
+        </w:rPr>
+        <w:t xml:space="preserve"> any bad way</w:t>
+      </w:r>
+      <w:r>
+        <w:rPr>
+          <w:rFonts w:cs="Arial"/>
+          <w:szCs w:val="24"/>
+          <w:shd w:val="clear" w:color="auto" w:fill="FFFFFF"/>
+        </w:rPr>
+        <w:t>, potentially aside from the tasks being completed quite into the deadline</w:t>
+      </w:r>
+      <w:r>
+        <w:rPr>
+          <w:rFonts w:cs="Arial"/>
+          <w:szCs w:val="24"/>
+          <w:shd w:val="clear" w:color="auto" w:fill="FFFFFF"/>
+        </w:rPr>
+        <w:t xml:space="preserve">, but as long as they were </w:t>
+      </w:r>
+      <w:r>
+        <w:rPr>
+          <w:rFonts w:cs="Arial"/>
+          <w:szCs w:val="24"/>
+          <w:shd w:val="clear" w:color="auto" w:fill="FFFFFF"/>
+        </w:rPr>
+        <w:t>completed,</w:t>
+      </w:r>
+      <w:r>
+        <w:rPr>
+          <w:rFonts w:cs="Arial"/>
+          <w:szCs w:val="24"/>
+          <w:shd w:val="clear" w:color="auto" w:fill="FFFFFF"/>
+        </w:rPr>
+        <w:t xml:space="preserve"> I don’t see an exact problem with that.</w:t>
+      </w:r>
+      <w:r>
+        <w:rPr>
+          <w:rFonts w:cs="Arial"/>
+          <w:szCs w:val="24"/>
+          <w:shd w:val="clear" w:color="auto" w:fill="FFFFFF"/>
+        </w:rPr>
+        <w:t xml:space="preserve"> I believe the project itself also went well as it </w:t>
+      </w:r>
+      <w:proofErr w:type="gramStart"/>
+      <w:r>
+        <w:rPr>
+          <w:rFonts w:cs="Arial"/>
+          <w:szCs w:val="24"/>
+          <w:shd w:val="clear" w:color="auto" w:fill="FFFFFF"/>
+        </w:rPr>
+        <w:t>actually works</w:t>
+      </w:r>
+      <w:proofErr w:type="gramEnd"/>
+      <w:r>
+        <w:rPr>
+          <w:rFonts w:cs="Arial"/>
+          <w:szCs w:val="24"/>
+          <w:shd w:val="clear" w:color="auto" w:fill="FFFFFF"/>
+        </w:rPr>
+        <w:t xml:space="preserve"> for the most part and does what the brief wanted</w:t>
+      </w:r>
+      <w:r>
+        <w:rPr>
+          <w:rFonts w:cs="Arial"/>
+          <w:szCs w:val="24"/>
+          <w:shd w:val="clear" w:color="auto" w:fill="FFFFFF"/>
+        </w:rPr>
+        <w:t>, that being both the main objectives and some of the side objectives.</w:t>
+      </w:r>
+      <w:r>
+        <w:rPr>
+          <w:rFonts w:cs="Arial"/>
+          <w:szCs w:val="24"/>
+          <w:shd w:val="clear" w:color="auto" w:fill="FFFFFF"/>
+        </w:rPr>
+        <w:t xml:space="preserve"> When it comes to doing things differently next time, I don’t think there is anything major that I would do differently, aside from </w:t>
+      </w:r>
+      <w:r>
+        <w:rPr>
+          <w:rFonts w:cs="Arial"/>
+          <w:szCs w:val="24"/>
+          <w:shd w:val="clear" w:color="auto" w:fill="FFFFFF"/>
+        </w:rPr>
+        <w:t xml:space="preserve">doing task 9 as its updated version </w:t>
+      </w:r>
+      <w:r>
+        <w:rPr>
+          <w:rFonts w:cs="Arial"/>
+          <w:szCs w:val="24"/>
+          <w:shd w:val="clear" w:color="auto" w:fill="FFFFFF"/>
+        </w:rPr>
+        <w:t xml:space="preserve">the first time round instead of its former versions as it is simply the better version, </w:t>
+      </w:r>
+      <w:r>
+        <w:rPr>
+          <w:rFonts w:cs="Arial"/>
+          <w:szCs w:val="24"/>
+          <w:shd w:val="clear" w:color="auto" w:fill="FFFFFF"/>
+        </w:rPr>
+        <w:t>as well as not making the mistake I did with task 1 and not doing what I was supposed to do</w:t>
+      </w:r>
+      <w:r>
+        <w:rPr>
+          <w:rFonts w:cs="Arial"/>
+          <w:szCs w:val="24"/>
+          <w:shd w:val="clear" w:color="auto" w:fill="FFFFFF"/>
+        </w:rPr>
+        <w:t>.</w:t>
+      </w:r>
+    </w:p>
+    <w:p>
+      <w:pPr>
         <w:rPr>
           <w:rFonts w:cs="Arial"/>
           <w:i/>
           <w:iCs/>
-          <w:color w:val="EE0000"/>
           <w:szCs w:val="24"/>
           <w:shd w:val="clear" w:color="auto" w:fill="FFFFFF"/>
         </w:rPr>
-        <w:t>*A reflective analysis of your group's teamwork, processes, and</w:t>
-      </w:r>
-      <w:r>
-        <w:rPr>
-          <w:rFonts w:ascii="Open Sans" w:hAnsi="Open Sans" w:cs="Open Sans"/>
-          <w:i/>
-          <w:iCs/>
-          <w:color w:val="EE0000"/>
-          <w:szCs w:val="24"/>
-        </w:rPr>
-        <w:t xml:space="preserve"> </w:t>
+      </w:pPr>
+      <w:r>
+        <w:rPr>
+          <w:rFonts w:cs="Arial"/>
+          <w:szCs w:val="24"/>
+          <w:shd w:val="clear" w:color="auto" w:fill="FFFFFF"/>
+        </w:rPr>
+        <w:br/>
       </w:r>
       <w:r>
         <w:rPr>
           <w:rFonts w:cs="Arial"/>
           <w:i/>
           <w:iCs/>
-          <w:color w:val="EE0000"/>
           <w:szCs w:val="24"/>
           <w:shd w:val="clear" w:color="auto" w:fill="FFFFFF"/>
         </w:rPr>
-        <w:t>technical decisions. What went well? What would you do differently next</w:t>
-      </w:r>
-      <w:r>
-        <w:rPr>
-          <w:rFonts w:ascii="Open Sans" w:hAnsi="Open Sans" w:cs="Open Sans"/>
+        <w:t>Written by Daniel Caveney</w:t>
+      </w:r>
+    </w:p>
+    <w:p>
+      <w:pPr>
+        <w:rPr>
+          <w:rFonts w:cs="Arial"/>
+          <w:szCs w:val="24"/>
+          <w:shd w:val="clear" w:color="auto" w:fill="FFFFFF"/>
+        </w:rPr>
+      </w:pPr>
+    </w:p>
+    <w:p>
+      <w:pPr>
+        <w:rPr>
+          <w:szCs w:val="24"/>
+        </w:rPr>
+      </w:pPr>
+      <w:r>
+        <w:rPr>
+          <w:szCs w:val="24"/>
+        </w:rPr>
+        <w:t>For my reflection, I believe that overall, the team worked mostly well, with the majority of the team keeping the GitHub repository up to date with the tasks that they were working on, keeping this document up to date, and keeping everyone up to date either in person or on our Teams group chat. In person, I have personally discussed some of my code with Ben and Dan to either work through some problems or just to make sure that I understood what the brief was asking correctly</w:t>
+      </w:r>
+      <w:r>
+        <w:rPr>
+          <w:szCs w:val="24"/>
+        </w:rPr>
+        <w:t>. For example, I discussed task 5 with them and added the below 0 stock level indicator as a result of the conversation we had</w:t>
+      </w:r>
+      <w:r>
+        <w:rPr>
+          <w:szCs w:val="24"/>
+        </w:rPr>
+        <w:t>. Communication had been difficult at times, but we have still all worked together on the task.</w:t>
+      </w:r>
+    </w:p>
+    <w:p>
+      <w:pPr>
+        <w:rPr>
+          <w:szCs w:val="24"/>
+        </w:rPr>
+      </w:pPr>
+    </w:p>
+    <w:p>
+      <w:pPr>
+        <w:rPr>
+          <w:szCs w:val="24"/>
+        </w:rPr>
+      </w:pPr>
+      <w:r>
+        <w:rPr>
+          <w:szCs w:val="24"/>
+        </w:rPr>
+        <w:lastRenderedPageBreak/>
+        <w:t xml:space="preserve">I believe that the majority of this project went well, with the team working on tasks </w:t>
+      </w:r>
+      <w:r>
+        <w:rPr>
+          <w:szCs w:val="24"/>
+        </w:rPr>
+        <w:t>most of</w:t>
+      </w:r>
+      <w:r>
+        <w:rPr>
+          <w:szCs w:val="24"/>
+        </w:rPr>
+        <w:t xml:space="preserve"> the time. </w:t>
+      </w:r>
+      <w:r>
+        <w:rPr>
+          <w:szCs w:val="24"/>
+        </w:rPr>
+        <w:t>Most of</w:t>
+      </w:r>
+      <w:r>
+        <w:rPr>
+          <w:szCs w:val="24"/>
+        </w:rPr>
+        <w:t xml:space="preserve"> the work was uploaded in good time to the repository</w:t>
+      </w:r>
+      <w:r>
+        <w:rPr>
+          <w:szCs w:val="24"/>
+        </w:rPr>
+        <w:t>,</w:t>
+      </w:r>
+      <w:r>
+        <w:rPr>
+          <w:szCs w:val="24"/>
+        </w:rPr>
+        <w:t xml:space="preserve"> </w:t>
+      </w:r>
+      <w:r>
+        <w:rPr>
+          <w:szCs w:val="24"/>
+        </w:rPr>
+        <w:t>except</w:t>
+      </w:r>
+      <w:r>
+        <w:rPr>
+          <w:szCs w:val="24"/>
+        </w:rPr>
+        <w:t xml:space="preserve"> </w:t>
+      </w:r>
+      <w:r>
+        <w:rPr>
+          <w:szCs w:val="24"/>
+        </w:rPr>
+        <w:t>for</w:t>
+      </w:r>
+      <w:r>
+        <w:rPr>
+          <w:szCs w:val="24"/>
+        </w:rPr>
+        <w:t xml:space="preserve"> a few sections</w:t>
+      </w:r>
+      <w:r>
+        <w:rPr>
+          <w:szCs w:val="24"/>
+        </w:rPr>
+        <w:t>, and nearly all the work was divided equally amongst the team to make sure one person isn’t in charge of most of the work. If we were to do anything differently next time, I would push for more of the work to be done in person so that we don’t fall behind and don’t suffer from remote communication issues, and personally, I would attempt to enhance the stock report with links to ordering more stock.</w:t>
+      </w:r>
+    </w:p>
+    <w:p>
+      <w:pPr>
+        <w:rPr>
+          <w:szCs w:val="24"/>
+        </w:rPr>
+      </w:pPr>
+    </w:p>
+    <w:p>
+      <w:pPr>
+        <w:rPr>
+          <w:szCs w:val="24"/>
+        </w:rPr>
+      </w:pPr>
+      <w:r>
+        <w:rPr>
           <w:i/>
           <w:iCs/>
-          <w:color w:val="EE0000"/>
-          <w:szCs w:val="24"/>
-        </w:rPr>
-        <w:t xml:space="preserve"> </w:t>
-      </w:r>
-      <w:r>
+          <w:szCs w:val="24"/>
+        </w:rPr>
+        <w:t>Written by Aaron Rielly</w:t>
+      </w:r>
+    </w:p>
+    <w:p>
+      <w:pPr>
+        <w:rPr>
+          <w:szCs w:val="24"/>
+        </w:rPr>
+      </w:pPr>
+    </w:p>
+    <w:p>
+      <w:pPr>
+        <w:rPr>
+          <w:szCs w:val="24"/>
+        </w:rPr>
+      </w:pPr>
+    </w:p>
+    <w:p>
+      <w:pPr>
+        <w:rPr>
+          <w:szCs w:val="24"/>
+        </w:rPr>
+      </w:pPr>
+    </w:p>
+    <w:p>
+      <w:pPr>
+        <w:pStyle w:val="Heading1"/>
+      </w:pPr>
+      <w:bookmarkStart w:id="36" w:name="_Toc218544994"/>
+      <w:r>
+        <w:t>Conclusion</w:t>
+      </w:r>
+      <w:bookmarkEnd w:id="36"/>
+    </w:p>
+    <w:p>
+      <w:pPr>
+        <w:rPr>
+          <w:rFonts w:cs="Arial"/>
+        </w:rPr>
+      </w:pPr>
+    </w:p>
+    <w:p>
+      <w:pPr>
+        <w:rPr>
+          <w:rFonts w:cs="Arial"/>
+        </w:rPr>
+      </w:pPr>
+      <w:r>
+        <w:rPr>
+          <w:rFonts w:cs="Arial"/>
+        </w:rPr>
+        <w:t>For my personal conclusion, I believe that</w:t>
+      </w:r>
+      <w:r>
+        <w:rPr>
+          <w:rFonts w:cs="Arial"/>
+        </w:rPr>
+        <w:t xml:space="preserve"> the project was a successful project, considering the time that we had we were able to provide the </w:t>
+      </w:r>
+      <w:r>
+        <w:rPr>
+          <w:rFonts w:cs="Arial"/>
+        </w:rPr>
+        <w:t xml:space="preserve">brief with what was required and what was optional, </w:t>
+      </w:r>
+      <w:r>
+        <w:rPr>
+          <w:rFonts w:cs="Arial"/>
+        </w:rPr>
+        <w:t xml:space="preserve">which is great. My personal achievements is that I tried to </w:t>
+      </w:r>
+      <w:r>
+        <w:rPr>
+          <w:rFonts w:cs="Arial"/>
+        </w:rPr>
+        <w:t>make contact with</w:t>
+      </w:r>
+      <w:r>
+        <w:rPr>
+          <w:rFonts w:cs="Arial"/>
+        </w:rPr>
+        <w:t xml:space="preserve"> my group project members</w:t>
+      </w:r>
+      <w:r>
+        <w:rPr>
+          <w:rFonts w:cs="Arial"/>
+        </w:rPr>
+        <w:t xml:space="preserve"> as much as possible</w:t>
+      </w:r>
+      <w:r>
+        <w:rPr>
+          <w:rFonts w:cs="Arial"/>
+        </w:rPr>
+        <w:t xml:space="preserve"> to </w:t>
+      </w:r>
+      <w:r>
+        <w:rPr>
+          <w:rFonts w:cs="Arial"/>
+        </w:rPr>
+        <w:t>let them know</w:t>
+      </w:r>
+      <w:r>
+        <w:rPr>
+          <w:rFonts w:cs="Arial"/>
+        </w:rPr>
+        <w:t xml:space="preserve"> if anything changed, which helped me provide </w:t>
+      </w:r>
+      <w:r>
+        <w:rPr>
+          <w:rFonts w:cs="Arial"/>
+        </w:rPr>
+        <w:t>evidence that I can take a leadership role when needed</w:t>
+      </w:r>
+      <w:r>
+        <w:rPr>
+          <w:rFonts w:cs="Arial"/>
+        </w:rPr>
+        <w:t>, additionally my achievements were that I was able to find that I made a big mistake with the first choice a</w:t>
+      </w:r>
+      <w:r>
+        <w:rPr>
+          <w:rFonts w:cs="Arial"/>
+        </w:rPr>
+        <w:t xml:space="preserve">s I made something that wasn’t required, so to </w:t>
+      </w:r>
+      <w:r>
+        <w:rPr>
+          <w:rFonts w:cs="Arial"/>
+        </w:rPr>
+        <w:t>fix the issue I quickly restarted and made what I was actually supposed to do,</w:t>
+      </w:r>
+      <w:r>
+        <w:rPr>
+          <w:rFonts w:cs="Arial"/>
+        </w:rPr>
+        <w:t xml:space="preserve"> with the help of the old code</w:t>
+      </w:r>
+      <w:r>
+        <w:rPr>
+          <w:rFonts w:cs="Arial"/>
+        </w:rPr>
+        <w:t xml:space="preserve">, which shows that I was able to fix my mistakes quickly and be able to make </w:t>
+      </w:r>
+      <w:r>
+        <w:rPr>
+          <w:rFonts w:cs="Arial"/>
+        </w:rPr>
+        <w:t>the required code for the group project.</w:t>
+      </w:r>
+      <w:r>
+        <w:rPr>
+          <w:rFonts w:cs="Arial"/>
+        </w:rPr>
+        <w:t xml:space="preserve"> In conclusion, the project went well and I deem it successful, as well as me having some notable achievements that help demonstrate not just programming skills but also </w:t>
+      </w:r>
+      <w:r>
+        <w:rPr>
+          <w:rFonts w:cs="Arial"/>
+        </w:rPr>
+        <w:t>real-life</w:t>
+      </w:r>
+      <w:r>
+        <w:rPr>
+          <w:rFonts w:cs="Arial"/>
+        </w:rPr>
+        <w:t xml:space="preserve"> skills.</w:t>
+      </w:r>
+    </w:p>
+    <w:p>
+      <w:pPr>
+        <w:rPr>
+          <w:rFonts w:cs="Arial"/>
+        </w:rPr>
+      </w:pPr>
+    </w:p>
+    <w:p>
+      <w:pPr>
         <w:rPr>
           <w:rFonts w:cs="Arial"/>
           <w:i/>
           <w:iCs/>
-          <w:color w:val="EE0000"/>
-          <w:szCs w:val="24"/>
-          <w:shd w:val="clear" w:color="auto" w:fill="FFFFFF"/>
-        </w:rPr>
-        <w:t>time? How did you manage collaboration? *</w:t>
-      </w:r>
-    </w:p>
-    <w:p>
-      <w:pPr>
+        </w:rPr>
+      </w:pPr>
+      <w:r>
         <w:rPr>
           <w:rFonts w:cs="Arial"/>
           <w:i/>
           <w:iCs/>
-          <w:color w:val="EE0000"/>
-          <w:szCs w:val="24"/>
-          <w:shd w:val="clear" w:color="auto" w:fill="FFFFFF"/>
-        </w:rPr>
-      </w:pPr>
+        </w:rPr>
+        <w:t>Written by Daniel Caveney</w:t>
+      </w:r>
     </w:p>
     <w:p>
       <w:pPr>
         <w:rPr>
           <w:rFonts w:cs="Arial"/>
-          <w:szCs w:val="24"/>
-          <w:shd w:val="clear" w:color="auto" w:fill="FFFFFF"/>
-        </w:rPr>
-      </w:pPr>
-      <w:r>
+        </w:rPr>
+      </w:pPr>
+    </w:p>
+    <w:p>
+      <w:pPr>
         <w:rPr>
           <w:rFonts w:cs="Arial"/>
-          <w:szCs w:val="24"/>
-          <w:shd w:val="clear" w:color="auto" w:fill="FFFFFF"/>
-        </w:rPr>
-        <w:t>This reflection is an evaluation of sorts</w:t>
-      </w:r>
-      <w:r>
+        </w:rPr>
+      </w:pPr>
+    </w:p>
+    <w:p>
+      <w:pPr>
         <w:rPr>
           <w:rFonts w:cs="Arial"/>
-          <w:szCs w:val="24"/>
-          <w:shd w:val="clear" w:color="auto" w:fill="FFFFFF"/>
-        </w:rPr>
-        <w:t xml:space="preserve">, with </w:t>
-      </w:r>
+        </w:rPr>
+      </w:pPr>
       <w:r>
         <w:rPr>
           <w:rFonts w:cs="Arial"/>
-          <w:szCs w:val="24"/>
-          <w:shd w:val="clear" w:color="auto" w:fill="FFFFFF"/>
-        </w:rPr>
-        <w:t xml:space="preserve">it being an analysis of the </w:t>
+        </w:rPr>
+        <w:t>In conclusion, I believe that the project overall went well. We achieved all the compulsory parts of the brief to a high quality, as well as completing some of the optional tasks to enhance our program. Personally, I believe that I actively contributed to the project by keeping in touch with the group either in person or messaging on Teams, as well as making sure that the code I provided to the project worked and was tested alongside all of the code already in the project</w:t>
+      </w:r>
+      <w:r>
+        <w:rPr>
+          <w:rFonts w:cs="Arial"/>
+        </w:rPr>
+        <w:t xml:space="preserve"> and met the required levels of the project brief. I also feel like </w:t>
       </w:r>
       <w:proofErr w:type="gramStart"/>
       <w:r>
         <w:rPr>
           <w:rFonts w:cs="Arial"/>
-          <w:szCs w:val="24"/>
-          <w:shd w:val="clear" w:color="auto" w:fill="FFFFFF"/>
-        </w:rPr>
-        <w:t>groups</w:t>
+        </w:rPr>
+        <w:t>the majority of</w:t>
       </w:r>
       <w:proofErr w:type="gramEnd"/>
       <w:r>
         <w:rPr>
           <w:rFonts w:cs="Arial"/>
-          <w:szCs w:val="24"/>
-          <w:shd w:val="clear" w:color="auto" w:fill="FFFFFF"/>
-        </w:rPr>
-        <w:t xml:space="preserve"> team</w:t>
-      </w:r>
-      <w:r>
+        </w:rPr>
+        <w:t xml:space="preserve"> the team worked well together and communicated well, helping the team function well. Overall, I feel like this project has helped develop my Python programming skills, alongside learning what working in a coding team is like.</w:t>
+      </w:r>
+    </w:p>
+    <w:p>
+      <w:pPr>
         <w:rPr>
           <w:rFonts w:cs="Arial"/>
-          <w:szCs w:val="24"/>
-          <w:shd w:val="clear" w:color="auto" w:fill="FFFFFF"/>
-        </w:rPr>
-        <w:t xml:space="preserve">work, process of making the program, and any technical decisions that were decided. Also, it should be important that </w:t>
-      </w:r>
-      <w:r>
+        </w:rPr>
+      </w:pPr>
+    </w:p>
+    <w:p>
+      <w:pPr>
         <w:rPr>
           <w:rFonts w:cs="Arial"/>
-          <w:szCs w:val="24"/>
-          <w:shd w:val="clear" w:color="auto" w:fill="FFFFFF"/>
-        </w:rPr>
-        <w:t>every group member has a say in what went well, what they would’ve done differently if this was attempted again and mentions of how collaboration went.</w:t>
-      </w:r>
-    </w:p>
-    <w:p>
-      <w:pPr>
-        <w:rPr>
-          <w:rFonts w:cs="Arial"/>
-          <w:szCs w:val="24"/>
-          <w:shd w:val="clear" w:color="auto" w:fill="FFFFFF"/>
-        </w:rPr>
-      </w:pPr>
-    </w:p>
-    <w:p>
-      <w:pPr>
-        <w:rPr>
-          <w:rFonts w:cs="Arial"/>
-          <w:szCs w:val="24"/>
-          <w:shd w:val="clear" w:color="auto" w:fill="FFFFFF"/>
-        </w:rPr>
-      </w:pPr>
-      <w:r>
-        <w:rPr>
-          <w:rFonts w:cs="Arial"/>
-          <w:szCs w:val="24"/>
-          <w:shd w:val="clear" w:color="auto" w:fill="FFFFFF"/>
-        </w:rPr>
-        <w:t xml:space="preserve">My reflection personally is that the teamwork was alright, I was able to communicate with most of the group when I tried and </w:t>
-      </w:r>
-      <w:r>
-        <w:rPr>
-          <w:rFonts w:cs="Arial"/>
-          <w:szCs w:val="24"/>
-          <w:shd w:val="clear" w:color="auto" w:fill="FFFFFF"/>
-        </w:rPr>
-        <w:t xml:space="preserve">with </w:t>
-      </w:r>
-      <w:r>
-        <w:rPr>
-          <w:rFonts w:cs="Arial"/>
-          <w:szCs w:val="24"/>
-          <w:shd w:val="clear" w:color="auto" w:fill="FFFFFF"/>
-        </w:rPr>
-        <w:t>that,</w:t>
-      </w:r>
-      <w:r>
-        <w:rPr>
-          <w:rFonts w:cs="Arial"/>
-          <w:szCs w:val="24"/>
-          <w:shd w:val="clear" w:color="auto" w:fill="FFFFFF"/>
-        </w:rPr>
-        <w:t xml:space="preserve"> I was able to assist them or have them help me </w:t>
-      </w:r>
-      <w:r>
-        <w:rPr>
-          <w:rFonts w:cs="Arial"/>
-          <w:szCs w:val="24"/>
-          <w:shd w:val="clear" w:color="auto" w:fill="FFFFFF"/>
-        </w:rPr>
-        <w:t>occasionally</w:t>
-      </w:r>
-      <w:r>
-        <w:rPr>
-          <w:rFonts w:cs="Arial"/>
-          <w:szCs w:val="24"/>
-          <w:shd w:val="clear" w:color="auto" w:fill="FFFFFF"/>
-        </w:rPr>
-        <w:t>, and overall teamwork wasn’t a flaw during the making of this group project.</w:t>
-      </w:r>
-      <w:r>
-        <w:rPr>
-          <w:rFonts w:cs="Arial"/>
-          <w:szCs w:val="24"/>
-          <w:shd w:val="clear" w:color="auto" w:fill="FFFFFF"/>
-        </w:rPr>
-        <w:t xml:space="preserve"> Processes </w:t>
-      </w:r>
-      <w:r>
-        <w:rPr>
-          <w:rFonts w:cs="Arial"/>
-          <w:szCs w:val="24"/>
-          <w:shd w:val="clear" w:color="auto" w:fill="FFFFFF"/>
-        </w:rPr>
-        <w:t>are</w:t>
-      </w:r>
-      <w:r>
-        <w:rPr>
-          <w:rFonts w:cs="Arial"/>
-          <w:szCs w:val="24"/>
-          <w:shd w:val="clear" w:color="auto" w:fill="FFFFFF"/>
-        </w:rPr>
-        <w:t xml:space="preserve"> in the same boat, as there wasn’t a major problem with getting processes/tasks done for the most part</w:t>
-      </w:r>
-      <w:r>
-        <w:rPr>
-          <w:rFonts w:cs="Arial"/>
-          <w:szCs w:val="24"/>
-          <w:shd w:val="clear" w:color="auto" w:fill="FFFFFF"/>
-        </w:rPr>
-        <w:t>.</w:t>
-      </w:r>
-      <w:r>
-        <w:rPr>
-          <w:rFonts w:cs="Arial"/>
-          <w:szCs w:val="24"/>
-          <w:shd w:val="clear" w:color="auto" w:fill="FFFFFF"/>
-        </w:rPr>
-        <w:t xml:space="preserve"> I believe the technical decisions that have been made were the right choice as well, one such example is </w:t>
-      </w:r>
-      <w:r>
-        <w:rPr>
-          <w:rFonts w:cs="Arial"/>
-          <w:szCs w:val="24"/>
-          <w:shd w:val="clear" w:color="auto" w:fill="FFFFFF"/>
-        </w:rPr>
-        <w:t xml:space="preserve">using JSON instead of CSV due to us having a better understanding of JSON files, as well as the </w:t>
-      </w:r>
-      <w:r>
-        <w:rPr>
-          <w:rFonts w:cs="Arial"/>
-          <w:szCs w:val="24"/>
-          <w:shd w:val="clear" w:color="auto" w:fill="FFFFFF"/>
-        </w:rPr>
-        <w:t>project choice as me and Ben have worked on something similar to this in the past and have been able to retrace steps back into this project</w:t>
-      </w:r>
-      <w:r>
-        <w:rPr>
-          <w:rFonts w:cs="Arial"/>
-          <w:szCs w:val="24"/>
-          <w:shd w:val="clear" w:color="auto" w:fill="FFFFFF"/>
-        </w:rPr>
-        <w:t>.</w:t>
-      </w:r>
-      <w:r>
-        <w:rPr>
-          <w:rFonts w:cs="Arial"/>
-          <w:szCs w:val="24"/>
-          <w:shd w:val="clear" w:color="auto" w:fill="FFFFFF"/>
-        </w:rPr>
-        <w:t xml:space="preserve"> When it came to collaboration,</w:t>
-      </w:r>
-      <w:r>
-        <w:rPr>
-          <w:rFonts w:cs="Arial"/>
-          <w:szCs w:val="24"/>
-          <w:shd w:val="clear" w:color="auto" w:fill="FFFFFF"/>
-        </w:rPr>
-        <w:t xml:space="preserve"> </w:t>
-      </w:r>
-      <w:r>
-        <w:rPr>
-          <w:rFonts w:cs="Arial"/>
-          <w:szCs w:val="24"/>
-          <w:shd w:val="clear" w:color="auto" w:fill="FFFFFF"/>
-        </w:rPr>
-        <w:t>there wasn’t a major issue with it, however at times it was quite inconsistent and I couldn’t make contact with some of the group members</w:t>
-      </w:r>
-      <w:r>
-        <w:rPr>
-          <w:rFonts w:cs="Arial"/>
-          <w:szCs w:val="24"/>
-          <w:shd w:val="clear" w:color="auto" w:fill="FFFFFF"/>
-        </w:rPr>
-        <w:t xml:space="preserve">, </w:t>
-      </w:r>
-      <w:r>
-        <w:rPr>
-          <w:rFonts w:cs="Arial"/>
-          <w:szCs w:val="24"/>
-          <w:shd w:val="clear" w:color="auto" w:fill="FFFFFF"/>
-        </w:rPr>
-        <w:t xml:space="preserve">however I sorted that out and managed to make contact </w:t>
-      </w:r>
-      <w:r>
-        <w:rPr>
-          <w:rFonts w:cs="Arial"/>
-          <w:szCs w:val="24"/>
-          <w:shd w:val="clear" w:color="auto" w:fill="FFFFFF"/>
-        </w:rPr>
-        <w:t>with the group members I couldn’t with in time</w:t>
-      </w:r>
-      <w:r>
-        <w:rPr>
-          <w:rFonts w:cs="Arial"/>
-          <w:szCs w:val="24"/>
-          <w:shd w:val="clear" w:color="auto" w:fill="FFFFFF"/>
-        </w:rPr>
-        <w:t xml:space="preserve">, so the collaboration was alright, however there is most </w:t>
-      </w:r>
-      <w:r>
-        <w:rPr>
-          <w:rFonts w:cs="Arial"/>
-          <w:szCs w:val="24"/>
-          <w:shd w:val="clear" w:color="auto" w:fill="FFFFFF"/>
-        </w:rPr>
-        <w:t>definitely</w:t>
-      </w:r>
-      <w:r>
-        <w:rPr>
-          <w:rFonts w:cs="Arial"/>
-          <w:szCs w:val="24"/>
-          <w:shd w:val="clear" w:color="auto" w:fill="FFFFFF"/>
-        </w:rPr>
-        <w:t xml:space="preserve"> room for improve if there was another group project.</w:t>
-      </w:r>
-    </w:p>
-    <w:p>
-      <w:pPr>
-        <w:rPr>
-          <w:rFonts w:cs="Arial"/>
-          <w:szCs w:val="24"/>
-          <w:shd w:val="clear" w:color="auto" w:fill="FFFFFF"/>
-        </w:rPr>
-      </w:pPr>
-    </w:p>
-    <w:p>
-      <w:pPr>
-        <w:rPr>
-          <w:rFonts w:cs="Arial"/>
-          <w:szCs w:val="24"/>
-          <w:shd w:val="clear" w:color="auto" w:fill="FFFFFF"/>
-        </w:rPr>
-      </w:pPr>
-      <w:r>
-        <w:rPr>
-          <w:rFonts w:cs="Arial"/>
-          <w:szCs w:val="24"/>
-          <w:shd w:val="clear" w:color="auto" w:fill="FFFFFF"/>
-        </w:rPr>
-        <w:t xml:space="preserve">I believe that most things have gone well in this project, aside from a few communication mishaps I can’t think of anything that has </w:t>
-      </w:r>
-      <w:r>
-        <w:rPr>
-          <w:rFonts w:cs="Arial"/>
-          <w:szCs w:val="24"/>
-          <w:shd w:val="clear" w:color="auto" w:fill="FFFFFF"/>
-        </w:rPr>
-        <w:t xml:space="preserve">directed affected the project in </w:t>
-      </w:r>
-      <w:proofErr w:type="spellStart"/>
-      <w:r>
-        <w:rPr>
-          <w:rFonts w:cs="Arial"/>
-          <w:szCs w:val="24"/>
-          <w:shd w:val="clear" w:color="auto" w:fill="FFFFFF"/>
-        </w:rPr>
-        <w:t>a</w:t>
-      </w:r>
-      <w:proofErr w:type="spellEnd"/>
-      <w:r>
-        <w:rPr>
-          <w:rFonts w:cs="Arial"/>
-          <w:szCs w:val="24"/>
-          <w:shd w:val="clear" w:color="auto" w:fill="FFFFFF"/>
-        </w:rPr>
-        <w:t xml:space="preserve"> any bad way</w:t>
-      </w:r>
-      <w:r>
-        <w:rPr>
-          <w:rFonts w:cs="Arial"/>
-          <w:szCs w:val="24"/>
-          <w:shd w:val="clear" w:color="auto" w:fill="FFFFFF"/>
-        </w:rPr>
-        <w:t>, potentially aside from the tasks being completed quite into the deadline</w:t>
-      </w:r>
-      <w:r>
-        <w:rPr>
-          <w:rFonts w:cs="Arial"/>
-          <w:szCs w:val="24"/>
-          <w:shd w:val="clear" w:color="auto" w:fill="FFFFFF"/>
-        </w:rPr>
-        <w:t xml:space="preserve">, but as long as they were </w:t>
-      </w:r>
-      <w:r>
-        <w:rPr>
-          <w:rFonts w:cs="Arial"/>
-          <w:szCs w:val="24"/>
-          <w:shd w:val="clear" w:color="auto" w:fill="FFFFFF"/>
-        </w:rPr>
-        <w:t>completed,</w:t>
-      </w:r>
-      <w:r>
-        <w:rPr>
-          <w:rFonts w:cs="Arial"/>
-          <w:szCs w:val="24"/>
-          <w:shd w:val="clear" w:color="auto" w:fill="FFFFFF"/>
-        </w:rPr>
-        <w:t xml:space="preserve"> I don’t see an exact problem with that.</w:t>
-      </w:r>
-      <w:r>
-        <w:rPr>
-          <w:rFonts w:cs="Arial"/>
-          <w:szCs w:val="24"/>
-          <w:shd w:val="clear" w:color="auto" w:fill="FFFFFF"/>
-        </w:rPr>
-        <w:t xml:space="preserve"> I believe the project itself also went well as it </w:t>
-      </w:r>
-      <w:proofErr w:type="gramStart"/>
-      <w:r>
-        <w:rPr>
-          <w:rFonts w:cs="Arial"/>
-          <w:szCs w:val="24"/>
-          <w:shd w:val="clear" w:color="auto" w:fill="FFFFFF"/>
-        </w:rPr>
-        <w:t>actually works</w:t>
-      </w:r>
-      <w:proofErr w:type="gramEnd"/>
-      <w:r>
-        <w:rPr>
-          <w:rFonts w:cs="Arial"/>
-          <w:szCs w:val="24"/>
-          <w:shd w:val="clear" w:color="auto" w:fill="FFFFFF"/>
-        </w:rPr>
-        <w:t xml:space="preserve"> for the most part and does what the brief wanted</w:t>
-      </w:r>
-      <w:r>
-        <w:rPr>
-          <w:rFonts w:cs="Arial"/>
-          <w:szCs w:val="24"/>
-          <w:shd w:val="clear" w:color="auto" w:fill="FFFFFF"/>
-        </w:rPr>
-        <w:t>, that being both the main objectives and some of the side objectives.</w:t>
-      </w:r>
-      <w:r>
-        <w:rPr>
-          <w:rFonts w:cs="Arial"/>
-          <w:szCs w:val="24"/>
-          <w:shd w:val="clear" w:color="auto" w:fill="FFFFFF"/>
-        </w:rPr>
-        <w:t xml:space="preserve"> When it comes to doing things differently next time, I don’t think there is anything major that I would do differently, aside from </w:t>
-      </w:r>
-      <w:r>
-        <w:rPr>
-          <w:rFonts w:cs="Arial"/>
-          <w:szCs w:val="24"/>
-          <w:shd w:val="clear" w:color="auto" w:fill="FFFFFF"/>
-        </w:rPr>
-        <w:t xml:space="preserve">doing task 9 as its updated version </w:t>
-      </w:r>
-      <w:r>
-        <w:rPr>
-          <w:rFonts w:cs="Arial"/>
-          <w:szCs w:val="24"/>
-          <w:shd w:val="clear" w:color="auto" w:fill="FFFFFF"/>
-        </w:rPr>
-        <w:t xml:space="preserve">the first time round instead of its former versions as it is simply the better version, </w:t>
-      </w:r>
-      <w:r>
-        <w:rPr>
-          <w:rFonts w:cs="Arial"/>
-          <w:szCs w:val="24"/>
-          <w:shd w:val="clear" w:color="auto" w:fill="FFFFFF"/>
-        </w:rPr>
-        <w:t>as well as not making the mistake I did with task 1 and not doing what I was supposed to do</w:t>
-      </w:r>
-      <w:r>
-        <w:rPr>
-          <w:rFonts w:cs="Arial"/>
-          <w:szCs w:val="24"/>
-          <w:shd w:val="clear" w:color="auto" w:fill="FFFFFF"/>
-        </w:rPr>
-        <w:t>.</w:t>
-      </w:r>
-    </w:p>
-    <w:p>
-      <w:pPr>
+        </w:rPr>
+      </w:pPr>
+      <w:r>
         <w:rPr>
           <w:rFonts w:cs="Arial"/>
           <w:i/>
           <w:iCs/>
-          <w:szCs w:val="24"/>
-          <w:shd w:val="clear" w:color="auto" w:fill="FFFFFF"/>
-        </w:rPr>
-      </w:pPr>
-      <w:r>
-        <w:rPr>
-          <w:rFonts w:cs="Arial"/>
-          <w:szCs w:val="24"/>
-          <w:shd w:val="clear" w:color="auto" w:fill="FFFFFF"/>
-        </w:rPr>
-        <w:br/>
-      </w:r>
-      <w:r>
-        <w:rPr>
-          <w:rFonts w:cs="Arial"/>
-          <w:i/>
-          <w:iCs/>
-          <w:szCs w:val="24"/>
-          <w:shd w:val="clear" w:color="auto" w:fill="FFFFFF"/>
-        </w:rPr>
-        <w:t>Written by Daniel Caveney</w:t>
-      </w:r>
-    </w:p>
-    <w:p>
-      <w:pPr>
-        <w:rPr>
-          <w:rFonts w:cs="Arial"/>
-          <w:szCs w:val="24"/>
-          <w:shd w:val="clear" w:color="auto" w:fill="FFFFFF"/>
-        </w:rPr>
-      </w:pPr>
-    </w:p>
-    <w:p>
-      <w:pPr>
-        <w:rPr>
-          <w:b/>
-          <w:bCs w:val="0"/>
-          <w:i/>
-          <w:iCs/>
-          <w:color w:val="036600"/>
-          <w:szCs w:val="24"/>
-        </w:rPr>
-      </w:pPr>
-      <w:r>
-        <w:rPr>
-          <w:i/>
-          <w:iCs/>
-          <w:szCs w:val="24"/>
-        </w:rPr>
-        <w:br w:type="page"/>
-      </w:r>
-    </w:p>
-    <w:p>
-      <w:pPr>
-        <w:pStyle w:val="Heading1"/>
-      </w:pPr>
-      <w:bookmarkStart w:id="36" w:name="_Toc218544994"/>
-      <w:r>
-        <w:lastRenderedPageBreak/>
-        <w:t>Conclusion</w:t>
-      </w:r>
-      <w:bookmarkEnd w:id="36"/>
-    </w:p>
-    <w:p>
-      <w:pPr>
-        <w:rPr>
-          <w:rFonts w:cs="Arial"/>
-        </w:rPr>
-      </w:pPr>
-    </w:p>
-    <w:p>
-      <w:pPr>
-        <w:rPr>
-          <w:rFonts w:cs="Arial"/>
-          <w:i/>
-          <w:iCs/>
-          <w:color w:val="EE0000"/>
-          <w:szCs w:val="24"/>
-        </w:rPr>
-      </w:pPr>
-      <w:r>
-        <w:rPr>
-          <w:rFonts w:cs="Arial"/>
-          <w:i/>
-          <w:iCs/>
-          <w:color w:val="EE0000"/>
-          <w:szCs w:val="24"/>
-        </w:rPr>
-        <w:t>*</w:t>
-      </w:r>
-      <w:r>
-        <w:rPr>
-          <w:rFonts w:cs="Arial"/>
-          <w:i/>
-          <w:iCs/>
-          <w:color w:val="EE0000"/>
-          <w:szCs w:val="24"/>
-          <w:shd w:val="clear" w:color="auto" w:fill="FFFFFF"/>
-        </w:rPr>
-        <w:t>Summarise the project and your achievements. *</w:t>
-      </w:r>
-    </w:p>
-    <w:p>
-      <w:pPr>
-        <w:rPr>
-          <w:rFonts w:cs="Arial"/>
-        </w:rPr>
-      </w:pPr>
-    </w:p>
-    <w:p>
-      <w:pPr>
-        <w:rPr>
-          <w:rFonts w:cs="Arial"/>
-        </w:rPr>
-      </w:pPr>
-      <w:r>
-        <w:rPr>
-          <w:rFonts w:cs="Arial"/>
-        </w:rPr>
-        <w:t>For my personal conclusion, I believe that</w:t>
-      </w:r>
-      <w:r>
-        <w:rPr>
-          <w:rFonts w:cs="Arial"/>
-        </w:rPr>
-        <w:t xml:space="preserve"> the project was a successful project, considering the time that we had we were able to provide the </w:t>
-      </w:r>
-      <w:r>
-        <w:rPr>
-          <w:rFonts w:cs="Arial"/>
-        </w:rPr>
-        <w:t xml:space="preserve">brief with what was required and what was optional, </w:t>
-      </w:r>
-      <w:r>
-        <w:rPr>
-          <w:rFonts w:cs="Arial"/>
-        </w:rPr>
-        <w:t xml:space="preserve">which is great. My personal achievements is that I tried to </w:t>
-      </w:r>
-      <w:r>
-        <w:rPr>
-          <w:rFonts w:cs="Arial"/>
-        </w:rPr>
-        <w:t>make contact with</w:t>
-      </w:r>
-      <w:r>
-        <w:rPr>
-          <w:rFonts w:cs="Arial"/>
-        </w:rPr>
-        <w:t xml:space="preserve"> my group project members</w:t>
-      </w:r>
-      <w:r>
-        <w:rPr>
-          <w:rFonts w:cs="Arial"/>
-        </w:rPr>
-        <w:t xml:space="preserve"> as much as possible</w:t>
-      </w:r>
-      <w:r>
-        <w:rPr>
-          <w:rFonts w:cs="Arial"/>
-        </w:rPr>
-        <w:t xml:space="preserve"> to </w:t>
-      </w:r>
-      <w:r>
-        <w:rPr>
-          <w:rFonts w:cs="Arial"/>
-        </w:rPr>
-        <w:t>let them know</w:t>
-      </w:r>
-      <w:r>
-        <w:rPr>
-          <w:rFonts w:cs="Arial"/>
-        </w:rPr>
-        <w:t xml:space="preserve"> if anything changed, which helped me provide </w:t>
-      </w:r>
-      <w:r>
-        <w:rPr>
-          <w:rFonts w:cs="Arial"/>
-        </w:rPr>
-        <w:t>evidence that I can take a leadership role when needed</w:t>
-      </w:r>
-      <w:r>
-        <w:rPr>
-          <w:rFonts w:cs="Arial"/>
-        </w:rPr>
-        <w:t>, additionally my achievements were that I was able to find that I made a big mistake with the first choice a</w:t>
-      </w:r>
-      <w:r>
-        <w:rPr>
-          <w:rFonts w:cs="Arial"/>
-        </w:rPr>
-        <w:t xml:space="preserve">s I made something that wasn’t required, so to </w:t>
-      </w:r>
-      <w:r>
-        <w:rPr>
-          <w:rFonts w:cs="Arial"/>
-        </w:rPr>
-        <w:t>fix the issue I quickly restarted and made what I was actually supposed to do,</w:t>
-      </w:r>
-      <w:r>
-        <w:rPr>
-          <w:rFonts w:cs="Arial"/>
-        </w:rPr>
-        <w:t xml:space="preserve"> with the help of the old code</w:t>
-      </w:r>
-      <w:r>
-        <w:rPr>
-          <w:rFonts w:cs="Arial"/>
-        </w:rPr>
-        <w:t xml:space="preserve">, which shows that I was able to fix my mistakes quickly and be able to make </w:t>
-      </w:r>
-      <w:r>
-        <w:rPr>
-          <w:rFonts w:cs="Arial"/>
-        </w:rPr>
-        <w:t>the required code for the group project.</w:t>
-      </w:r>
-      <w:r>
-        <w:rPr>
-          <w:rFonts w:cs="Arial"/>
-        </w:rPr>
-        <w:t xml:space="preserve"> In conclusion, the project went well and I deem it successful, as well as me having some notable achievements that help demonstrate not just programming skills but also </w:t>
-      </w:r>
-      <w:r>
-        <w:rPr>
-          <w:rFonts w:cs="Arial"/>
-        </w:rPr>
-        <w:t>real-life</w:t>
-      </w:r>
-      <w:r>
-        <w:rPr>
-          <w:rFonts w:cs="Arial"/>
-        </w:rPr>
-        <w:t xml:space="preserve"> skills.</w:t>
-      </w:r>
-    </w:p>
-    <w:p>
-      <w:pPr>
-        <w:rPr>
-          <w:rFonts w:cs="Arial"/>
-        </w:rPr>
-      </w:pPr>
-    </w:p>
-    <w:p>
-      <w:pPr>
-        <w:rPr>
-          <w:rFonts w:cs="Arial"/>
-          <w:i/>
-          <w:iCs/>
-        </w:rPr>
-      </w:pPr>
-      <w:r>
-        <w:rPr>
-          <w:rFonts w:cs="Arial"/>
-          <w:i/>
-          <w:iCs/>
-        </w:rPr>
-        <w:t>Written by Daniel Caveney</w:t>
-      </w:r>
-    </w:p>
-    <w:p>
-      <w:pPr>
-        <w:rPr>
-          <w:rFonts w:cs="Arial"/>
-        </w:rPr>
-      </w:pPr>
+        </w:rPr>
+        <w:t>Written by Aaron Rielly</w:t>
+      </w:r>
     </w:p>
     <w:sectPr>
       <w:pgSz w:w="11906" w:h="16838" w:code="9"/>

--- a/500githubs_Report.docx
+++ b/500githubs_Report.docx
@@ -4442,9 +4442,13 @@
         <w:t xml:space="preserve">To start off the project needed some important code to be implemented before the user could even </w:t>
       </w:r>
       <w:r>
-        <w:t xml:space="preserve">input what they wanted to do, </w:t>
-      </w:r>
-    </w:p>
+        <w:t>input what they wanted to do</w:t>
+      </w:r>
+      <w:r>
+        <w:t>, this mainly consisted as code to load the list out of the JSON file, and into variables that we could all use when creating code. this allowed us to centralise the variables that people where using, meaning that people don’t have different variables to store the same information, as well as stopping repetitive code. We also made a quick menu to prompt people with what they can input</w:t>
+      </w:r>
+    </w:p>
+    <w:p/>
     <w:p/>
     <w:p>
       <w:r>
@@ -4487,6 +4491,9 @@
           </wp:inline>
         </w:drawing>
       </w:r>
+      <w:r>
+        <w:t>Image by Daniel Caveney</w:t>
+      </w:r>
     </w:p>
     <w:p>
       <w:r>
@@ -4499,52 +4506,59 @@
         </w:rPr>
         <w:t>Daniel Caveney and</w:t>
       </w:r>
-    </w:p>
-    <w:p/>
-    <w:p>
-      <w:pPr>
-        <w:pStyle w:val="Heading2"/>
-        <w:rPr>
-          <w:color w:val="EE0000"/>
-          <w:szCs w:val="24"/>
-          <w:shd w:val="clear" w:color="auto" w:fill="FFFFFF"/>
-        </w:rPr>
-      </w:pPr>
-      <w:bookmarkStart w:id="5" w:name="_Toc218544963"/>
-      <w:r>
-        <w:rPr>
-          <w:shd w:val="clear" w:color="auto" w:fill="FFFFFF"/>
-        </w:rPr>
-        <w:t>Task</w:t>
-      </w:r>
-      <w:r>
-        <w:rPr>
-          <w:shd w:val="clear" w:color="auto" w:fill="FFFFFF"/>
-        </w:rPr>
-        <w:t xml:space="preserve"> 1</w:t>
-      </w:r>
-      <w:r>
-        <w:rPr>
-          <w:shd w:val="clear" w:color="auto" w:fill="FFFFFF"/>
-        </w:rPr>
-        <w:t>: Adding new items to the inventory</w:t>
-      </w:r>
-      <w:bookmarkEnd w:id="5"/>
-    </w:p>
-    <w:p>
-      <w:r>
-        <w:t>Choice == 1:</w:t>
-      </w:r>
-    </w:p>
-    <w:p>
-      <w:r>
-        <w:t xml:space="preserve">Adding an item is the first required task and this was created and tested by </w:t>
-      </w:r>
       <w:r>
         <w:rPr>
           <w:i/>
           <w:iCs/>
         </w:rPr>
+        <w:t xml:space="preserve"> Ben McManus</w:t>
+      </w:r>
+    </w:p>
+    <w:p/>
+    <w:p>
+      <w:pPr>
+        <w:pStyle w:val="Heading2"/>
+        <w:rPr>
+          <w:color w:val="EE0000"/>
+          <w:szCs w:val="24"/>
+          <w:shd w:val="clear" w:color="auto" w:fill="FFFFFF"/>
+        </w:rPr>
+      </w:pPr>
+      <w:bookmarkStart w:id="5" w:name="_Toc218544963"/>
+      <w:r>
+        <w:rPr>
+          <w:shd w:val="clear" w:color="auto" w:fill="FFFFFF"/>
+        </w:rPr>
+        <w:t>Task</w:t>
+      </w:r>
+      <w:r>
+        <w:rPr>
+          <w:shd w:val="clear" w:color="auto" w:fill="FFFFFF"/>
+        </w:rPr>
+        <w:t xml:space="preserve"> 1</w:t>
+      </w:r>
+      <w:r>
+        <w:rPr>
+          <w:shd w:val="clear" w:color="auto" w:fill="FFFFFF"/>
+        </w:rPr>
+        <w:t>: Adding new items to the inventory</w:t>
+      </w:r>
+      <w:bookmarkEnd w:id="5"/>
+    </w:p>
+    <w:p>
+      <w:r>
+        <w:t>Choice == 1:</w:t>
+      </w:r>
+    </w:p>
+    <w:p>
+      <w:r>
+        <w:t xml:space="preserve">Adding an item is the first required task and this was created and tested by </w:t>
+      </w:r>
+      <w:r>
+        <w:rPr>
+          <w:i/>
+          <w:iCs/>
+        </w:rPr>
         <w:t>“Daniel Caveney”</w:t>
       </w:r>
       <w:r>
@@ -4565,6 +4579,7 @@
     </w:p>
     <w:p>
       <w:r>
+        <w:lastRenderedPageBreak/>
         <w:t>So, I need to make sure that I allow the user to add a new product to the Json file and I know that I can perform this with allowing the user to input in all five components of the dictionary that contains the product item, that being the stock, cost, product code, quantity per item and sold, then once the user has inputted all the information correctly, the program will have the ‘</w:t>
       </w:r>
       <w:proofErr w:type="spellStart"/>
@@ -4573,11 +4588,7 @@
       </w:r>
       <w:proofErr w:type="spellEnd"/>
       <w:r>
-        <w:t xml:space="preserve">’ variable = a dictionary with all the contents, where then I compile the data and give the option to </w:t>
-      </w:r>
-      <w:r>
-        <w:lastRenderedPageBreak/>
-        <w:t xml:space="preserve">save the data with </w:t>
+        <w:t xml:space="preserve">’ variable = a dictionary with all the contents, where then I compile the data and give the option to save the data with </w:t>
       </w:r>
       <w:proofErr w:type="spellStart"/>
       <w:r>
@@ -9910,72 +9921,29 @@
     </w:p>
     <w:p>
       <w:pPr>
-        <w:pStyle w:val="Heading2"/>
-      </w:pPr>
-      <w:bookmarkStart w:id="27" w:name="_Toc218544985"/>
-      <w:r>
-        <w:t>Task 3</w:t>
-      </w:r>
-      <w:bookmarkEnd w:id="27"/>
-      <w:r>
-        <w:t xml:space="preserve">: </w:t>
-      </w:r>
-    </w:p>
-    <w:p/>
-    <w:p/>
-    <w:p/>
-    <w:p/>
-    <w:p/>
-    <w:p/>
-    <w:p/>
-    <w:p>
-      <w:pPr>
-        <w:pStyle w:val="Heading2"/>
-      </w:pPr>
-      <w:bookmarkStart w:id="28" w:name="_Toc218544986"/>
-      <w:r>
-        <w:lastRenderedPageBreak/>
-        <w:t>Task</w:t>
-      </w:r>
-      <w:r>
-        <w:t xml:space="preserve"> </w:t>
-      </w:r>
-      <w:r>
-        <w:t>4: Save all changes made to the inventory manager</w:t>
-      </w:r>
-      <w:bookmarkEnd w:id="28"/>
-    </w:p>
-    <w:p>
-      <w:pPr>
-        <w:pStyle w:val="Heading2"/>
-        <w:numPr>
-          <w:ilvl w:val="0"/>
-          <w:numId w:val="0"/>
-        </w:numPr>
-        <w:rPr>
+        <w:rPr>
+          <w:rFonts w:cs="Arial"/>
+          <w:szCs w:val="24"/>
           <w:shd w:val="clear" w:color="auto" w:fill="FFFFFF"/>
         </w:rPr>
       </w:pPr>
-    </w:p>
-    <w:p>
-      <w:r>
-        <w:rPr>
+      <w:r>
+        <w:rPr>
+          <w:rFonts w:cs="Arial"/>
+          <w:szCs w:val="24"/>
           <w:shd w:val="clear" w:color="auto" w:fill="FFFFFF"/>
         </w:rPr>
-        <w:t>Test table for ‘</w:t>
-      </w:r>
-      <w:r>
-        <w:rPr>
+        <w:t>Test table for “Elif choice == 2”, Made by Ben McManus</w:t>
+      </w:r>
+    </w:p>
+    <w:p>
+      <w:pPr>
+        <w:rPr>
+          <w:rFonts w:cs="Arial"/>
+          <w:szCs w:val="24"/>
           <w:shd w:val="clear" w:color="auto" w:fill="FFFFFF"/>
         </w:rPr>
-        <w:t>Elif</w:t>
-      </w:r>
-      <w:r>
-        <w:rPr>
-          <w:shd w:val="clear" w:color="auto" w:fill="FFFFFF"/>
-        </w:rPr>
-        <w:t xml:space="preserve"> choice == 4’, Made by Daniel Caveney</w:t>
-      </w:r>
+      </w:pPr>
     </w:p>
     <w:p>
       <w:pPr>
@@ -10025,7 +9993,7 @@
               <w:jc w:val="center"/>
             </w:pPr>
             <w:r>
-              <w:t>Saving Inventory</w:t>
+              <w:t>Moving items</w:t>
             </w:r>
           </w:p>
         </w:tc>
@@ -10060,7 +10028,7 @@
                 <w:sz w:val="22"/>
                 <w:szCs w:val="22"/>
               </w:rPr>
-              <w:t>When given the choice to save the changes, both ‘y’ and ‘n’ work as intended</w:t>
+              <w:t>When user inputs all values correctly no errors will occur</w:t>
             </w:r>
           </w:p>
         </w:tc>
@@ -10081,30 +10049,7 @@
                 <w:sz w:val="22"/>
                 <w:szCs w:val="22"/>
               </w:rPr>
-              <w:t>Both</w:t>
-            </w:r>
-            <w:r>
-              <w:rPr>
-                <w:sz w:val="22"/>
-                <w:szCs w:val="22"/>
-              </w:rPr>
-              <w:t xml:space="preserve"> expected </w:t>
-            </w:r>
-            <w:proofErr w:type="gramStart"/>
-            <w:r>
-              <w:rPr>
-                <w:sz w:val="22"/>
-                <w:szCs w:val="22"/>
-              </w:rPr>
-              <w:t>result</w:t>
-            </w:r>
-            <w:proofErr w:type="gramEnd"/>
-            <w:r>
-              <w:rPr>
-                <w:sz w:val="22"/>
-                <w:szCs w:val="22"/>
-              </w:rPr>
-              <w:t xml:space="preserve"> occurred</w:t>
+              <w:t>expected result occurred</w:t>
             </w:r>
             <w:r>
               <w:rPr>
@@ -10141,7 +10086,7 @@
               <w:jc w:val="center"/>
             </w:pPr>
             <w:r>
-              <w:t>Saving Inventory</w:t>
+              <w:t>Moving items</w:t>
             </w:r>
           </w:p>
         </w:tc>
@@ -10176,7 +10121,7 @@
                 <w:sz w:val="22"/>
                 <w:szCs w:val="22"/>
               </w:rPr>
-              <w:t>When given the choice to save the changes, inputting anything but ‘y’ and ‘n’ will result in an error</w:t>
+              <w:t>When the user inputs something invalid the program will respond in a way that doesn’t crash the system</w:t>
             </w:r>
           </w:p>
         </w:tc>
@@ -10227,7 +10172,7 @@
               <w:jc w:val="center"/>
             </w:pPr>
             <w:r>
-              <w:t>Saving Inventory</w:t>
+              <w:t>Moving items</w:t>
             </w:r>
           </w:p>
         </w:tc>
@@ -10262,23 +10207,15 @@
                 <w:sz w:val="22"/>
                 <w:szCs w:val="22"/>
               </w:rPr>
-              <w:t xml:space="preserve">Inputting ‘Y’ instead of ‘y’ will not result in an error as I have applied </w:t>
-            </w:r>
-            <w:proofErr w:type="gramStart"/>
+              <w:t xml:space="preserve">When inputting capital letters and spaces for the places to move items to the </w:t>
+            </w:r>
             <w:r>
               <w:rPr>
                 <w:sz w:val="22"/>
                 <w:szCs w:val="22"/>
               </w:rPr>
-              <w:t>the .lower</w:t>
-            </w:r>
-            <w:proofErr w:type="gramEnd"/>
-            <w:r>
-              <w:rPr>
-                <w:sz w:val="22"/>
-                <w:szCs w:val="22"/>
-              </w:rPr>
-              <w:t>() function</w:t>
+              <w:lastRenderedPageBreak/>
+              <w:t>program will understand what the user means.</w:t>
             </w:r>
           </w:p>
         </w:tc>
@@ -10299,6 +10236,109 @@
                 <w:sz w:val="22"/>
                 <w:szCs w:val="22"/>
               </w:rPr>
+              <w:lastRenderedPageBreak/>
+              <w:t>The expected result occurred (PASS)</w:t>
+            </w:r>
+          </w:p>
+        </w:tc>
+      </w:tr>
+      <w:tr>
+        <w:tc>
+          <w:tcPr>
+            <w:tcW w:w="2402" w:type="dxa"/>
+            <w:shd w:val="clear" w:color="auto" w:fill="EEECE1" w:themeFill="background2"/>
+          </w:tcPr>
+          <w:p>
+            <w:pPr>
+              <w:jc w:val="center"/>
+            </w:pPr>
+            <w:r>
+              <w:t>4</w:t>
+            </w:r>
+          </w:p>
+        </w:tc>
+        <w:tc>
+          <w:tcPr>
+            <w:tcW w:w="2300" w:type="dxa"/>
+            <w:shd w:val="clear" w:color="auto" w:fill="EEECE1" w:themeFill="background2"/>
+          </w:tcPr>
+          <w:p>
+            <w:pPr>
+              <w:jc w:val="center"/>
+            </w:pPr>
+            <w:r>
+              <w:t>Moving items</w:t>
+            </w:r>
+          </w:p>
+        </w:tc>
+        <w:tc>
+          <w:tcPr>
+            <w:tcW w:w="1576" w:type="dxa"/>
+            <w:shd w:val="clear" w:color="auto" w:fill="EEECE1" w:themeFill="background2"/>
+          </w:tcPr>
+          <w:p>
+            <w:pPr>
+              <w:jc w:val="center"/>
+            </w:pPr>
+            <w:r>
+              <w:t>Erroneous</w:t>
+            </w:r>
+          </w:p>
+        </w:tc>
+        <w:tc>
+          <w:tcPr>
+            <w:tcW w:w="2977" w:type="dxa"/>
+            <w:shd w:val="clear" w:color="auto" w:fill="EEECE1" w:themeFill="background2"/>
+          </w:tcPr>
+          <w:p>
+            <w:pPr>
+              <w:rPr>
+                <w:sz w:val="22"/>
+                <w:szCs w:val="22"/>
+              </w:rPr>
+            </w:pPr>
+            <w:r>
+              <w:rPr>
+                <w:sz w:val="22"/>
+                <w:szCs w:val="22"/>
+              </w:rPr>
+              <w:t xml:space="preserve">When the user inputs a digit higher than the </w:t>
+            </w:r>
+            <w:proofErr w:type="spellStart"/>
+            <w:r>
+              <w:rPr>
+                <w:sz w:val="22"/>
+                <w:szCs w:val="22"/>
+              </w:rPr>
+              <w:t>quatity</w:t>
+            </w:r>
+            <w:proofErr w:type="spellEnd"/>
+            <w:r>
+              <w:rPr>
+                <w:sz w:val="22"/>
+                <w:szCs w:val="22"/>
+              </w:rPr>
+              <w:t xml:space="preserve"> they have stored the program will understand that much cannot be moved and prompt the user</w:t>
+            </w:r>
+          </w:p>
+        </w:tc>
+        <w:tc>
+          <w:tcPr>
+            <w:tcW w:w="2963" w:type="dxa"/>
+            <w:shd w:val="clear" w:color="auto" w:fill="EEECE1" w:themeFill="background2"/>
+          </w:tcPr>
+          <w:p>
+            <w:pPr>
+              <w:rPr>
+                <w:sz w:val="22"/>
+                <w:szCs w:val="22"/>
+              </w:rPr>
+            </w:pPr>
+            <w:r>
+              <w:rPr>
+                <w:sz w:val="22"/>
+                <w:szCs w:val="22"/>
+              </w:rPr>
               <w:t>The expected result occurred (PASS)</w:t>
             </w:r>
           </w:p>
@@ -10314,6 +10354,75 @@
         </w:rPr>
       </w:pPr>
     </w:p>
+    <w:p/>
+    <w:p>
+      <w:pPr>
+        <w:pStyle w:val="Heading2"/>
+      </w:pPr>
+      <w:bookmarkStart w:id="27" w:name="_Toc218544985"/>
+      <w:r>
+        <w:t>Task 3</w:t>
+      </w:r>
+      <w:bookmarkEnd w:id="27"/>
+      <w:r>
+        <w:t xml:space="preserve">: </w:t>
+      </w:r>
+    </w:p>
+    <w:p/>
+    <w:p/>
+    <w:p/>
+    <w:p/>
+    <w:p/>
+    <w:p/>
+    <w:p/>
+    <w:p>
+      <w:pPr>
+        <w:pStyle w:val="Heading2"/>
+      </w:pPr>
+      <w:bookmarkStart w:id="28" w:name="_Toc218544986"/>
+      <w:r>
+        <w:t>Task</w:t>
+      </w:r>
+      <w:r>
+        <w:t xml:space="preserve"> </w:t>
+      </w:r>
+      <w:r>
+        <w:t>4: Save all changes made to the inventory manager</w:t>
+      </w:r>
+      <w:bookmarkEnd w:id="28"/>
+    </w:p>
+    <w:p>
+      <w:pPr>
+        <w:pStyle w:val="Heading2"/>
+        <w:numPr>
+          <w:ilvl w:val="0"/>
+          <w:numId w:val="0"/>
+        </w:numPr>
+        <w:rPr>
+          <w:shd w:val="clear" w:color="auto" w:fill="FFFFFF"/>
+        </w:rPr>
+      </w:pPr>
+    </w:p>
+    <w:p>
+      <w:r>
+        <w:rPr>
+          <w:shd w:val="clear" w:color="auto" w:fill="FFFFFF"/>
+        </w:rPr>
+        <w:t>Test table for ‘</w:t>
+      </w:r>
+      <w:r>
+        <w:rPr>
+          <w:shd w:val="clear" w:color="auto" w:fill="FFFFFF"/>
+        </w:rPr>
+        <w:t>Elif</w:t>
+      </w:r>
+      <w:r>
+        <w:rPr>
+          <w:shd w:val="clear" w:color="auto" w:fill="FFFFFF"/>
+        </w:rPr>
+        <w:t xml:space="preserve"> choice == 4’, Made by Daniel Caveney</w:t>
+      </w:r>
+    </w:p>
     <w:p>
       <w:pPr>
         <w:rPr>
@@ -10322,104 +10431,6 @@
           <w:shd w:val="clear" w:color="auto" w:fill="FFFFFF"/>
         </w:rPr>
       </w:pPr>
-    </w:p>
-    <w:p>
-      <w:pPr>
-        <w:rPr>
-          <w:rFonts w:cs="Arial"/>
-          <w:szCs w:val="24"/>
-          <w:shd w:val="clear" w:color="auto" w:fill="FFFFFF"/>
-        </w:rPr>
-      </w:pPr>
-    </w:p>
-    <w:p>
-      <w:pPr>
-        <w:rPr>
-          <w:rFonts w:cs="Arial"/>
-          <w:szCs w:val="24"/>
-          <w:shd w:val="clear" w:color="auto" w:fill="FFFFFF"/>
-        </w:rPr>
-      </w:pPr>
-    </w:p>
-    <w:p>
-      <w:pPr>
-        <w:rPr>
-          <w:rFonts w:cs="Arial"/>
-          <w:szCs w:val="24"/>
-          <w:shd w:val="clear" w:color="auto" w:fill="FFFFFF"/>
-        </w:rPr>
-      </w:pPr>
-    </w:p>
-    <w:p>
-      <w:pPr>
-        <w:pStyle w:val="Heading2"/>
-      </w:pPr>
-      <w:bookmarkStart w:id="29" w:name="_Toc218544987"/>
-      <w:r>
-        <w:t>Task 5: Stock Storage Repor</w:t>
-      </w:r>
-      <w:bookmarkEnd w:id="29"/>
-      <w:r>
-        <w:t>t</w:t>
-      </w:r>
-    </w:p>
-    <w:p/>
-    <w:p>
-      <w:pPr>
-        <w:rPr>
-          <w:rFonts w:cs="Arial"/>
-          <w:szCs w:val="24"/>
-          <w:shd w:val="clear" w:color="auto" w:fill="FFFFFF"/>
-        </w:rPr>
-      </w:pPr>
-      <w:r>
-        <w:rPr>
-          <w:rFonts w:cs="Arial"/>
-          <w:szCs w:val="24"/>
-          <w:shd w:val="clear" w:color="auto" w:fill="FFFFFF"/>
-        </w:rPr>
-        <w:t>Test table for ‘</w:t>
-      </w:r>
-      <w:r>
-        <w:rPr>
-          <w:rFonts w:cs="Arial"/>
-          <w:szCs w:val="24"/>
-          <w:shd w:val="clear" w:color="auto" w:fill="FFFFFF"/>
-        </w:rPr>
-        <w:t>Eli</w:t>
-      </w:r>
-      <w:r>
-        <w:rPr>
-          <w:rFonts w:cs="Arial"/>
-          <w:szCs w:val="24"/>
-          <w:shd w:val="clear" w:color="auto" w:fill="FFFFFF"/>
-        </w:rPr>
-        <w:t xml:space="preserve">f choice == </w:t>
-      </w:r>
-      <w:r>
-        <w:rPr>
-          <w:rFonts w:cs="Arial"/>
-          <w:szCs w:val="24"/>
-          <w:shd w:val="clear" w:color="auto" w:fill="FFFFFF"/>
-        </w:rPr>
-        <w:t>5</w:t>
-      </w:r>
-      <w:r>
-        <w:rPr>
-          <w:rFonts w:cs="Arial"/>
-          <w:szCs w:val="24"/>
-          <w:shd w:val="clear" w:color="auto" w:fill="FFFFFF"/>
-        </w:rPr>
-        <w:t xml:space="preserve">’, Made by </w:t>
-      </w:r>
-      <w:r>
-        <w:rPr>
-          <w:rFonts w:cs="Arial"/>
-          <w:szCs w:val="24"/>
-          <w:shd w:val="clear" w:color="auto" w:fill="FFFFFF"/>
-        </w:rPr>
-        <w:t>Aaron Rielly</w:t>
-      </w:r>
     </w:p>
     <w:tbl>
       <w:tblPr>
@@ -10460,7 +10471,7 @@
               <w:jc w:val="center"/>
             </w:pPr>
             <w:r>
-              <w:t>Exiting the stock storage report</w:t>
+              <w:t>Saving Inventory</w:t>
             </w:r>
           </w:p>
         </w:tc>
@@ -10495,7 +10506,7 @@
                 <w:sz w:val="22"/>
                 <w:szCs w:val="22"/>
               </w:rPr>
-              <w:t>When the user has pressed the enter key the loop ends and returns to the main menu.</w:t>
+              <w:t>When given the choice to save the changes, both ‘y’ and ‘n’ work as intended</w:t>
             </w:r>
           </w:p>
         </w:tc>
@@ -10551,31 +10562,254 @@
           </w:p>
         </w:tc>
       </w:tr>
+      <w:tr>
+        <w:tc>
+          <w:tcPr>
+            <w:tcW w:w="2402" w:type="dxa"/>
+            <w:shd w:val="clear" w:color="auto" w:fill="EEECE1" w:themeFill="background2"/>
+          </w:tcPr>
+          <w:p>
+            <w:pPr>
+              <w:jc w:val="center"/>
+            </w:pPr>
+            <w:r>
+              <w:t>2</w:t>
+            </w:r>
+          </w:p>
+        </w:tc>
+        <w:tc>
+          <w:tcPr>
+            <w:tcW w:w="2300" w:type="dxa"/>
+            <w:shd w:val="clear" w:color="auto" w:fill="EEECE1" w:themeFill="background2"/>
+          </w:tcPr>
+          <w:p>
+            <w:pPr>
+              <w:jc w:val="center"/>
+            </w:pPr>
+            <w:r>
+              <w:t>Saving Inventory</w:t>
+            </w:r>
+          </w:p>
+        </w:tc>
+        <w:tc>
+          <w:tcPr>
+            <w:tcW w:w="1576" w:type="dxa"/>
+            <w:shd w:val="clear" w:color="auto" w:fill="EEECE1" w:themeFill="background2"/>
+          </w:tcPr>
+          <w:p>
+            <w:pPr>
+              <w:jc w:val="center"/>
+            </w:pPr>
+            <w:r>
+              <w:t>Erroneous</w:t>
+            </w:r>
+          </w:p>
+        </w:tc>
+        <w:tc>
+          <w:tcPr>
+            <w:tcW w:w="2977" w:type="dxa"/>
+            <w:shd w:val="clear" w:color="auto" w:fill="EEECE1" w:themeFill="background2"/>
+          </w:tcPr>
+          <w:p>
+            <w:pPr>
+              <w:rPr>
+                <w:sz w:val="22"/>
+                <w:szCs w:val="22"/>
+              </w:rPr>
+            </w:pPr>
+            <w:r>
+              <w:rPr>
+                <w:sz w:val="22"/>
+                <w:szCs w:val="22"/>
+              </w:rPr>
+              <w:t>When given the choice to save the changes, inputting anything but ‘y’ and ‘n’ will result in an error</w:t>
+            </w:r>
+          </w:p>
+        </w:tc>
+        <w:tc>
+          <w:tcPr>
+            <w:tcW w:w="2963" w:type="dxa"/>
+            <w:shd w:val="clear" w:color="auto" w:fill="EEECE1" w:themeFill="background2"/>
+          </w:tcPr>
+          <w:p>
+            <w:pPr>
+              <w:rPr>
+                <w:sz w:val="22"/>
+                <w:szCs w:val="22"/>
+              </w:rPr>
+            </w:pPr>
+            <w:r>
+              <w:rPr>
+                <w:sz w:val="22"/>
+                <w:szCs w:val="22"/>
+              </w:rPr>
+              <w:t>The expected result occurred (PASS)</w:t>
+            </w:r>
+          </w:p>
+        </w:tc>
+      </w:tr>
+      <w:tr>
+        <w:tc>
+          <w:tcPr>
+            <w:tcW w:w="2402" w:type="dxa"/>
+            <w:shd w:val="clear" w:color="auto" w:fill="EEECE1" w:themeFill="background2"/>
+          </w:tcPr>
+          <w:p>
+            <w:pPr>
+              <w:jc w:val="center"/>
+            </w:pPr>
+            <w:r>
+              <w:t>3</w:t>
+            </w:r>
+          </w:p>
+        </w:tc>
+        <w:tc>
+          <w:tcPr>
+            <w:tcW w:w="2300" w:type="dxa"/>
+            <w:shd w:val="clear" w:color="auto" w:fill="EEECE1" w:themeFill="background2"/>
+          </w:tcPr>
+          <w:p>
+            <w:pPr>
+              <w:jc w:val="center"/>
+            </w:pPr>
+            <w:r>
+              <w:t>Saving Inventory</w:t>
+            </w:r>
+          </w:p>
+        </w:tc>
+        <w:tc>
+          <w:tcPr>
+            <w:tcW w:w="1576" w:type="dxa"/>
+            <w:shd w:val="clear" w:color="auto" w:fill="EEECE1" w:themeFill="background2"/>
+          </w:tcPr>
+          <w:p>
+            <w:pPr>
+              <w:jc w:val="center"/>
+            </w:pPr>
+            <w:r>
+              <w:t>Extreme</w:t>
+            </w:r>
+          </w:p>
+        </w:tc>
+        <w:tc>
+          <w:tcPr>
+            <w:tcW w:w="2977" w:type="dxa"/>
+            <w:shd w:val="clear" w:color="auto" w:fill="EEECE1" w:themeFill="background2"/>
+          </w:tcPr>
+          <w:p>
+            <w:pPr>
+              <w:rPr>
+                <w:sz w:val="22"/>
+                <w:szCs w:val="22"/>
+              </w:rPr>
+            </w:pPr>
+            <w:r>
+              <w:rPr>
+                <w:sz w:val="22"/>
+                <w:szCs w:val="22"/>
+              </w:rPr>
+              <w:t xml:space="preserve">Inputting ‘Y’ instead of ‘y’ will not result in an error as I have applied </w:t>
+            </w:r>
+            <w:proofErr w:type="gramStart"/>
+            <w:r>
+              <w:rPr>
+                <w:sz w:val="22"/>
+                <w:szCs w:val="22"/>
+              </w:rPr>
+              <w:t>the .lower</w:t>
+            </w:r>
+            <w:proofErr w:type="gramEnd"/>
+            <w:r>
+              <w:rPr>
+                <w:sz w:val="22"/>
+                <w:szCs w:val="22"/>
+              </w:rPr>
+              <w:t>() function</w:t>
+            </w:r>
+          </w:p>
+        </w:tc>
+        <w:tc>
+          <w:tcPr>
+            <w:tcW w:w="2963" w:type="dxa"/>
+            <w:shd w:val="clear" w:color="auto" w:fill="EEECE1" w:themeFill="background2"/>
+          </w:tcPr>
+          <w:p>
+            <w:pPr>
+              <w:rPr>
+                <w:sz w:val="22"/>
+                <w:szCs w:val="22"/>
+              </w:rPr>
+            </w:pPr>
+            <w:r>
+              <w:rPr>
+                <w:sz w:val="22"/>
+                <w:szCs w:val="22"/>
+              </w:rPr>
+              <w:t>The expected result occurred (PASS)</w:t>
+            </w:r>
+          </w:p>
+        </w:tc>
+      </w:tr>
     </w:tbl>
+    <w:p>
+      <w:pPr>
+        <w:rPr>
+          <w:rFonts w:cs="Arial"/>
+          <w:szCs w:val="24"/>
+          <w:shd w:val="clear" w:color="auto" w:fill="FFFFFF"/>
+        </w:rPr>
+      </w:pPr>
+    </w:p>
+    <w:p>
+      <w:pPr>
+        <w:rPr>
+          <w:rFonts w:cs="Arial"/>
+          <w:szCs w:val="24"/>
+          <w:shd w:val="clear" w:color="auto" w:fill="FFFFFF"/>
+        </w:rPr>
+      </w:pPr>
+    </w:p>
+    <w:p>
+      <w:pPr>
+        <w:rPr>
+          <w:rFonts w:cs="Arial"/>
+          <w:szCs w:val="24"/>
+          <w:shd w:val="clear" w:color="auto" w:fill="FFFFFF"/>
+        </w:rPr>
+      </w:pPr>
+    </w:p>
+    <w:p>
+      <w:pPr>
+        <w:rPr>
+          <w:rFonts w:cs="Arial"/>
+          <w:szCs w:val="24"/>
+          <w:shd w:val="clear" w:color="auto" w:fill="FFFFFF"/>
+        </w:rPr>
+      </w:pPr>
+    </w:p>
+    <w:p>
+      <w:pPr>
+        <w:rPr>
+          <w:rFonts w:cs="Arial"/>
+          <w:szCs w:val="24"/>
+          <w:shd w:val="clear" w:color="auto" w:fill="FFFFFF"/>
+        </w:rPr>
+      </w:pPr>
+    </w:p>
+    <w:p>
+      <w:pPr>
+        <w:pStyle w:val="Heading2"/>
+      </w:pPr>
+      <w:bookmarkStart w:id="29" w:name="_Toc218544987"/>
+      <w:r>
+        <w:t>Task 5: Stock Storage Repor</w:t>
+      </w:r>
+      <w:bookmarkEnd w:id="29"/>
+      <w:r>
+        <w:t>t</w:t>
+      </w:r>
+    </w:p>
     <w:p/>
-    <w:p/>
-    <w:p>
-      <w:pPr>
-        <w:pStyle w:val="Heading2"/>
-      </w:pPr>
-      <w:bookmarkStart w:id="30" w:name="_Toc218544988"/>
-      <w:r>
-        <w:t>Task 6:</w:t>
-      </w:r>
-      <w:bookmarkEnd w:id="30"/>
-    </w:p>
-    <w:p/>
-    <w:p/>
-    <w:p>
-      <w:pPr>
-        <w:pStyle w:val="Heading2"/>
-      </w:pPr>
-      <w:bookmarkStart w:id="31" w:name="_Toc218544989"/>
-      <w:r>
-        <w:t>Task 7: Editing product values</w:t>
-      </w:r>
-      <w:bookmarkEnd w:id="31"/>
-    </w:p>
     <w:p>
       <w:pPr>
         <w:rPr>
@@ -10584,22 +10818,21 @@
           <w:shd w:val="clear" w:color="auto" w:fill="FFFFFF"/>
         </w:rPr>
       </w:pPr>
-    </w:p>
-    <w:p>
-      <w:pPr>
+      <w:r>
         <w:rPr>
           <w:rFonts w:cs="Arial"/>
           <w:szCs w:val="24"/>
           <w:shd w:val="clear" w:color="auto" w:fill="FFFFFF"/>
         </w:rPr>
-      </w:pPr>
+        <w:t>Test table for ‘</w:t>
+      </w:r>
       <w:r>
         <w:rPr>
           <w:rFonts w:cs="Arial"/>
           <w:szCs w:val="24"/>
           <w:shd w:val="clear" w:color="auto" w:fill="FFFFFF"/>
         </w:rPr>
-        <w:t>Test table for ‘</w:t>
+        <w:t>Eli</w:t>
       </w:r>
       <w:r>
         <w:rPr>
@@ -10607,7 +10840,7 @@
           <w:szCs w:val="24"/>
           <w:shd w:val="clear" w:color="auto" w:fill="FFFFFF"/>
         </w:rPr>
-        <w:t>Eli</w:t>
+        <w:t xml:space="preserve">f choice == </w:t>
       </w:r>
       <w:r>
         <w:rPr>
@@ -10615,15 +10848,7 @@
           <w:szCs w:val="24"/>
           <w:shd w:val="clear" w:color="auto" w:fill="FFFFFF"/>
         </w:rPr>
-        <w:t xml:space="preserve">f choice == </w:t>
-      </w:r>
-      <w:r>
-        <w:rPr>
-          <w:rFonts w:cs="Arial"/>
-          <w:szCs w:val="24"/>
-          <w:shd w:val="clear" w:color="auto" w:fill="FFFFFF"/>
-        </w:rPr>
-        <w:t>7</w:t>
+        <w:t>5</w:t>
       </w:r>
       <w:r>
         <w:rPr>
@@ -10681,7 +10906,7 @@
               <w:jc w:val="center"/>
             </w:pPr>
             <w:r>
-              <w:t>Selecting the item to be edited</w:t>
+              <w:t>Exiting the stock storage report</w:t>
             </w:r>
           </w:p>
         </w:tc>
@@ -10716,42 +10941,7 @@
                 <w:sz w:val="22"/>
                 <w:szCs w:val="22"/>
               </w:rPr>
-              <w:t xml:space="preserve">When the user has </w:t>
-            </w:r>
-            <w:r>
-              <w:rPr>
-                <w:sz w:val="22"/>
-                <w:szCs w:val="22"/>
-              </w:rPr>
-              <w:t xml:space="preserve">chosen option 1 and </w:t>
-            </w:r>
-            <w:r>
-              <w:rPr>
-                <w:sz w:val="22"/>
-                <w:szCs w:val="22"/>
-              </w:rPr>
-              <w:t>entered ‘1’, a prompt will appear to</w:t>
-            </w:r>
-            <w:r>
-              <w:rPr>
-                <w:sz w:val="22"/>
-                <w:szCs w:val="22"/>
-              </w:rPr>
-              <w:t xml:space="preserve"> allow the user to</w:t>
-            </w:r>
-            <w:r>
-              <w:rPr>
-                <w:sz w:val="22"/>
-                <w:szCs w:val="22"/>
-              </w:rPr>
-              <w:t xml:space="preserve"> start editing </w:t>
-            </w:r>
-            <w:r>
-              <w:rPr>
-                <w:sz w:val="22"/>
-                <w:szCs w:val="22"/>
-              </w:rPr>
-              <w:t>item 1 (air freshener)</w:t>
+              <w:t>When the user has pressed the enter key the loop ends and returns to the main menu.</w:t>
             </w:r>
           </w:p>
         </w:tc>
@@ -10772,2024 +10962,131 @@
                 <w:sz w:val="22"/>
                 <w:szCs w:val="22"/>
               </w:rPr>
-              <w:t>The</w:t>
+              <w:t>Both</w:t>
             </w:r>
             <w:r>
               <w:rPr>
                 <w:sz w:val="22"/>
                 <w:szCs w:val="22"/>
               </w:rPr>
-              <w:t xml:space="preserve"> expected result occurred</w:t>
-            </w:r>
+              <w:t xml:space="preserve"> expected </w:t>
+            </w:r>
+            <w:proofErr w:type="gramStart"/>
             <w:r>
               <w:rPr>
                 <w:sz w:val="22"/>
                 <w:szCs w:val="22"/>
               </w:rPr>
-              <w:t xml:space="preserve"> (PASS)</w:t>
-            </w:r>
-          </w:p>
-        </w:tc>
-      </w:tr>
-      <w:tr>
-        <w:tc>
-          <w:tcPr>
-            <w:tcW w:w="2402" w:type="dxa"/>
-            <w:shd w:val="clear" w:color="auto" w:fill="EEECE1" w:themeFill="background2"/>
-          </w:tcPr>
-          <w:p>
-            <w:pPr>
-              <w:jc w:val="center"/>
-            </w:pPr>
-            <w:r>
-              <w:t>2</w:t>
-            </w:r>
-          </w:p>
-        </w:tc>
-        <w:tc>
-          <w:tcPr>
-            <w:tcW w:w="2300" w:type="dxa"/>
-            <w:shd w:val="clear" w:color="auto" w:fill="EEECE1" w:themeFill="background2"/>
-          </w:tcPr>
-          <w:p>
-            <w:pPr>
-              <w:jc w:val="center"/>
-            </w:pPr>
-            <w:r>
-              <w:t>Selecting the item to be edited</w:t>
-            </w:r>
-          </w:p>
-        </w:tc>
-        <w:tc>
-          <w:tcPr>
-            <w:tcW w:w="1576" w:type="dxa"/>
-            <w:shd w:val="clear" w:color="auto" w:fill="EEECE1" w:themeFill="background2"/>
-          </w:tcPr>
-          <w:p>
-            <w:pPr>
-              <w:jc w:val="center"/>
-            </w:pPr>
-            <w:r>
-              <w:t>Erroneous</w:t>
-            </w:r>
-          </w:p>
-        </w:tc>
-        <w:tc>
-          <w:tcPr>
-            <w:tcW w:w="2977" w:type="dxa"/>
-            <w:shd w:val="clear" w:color="auto" w:fill="EEECE1" w:themeFill="background2"/>
-          </w:tcPr>
-          <w:p>
-            <w:pPr>
+              <w:t>result</w:t>
+            </w:r>
+            <w:proofErr w:type="gramEnd"/>
+            <w:r>
               <w:rPr>
                 <w:sz w:val="22"/>
                 <w:szCs w:val="22"/>
               </w:rPr>
-            </w:pPr>
+              <w:t xml:space="preserve"> occurred</w:t>
+            </w:r>
             <w:r>
               <w:rPr>
                 <w:sz w:val="22"/>
                 <w:szCs w:val="22"/>
               </w:rPr>
-              <w:t>When the user has chosen option 1 and entered ‘6’, a prompt will appear asking them to enter a different number inside the bounds of the dictionary.</w:t>
-            </w:r>
-          </w:p>
-        </w:tc>
-        <w:tc>
-          <w:tcPr>
-            <w:tcW w:w="2963" w:type="dxa"/>
-            <w:shd w:val="clear" w:color="auto" w:fill="EEECE1" w:themeFill="background2"/>
-          </w:tcPr>
-          <w:p>
-            <w:pPr>
-              <w:rPr>
-                <w:sz w:val="22"/>
-                <w:szCs w:val="22"/>
-              </w:rPr>
-            </w:pPr>
-            <w:r>
-              <w:rPr>
-                <w:sz w:val="22"/>
-                <w:szCs w:val="22"/>
-              </w:rPr>
-              <w:t>The</w:t>
-            </w:r>
-            <w:r>
-              <w:rPr>
-                <w:sz w:val="22"/>
-                <w:szCs w:val="22"/>
-              </w:rPr>
-              <w:t xml:space="preserve"> expected result occurred</w:t>
-            </w:r>
-            <w:r>
-              <w:rPr>
-                <w:sz w:val="22"/>
-                <w:szCs w:val="22"/>
-              </w:rPr>
               <w:t xml:space="preserve"> (PASS)</w:t>
-            </w:r>
-          </w:p>
-        </w:tc>
-      </w:tr>
-      <w:tr>
-        <w:tc>
-          <w:tcPr>
-            <w:tcW w:w="2402" w:type="dxa"/>
-            <w:shd w:val="clear" w:color="auto" w:fill="EEECE1" w:themeFill="background2"/>
-          </w:tcPr>
-          <w:p>
-            <w:pPr>
-              <w:jc w:val="center"/>
-            </w:pPr>
-            <w:r>
-              <w:t>3</w:t>
-            </w:r>
-          </w:p>
-        </w:tc>
-        <w:tc>
-          <w:tcPr>
-            <w:tcW w:w="2300" w:type="dxa"/>
-            <w:shd w:val="clear" w:color="auto" w:fill="EEECE1" w:themeFill="background2"/>
-          </w:tcPr>
-          <w:p>
-            <w:pPr>
-              <w:jc w:val="center"/>
-            </w:pPr>
-            <w:r>
-              <w:t>Selecting the item to be edited</w:t>
-            </w:r>
-          </w:p>
-        </w:tc>
-        <w:tc>
-          <w:tcPr>
-            <w:tcW w:w="1576" w:type="dxa"/>
-            <w:shd w:val="clear" w:color="auto" w:fill="EEECE1" w:themeFill="background2"/>
-          </w:tcPr>
-          <w:p>
-            <w:pPr>
-              <w:jc w:val="center"/>
-            </w:pPr>
-            <w:r>
-              <w:t>Extreme</w:t>
-            </w:r>
-          </w:p>
-        </w:tc>
-        <w:tc>
-          <w:tcPr>
-            <w:tcW w:w="2977" w:type="dxa"/>
-            <w:shd w:val="clear" w:color="auto" w:fill="EEECE1" w:themeFill="background2"/>
-          </w:tcPr>
-          <w:p>
-            <w:pPr>
-              <w:rPr>
-                <w:sz w:val="22"/>
-                <w:szCs w:val="22"/>
-              </w:rPr>
-            </w:pPr>
-            <w:r>
-              <w:rPr>
-                <w:sz w:val="22"/>
-                <w:szCs w:val="22"/>
-              </w:rPr>
-              <w:t xml:space="preserve">When the user has chosen option 1 and entered ‘one’, a prompt will appear asking </w:t>
-            </w:r>
-            <w:r>
-              <w:rPr>
-                <w:sz w:val="22"/>
-                <w:szCs w:val="22"/>
-              </w:rPr>
-              <w:lastRenderedPageBreak/>
-              <w:t>them to enter a different number inside the bounds of the dictionary.</w:t>
-            </w:r>
-          </w:p>
-        </w:tc>
-        <w:tc>
-          <w:tcPr>
-            <w:tcW w:w="2963" w:type="dxa"/>
-            <w:shd w:val="clear" w:color="auto" w:fill="EEECE1" w:themeFill="background2"/>
-          </w:tcPr>
-          <w:p>
-            <w:pPr>
-              <w:rPr>
-                <w:sz w:val="22"/>
-                <w:szCs w:val="22"/>
-              </w:rPr>
-            </w:pPr>
-            <w:r>
-              <w:rPr>
-                <w:sz w:val="22"/>
-                <w:szCs w:val="22"/>
-              </w:rPr>
-              <w:lastRenderedPageBreak/>
-              <w:t>The expected result occurred (PASS)</w:t>
-            </w:r>
-          </w:p>
-        </w:tc>
-      </w:tr>
-      <w:tr>
-        <w:tc>
-          <w:tcPr>
-            <w:tcW w:w="2402" w:type="dxa"/>
-            <w:shd w:val="clear" w:color="auto" w:fill="EEECE1" w:themeFill="background2"/>
-          </w:tcPr>
-          <w:p>
-            <w:pPr>
-              <w:jc w:val="center"/>
-            </w:pPr>
-            <w:r>
-              <w:t>4</w:t>
-            </w:r>
-          </w:p>
-        </w:tc>
-        <w:tc>
-          <w:tcPr>
-            <w:tcW w:w="2300" w:type="dxa"/>
-            <w:shd w:val="clear" w:color="auto" w:fill="EEECE1" w:themeFill="background2"/>
-          </w:tcPr>
-          <w:p>
-            <w:pPr>
-              <w:jc w:val="center"/>
-            </w:pPr>
-            <w:r>
-              <w:t xml:space="preserve">Editing the </w:t>
-            </w:r>
-            <w:r>
-              <w:t>n</w:t>
-            </w:r>
-            <w:r>
-              <w:t>ame</w:t>
-            </w:r>
-          </w:p>
-        </w:tc>
-        <w:tc>
-          <w:tcPr>
-            <w:tcW w:w="1576" w:type="dxa"/>
-            <w:shd w:val="clear" w:color="auto" w:fill="EEECE1" w:themeFill="background2"/>
-          </w:tcPr>
-          <w:p>
-            <w:pPr>
-              <w:jc w:val="center"/>
-            </w:pPr>
-            <w:r>
-              <w:t>Normal</w:t>
-            </w:r>
-          </w:p>
-        </w:tc>
-        <w:tc>
-          <w:tcPr>
-            <w:tcW w:w="2977" w:type="dxa"/>
-            <w:shd w:val="clear" w:color="auto" w:fill="EEECE1" w:themeFill="background2"/>
-          </w:tcPr>
-          <w:p>
-            <w:pPr>
-              <w:rPr>
-                <w:sz w:val="22"/>
-                <w:szCs w:val="22"/>
-              </w:rPr>
-            </w:pPr>
-            <w:r>
-              <w:rPr>
-                <w:sz w:val="22"/>
-                <w:szCs w:val="22"/>
-              </w:rPr>
-              <w:t>When the user has entered a new input, the name has been updated</w:t>
-            </w:r>
-            <w:r>
-              <w:rPr>
-                <w:sz w:val="22"/>
-                <w:szCs w:val="22"/>
-              </w:rPr>
-              <w:t xml:space="preserve"> and has moved onto editing the cost of the item.</w:t>
-            </w:r>
-          </w:p>
-        </w:tc>
-        <w:tc>
-          <w:tcPr>
-            <w:tcW w:w="2963" w:type="dxa"/>
-            <w:shd w:val="clear" w:color="auto" w:fill="EEECE1" w:themeFill="background2"/>
-          </w:tcPr>
-          <w:p>
-            <w:pPr>
-              <w:rPr>
-                <w:sz w:val="22"/>
-                <w:szCs w:val="22"/>
-              </w:rPr>
-            </w:pPr>
-            <w:r>
-              <w:rPr>
-                <w:sz w:val="22"/>
-                <w:szCs w:val="22"/>
-              </w:rPr>
-              <w:t>The expected result occurred (PASS)</w:t>
-            </w:r>
-          </w:p>
-        </w:tc>
-      </w:tr>
-      <w:tr>
-        <w:tc>
-          <w:tcPr>
-            <w:tcW w:w="2402" w:type="dxa"/>
-            <w:shd w:val="clear" w:color="auto" w:fill="EEECE1" w:themeFill="background2"/>
-          </w:tcPr>
-          <w:p>
-            <w:pPr>
-              <w:jc w:val="center"/>
-            </w:pPr>
-            <w:r>
-              <w:t>5</w:t>
-            </w:r>
-          </w:p>
-        </w:tc>
-        <w:tc>
-          <w:tcPr>
-            <w:tcW w:w="2300" w:type="dxa"/>
-            <w:shd w:val="clear" w:color="auto" w:fill="EEECE1" w:themeFill="background2"/>
-          </w:tcPr>
-          <w:p>
-            <w:pPr>
-              <w:jc w:val="center"/>
-            </w:pPr>
-            <w:r>
-              <w:t xml:space="preserve">Editing the name </w:t>
-            </w:r>
-          </w:p>
-        </w:tc>
-        <w:tc>
-          <w:tcPr>
-            <w:tcW w:w="1576" w:type="dxa"/>
-            <w:shd w:val="clear" w:color="auto" w:fill="EEECE1" w:themeFill="background2"/>
-          </w:tcPr>
-          <w:p>
-            <w:pPr>
-              <w:jc w:val="center"/>
-            </w:pPr>
-            <w:r>
-              <w:t>Normal</w:t>
-            </w:r>
-          </w:p>
-        </w:tc>
-        <w:tc>
-          <w:tcPr>
-            <w:tcW w:w="2977" w:type="dxa"/>
-            <w:shd w:val="clear" w:color="auto" w:fill="EEECE1" w:themeFill="background2"/>
-          </w:tcPr>
-          <w:p>
-            <w:pPr>
-              <w:rPr>
-                <w:sz w:val="22"/>
-                <w:szCs w:val="22"/>
-              </w:rPr>
-            </w:pPr>
-            <w:r>
-              <w:rPr>
-                <w:sz w:val="22"/>
-                <w:szCs w:val="22"/>
-              </w:rPr>
-              <w:t xml:space="preserve">When the user has pressed the enter key the name remains unchanged and </w:t>
-            </w:r>
-            <w:r>
-              <w:rPr>
-                <w:sz w:val="22"/>
-                <w:szCs w:val="22"/>
-              </w:rPr>
-              <w:t>moves onto editing the cost of the item.</w:t>
-            </w:r>
-          </w:p>
-        </w:tc>
-        <w:tc>
-          <w:tcPr>
-            <w:tcW w:w="2963" w:type="dxa"/>
-            <w:shd w:val="clear" w:color="auto" w:fill="EEECE1" w:themeFill="background2"/>
-          </w:tcPr>
-          <w:p>
-            <w:pPr>
-              <w:rPr>
-                <w:sz w:val="22"/>
-                <w:szCs w:val="22"/>
-              </w:rPr>
-            </w:pPr>
-            <w:r>
-              <w:rPr>
-                <w:sz w:val="22"/>
-                <w:szCs w:val="22"/>
-              </w:rPr>
-              <w:t>The expected result occurred (PASS)</w:t>
-            </w:r>
-          </w:p>
-        </w:tc>
-      </w:tr>
-      <w:tr>
-        <w:tc>
-          <w:tcPr>
-            <w:tcW w:w="2402" w:type="dxa"/>
-            <w:shd w:val="clear" w:color="auto" w:fill="EEECE1" w:themeFill="background2"/>
-          </w:tcPr>
-          <w:p>
-            <w:pPr>
-              <w:jc w:val="center"/>
-            </w:pPr>
-            <w:r>
-              <w:t>6</w:t>
-            </w:r>
-          </w:p>
-        </w:tc>
-        <w:tc>
-          <w:tcPr>
-            <w:tcW w:w="2300" w:type="dxa"/>
-            <w:shd w:val="clear" w:color="auto" w:fill="EEECE1" w:themeFill="background2"/>
-          </w:tcPr>
-          <w:p>
-            <w:pPr>
-              <w:jc w:val="center"/>
-            </w:pPr>
-            <w:r>
-              <w:t>Editing</w:t>
-            </w:r>
-            <w:r>
-              <w:t xml:space="preserve"> the </w:t>
-            </w:r>
-            <w:r>
-              <w:t>cost</w:t>
-            </w:r>
-          </w:p>
-        </w:tc>
-        <w:tc>
-          <w:tcPr>
-            <w:tcW w:w="1576" w:type="dxa"/>
-            <w:shd w:val="clear" w:color="auto" w:fill="EEECE1" w:themeFill="background2"/>
-          </w:tcPr>
-          <w:p>
-            <w:pPr>
-              <w:jc w:val="center"/>
-            </w:pPr>
-            <w:r>
-              <w:t>Normal</w:t>
-            </w:r>
-          </w:p>
-        </w:tc>
-        <w:tc>
-          <w:tcPr>
-            <w:tcW w:w="2977" w:type="dxa"/>
-            <w:shd w:val="clear" w:color="auto" w:fill="EEECE1" w:themeFill="background2"/>
-          </w:tcPr>
-          <w:p>
-            <w:pPr>
-              <w:rPr>
-                <w:sz w:val="22"/>
-                <w:szCs w:val="22"/>
-              </w:rPr>
-            </w:pPr>
-            <w:r>
-              <w:rPr>
-                <w:sz w:val="22"/>
-                <w:szCs w:val="22"/>
-              </w:rPr>
-              <w:t xml:space="preserve">When the user has entered ‘2’, the price will update to 2 and move onto </w:t>
-            </w:r>
-            <w:r>
-              <w:rPr>
-                <w:sz w:val="22"/>
-                <w:szCs w:val="22"/>
-              </w:rPr>
-              <w:t>updating stock value</w:t>
-            </w:r>
-            <w:r>
-              <w:rPr>
-                <w:sz w:val="22"/>
-                <w:szCs w:val="22"/>
-              </w:rPr>
-              <w:t>.</w:t>
-            </w:r>
-          </w:p>
-        </w:tc>
-        <w:tc>
-          <w:tcPr>
-            <w:tcW w:w="2963" w:type="dxa"/>
-            <w:shd w:val="clear" w:color="auto" w:fill="EEECE1" w:themeFill="background2"/>
-          </w:tcPr>
-          <w:p>
-            <w:pPr>
-              <w:rPr>
-                <w:sz w:val="22"/>
-                <w:szCs w:val="22"/>
-              </w:rPr>
-            </w:pPr>
-            <w:r>
-              <w:rPr>
-                <w:sz w:val="22"/>
-                <w:szCs w:val="22"/>
-              </w:rPr>
-              <w:t>The expected result occurred (PASS)</w:t>
-            </w:r>
-          </w:p>
-        </w:tc>
-      </w:tr>
-      <w:tr>
-        <w:tc>
-          <w:tcPr>
-            <w:tcW w:w="2402" w:type="dxa"/>
-            <w:shd w:val="clear" w:color="auto" w:fill="EEECE1" w:themeFill="background2"/>
-          </w:tcPr>
-          <w:p>
-            <w:pPr>
-              <w:jc w:val="center"/>
-            </w:pPr>
-            <w:r>
-              <w:t>7</w:t>
-            </w:r>
-          </w:p>
-        </w:tc>
-        <w:tc>
-          <w:tcPr>
-            <w:tcW w:w="2300" w:type="dxa"/>
-            <w:shd w:val="clear" w:color="auto" w:fill="EEECE1" w:themeFill="background2"/>
-          </w:tcPr>
-          <w:p>
-            <w:pPr>
-              <w:jc w:val="center"/>
-            </w:pPr>
-            <w:r>
-              <w:t>Editing the cost</w:t>
-            </w:r>
-          </w:p>
-        </w:tc>
-        <w:tc>
-          <w:tcPr>
-            <w:tcW w:w="1576" w:type="dxa"/>
-            <w:shd w:val="clear" w:color="auto" w:fill="EEECE1" w:themeFill="background2"/>
-          </w:tcPr>
-          <w:p>
-            <w:pPr>
-              <w:jc w:val="center"/>
-            </w:pPr>
-            <w:r>
-              <w:t>Erroneous</w:t>
-            </w:r>
-          </w:p>
-        </w:tc>
-        <w:tc>
-          <w:tcPr>
-            <w:tcW w:w="2977" w:type="dxa"/>
-            <w:shd w:val="clear" w:color="auto" w:fill="EEECE1" w:themeFill="background2"/>
-          </w:tcPr>
-          <w:p>
-            <w:pPr>
-              <w:rPr>
-                <w:sz w:val="22"/>
-                <w:szCs w:val="22"/>
-              </w:rPr>
-            </w:pPr>
-            <w:r>
-              <w:rPr>
-                <w:sz w:val="22"/>
-                <w:szCs w:val="22"/>
-              </w:rPr>
-              <w:t xml:space="preserve">When the user has entered ‘two’, a prompt will appear for the user to enter </w:t>
-            </w:r>
-            <w:r>
-              <w:rPr>
-                <w:sz w:val="22"/>
-                <w:szCs w:val="22"/>
-              </w:rPr>
-              <w:t>again and for the user to enter a number.</w:t>
-            </w:r>
-          </w:p>
-        </w:tc>
-        <w:tc>
-          <w:tcPr>
-            <w:tcW w:w="2963" w:type="dxa"/>
-            <w:shd w:val="clear" w:color="auto" w:fill="EEECE1" w:themeFill="background2"/>
-          </w:tcPr>
-          <w:p>
-            <w:pPr>
-              <w:rPr>
-                <w:sz w:val="22"/>
-                <w:szCs w:val="22"/>
-              </w:rPr>
-            </w:pPr>
-            <w:r>
-              <w:rPr>
-                <w:sz w:val="22"/>
-                <w:szCs w:val="22"/>
-              </w:rPr>
-              <w:t>The expected result occurred (PASS)</w:t>
-            </w:r>
-          </w:p>
-        </w:tc>
-      </w:tr>
-      <w:tr>
-        <w:tc>
-          <w:tcPr>
-            <w:tcW w:w="2402" w:type="dxa"/>
-            <w:shd w:val="clear" w:color="auto" w:fill="EEECE1" w:themeFill="background2"/>
-          </w:tcPr>
-          <w:p>
-            <w:pPr>
-              <w:jc w:val="center"/>
-            </w:pPr>
-            <w:r>
-              <w:t>8</w:t>
-            </w:r>
-          </w:p>
-        </w:tc>
-        <w:tc>
-          <w:tcPr>
-            <w:tcW w:w="2300" w:type="dxa"/>
-            <w:shd w:val="clear" w:color="auto" w:fill="EEECE1" w:themeFill="background2"/>
-          </w:tcPr>
-          <w:p>
-            <w:pPr>
-              <w:jc w:val="center"/>
-            </w:pPr>
-            <w:r>
-              <w:t>Editing the cost</w:t>
-            </w:r>
-          </w:p>
-        </w:tc>
-        <w:tc>
-          <w:tcPr>
-            <w:tcW w:w="1576" w:type="dxa"/>
-            <w:shd w:val="clear" w:color="auto" w:fill="EEECE1" w:themeFill="background2"/>
-          </w:tcPr>
-          <w:p>
-            <w:pPr>
-              <w:jc w:val="center"/>
-            </w:pPr>
-            <w:r>
-              <w:t>Normal</w:t>
-            </w:r>
-          </w:p>
-        </w:tc>
-        <w:tc>
-          <w:tcPr>
-            <w:tcW w:w="2977" w:type="dxa"/>
-            <w:shd w:val="clear" w:color="auto" w:fill="EEECE1" w:themeFill="background2"/>
-          </w:tcPr>
-          <w:p>
-            <w:pPr>
-              <w:rPr>
-                <w:sz w:val="22"/>
-                <w:szCs w:val="22"/>
-              </w:rPr>
-            </w:pPr>
-            <w:r>
-              <w:rPr>
-                <w:sz w:val="22"/>
-                <w:szCs w:val="22"/>
-              </w:rPr>
-              <w:t xml:space="preserve">When the user has pressed the enter key the name remains unchanged and moves onto editing the </w:t>
-            </w:r>
-            <w:r>
-              <w:rPr>
-                <w:sz w:val="22"/>
-                <w:szCs w:val="22"/>
-              </w:rPr>
-              <w:t>stock</w:t>
-            </w:r>
-            <w:r>
-              <w:rPr>
-                <w:sz w:val="22"/>
-                <w:szCs w:val="22"/>
-              </w:rPr>
-              <w:t>.</w:t>
-            </w:r>
-          </w:p>
-        </w:tc>
-        <w:tc>
-          <w:tcPr>
-            <w:tcW w:w="2963" w:type="dxa"/>
-            <w:shd w:val="clear" w:color="auto" w:fill="EEECE1" w:themeFill="background2"/>
-          </w:tcPr>
-          <w:p>
-            <w:pPr>
-              <w:rPr>
-                <w:sz w:val="22"/>
-                <w:szCs w:val="22"/>
-              </w:rPr>
-            </w:pPr>
-            <w:r>
-              <w:rPr>
-                <w:sz w:val="22"/>
-                <w:szCs w:val="22"/>
-              </w:rPr>
-              <w:t>The expected result occurred (PASS)</w:t>
-            </w:r>
-          </w:p>
-        </w:tc>
-      </w:tr>
-      <w:tr>
-        <w:tc>
-          <w:tcPr>
-            <w:tcW w:w="2402" w:type="dxa"/>
-            <w:shd w:val="clear" w:color="auto" w:fill="EEECE1" w:themeFill="background2"/>
-          </w:tcPr>
-          <w:p>
-            <w:pPr>
-              <w:jc w:val="center"/>
-            </w:pPr>
-            <w:r>
-              <w:t>9</w:t>
-            </w:r>
-          </w:p>
-        </w:tc>
-        <w:tc>
-          <w:tcPr>
-            <w:tcW w:w="2300" w:type="dxa"/>
-            <w:shd w:val="clear" w:color="auto" w:fill="EEECE1" w:themeFill="background2"/>
-          </w:tcPr>
-          <w:p>
-            <w:pPr>
-              <w:jc w:val="center"/>
-            </w:pPr>
-            <w:r>
-              <w:t>Editing the stock</w:t>
-            </w:r>
-          </w:p>
-        </w:tc>
-        <w:tc>
-          <w:tcPr>
-            <w:tcW w:w="1576" w:type="dxa"/>
-            <w:shd w:val="clear" w:color="auto" w:fill="EEECE1" w:themeFill="background2"/>
-          </w:tcPr>
-          <w:p>
-            <w:pPr>
-              <w:jc w:val="center"/>
-            </w:pPr>
-            <w:r>
-              <w:t>Normal</w:t>
-            </w:r>
-          </w:p>
-        </w:tc>
-        <w:tc>
-          <w:tcPr>
-            <w:tcW w:w="2977" w:type="dxa"/>
-            <w:shd w:val="clear" w:color="auto" w:fill="EEECE1" w:themeFill="background2"/>
-          </w:tcPr>
-          <w:p>
-            <w:pPr>
-              <w:rPr>
-                <w:sz w:val="22"/>
-                <w:szCs w:val="22"/>
-              </w:rPr>
-            </w:pPr>
-            <w:r>
-              <w:rPr>
-                <w:sz w:val="22"/>
-                <w:szCs w:val="22"/>
-              </w:rPr>
-              <w:t>When the user has entered ‘50’, the stock will update to 50 and move onto updating the quantity per unit.</w:t>
-            </w:r>
-          </w:p>
-        </w:tc>
-        <w:tc>
-          <w:tcPr>
-            <w:tcW w:w="2963" w:type="dxa"/>
-            <w:shd w:val="clear" w:color="auto" w:fill="EEECE1" w:themeFill="background2"/>
-          </w:tcPr>
-          <w:p>
-            <w:pPr>
-              <w:rPr>
-                <w:sz w:val="22"/>
-                <w:szCs w:val="22"/>
-              </w:rPr>
-            </w:pPr>
-            <w:r>
-              <w:rPr>
-                <w:sz w:val="22"/>
-                <w:szCs w:val="22"/>
-              </w:rPr>
-              <w:t>The expected result occurred (PASS)</w:t>
-            </w:r>
-          </w:p>
-        </w:tc>
-      </w:tr>
-      <w:tr>
-        <w:tc>
-          <w:tcPr>
-            <w:tcW w:w="2402" w:type="dxa"/>
-            <w:shd w:val="clear" w:color="auto" w:fill="EEECE1" w:themeFill="background2"/>
-          </w:tcPr>
-          <w:p>
-            <w:pPr>
-              <w:jc w:val="center"/>
-            </w:pPr>
-            <w:r>
-              <w:t>10</w:t>
-            </w:r>
-          </w:p>
-        </w:tc>
-        <w:tc>
-          <w:tcPr>
-            <w:tcW w:w="2300" w:type="dxa"/>
-            <w:shd w:val="clear" w:color="auto" w:fill="EEECE1" w:themeFill="background2"/>
-          </w:tcPr>
-          <w:p>
-            <w:pPr>
-              <w:jc w:val="center"/>
-            </w:pPr>
-            <w:r>
-              <w:t>Editing the stock</w:t>
-            </w:r>
-          </w:p>
-        </w:tc>
-        <w:tc>
-          <w:tcPr>
-            <w:tcW w:w="1576" w:type="dxa"/>
-            <w:shd w:val="clear" w:color="auto" w:fill="EEECE1" w:themeFill="background2"/>
-          </w:tcPr>
-          <w:p>
-            <w:pPr>
-              <w:jc w:val="center"/>
-            </w:pPr>
-            <w:r>
-              <w:t>Erroneous</w:t>
-            </w:r>
-          </w:p>
-        </w:tc>
-        <w:tc>
-          <w:tcPr>
-            <w:tcW w:w="2977" w:type="dxa"/>
-            <w:shd w:val="clear" w:color="auto" w:fill="EEECE1" w:themeFill="background2"/>
-          </w:tcPr>
-          <w:p>
-            <w:pPr>
-              <w:rPr>
-                <w:sz w:val="22"/>
-                <w:szCs w:val="22"/>
-              </w:rPr>
-            </w:pPr>
-            <w:r>
-              <w:rPr>
-                <w:sz w:val="22"/>
-                <w:szCs w:val="22"/>
-              </w:rPr>
-              <w:t>When the user has entered ‘fifty’, a prompt will appear for the user to enter again and for the user to enter a number.</w:t>
-            </w:r>
-          </w:p>
-        </w:tc>
-        <w:tc>
-          <w:tcPr>
-            <w:tcW w:w="2963" w:type="dxa"/>
-            <w:shd w:val="clear" w:color="auto" w:fill="EEECE1" w:themeFill="background2"/>
-          </w:tcPr>
-          <w:p>
-            <w:pPr>
-              <w:rPr>
-                <w:sz w:val="22"/>
-                <w:szCs w:val="22"/>
-              </w:rPr>
-            </w:pPr>
-            <w:r>
-              <w:rPr>
-                <w:sz w:val="22"/>
-                <w:szCs w:val="22"/>
-              </w:rPr>
-              <w:t>The expected result occurred (PASS)</w:t>
-            </w:r>
-          </w:p>
-        </w:tc>
-      </w:tr>
-      <w:tr>
-        <w:tc>
-          <w:tcPr>
-            <w:tcW w:w="2402" w:type="dxa"/>
-            <w:shd w:val="clear" w:color="auto" w:fill="EEECE1" w:themeFill="background2"/>
-          </w:tcPr>
-          <w:p>
-            <w:pPr>
-              <w:jc w:val="center"/>
-            </w:pPr>
-            <w:r>
-              <w:t>11</w:t>
-            </w:r>
-          </w:p>
-        </w:tc>
-        <w:tc>
-          <w:tcPr>
-            <w:tcW w:w="2300" w:type="dxa"/>
-            <w:shd w:val="clear" w:color="auto" w:fill="EEECE1" w:themeFill="background2"/>
-          </w:tcPr>
-          <w:p>
-            <w:pPr>
-              <w:jc w:val="center"/>
-            </w:pPr>
-            <w:r>
-              <w:t>Editing the stock</w:t>
-            </w:r>
-          </w:p>
-        </w:tc>
-        <w:tc>
-          <w:tcPr>
-            <w:tcW w:w="1576" w:type="dxa"/>
-            <w:shd w:val="clear" w:color="auto" w:fill="EEECE1" w:themeFill="background2"/>
-          </w:tcPr>
-          <w:p>
-            <w:pPr>
-              <w:jc w:val="center"/>
-            </w:pPr>
-            <w:r>
-              <w:t>Normal</w:t>
-            </w:r>
-          </w:p>
-        </w:tc>
-        <w:tc>
-          <w:tcPr>
-            <w:tcW w:w="2977" w:type="dxa"/>
-            <w:shd w:val="clear" w:color="auto" w:fill="EEECE1" w:themeFill="background2"/>
-          </w:tcPr>
-          <w:p>
-            <w:pPr>
-              <w:rPr>
-                <w:sz w:val="22"/>
-                <w:szCs w:val="22"/>
-              </w:rPr>
-            </w:pPr>
-            <w:r>
-              <w:rPr>
-                <w:sz w:val="22"/>
-                <w:szCs w:val="22"/>
-              </w:rPr>
-              <w:t>When the user has pressed the enter key the name remains unchanged and moves onto editing quantity per unit.</w:t>
-            </w:r>
-          </w:p>
-        </w:tc>
-        <w:tc>
-          <w:tcPr>
-            <w:tcW w:w="2963" w:type="dxa"/>
-            <w:shd w:val="clear" w:color="auto" w:fill="EEECE1" w:themeFill="background2"/>
-          </w:tcPr>
-          <w:p>
-            <w:pPr>
-              <w:rPr>
-                <w:sz w:val="22"/>
-                <w:szCs w:val="22"/>
-              </w:rPr>
-            </w:pPr>
-            <w:r>
-              <w:rPr>
-                <w:sz w:val="22"/>
-                <w:szCs w:val="22"/>
-              </w:rPr>
-              <w:t>The expected result occurred (PASS)</w:t>
-            </w:r>
-          </w:p>
-        </w:tc>
-      </w:tr>
-      <w:tr>
-        <w:tc>
-          <w:tcPr>
-            <w:tcW w:w="2402" w:type="dxa"/>
-            <w:shd w:val="clear" w:color="auto" w:fill="EEECE1" w:themeFill="background2"/>
-          </w:tcPr>
-          <w:p>
-            <w:pPr>
-              <w:jc w:val="center"/>
-            </w:pPr>
-            <w:r>
-              <w:t>12</w:t>
-            </w:r>
-          </w:p>
-        </w:tc>
-        <w:tc>
-          <w:tcPr>
-            <w:tcW w:w="2300" w:type="dxa"/>
-            <w:shd w:val="clear" w:color="auto" w:fill="EEECE1" w:themeFill="background2"/>
-          </w:tcPr>
-          <w:p>
-            <w:pPr>
-              <w:jc w:val="center"/>
-            </w:pPr>
-            <w:r>
-              <w:t>Editing the quantity per unit</w:t>
-            </w:r>
-          </w:p>
-        </w:tc>
-        <w:tc>
-          <w:tcPr>
-            <w:tcW w:w="1576" w:type="dxa"/>
-            <w:shd w:val="clear" w:color="auto" w:fill="EEECE1" w:themeFill="background2"/>
-          </w:tcPr>
-          <w:p>
-            <w:pPr>
-              <w:jc w:val="center"/>
-            </w:pPr>
-            <w:r>
-              <w:t>Normal</w:t>
-            </w:r>
-          </w:p>
-        </w:tc>
-        <w:tc>
-          <w:tcPr>
-            <w:tcW w:w="2977" w:type="dxa"/>
-            <w:shd w:val="clear" w:color="auto" w:fill="EEECE1" w:themeFill="background2"/>
-          </w:tcPr>
-          <w:p>
-            <w:pPr>
-              <w:rPr>
-                <w:sz w:val="22"/>
-                <w:szCs w:val="22"/>
-              </w:rPr>
-            </w:pPr>
-            <w:r>
-              <w:rPr>
-                <w:sz w:val="22"/>
-                <w:szCs w:val="22"/>
-              </w:rPr>
-              <w:t>When the user has entered ‘</w:t>
-            </w:r>
-            <w:r>
-              <w:rPr>
-                <w:sz w:val="22"/>
-                <w:szCs w:val="22"/>
-              </w:rPr>
-              <w:t>4</w:t>
-            </w:r>
-            <w:r>
-              <w:rPr>
-                <w:sz w:val="22"/>
-                <w:szCs w:val="22"/>
-              </w:rPr>
-              <w:t xml:space="preserve">’, the stock will update to </w:t>
-            </w:r>
-            <w:r>
-              <w:rPr>
-                <w:sz w:val="22"/>
-                <w:szCs w:val="22"/>
-              </w:rPr>
-              <w:t>4</w:t>
-            </w:r>
-            <w:r>
-              <w:rPr>
-                <w:sz w:val="22"/>
-                <w:szCs w:val="22"/>
-              </w:rPr>
-              <w:t xml:space="preserve"> and move onto updating the </w:t>
-            </w:r>
-            <w:r>
-              <w:rPr>
-                <w:sz w:val="22"/>
-                <w:szCs w:val="22"/>
-              </w:rPr>
-              <w:t>product code</w:t>
-            </w:r>
-            <w:r>
-              <w:rPr>
-                <w:sz w:val="22"/>
-                <w:szCs w:val="22"/>
-              </w:rPr>
-              <w:t>.</w:t>
-            </w:r>
-          </w:p>
-        </w:tc>
-        <w:tc>
-          <w:tcPr>
-            <w:tcW w:w="2963" w:type="dxa"/>
-            <w:shd w:val="clear" w:color="auto" w:fill="EEECE1" w:themeFill="background2"/>
-          </w:tcPr>
-          <w:p>
-            <w:pPr>
-              <w:rPr>
-                <w:sz w:val="22"/>
-                <w:szCs w:val="22"/>
-              </w:rPr>
-            </w:pPr>
-            <w:r>
-              <w:rPr>
-                <w:sz w:val="22"/>
-                <w:szCs w:val="22"/>
-              </w:rPr>
-              <w:t>The expected result occurred (PASS)</w:t>
-            </w:r>
-          </w:p>
-        </w:tc>
-      </w:tr>
-      <w:tr>
-        <w:tc>
-          <w:tcPr>
-            <w:tcW w:w="2402" w:type="dxa"/>
-            <w:shd w:val="clear" w:color="auto" w:fill="EEECE1" w:themeFill="background2"/>
-          </w:tcPr>
-          <w:p>
-            <w:pPr>
-              <w:jc w:val="center"/>
-            </w:pPr>
-            <w:r>
-              <w:t>13</w:t>
-            </w:r>
-          </w:p>
-        </w:tc>
-        <w:tc>
-          <w:tcPr>
-            <w:tcW w:w="2300" w:type="dxa"/>
-            <w:shd w:val="clear" w:color="auto" w:fill="EEECE1" w:themeFill="background2"/>
-          </w:tcPr>
-          <w:p>
-            <w:pPr>
-              <w:jc w:val="center"/>
-            </w:pPr>
-            <w:r>
-              <w:t>Editing the quantity per unit</w:t>
-            </w:r>
-          </w:p>
-        </w:tc>
-        <w:tc>
-          <w:tcPr>
-            <w:tcW w:w="1576" w:type="dxa"/>
-            <w:shd w:val="clear" w:color="auto" w:fill="EEECE1" w:themeFill="background2"/>
-          </w:tcPr>
-          <w:p>
-            <w:pPr>
-              <w:jc w:val="center"/>
-            </w:pPr>
-            <w:r>
-              <w:t>Erroneous</w:t>
-            </w:r>
-          </w:p>
-        </w:tc>
-        <w:tc>
-          <w:tcPr>
-            <w:tcW w:w="2977" w:type="dxa"/>
-            <w:shd w:val="clear" w:color="auto" w:fill="EEECE1" w:themeFill="background2"/>
-          </w:tcPr>
-          <w:p>
-            <w:pPr>
-              <w:rPr>
-                <w:sz w:val="22"/>
-                <w:szCs w:val="22"/>
-              </w:rPr>
-            </w:pPr>
-            <w:r>
-              <w:rPr>
-                <w:sz w:val="22"/>
-                <w:szCs w:val="22"/>
-              </w:rPr>
-              <w:t>When the user has entered ‘f</w:t>
-            </w:r>
-            <w:r>
-              <w:rPr>
-                <w:sz w:val="22"/>
-                <w:szCs w:val="22"/>
-              </w:rPr>
-              <w:t>our</w:t>
-            </w:r>
-            <w:r>
-              <w:rPr>
-                <w:sz w:val="22"/>
-                <w:szCs w:val="22"/>
-              </w:rPr>
-              <w:t>’, a prompt will appear for the user to enter again and for the user to enter a number.</w:t>
-            </w:r>
-          </w:p>
-        </w:tc>
-        <w:tc>
-          <w:tcPr>
-            <w:tcW w:w="2963" w:type="dxa"/>
-            <w:shd w:val="clear" w:color="auto" w:fill="EEECE1" w:themeFill="background2"/>
-          </w:tcPr>
-          <w:p>
-            <w:pPr>
-              <w:rPr>
-                <w:sz w:val="22"/>
-                <w:szCs w:val="22"/>
-              </w:rPr>
-            </w:pPr>
-            <w:r>
-              <w:rPr>
-                <w:sz w:val="22"/>
-                <w:szCs w:val="22"/>
-              </w:rPr>
-              <w:t>The expected result occurred (PASS)</w:t>
-            </w:r>
-          </w:p>
-        </w:tc>
-      </w:tr>
-      <w:tr>
-        <w:tc>
-          <w:tcPr>
-            <w:tcW w:w="2402" w:type="dxa"/>
-            <w:shd w:val="clear" w:color="auto" w:fill="EEECE1" w:themeFill="background2"/>
-          </w:tcPr>
-          <w:p>
-            <w:pPr>
-              <w:jc w:val="center"/>
-            </w:pPr>
-            <w:r>
-              <w:t>14</w:t>
-            </w:r>
-          </w:p>
-        </w:tc>
-        <w:tc>
-          <w:tcPr>
-            <w:tcW w:w="2300" w:type="dxa"/>
-            <w:shd w:val="clear" w:color="auto" w:fill="EEECE1" w:themeFill="background2"/>
-          </w:tcPr>
-          <w:p>
-            <w:pPr>
-              <w:jc w:val="center"/>
-            </w:pPr>
-            <w:r>
-              <w:t>Editing the quantity per unit</w:t>
-            </w:r>
-          </w:p>
-        </w:tc>
-        <w:tc>
-          <w:tcPr>
-            <w:tcW w:w="1576" w:type="dxa"/>
-            <w:shd w:val="clear" w:color="auto" w:fill="EEECE1" w:themeFill="background2"/>
-          </w:tcPr>
-          <w:p>
-            <w:pPr>
-              <w:jc w:val="center"/>
-            </w:pPr>
-            <w:r>
-              <w:t>Normal</w:t>
-            </w:r>
-          </w:p>
-        </w:tc>
-        <w:tc>
-          <w:tcPr>
-            <w:tcW w:w="2977" w:type="dxa"/>
-            <w:shd w:val="clear" w:color="auto" w:fill="EEECE1" w:themeFill="background2"/>
-          </w:tcPr>
-          <w:p>
-            <w:pPr>
-              <w:rPr>
-                <w:sz w:val="22"/>
-                <w:szCs w:val="22"/>
-              </w:rPr>
-            </w:pPr>
-            <w:r>
-              <w:rPr>
-                <w:sz w:val="22"/>
-                <w:szCs w:val="22"/>
-              </w:rPr>
-              <w:t xml:space="preserve">When the user has pressed the enter key the name remains unchanged and </w:t>
-            </w:r>
-            <w:r>
-              <w:rPr>
-                <w:sz w:val="22"/>
-                <w:szCs w:val="22"/>
-              </w:rPr>
-              <w:lastRenderedPageBreak/>
-              <w:t xml:space="preserve">moves onto editing </w:t>
-            </w:r>
-            <w:r>
-              <w:rPr>
-                <w:sz w:val="22"/>
-                <w:szCs w:val="22"/>
-              </w:rPr>
-              <w:t>product code.</w:t>
-            </w:r>
-          </w:p>
-        </w:tc>
-        <w:tc>
-          <w:tcPr>
-            <w:tcW w:w="2963" w:type="dxa"/>
-            <w:shd w:val="clear" w:color="auto" w:fill="EEECE1" w:themeFill="background2"/>
-          </w:tcPr>
-          <w:p>
-            <w:pPr>
-              <w:rPr>
-                <w:sz w:val="22"/>
-                <w:szCs w:val="22"/>
-              </w:rPr>
-            </w:pPr>
-            <w:r>
-              <w:rPr>
-                <w:sz w:val="22"/>
-                <w:szCs w:val="22"/>
-              </w:rPr>
-              <w:lastRenderedPageBreak/>
-              <w:t>The expected result occurred (PASS)</w:t>
-            </w:r>
-          </w:p>
-        </w:tc>
-      </w:tr>
-      <w:tr>
-        <w:tc>
-          <w:tcPr>
-            <w:tcW w:w="2402" w:type="dxa"/>
-            <w:shd w:val="clear" w:color="auto" w:fill="EEECE1" w:themeFill="background2"/>
-          </w:tcPr>
-          <w:p>
-            <w:pPr>
-              <w:jc w:val="center"/>
-            </w:pPr>
-            <w:r>
-              <w:t>15</w:t>
-            </w:r>
-          </w:p>
-        </w:tc>
-        <w:tc>
-          <w:tcPr>
-            <w:tcW w:w="2300" w:type="dxa"/>
-            <w:shd w:val="clear" w:color="auto" w:fill="EEECE1" w:themeFill="background2"/>
-          </w:tcPr>
-          <w:p>
-            <w:pPr>
-              <w:jc w:val="center"/>
-            </w:pPr>
-            <w:r>
-              <w:t>Editing the product code</w:t>
-            </w:r>
-          </w:p>
-        </w:tc>
-        <w:tc>
-          <w:tcPr>
-            <w:tcW w:w="1576" w:type="dxa"/>
-            <w:shd w:val="clear" w:color="auto" w:fill="EEECE1" w:themeFill="background2"/>
-          </w:tcPr>
-          <w:p>
-            <w:pPr>
-              <w:jc w:val="center"/>
-            </w:pPr>
-            <w:r>
-              <w:t>Normal</w:t>
-            </w:r>
-          </w:p>
-        </w:tc>
-        <w:tc>
-          <w:tcPr>
-            <w:tcW w:w="2977" w:type="dxa"/>
-            <w:shd w:val="clear" w:color="auto" w:fill="EEECE1" w:themeFill="background2"/>
-          </w:tcPr>
-          <w:p>
-            <w:pPr>
-              <w:rPr>
-                <w:sz w:val="22"/>
-                <w:szCs w:val="22"/>
-              </w:rPr>
-            </w:pPr>
-            <w:r>
-              <w:rPr>
-                <w:sz w:val="22"/>
-                <w:szCs w:val="22"/>
-              </w:rPr>
-              <w:t>When the user has entered a new input, the product code has been updated and has moved onto editing the sold value.</w:t>
-            </w:r>
-          </w:p>
-        </w:tc>
-        <w:tc>
-          <w:tcPr>
-            <w:tcW w:w="2963" w:type="dxa"/>
-            <w:shd w:val="clear" w:color="auto" w:fill="EEECE1" w:themeFill="background2"/>
-          </w:tcPr>
-          <w:p>
-            <w:pPr>
-              <w:rPr>
-                <w:sz w:val="22"/>
-                <w:szCs w:val="22"/>
-              </w:rPr>
-            </w:pPr>
-            <w:r>
-              <w:rPr>
-                <w:sz w:val="22"/>
-                <w:szCs w:val="22"/>
-              </w:rPr>
-              <w:t>The expected result occurred (PASS)</w:t>
-            </w:r>
-          </w:p>
-        </w:tc>
-      </w:tr>
-      <w:tr>
-        <w:tc>
-          <w:tcPr>
-            <w:tcW w:w="2402" w:type="dxa"/>
-            <w:shd w:val="clear" w:color="auto" w:fill="EEECE1" w:themeFill="background2"/>
-          </w:tcPr>
-          <w:p>
-            <w:pPr>
-              <w:jc w:val="center"/>
-            </w:pPr>
-            <w:r>
-              <w:t>16</w:t>
-            </w:r>
-          </w:p>
-        </w:tc>
-        <w:tc>
-          <w:tcPr>
-            <w:tcW w:w="2300" w:type="dxa"/>
-            <w:shd w:val="clear" w:color="auto" w:fill="EEECE1" w:themeFill="background2"/>
-          </w:tcPr>
-          <w:p>
-            <w:pPr>
-              <w:jc w:val="center"/>
-            </w:pPr>
-            <w:r>
-              <w:t>Editing the product code</w:t>
-            </w:r>
-          </w:p>
-        </w:tc>
-        <w:tc>
-          <w:tcPr>
-            <w:tcW w:w="1576" w:type="dxa"/>
-            <w:shd w:val="clear" w:color="auto" w:fill="EEECE1" w:themeFill="background2"/>
-          </w:tcPr>
-          <w:p>
-            <w:pPr>
-              <w:jc w:val="center"/>
-            </w:pPr>
-            <w:r>
-              <w:t>Normal</w:t>
-            </w:r>
-          </w:p>
-        </w:tc>
-        <w:tc>
-          <w:tcPr>
-            <w:tcW w:w="2977" w:type="dxa"/>
-            <w:shd w:val="clear" w:color="auto" w:fill="EEECE1" w:themeFill="background2"/>
-          </w:tcPr>
-          <w:p>
-            <w:pPr>
-              <w:rPr>
-                <w:sz w:val="22"/>
-                <w:szCs w:val="22"/>
-              </w:rPr>
-            </w:pPr>
-            <w:r>
-              <w:rPr>
-                <w:sz w:val="22"/>
-                <w:szCs w:val="22"/>
-              </w:rPr>
-              <w:t>When the user has pressed the enter key the name remains unchanged and moves onto editing the sold value.</w:t>
-            </w:r>
-          </w:p>
-        </w:tc>
-        <w:tc>
-          <w:tcPr>
-            <w:tcW w:w="2963" w:type="dxa"/>
-            <w:shd w:val="clear" w:color="auto" w:fill="EEECE1" w:themeFill="background2"/>
-          </w:tcPr>
-          <w:p>
-            <w:pPr>
-              <w:rPr>
-                <w:sz w:val="22"/>
-                <w:szCs w:val="22"/>
-              </w:rPr>
-            </w:pPr>
-            <w:r>
-              <w:rPr>
-                <w:sz w:val="22"/>
-                <w:szCs w:val="22"/>
-              </w:rPr>
-              <w:t>The expected result occurred (PASS)</w:t>
-            </w:r>
-          </w:p>
-        </w:tc>
-      </w:tr>
-      <w:tr>
-        <w:tc>
-          <w:tcPr>
-            <w:tcW w:w="2402" w:type="dxa"/>
-            <w:shd w:val="clear" w:color="auto" w:fill="EEECE1" w:themeFill="background2"/>
-          </w:tcPr>
-          <w:p>
-            <w:pPr>
-              <w:jc w:val="center"/>
-            </w:pPr>
-            <w:r>
-              <w:t>17</w:t>
-            </w:r>
-          </w:p>
-        </w:tc>
-        <w:tc>
-          <w:tcPr>
-            <w:tcW w:w="2300" w:type="dxa"/>
-            <w:shd w:val="clear" w:color="auto" w:fill="EEECE1" w:themeFill="background2"/>
-          </w:tcPr>
-          <w:p>
-            <w:pPr>
-              <w:jc w:val="center"/>
-            </w:pPr>
-            <w:r>
-              <w:t>Saving the settings changed.</w:t>
-            </w:r>
-          </w:p>
-        </w:tc>
-        <w:tc>
-          <w:tcPr>
-            <w:tcW w:w="1576" w:type="dxa"/>
-            <w:shd w:val="clear" w:color="auto" w:fill="EEECE1" w:themeFill="background2"/>
-          </w:tcPr>
-          <w:p>
-            <w:pPr>
-              <w:jc w:val="center"/>
-            </w:pPr>
-            <w:r>
-              <w:t>Normal</w:t>
-            </w:r>
-          </w:p>
-        </w:tc>
-        <w:tc>
-          <w:tcPr>
-            <w:tcW w:w="2977" w:type="dxa"/>
-            <w:shd w:val="clear" w:color="auto" w:fill="EEECE1" w:themeFill="background2"/>
-          </w:tcPr>
-          <w:p>
-            <w:pPr>
-              <w:rPr>
-                <w:sz w:val="22"/>
-                <w:szCs w:val="22"/>
-              </w:rPr>
-            </w:pPr>
-            <w:r>
-              <w:rPr>
-                <w:sz w:val="22"/>
-                <w:szCs w:val="22"/>
-              </w:rPr>
-              <w:t xml:space="preserve">When the user enters ‘y’ all changes are saved and the </w:t>
-            </w:r>
-            <w:proofErr w:type="spellStart"/>
-            <w:r>
-              <w:rPr>
-                <w:sz w:val="22"/>
-                <w:szCs w:val="22"/>
-              </w:rPr>
-              <w:t>elif</w:t>
-            </w:r>
-            <w:proofErr w:type="spellEnd"/>
-            <w:r>
-              <w:rPr>
-                <w:sz w:val="22"/>
-                <w:szCs w:val="22"/>
-              </w:rPr>
-              <w:t xml:space="preserve"> choice == 7 ends.</w:t>
-            </w:r>
-          </w:p>
-        </w:tc>
-        <w:tc>
-          <w:tcPr>
-            <w:tcW w:w="2963" w:type="dxa"/>
-            <w:shd w:val="clear" w:color="auto" w:fill="EEECE1" w:themeFill="background2"/>
-          </w:tcPr>
-          <w:p>
-            <w:pPr>
-              <w:rPr>
-                <w:sz w:val="22"/>
-                <w:szCs w:val="22"/>
-              </w:rPr>
-            </w:pPr>
-            <w:r>
-              <w:rPr>
-                <w:sz w:val="22"/>
-                <w:szCs w:val="22"/>
-              </w:rPr>
-              <w:t>The expected result occurred (PASS)</w:t>
-            </w:r>
-          </w:p>
-        </w:tc>
-      </w:tr>
-      <w:tr>
-        <w:tc>
-          <w:tcPr>
-            <w:tcW w:w="2402" w:type="dxa"/>
-            <w:shd w:val="clear" w:color="auto" w:fill="EEECE1" w:themeFill="background2"/>
-          </w:tcPr>
-          <w:p>
-            <w:pPr>
-              <w:jc w:val="center"/>
-            </w:pPr>
-            <w:r>
-              <w:t>18</w:t>
-            </w:r>
-          </w:p>
-        </w:tc>
-        <w:tc>
-          <w:tcPr>
-            <w:tcW w:w="2300" w:type="dxa"/>
-            <w:shd w:val="clear" w:color="auto" w:fill="EEECE1" w:themeFill="background2"/>
-          </w:tcPr>
-          <w:p>
-            <w:pPr>
-              <w:jc w:val="center"/>
-            </w:pPr>
-            <w:r>
-              <w:t>Saving the settings changed.</w:t>
-            </w:r>
-          </w:p>
-        </w:tc>
-        <w:tc>
-          <w:tcPr>
-            <w:tcW w:w="1576" w:type="dxa"/>
-            <w:shd w:val="clear" w:color="auto" w:fill="EEECE1" w:themeFill="background2"/>
-          </w:tcPr>
-          <w:p>
-            <w:pPr>
-              <w:jc w:val="center"/>
-            </w:pPr>
-            <w:r>
-              <w:t>Normal</w:t>
-            </w:r>
-          </w:p>
-        </w:tc>
-        <w:tc>
-          <w:tcPr>
-            <w:tcW w:w="2977" w:type="dxa"/>
-            <w:shd w:val="clear" w:color="auto" w:fill="EEECE1" w:themeFill="background2"/>
-          </w:tcPr>
-          <w:p>
-            <w:pPr>
-              <w:rPr>
-                <w:sz w:val="22"/>
-                <w:szCs w:val="22"/>
-              </w:rPr>
-            </w:pPr>
-            <w:r>
-              <w:rPr>
-                <w:sz w:val="22"/>
-                <w:szCs w:val="22"/>
-              </w:rPr>
-              <w:t xml:space="preserve">When the user enters ‘n’ no changes are saved and the </w:t>
-            </w:r>
-            <w:proofErr w:type="spellStart"/>
-            <w:r>
-              <w:rPr>
-                <w:sz w:val="22"/>
-                <w:szCs w:val="22"/>
-              </w:rPr>
-              <w:t>elif</w:t>
-            </w:r>
-            <w:proofErr w:type="spellEnd"/>
-            <w:r>
-              <w:rPr>
-                <w:sz w:val="22"/>
-                <w:szCs w:val="22"/>
-              </w:rPr>
-              <w:t xml:space="preserve"> choice == 7 ends.</w:t>
-            </w:r>
-          </w:p>
-        </w:tc>
-        <w:tc>
-          <w:tcPr>
-            <w:tcW w:w="2963" w:type="dxa"/>
-            <w:shd w:val="clear" w:color="auto" w:fill="EEECE1" w:themeFill="background2"/>
-          </w:tcPr>
-          <w:p>
-            <w:pPr>
-              <w:rPr>
-                <w:sz w:val="22"/>
-                <w:szCs w:val="22"/>
-              </w:rPr>
-            </w:pPr>
-            <w:r>
-              <w:rPr>
-                <w:sz w:val="22"/>
-                <w:szCs w:val="22"/>
-              </w:rPr>
-              <w:t>The expected result occurred (PASS)</w:t>
-            </w:r>
-          </w:p>
-        </w:tc>
-      </w:tr>
-      <w:tr>
-        <w:tc>
-          <w:tcPr>
-            <w:tcW w:w="2402" w:type="dxa"/>
-            <w:shd w:val="clear" w:color="auto" w:fill="EEECE1" w:themeFill="background2"/>
-          </w:tcPr>
-          <w:p>
-            <w:pPr>
-              <w:jc w:val="center"/>
-            </w:pPr>
-            <w:r>
-              <w:t>19</w:t>
-            </w:r>
-          </w:p>
-        </w:tc>
-        <w:tc>
-          <w:tcPr>
-            <w:tcW w:w="2300" w:type="dxa"/>
-            <w:shd w:val="clear" w:color="auto" w:fill="EEECE1" w:themeFill="background2"/>
-          </w:tcPr>
-          <w:p>
-            <w:pPr>
-              <w:jc w:val="center"/>
-            </w:pPr>
-            <w:r>
-              <w:t>Saving the settings changed.</w:t>
-            </w:r>
-          </w:p>
-        </w:tc>
-        <w:tc>
-          <w:tcPr>
-            <w:tcW w:w="1576" w:type="dxa"/>
-            <w:shd w:val="clear" w:color="auto" w:fill="EEECE1" w:themeFill="background2"/>
-          </w:tcPr>
-          <w:p>
-            <w:pPr>
-              <w:jc w:val="center"/>
-            </w:pPr>
-            <w:r>
-              <w:t>Erroneous</w:t>
-            </w:r>
-          </w:p>
-        </w:tc>
-        <w:tc>
-          <w:tcPr>
-            <w:tcW w:w="2977" w:type="dxa"/>
-            <w:shd w:val="clear" w:color="auto" w:fill="EEECE1" w:themeFill="background2"/>
-          </w:tcPr>
-          <w:p>
-            <w:pPr>
-              <w:rPr>
-                <w:sz w:val="22"/>
-                <w:szCs w:val="22"/>
-              </w:rPr>
-            </w:pPr>
-            <w:r>
-              <w:rPr>
-                <w:sz w:val="22"/>
-                <w:szCs w:val="22"/>
-              </w:rPr>
-              <w:t xml:space="preserve">When the user presses the enter key a prompt appears to </w:t>
-            </w:r>
-            <w:r>
-              <w:rPr>
-                <w:sz w:val="22"/>
-                <w:szCs w:val="22"/>
-              </w:rPr>
-              <w:t>either enter ‘y’ or ‘n’ again.</w:t>
-            </w:r>
-          </w:p>
-        </w:tc>
-        <w:tc>
-          <w:tcPr>
-            <w:tcW w:w="2963" w:type="dxa"/>
-            <w:shd w:val="clear" w:color="auto" w:fill="EEECE1" w:themeFill="background2"/>
-          </w:tcPr>
-          <w:p>
-            <w:pPr>
-              <w:rPr>
-                <w:sz w:val="22"/>
-                <w:szCs w:val="22"/>
-              </w:rPr>
-            </w:pPr>
-            <w:r>
-              <w:rPr>
-                <w:sz w:val="22"/>
-                <w:szCs w:val="22"/>
-              </w:rPr>
-              <w:t>The expected result did not occurr (FAIL). The code  has been adapted so that the user will now be in a loop until an acceptable response is detected.</w:t>
-            </w:r>
-          </w:p>
-        </w:tc>
-      </w:tr>
-      <w:tr>
-        <w:tc>
-          <w:tcPr>
-            <w:tcW w:w="2402" w:type="dxa"/>
-            <w:shd w:val="clear" w:color="auto" w:fill="EEECE1" w:themeFill="background2"/>
-          </w:tcPr>
-          <w:p>
-            <w:pPr>
-              <w:jc w:val="center"/>
-            </w:pPr>
-            <w:r>
-              <w:t>20</w:t>
-            </w:r>
-          </w:p>
-        </w:tc>
-        <w:tc>
-          <w:tcPr>
-            <w:tcW w:w="2300" w:type="dxa"/>
-            <w:shd w:val="clear" w:color="auto" w:fill="EEECE1" w:themeFill="background2"/>
-          </w:tcPr>
-          <w:p>
-            <w:pPr>
-              <w:jc w:val="center"/>
-            </w:pPr>
-            <w:r>
-              <w:t>Saving the settings changed.</w:t>
-            </w:r>
-          </w:p>
-        </w:tc>
-        <w:tc>
-          <w:tcPr>
-            <w:tcW w:w="1576" w:type="dxa"/>
-            <w:shd w:val="clear" w:color="auto" w:fill="EEECE1" w:themeFill="background2"/>
-          </w:tcPr>
-          <w:p>
-            <w:pPr>
-              <w:jc w:val="center"/>
-            </w:pPr>
-            <w:r>
-              <w:t>Extreme</w:t>
-            </w:r>
-          </w:p>
-        </w:tc>
-        <w:tc>
-          <w:tcPr>
-            <w:tcW w:w="2977" w:type="dxa"/>
-            <w:shd w:val="clear" w:color="auto" w:fill="EEECE1" w:themeFill="background2"/>
-          </w:tcPr>
-          <w:p>
-            <w:pPr>
-              <w:rPr>
-                <w:sz w:val="22"/>
-                <w:szCs w:val="22"/>
-              </w:rPr>
-            </w:pPr>
-            <w:r>
-              <w:rPr>
-                <w:sz w:val="22"/>
-                <w:szCs w:val="22"/>
-              </w:rPr>
-              <w:t xml:space="preserve">When the user inputs ‘Y’ instead of ‘y’ it will not result in an error and will end the </w:t>
-            </w:r>
-            <w:proofErr w:type="spellStart"/>
-            <w:r>
-              <w:rPr>
-                <w:sz w:val="22"/>
-                <w:szCs w:val="22"/>
-              </w:rPr>
-              <w:t>elif</w:t>
-            </w:r>
-            <w:proofErr w:type="spellEnd"/>
-            <w:r>
-              <w:rPr>
-                <w:sz w:val="22"/>
-                <w:szCs w:val="22"/>
-              </w:rPr>
-              <w:t xml:space="preserve"> choice == 7. </w:t>
-            </w:r>
-          </w:p>
-        </w:tc>
-        <w:tc>
-          <w:tcPr>
-            <w:tcW w:w="2963" w:type="dxa"/>
-            <w:shd w:val="clear" w:color="auto" w:fill="EEECE1" w:themeFill="background2"/>
-          </w:tcPr>
-          <w:p>
-            <w:pPr>
-              <w:rPr>
-                <w:sz w:val="22"/>
-                <w:szCs w:val="22"/>
-              </w:rPr>
-            </w:pPr>
-            <w:r>
-              <w:rPr>
-                <w:sz w:val="22"/>
-                <w:szCs w:val="22"/>
-              </w:rPr>
-              <w:t>The expected result occurred (PASS)</w:t>
             </w:r>
           </w:p>
         </w:tc>
       </w:tr>
     </w:tbl>
-    <w:p>
-      <w:pPr>
-        <w:rPr>
-          <w:i/>
-          <w:iCs/>
-          <w:szCs w:val="24"/>
-        </w:rPr>
-      </w:pPr>
-    </w:p>
-    <w:p>
-      <w:pPr>
-        <w:rPr>
-          <w:rFonts w:cs="Arial"/>
-          <w:szCs w:val="24"/>
-          <w:shd w:val="clear" w:color="auto" w:fill="FFFFFF"/>
-        </w:rPr>
-      </w:pPr>
-    </w:p>
-    <w:p>
-      <w:pPr>
-        <w:rPr>
-          <w:rFonts w:cs="Arial"/>
-          <w:szCs w:val="24"/>
-          <w:shd w:val="clear" w:color="auto" w:fill="FFFFFF"/>
-        </w:rPr>
-      </w:pPr>
-    </w:p>
-    <w:p>
-      <w:pPr>
-        <w:rPr>
-          <w:rFonts w:cs="Arial"/>
-          <w:szCs w:val="24"/>
-          <w:shd w:val="clear" w:color="auto" w:fill="FFFFFF"/>
-        </w:rPr>
-      </w:pPr>
-    </w:p>
-    <w:p>
-      <w:pPr>
-        <w:rPr>
-          <w:rFonts w:cs="Arial"/>
-          <w:szCs w:val="24"/>
-          <w:shd w:val="clear" w:color="auto" w:fill="FFFFFF"/>
-        </w:rPr>
-      </w:pPr>
-    </w:p>
-    <w:p>
-      <w:pPr>
-        <w:pStyle w:val="Heading2"/>
-      </w:pPr>
-      <w:bookmarkStart w:id="32" w:name="_Toc218544990"/>
-      <w:r>
-        <w:t>Task 8:</w:t>
-      </w:r>
-      <w:bookmarkEnd w:id="32"/>
-    </w:p>
     <w:p/>
     <w:p/>
     <w:p>
       <w:pPr>
         <w:pStyle w:val="Heading2"/>
-        <w:rPr>
-          <w:szCs w:val="24"/>
-        </w:rPr>
-      </w:pPr>
-      <w:bookmarkStart w:id="33" w:name="_Toc218544991"/>
-      <w:r>
-        <w:rPr>
+      </w:pPr>
+      <w:bookmarkStart w:id="30" w:name="_Toc218544988"/>
+      <w:r>
+        <w:lastRenderedPageBreak/>
+        <w:t>Task 6:</w:t>
+      </w:r>
+      <w:bookmarkEnd w:id="30"/>
+    </w:p>
+    <w:p/>
+    <w:p/>
+    <w:p>
+      <w:pPr>
+        <w:pStyle w:val="Heading2"/>
+      </w:pPr>
+      <w:bookmarkStart w:id="31" w:name="_Toc218544989"/>
+      <w:r>
+        <w:t>Task 7: Editing product values</w:t>
+      </w:r>
+      <w:bookmarkEnd w:id="31"/>
+    </w:p>
+    <w:p>
+      <w:pPr>
+        <w:rPr>
+          <w:rFonts w:cs="Arial"/>
+          <w:szCs w:val="24"/>
           <w:shd w:val="clear" w:color="auto" w:fill="FFFFFF"/>
         </w:rPr>
-        <w:t>Task</w:t>
-      </w:r>
-      <w:r>
-        <w:rPr>
+      </w:pPr>
+    </w:p>
+    <w:p>
+      <w:pPr>
+        <w:rPr>
+          <w:rFonts w:cs="Arial"/>
+          <w:szCs w:val="24"/>
           <w:shd w:val="clear" w:color="auto" w:fill="FFFFFF"/>
         </w:rPr>
-        <w:t xml:space="preserve"> 9</w:t>
-      </w:r>
-      <w:r>
-        <w:rPr>
+      </w:pPr>
+      <w:r>
+        <w:rPr>
+          <w:rFonts w:cs="Arial"/>
+          <w:szCs w:val="24"/>
           <w:shd w:val="clear" w:color="auto" w:fill="FFFFFF"/>
         </w:rPr>
-        <w:t>: Creating a</w:t>
-      </w:r>
-      <w:r>
-        <w:rPr>
+        <w:t>Test table for ‘</w:t>
+      </w:r>
+      <w:r>
+        <w:rPr>
+          <w:rFonts w:cs="Arial"/>
+          <w:szCs w:val="24"/>
           <w:shd w:val="clear" w:color="auto" w:fill="FFFFFF"/>
         </w:rPr>
-        <w:t xml:space="preserve"> save and</w:t>
-      </w:r>
-      <w:r>
-        <w:rPr>
+        <w:t>Eli</w:t>
+      </w:r>
+      <w:r>
+        <w:rPr>
+          <w:rFonts w:cs="Arial"/>
+          <w:szCs w:val="24"/>
           <w:shd w:val="clear" w:color="auto" w:fill="FFFFFF"/>
         </w:rPr>
-        <w:t xml:space="preserve"> exit option</w:t>
-      </w:r>
-      <w:bookmarkEnd w:id="33"/>
-    </w:p>
-    <w:p>
-      <w:pPr>
+        <w:t xml:space="preserve">f choice == </w:t>
+      </w:r>
+      <w:r>
         <w:rPr>
           <w:rFonts w:cs="Arial"/>
           <w:szCs w:val="24"/>
           <w:shd w:val="clear" w:color="auto" w:fill="FFFFFF"/>
         </w:rPr>
-      </w:pPr>
-    </w:p>
-    <w:p>
-      <w:pPr>
+        <w:t>7</w:t>
+      </w:r>
+      <w:r>
         <w:rPr>
           <w:rFonts w:cs="Arial"/>
           <w:szCs w:val="24"/>
           <w:shd w:val="clear" w:color="auto" w:fill="FFFFFF"/>
         </w:rPr>
-      </w:pPr>
+        <w:t xml:space="preserve">’, Made by </w:t>
+      </w:r>
       <w:r>
         <w:rPr>
           <w:rFonts w:cs="Arial"/>
           <w:szCs w:val="24"/>
           <w:shd w:val="clear" w:color="auto" w:fill="FFFFFF"/>
         </w:rPr>
-        <w:t>Test table for ‘</w:t>
-      </w:r>
-      <w:r>
-        <w:rPr>
-          <w:rFonts w:cs="Arial"/>
-          <w:szCs w:val="24"/>
-          <w:shd w:val="clear" w:color="auto" w:fill="FFFFFF"/>
-        </w:rPr>
-        <w:t>Eli</w:t>
-      </w:r>
-      <w:r>
-        <w:rPr>
-          <w:rFonts w:cs="Arial"/>
-          <w:szCs w:val="24"/>
-          <w:shd w:val="clear" w:color="auto" w:fill="FFFFFF"/>
-        </w:rPr>
-        <w:t xml:space="preserve">f choice == </w:t>
-      </w:r>
-      <w:r>
-        <w:rPr>
-          <w:rFonts w:cs="Arial"/>
-          <w:szCs w:val="24"/>
-          <w:shd w:val="clear" w:color="auto" w:fill="FFFFFF"/>
-        </w:rPr>
-        <w:t>9</w:t>
-      </w:r>
-      <w:r>
-        <w:rPr>
-          <w:rFonts w:cs="Arial"/>
-          <w:szCs w:val="24"/>
-          <w:shd w:val="clear" w:color="auto" w:fill="FFFFFF"/>
-        </w:rPr>
-        <w:t>’, Made by Daniel Caveney</w:t>
+        <w:t>Aaron Rielly</w:t>
       </w:r>
     </w:p>
     <w:tbl>
@@ -12831,15 +11128,7 @@
               <w:jc w:val="center"/>
             </w:pPr>
             <w:r>
-              <w:t>Exiting the program</w:t>
-            </w:r>
-          </w:p>
-          <w:p>
-            <w:pPr>
-              <w:jc w:val="center"/>
-            </w:pPr>
-            <w:r>
-              <w:t>(before update)</w:t>
+              <w:t>Selecting the item to be edited</w:t>
             </w:r>
           </w:p>
         </w:tc>
@@ -12874,21 +11163,42 @@
                 <w:sz w:val="22"/>
                 <w:szCs w:val="22"/>
               </w:rPr>
-              <w:t xml:space="preserve">When the user has chosen </w:t>
+              <w:t xml:space="preserve">When the user has </w:t>
             </w:r>
             <w:r>
               <w:rPr>
                 <w:sz w:val="22"/>
                 <w:szCs w:val="22"/>
               </w:rPr>
-              <w:t>choice 9, they will be given two prints and then the program will end</w:t>
+              <w:t xml:space="preserve">chosen option 1 and </w:t>
             </w:r>
             <w:r>
               <w:rPr>
                 <w:sz w:val="22"/>
                 <w:szCs w:val="22"/>
               </w:rPr>
-              <w:t>.</w:t>
+              <w:t>entered ‘1’, a prompt will appear to</w:t>
+            </w:r>
+            <w:r>
+              <w:rPr>
+                <w:sz w:val="22"/>
+                <w:szCs w:val="22"/>
+              </w:rPr>
+              <w:t xml:space="preserve"> allow the user to</w:t>
+            </w:r>
+            <w:r>
+              <w:rPr>
+                <w:sz w:val="22"/>
+                <w:szCs w:val="22"/>
+              </w:rPr>
+              <w:t xml:space="preserve"> start editing </w:t>
+            </w:r>
+            <w:r>
+              <w:rPr>
+                <w:sz w:val="22"/>
+                <w:szCs w:val="22"/>
+              </w:rPr>
+              <w:t>item 1 (air freshener)</w:t>
             </w:r>
           </w:p>
         </w:tc>
@@ -12953,15 +11263,7 @@
               <w:jc w:val="center"/>
             </w:pPr>
             <w:r>
-              <w:t>Exiting the program</w:t>
-            </w:r>
-          </w:p>
-          <w:p>
-            <w:pPr>
-              <w:jc w:val="center"/>
-            </w:pPr>
-            <w:r>
-              <w:t>(before update)</w:t>
+              <w:t>Selecting the item to be edited</w:t>
             </w:r>
           </w:p>
         </w:tc>
@@ -12996,14 +11298,7 @@
                 <w:sz w:val="22"/>
                 <w:szCs w:val="22"/>
               </w:rPr>
-              <w:t xml:space="preserve">When the user has chosen </w:t>
-            </w:r>
-            <w:r>
-              <w:rPr>
-                <w:sz w:val="22"/>
-                <w:szCs w:val="22"/>
-              </w:rPr>
-              <w:t>choice 9, inputting nine in a string format won’t register</w:t>
+              <w:t>When the user has chosen option 1 and entered ‘6’, a prompt will appear asking them to enter a different number inside the bounds of the dictionary.</w:t>
             </w:r>
           </w:p>
         </w:tc>
@@ -13068,15 +11363,7 @@
               <w:jc w:val="center"/>
             </w:pPr>
             <w:r>
-              <w:t>Exiting the program</w:t>
-            </w:r>
-          </w:p>
-          <w:p>
-            <w:pPr>
-              <w:jc w:val="center"/>
-            </w:pPr>
-            <w:r>
-              <w:t>(before update)</w:t>
+              <w:t>Selecting the item to be edited</w:t>
             </w:r>
           </w:p>
         </w:tc>
@@ -13111,72 +11398,7 @@
                 <w:sz w:val="22"/>
                 <w:szCs w:val="22"/>
               </w:rPr>
-              <w:t>Inputting ‘</w:t>
-            </w:r>
-            <w:r>
-              <w:rPr>
-                <w:sz w:val="22"/>
-                <w:szCs w:val="22"/>
-              </w:rPr>
-              <w:t>9</w:t>
-            </w:r>
-            <w:r>
-              <w:rPr>
-                <w:sz w:val="22"/>
-                <w:szCs w:val="22"/>
-              </w:rPr>
-              <w:t xml:space="preserve">’ </w:t>
-            </w:r>
-            <w:r>
-              <w:rPr>
-                <w:sz w:val="22"/>
-                <w:szCs w:val="22"/>
-              </w:rPr>
-              <w:t>with a space before and or after will result in the program passing the response as</w:t>
-            </w:r>
-            <w:r>
-              <w:rPr>
-                <w:sz w:val="22"/>
-                <w:szCs w:val="22"/>
-              </w:rPr>
-              <w:t xml:space="preserve"> </w:t>
-            </w:r>
-            <w:proofErr w:type="gramStart"/>
-            <w:r>
-              <w:rPr>
-                <w:sz w:val="22"/>
-                <w:szCs w:val="22"/>
-              </w:rPr>
-              <w:t>the .</w:t>
-            </w:r>
-            <w:r>
-              <w:rPr>
-                <w:sz w:val="22"/>
-                <w:szCs w:val="22"/>
-              </w:rPr>
-              <w:t>strip</w:t>
-            </w:r>
-            <w:proofErr w:type="gramEnd"/>
-            <w:r>
-              <w:rPr>
-                <w:sz w:val="22"/>
-                <w:szCs w:val="22"/>
-              </w:rPr>
-              <w:t>() function</w:t>
-            </w:r>
-            <w:r>
-              <w:rPr>
-                <w:sz w:val="22"/>
-                <w:szCs w:val="22"/>
-              </w:rPr>
-              <w:t xml:space="preserve"> has been applied</w:t>
-            </w:r>
-            <w:r>
-              <w:rPr>
-                <w:sz w:val="22"/>
-                <w:szCs w:val="22"/>
-              </w:rPr>
-              <w:t>.</w:t>
+              <w:t>When the user has chosen option 1 and entered ‘one’, a prompt will appear asking them to enter a different number inside the bounds of the dictionary.</w:t>
             </w:r>
           </w:p>
         </w:tc>
@@ -13213,7 +11435,6 @@
               <w:jc w:val="center"/>
             </w:pPr>
             <w:r>
-              <w:lastRenderedPageBreak/>
               <w:t>4</w:t>
             </w:r>
           </w:p>
@@ -13228,7 +11449,13 @@
               <w:jc w:val="center"/>
             </w:pPr>
             <w:r>
-              <w:t>Exiting the program</w:t>
+              <w:t xml:space="preserve">Editing the </w:t>
+            </w:r>
+            <w:r>
+              <w:t>n</w:t>
+            </w:r>
+            <w:r>
+              <w:t>ame</w:t>
             </w:r>
           </w:p>
         </w:tc>
@@ -13263,30 +11490,14 @@
                 <w:sz w:val="22"/>
                 <w:szCs w:val="22"/>
               </w:rPr>
-              <w:t xml:space="preserve">When exiting the program, when </w:t>
-            </w:r>
-            <w:proofErr w:type="gramStart"/>
+              <w:t>When the user has entered a new input, the name has been updated</w:t>
+            </w:r>
             <w:r>
               <w:rPr>
                 <w:sz w:val="22"/>
                 <w:szCs w:val="22"/>
               </w:rPr>
-              <w:t xml:space="preserve">asked </w:t>
-            </w:r>
-            <w:r>
-              <w:rPr>
-                <w:sz w:val="22"/>
-                <w:szCs w:val="22"/>
-              </w:rPr>
-              <w:t xml:space="preserve"> about</w:t>
-            </w:r>
-            <w:proofErr w:type="gramEnd"/>
-            <w:r>
-              <w:rPr>
-                <w:sz w:val="22"/>
-                <w:szCs w:val="22"/>
-              </w:rPr>
-              <w:t xml:space="preserve"> saving, pressing ‘y’ for both choices will result in the program saving and the user exiting. </w:t>
+              <w:t xml:space="preserve"> and has moved onto editing the cost of the item.</w:t>
             </w:r>
           </w:p>
         </w:tc>
@@ -13337,7 +11548,7 @@
               <w:jc w:val="center"/>
             </w:pPr>
             <w:r>
-              <w:t>Not exiting the program</w:t>
+              <w:t xml:space="preserve">Editing the name </w:t>
             </w:r>
           </w:p>
         </w:tc>
@@ -13372,37 +11583,14 @@
                 <w:sz w:val="22"/>
                 <w:szCs w:val="22"/>
               </w:rPr>
-              <w:t xml:space="preserve">When exiting the program, when </w:t>
-            </w:r>
-            <w:proofErr w:type="gramStart"/>
+              <w:t xml:space="preserve">When the user has pressed the enter key the name remains unchanged and </w:t>
+            </w:r>
             <w:r>
               <w:rPr>
                 <w:sz w:val="22"/>
                 <w:szCs w:val="22"/>
               </w:rPr>
-              <w:t>asked  about</w:t>
-            </w:r>
-            <w:proofErr w:type="gramEnd"/>
-            <w:r>
-              <w:rPr>
-                <w:sz w:val="22"/>
-                <w:szCs w:val="22"/>
-              </w:rPr>
-              <w:t xml:space="preserve"> saving, pressing ‘y’ for the first choice and ‘n’ for exiting will result in the program saving and the user</w:t>
-            </w:r>
-            <w:r>
-              <w:rPr>
-                <w:sz w:val="22"/>
-                <w:szCs w:val="22"/>
-              </w:rPr>
-              <w:t xml:space="preserve"> not</w:t>
-            </w:r>
-            <w:r>
-              <w:rPr>
-                <w:sz w:val="22"/>
-                <w:szCs w:val="22"/>
-              </w:rPr>
-              <w:t xml:space="preserve"> exiting.</w:t>
+              <w:t>moves onto editing the cost of the item.</w:t>
             </w:r>
           </w:p>
         </w:tc>
@@ -13453,7 +11641,13 @@
               <w:jc w:val="center"/>
             </w:pPr>
             <w:r>
-              <w:t>Exiting the program</w:t>
+              <w:t>Editing</w:t>
+            </w:r>
+            <w:r>
+              <w:t xml:space="preserve"> the </w:t>
+            </w:r>
+            <w:r>
+              <w:t>cost</w:t>
             </w:r>
           </w:p>
         </w:tc>
@@ -13488,23 +11682,21 @@
                 <w:sz w:val="22"/>
                 <w:szCs w:val="22"/>
               </w:rPr>
-              <w:t xml:space="preserve">When exiting the program, when </w:t>
-            </w:r>
-            <w:proofErr w:type="gramStart"/>
+              <w:t xml:space="preserve">When the user has entered ‘2’, the price will update to 2 and move onto </w:t>
+            </w:r>
             <w:r>
               <w:rPr>
                 <w:sz w:val="22"/>
                 <w:szCs w:val="22"/>
               </w:rPr>
-              <w:t>asked  about</w:t>
-            </w:r>
-            <w:proofErr w:type="gramEnd"/>
+              <w:t>updating stock value</w:t>
+            </w:r>
             <w:r>
               <w:rPr>
                 <w:sz w:val="22"/>
                 <w:szCs w:val="22"/>
               </w:rPr>
-              <w:t xml:space="preserve"> saving, pressing ‘n’ for the first choice and ‘y’ for exiting will result in the program not saving and the user exiting.</w:t>
+              <w:t>.</w:t>
             </w:r>
           </w:p>
         </w:tc>
@@ -13555,7 +11747,7 @@
               <w:jc w:val="center"/>
             </w:pPr>
             <w:r>
-              <w:t>Not exiting the program</w:t>
+              <w:t>Editing the cost</w:t>
             </w:r>
           </w:p>
         </w:tc>
@@ -13569,7 +11761,7 @@
               <w:jc w:val="center"/>
             </w:pPr>
             <w:r>
-              <w:t>Normal</w:t>
+              <w:t>Erroneous</w:t>
             </w:r>
           </w:p>
         </w:tc>
@@ -13590,23 +11782,14 @@
                 <w:sz w:val="22"/>
                 <w:szCs w:val="22"/>
               </w:rPr>
-              <w:t xml:space="preserve">When exiting the program, when </w:t>
-            </w:r>
-            <w:proofErr w:type="gramStart"/>
+              <w:t xml:space="preserve">When the user has entered ‘two’, a prompt will appear for the user to enter </w:t>
+            </w:r>
             <w:r>
               <w:rPr>
                 <w:sz w:val="22"/>
                 <w:szCs w:val="22"/>
               </w:rPr>
-              <w:t>asked  about</w:t>
-            </w:r>
-            <w:proofErr w:type="gramEnd"/>
-            <w:r>
-              <w:rPr>
-                <w:sz w:val="22"/>
-                <w:szCs w:val="22"/>
-              </w:rPr>
-              <w:t xml:space="preserve"> saving, pressing ‘n’ for both choices will result in the program not saving and the user not exiting.</w:t>
+              <w:t>again and for the user to enter a number.</w:t>
             </w:r>
           </w:p>
         </w:tc>
@@ -13657,7 +11840,7 @@
               <w:jc w:val="center"/>
             </w:pPr>
             <w:r>
-              <w:t>Exiting/Not exiting the program</w:t>
+              <w:t>Editing the cost</w:t>
             </w:r>
           </w:p>
         </w:tc>
@@ -13671,7 +11854,7 @@
               <w:jc w:val="center"/>
             </w:pPr>
             <w:r>
-              <w:t>Erroneous</w:t>
+              <w:t>Normal</w:t>
             </w:r>
           </w:p>
         </w:tc>
@@ -13692,37 +11875,21 @@
                 <w:sz w:val="22"/>
                 <w:szCs w:val="22"/>
               </w:rPr>
-              <w:t>When exiting the program, when asked about saving,</w:t>
+              <w:t xml:space="preserve">When the user has pressed the enter key the name remains unchanged and moves onto editing the </w:t>
             </w:r>
             <w:r>
               <w:rPr>
                 <w:sz w:val="22"/>
                 <w:szCs w:val="22"/>
               </w:rPr>
-              <w:t xml:space="preserve"> entering anything else other than ‘y’ and ‘n’ will result in an error and they will be forced back to the start of the program, where they </w:t>
-            </w:r>
-            <w:proofErr w:type="gramStart"/>
+              <w:t>stock</w:t>
+            </w:r>
             <w:r>
               <w:rPr>
                 <w:sz w:val="22"/>
                 <w:szCs w:val="22"/>
               </w:rPr>
-              <w:t>have to</w:t>
-            </w:r>
-            <w:proofErr w:type="gramEnd"/>
-            <w:r>
-              <w:rPr>
-                <w:sz w:val="22"/>
-                <w:szCs w:val="22"/>
-              </w:rPr>
-              <w:t xml:space="preserve"> re-enter </w:t>
-            </w:r>
-            <w:r>
-              <w:rPr>
-                <w:sz w:val="22"/>
-                <w:szCs w:val="22"/>
-              </w:rPr>
-              <w:t>what they want to happen.</w:t>
+              <w:t>.</w:t>
             </w:r>
           </w:p>
         </w:tc>
@@ -13748,6 +11915,1157 @@
           </w:p>
         </w:tc>
       </w:tr>
+      <w:tr>
+        <w:tc>
+          <w:tcPr>
+            <w:tcW w:w="2402" w:type="dxa"/>
+            <w:shd w:val="clear" w:color="auto" w:fill="EEECE1" w:themeFill="background2"/>
+          </w:tcPr>
+          <w:p>
+            <w:pPr>
+              <w:jc w:val="center"/>
+            </w:pPr>
+            <w:r>
+              <w:t>9</w:t>
+            </w:r>
+          </w:p>
+        </w:tc>
+        <w:tc>
+          <w:tcPr>
+            <w:tcW w:w="2300" w:type="dxa"/>
+            <w:shd w:val="clear" w:color="auto" w:fill="EEECE1" w:themeFill="background2"/>
+          </w:tcPr>
+          <w:p>
+            <w:pPr>
+              <w:jc w:val="center"/>
+            </w:pPr>
+            <w:r>
+              <w:t>Editing the stock</w:t>
+            </w:r>
+          </w:p>
+        </w:tc>
+        <w:tc>
+          <w:tcPr>
+            <w:tcW w:w="1576" w:type="dxa"/>
+            <w:shd w:val="clear" w:color="auto" w:fill="EEECE1" w:themeFill="background2"/>
+          </w:tcPr>
+          <w:p>
+            <w:pPr>
+              <w:jc w:val="center"/>
+            </w:pPr>
+            <w:r>
+              <w:t>Normal</w:t>
+            </w:r>
+          </w:p>
+        </w:tc>
+        <w:tc>
+          <w:tcPr>
+            <w:tcW w:w="2977" w:type="dxa"/>
+            <w:shd w:val="clear" w:color="auto" w:fill="EEECE1" w:themeFill="background2"/>
+          </w:tcPr>
+          <w:p>
+            <w:pPr>
+              <w:rPr>
+                <w:sz w:val="22"/>
+                <w:szCs w:val="22"/>
+              </w:rPr>
+            </w:pPr>
+            <w:r>
+              <w:rPr>
+                <w:sz w:val="22"/>
+                <w:szCs w:val="22"/>
+              </w:rPr>
+              <w:t>When the user has entered ‘50’, the stock will update to 50 and move onto updating the quantity per unit.</w:t>
+            </w:r>
+          </w:p>
+        </w:tc>
+        <w:tc>
+          <w:tcPr>
+            <w:tcW w:w="2963" w:type="dxa"/>
+            <w:shd w:val="clear" w:color="auto" w:fill="EEECE1" w:themeFill="background2"/>
+          </w:tcPr>
+          <w:p>
+            <w:pPr>
+              <w:rPr>
+                <w:sz w:val="22"/>
+                <w:szCs w:val="22"/>
+              </w:rPr>
+            </w:pPr>
+            <w:r>
+              <w:rPr>
+                <w:sz w:val="22"/>
+                <w:szCs w:val="22"/>
+              </w:rPr>
+              <w:t>The expected result occurred (PASS)</w:t>
+            </w:r>
+          </w:p>
+        </w:tc>
+      </w:tr>
+      <w:tr>
+        <w:tc>
+          <w:tcPr>
+            <w:tcW w:w="2402" w:type="dxa"/>
+            <w:shd w:val="clear" w:color="auto" w:fill="EEECE1" w:themeFill="background2"/>
+          </w:tcPr>
+          <w:p>
+            <w:pPr>
+              <w:jc w:val="center"/>
+            </w:pPr>
+            <w:r>
+              <w:lastRenderedPageBreak/>
+              <w:t>10</w:t>
+            </w:r>
+          </w:p>
+        </w:tc>
+        <w:tc>
+          <w:tcPr>
+            <w:tcW w:w="2300" w:type="dxa"/>
+            <w:shd w:val="clear" w:color="auto" w:fill="EEECE1" w:themeFill="background2"/>
+          </w:tcPr>
+          <w:p>
+            <w:pPr>
+              <w:jc w:val="center"/>
+            </w:pPr>
+            <w:r>
+              <w:t>Editing the stock</w:t>
+            </w:r>
+          </w:p>
+        </w:tc>
+        <w:tc>
+          <w:tcPr>
+            <w:tcW w:w="1576" w:type="dxa"/>
+            <w:shd w:val="clear" w:color="auto" w:fill="EEECE1" w:themeFill="background2"/>
+          </w:tcPr>
+          <w:p>
+            <w:pPr>
+              <w:jc w:val="center"/>
+            </w:pPr>
+            <w:r>
+              <w:t>Erroneous</w:t>
+            </w:r>
+          </w:p>
+        </w:tc>
+        <w:tc>
+          <w:tcPr>
+            <w:tcW w:w="2977" w:type="dxa"/>
+            <w:shd w:val="clear" w:color="auto" w:fill="EEECE1" w:themeFill="background2"/>
+          </w:tcPr>
+          <w:p>
+            <w:pPr>
+              <w:rPr>
+                <w:sz w:val="22"/>
+                <w:szCs w:val="22"/>
+              </w:rPr>
+            </w:pPr>
+            <w:r>
+              <w:rPr>
+                <w:sz w:val="22"/>
+                <w:szCs w:val="22"/>
+              </w:rPr>
+              <w:t>When the user has entered ‘fifty’, a prompt will appear for the user to enter again and for the user to enter a number.</w:t>
+            </w:r>
+          </w:p>
+        </w:tc>
+        <w:tc>
+          <w:tcPr>
+            <w:tcW w:w="2963" w:type="dxa"/>
+            <w:shd w:val="clear" w:color="auto" w:fill="EEECE1" w:themeFill="background2"/>
+          </w:tcPr>
+          <w:p>
+            <w:pPr>
+              <w:rPr>
+                <w:sz w:val="22"/>
+                <w:szCs w:val="22"/>
+              </w:rPr>
+            </w:pPr>
+            <w:r>
+              <w:rPr>
+                <w:sz w:val="22"/>
+                <w:szCs w:val="22"/>
+              </w:rPr>
+              <w:t>The expected result occurred (PASS)</w:t>
+            </w:r>
+          </w:p>
+        </w:tc>
+      </w:tr>
+      <w:tr>
+        <w:tc>
+          <w:tcPr>
+            <w:tcW w:w="2402" w:type="dxa"/>
+            <w:shd w:val="clear" w:color="auto" w:fill="EEECE1" w:themeFill="background2"/>
+          </w:tcPr>
+          <w:p>
+            <w:pPr>
+              <w:jc w:val="center"/>
+            </w:pPr>
+            <w:r>
+              <w:t>11</w:t>
+            </w:r>
+          </w:p>
+        </w:tc>
+        <w:tc>
+          <w:tcPr>
+            <w:tcW w:w="2300" w:type="dxa"/>
+            <w:shd w:val="clear" w:color="auto" w:fill="EEECE1" w:themeFill="background2"/>
+          </w:tcPr>
+          <w:p>
+            <w:pPr>
+              <w:jc w:val="center"/>
+            </w:pPr>
+            <w:r>
+              <w:t>Editing the stock</w:t>
+            </w:r>
+          </w:p>
+        </w:tc>
+        <w:tc>
+          <w:tcPr>
+            <w:tcW w:w="1576" w:type="dxa"/>
+            <w:shd w:val="clear" w:color="auto" w:fill="EEECE1" w:themeFill="background2"/>
+          </w:tcPr>
+          <w:p>
+            <w:pPr>
+              <w:jc w:val="center"/>
+            </w:pPr>
+            <w:r>
+              <w:t>Normal</w:t>
+            </w:r>
+          </w:p>
+        </w:tc>
+        <w:tc>
+          <w:tcPr>
+            <w:tcW w:w="2977" w:type="dxa"/>
+            <w:shd w:val="clear" w:color="auto" w:fill="EEECE1" w:themeFill="background2"/>
+          </w:tcPr>
+          <w:p>
+            <w:pPr>
+              <w:rPr>
+                <w:sz w:val="22"/>
+                <w:szCs w:val="22"/>
+              </w:rPr>
+            </w:pPr>
+            <w:r>
+              <w:rPr>
+                <w:sz w:val="22"/>
+                <w:szCs w:val="22"/>
+              </w:rPr>
+              <w:t>When the user has pressed the enter key the name remains unchanged and moves onto editing quantity per unit.</w:t>
+            </w:r>
+          </w:p>
+        </w:tc>
+        <w:tc>
+          <w:tcPr>
+            <w:tcW w:w="2963" w:type="dxa"/>
+            <w:shd w:val="clear" w:color="auto" w:fill="EEECE1" w:themeFill="background2"/>
+          </w:tcPr>
+          <w:p>
+            <w:pPr>
+              <w:rPr>
+                <w:sz w:val="22"/>
+                <w:szCs w:val="22"/>
+              </w:rPr>
+            </w:pPr>
+            <w:r>
+              <w:rPr>
+                <w:sz w:val="22"/>
+                <w:szCs w:val="22"/>
+              </w:rPr>
+              <w:t>The expected result occurred (PASS)</w:t>
+            </w:r>
+          </w:p>
+        </w:tc>
+      </w:tr>
+      <w:tr>
+        <w:tc>
+          <w:tcPr>
+            <w:tcW w:w="2402" w:type="dxa"/>
+            <w:shd w:val="clear" w:color="auto" w:fill="EEECE1" w:themeFill="background2"/>
+          </w:tcPr>
+          <w:p>
+            <w:pPr>
+              <w:jc w:val="center"/>
+            </w:pPr>
+            <w:r>
+              <w:t>12</w:t>
+            </w:r>
+          </w:p>
+        </w:tc>
+        <w:tc>
+          <w:tcPr>
+            <w:tcW w:w="2300" w:type="dxa"/>
+            <w:shd w:val="clear" w:color="auto" w:fill="EEECE1" w:themeFill="background2"/>
+          </w:tcPr>
+          <w:p>
+            <w:pPr>
+              <w:jc w:val="center"/>
+            </w:pPr>
+            <w:r>
+              <w:t>Editing the quantity per unit</w:t>
+            </w:r>
+          </w:p>
+        </w:tc>
+        <w:tc>
+          <w:tcPr>
+            <w:tcW w:w="1576" w:type="dxa"/>
+            <w:shd w:val="clear" w:color="auto" w:fill="EEECE1" w:themeFill="background2"/>
+          </w:tcPr>
+          <w:p>
+            <w:pPr>
+              <w:jc w:val="center"/>
+            </w:pPr>
+            <w:r>
+              <w:t>Normal</w:t>
+            </w:r>
+          </w:p>
+        </w:tc>
+        <w:tc>
+          <w:tcPr>
+            <w:tcW w:w="2977" w:type="dxa"/>
+            <w:shd w:val="clear" w:color="auto" w:fill="EEECE1" w:themeFill="background2"/>
+          </w:tcPr>
+          <w:p>
+            <w:pPr>
+              <w:rPr>
+                <w:sz w:val="22"/>
+                <w:szCs w:val="22"/>
+              </w:rPr>
+            </w:pPr>
+            <w:r>
+              <w:rPr>
+                <w:sz w:val="22"/>
+                <w:szCs w:val="22"/>
+              </w:rPr>
+              <w:t>When the user has entered ‘</w:t>
+            </w:r>
+            <w:r>
+              <w:rPr>
+                <w:sz w:val="22"/>
+                <w:szCs w:val="22"/>
+              </w:rPr>
+              <w:t>4</w:t>
+            </w:r>
+            <w:r>
+              <w:rPr>
+                <w:sz w:val="22"/>
+                <w:szCs w:val="22"/>
+              </w:rPr>
+              <w:t xml:space="preserve">’, the stock will update to </w:t>
+            </w:r>
+            <w:r>
+              <w:rPr>
+                <w:sz w:val="22"/>
+                <w:szCs w:val="22"/>
+              </w:rPr>
+              <w:t>4</w:t>
+            </w:r>
+            <w:r>
+              <w:rPr>
+                <w:sz w:val="22"/>
+                <w:szCs w:val="22"/>
+              </w:rPr>
+              <w:t xml:space="preserve"> and move onto updating the </w:t>
+            </w:r>
+            <w:r>
+              <w:rPr>
+                <w:sz w:val="22"/>
+                <w:szCs w:val="22"/>
+              </w:rPr>
+              <w:t>product code</w:t>
+            </w:r>
+            <w:r>
+              <w:rPr>
+                <w:sz w:val="22"/>
+                <w:szCs w:val="22"/>
+              </w:rPr>
+              <w:t>.</w:t>
+            </w:r>
+          </w:p>
+        </w:tc>
+        <w:tc>
+          <w:tcPr>
+            <w:tcW w:w="2963" w:type="dxa"/>
+            <w:shd w:val="clear" w:color="auto" w:fill="EEECE1" w:themeFill="background2"/>
+          </w:tcPr>
+          <w:p>
+            <w:pPr>
+              <w:rPr>
+                <w:sz w:val="22"/>
+                <w:szCs w:val="22"/>
+              </w:rPr>
+            </w:pPr>
+            <w:r>
+              <w:rPr>
+                <w:sz w:val="22"/>
+                <w:szCs w:val="22"/>
+              </w:rPr>
+              <w:t>The expected result occurred (PASS)</w:t>
+            </w:r>
+          </w:p>
+        </w:tc>
+      </w:tr>
+      <w:tr>
+        <w:tc>
+          <w:tcPr>
+            <w:tcW w:w="2402" w:type="dxa"/>
+            <w:shd w:val="clear" w:color="auto" w:fill="EEECE1" w:themeFill="background2"/>
+          </w:tcPr>
+          <w:p>
+            <w:pPr>
+              <w:jc w:val="center"/>
+            </w:pPr>
+            <w:r>
+              <w:t>13</w:t>
+            </w:r>
+          </w:p>
+        </w:tc>
+        <w:tc>
+          <w:tcPr>
+            <w:tcW w:w="2300" w:type="dxa"/>
+            <w:shd w:val="clear" w:color="auto" w:fill="EEECE1" w:themeFill="background2"/>
+          </w:tcPr>
+          <w:p>
+            <w:pPr>
+              <w:jc w:val="center"/>
+            </w:pPr>
+            <w:r>
+              <w:t>Editing the quantity per unit</w:t>
+            </w:r>
+          </w:p>
+        </w:tc>
+        <w:tc>
+          <w:tcPr>
+            <w:tcW w:w="1576" w:type="dxa"/>
+            <w:shd w:val="clear" w:color="auto" w:fill="EEECE1" w:themeFill="background2"/>
+          </w:tcPr>
+          <w:p>
+            <w:pPr>
+              <w:jc w:val="center"/>
+            </w:pPr>
+            <w:r>
+              <w:t>Erroneous</w:t>
+            </w:r>
+          </w:p>
+        </w:tc>
+        <w:tc>
+          <w:tcPr>
+            <w:tcW w:w="2977" w:type="dxa"/>
+            <w:shd w:val="clear" w:color="auto" w:fill="EEECE1" w:themeFill="background2"/>
+          </w:tcPr>
+          <w:p>
+            <w:pPr>
+              <w:rPr>
+                <w:sz w:val="22"/>
+                <w:szCs w:val="22"/>
+              </w:rPr>
+            </w:pPr>
+            <w:r>
+              <w:rPr>
+                <w:sz w:val="22"/>
+                <w:szCs w:val="22"/>
+              </w:rPr>
+              <w:t>When the user has entered ‘f</w:t>
+            </w:r>
+            <w:r>
+              <w:rPr>
+                <w:sz w:val="22"/>
+                <w:szCs w:val="22"/>
+              </w:rPr>
+              <w:t>our</w:t>
+            </w:r>
+            <w:r>
+              <w:rPr>
+                <w:sz w:val="22"/>
+                <w:szCs w:val="22"/>
+              </w:rPr>
+              <w:t>’, a prompt will appear for the user to enter again and for the user to enter a number.</w:t>
+            </w:r>
+          </w:p>
+        </w:tc>
+        <w:tc>
+          <w:tcPr>
+            <w:tcW w:w="2963" w:type="dxa"/>
+            <w:shd w:val="clear" w:color="auto" w:fill="EEECE1" w:themeFill="background2"/>
+          </w:tcPr>
+          <w:p>
+            <w:pPr>
+              <w:rPr>
+                <w:sz w:val="22"/>
+                <w:szCs w:val="22"/>
+              </w:rPr>
+            </w:pPr>
+            <w:r>
+              <w:rPr>
+                <w:sz w:val="22"/>
+                <w:szCs w:val="22"/>
+              </w:rPr>
+              <w:t>The expected result occurred (PASS)</w:t>
+            </w:r>
+          </w:p>
+        </w:tc>
+      </w:tr>
+      <w:tr>
+        <w:tc>
+          <w:tcPr>
+            <w:tcW w:w="2402" w:type="dxa"/>
+            <w:shd w:val="clear" w:color="auto" w:fill="EEECE1" w:themeFill="background2"/>
+          </w:tcPr>
+          <w:p>
+            <w:pPr>
+              <w:jc w:val="center"/>
+            </w:pPr>
+            <w:r>
+              <w:t>14</w:t>
+            </w:r>
+          </w:p>
+        </w:tc>
+        <w:tc>
+          <w:tcPr>
+            <w:tcW w:w="2300" w:type="dxa"/>
+            <w:shd w:val="clear" w:color="auto" w:fill="EEECE1" w:themeFill="background2"/>
+          </w:tcPr>
+          <w:p>
+            <w:pPr>
+              <w:jc w:val="center"/>
+            </w:pPr>
+            <w:r>
+              <w:t>Editing the quantity per unit</w:t>
+            </w:r>
+          </w:p>
+        </w:tc>
+        <w:tc>
+          <w:tcPr>
+            <w:tcW w:w="1576" w:type="dxa"/>
+            <w:shd w:val="clear" w:color="auto" w:fill="EEECE1" w:themeFill="background2"/>
+          </w:tcPr>
+          <w:p>
+            <w:pPr>
+              <w:jc w:val="center"/>
+            </w:pPr>
+            <w:r>
+              <w:t>Normal</w:t>
+            </w:r>
+          </w:p>
+        </w:tc>
+        <w:tc>
+          <w:tcPr>
+            <w:tcW w:w="2977" w:type="dxa"/>
+            <w:shd w:val="clear" w:color="auto" w:fill="EEECE1" w:themeFill="background2"/>
+          </w:tcPr>
+          <w:p>
+            <w:pPr>
+              <w:rPr>
+                <w:sz w:val="22"/>
+                <w:szCs w:val="22"/>
+              </w:rPr>
+            </w:pPr>
+            <w:r>
+              <w:rPr>
+                <w:sz w:val="22"/>
+                <w:szCs w:val="22"/>
+              </w:rPr>
+              <w:t xml:space="preserve">When the user has pressed the enter key the name remains unchanged and moves onto editing </w:t>
+            </w:r>
+            <w:r>
+              <w:rPr>
+                <w:sz w:val="22"/>
+                <w:szCs w:val="22"/>
+              </w:rPr>
+              <w:t>product code.</w:t>
+            </w:r>
+          </w:p>
+        </w:tc>
+        <w:tc>
+          <w:tcPr>
+            <w:tcW w:w="2963" w:type="dxa"/>
+            <w:shd w:val="clear" w:color="auto" w:fill="EEECE1" w:themeFill="background2"/>
+          </w:tcPr>
+          <w:p>
+            <w:pPr>
+              <w:rPr>
+                <w:sz w:val="22"/>
+                <w:szCs w:val="22"/>
+              </w:rPr>
+            </w:pPr>
+            <w:r>
+              <w:rPr>
+                <w:sz w:val="22"/>
+                <w:szCs w:val="22"/>
+              </w:rPr>
+              <w:t>The expected result occurred (PASS)</w:t>
+            </w:r>
+          </w:p>
+        </w:tc>
+      </w:tr>
+      <w:tr>
+        <w:tc>
+          <w:tcPr>
+            <w:tcW w:w="2402" w:type="dxa"/>
+            <w:shd w:val="clear" w:color="auto" w:fill="EEECE1" w:themeFill="background2"/>
+          </w:tcPr>
+          <w:p>
+            <w:pPr>
+              <w:jc w:val="center"/>
+            </w:pPr>
+            <w:r>
+              <w:t>15</w:t>
+            </w:r>
+          </w:p>
+        </w:tc>
+        <w:tc>
+          <w:tcPr>
+            <w:tcW w:w="2300" w:type="dxa"/>
+            <w:shd w:val="clear" w:color="auto" w:fill="EEECE1" w:themeFill="background2"/>
+          </w:tcPr>
+          <w:p>
+            <w:pPr>
+              <w:jc w:val="center"/>
+            </w:pPr>
+            <w:r>
+              <w:t>Editing the product code</w:t>
+            </w:r>
+          </w:p>
+        </w:tc>
+        <w:tc>
+          <w:tcPr>
+            <w:tcW w:w="1576" w:type="dxa"/>
+            <w:shd w:val="clear" w:color="auto" w:fill="EEECE1" w:themeFill="background2"/>
+          </w:tcPr>
+          <w:p>
+            <w:pPr>
+              <w:jc w:val="center"/>
+            </w:pPr>
+            <w:r>
+              <w:t>Normal</w:t>
+            </w:r>
+          </w:p>
+        </w:tc>
+        <w:tc>
+          <w:tcPr>
+            <w:tcW w:w="2977" w:type="dxa"/>
+            <w:shd w:val="clear" w:color="auto" w:fill="EEECE1" w:themeFill="background2"/>
+          </w:tcPr>
+          <w:p>
+            <w:pPr>
+              <w:rPr>
+                <w:sz w:val="22"/>
+                <w:szCs w:val="22"/>
+              </w:rPr>
+            </w:pPr>
+            <w:r>
+              <w:rPr>
+                <w:sz w:val="22"/>
+                <w:szCs w:val="22"/>
+              </w:rPr>
+              <w:t>When the user has entered a new input, the product code has been updated and has moved onto editing the sold value.</w:t>
+            </w:r>
+          </w:p>
+        </w:tc>
+        <w:tc>
+          <w:tcPr>
+            <w:tcW w:w="2963" w:type="dxa"/>
+            <w:shd w:val="clear" w:color="auto" w:fill="EEECE1" w:themeFill="background2"/>
+          </w:tcPr>
+          <w:p>
+            <w:pPr>
+              <w:rPr>
+                <w:sz w:val="22"/>
+                <w:szCs w:val="22"/>
+              </w:rPr>
+            </w:pPr>
+            <w:r>
+              <w:rPr>
+                <w:sz w:val="22"/>
+                <w:szCs w:val="22"/>
+              </w:rPr>
+              <w:t>The expected result occurred (PASS)</w:t>
+            </w:r>
+          </w:p>
+        </w:tc>
+      </w:tr>
+      <w:tr>
+        <w:tc>
+          <w:tcPr>
+            <w:tcW w:w="2402" w:type="dxa"/>
+            <w:shd w:val="clear" w:color="auto" w:fill="EEECE1" w:themeFill="background2"/>
+          </w:tcPr>
+          <w:p>
+            <w:pPr>
+              <w:jc w:val="center"/>
+            </w:pPr>
+            <w:r>
+              <w:t>16</w:t>
+            </w:r>
+          </w:p>
+        </w:tc>
+        <w:tc>
+          <w:tcPr>
+            <w:tcW w:w="2300" w:type="dxa"/>
+            <w:shd w:val="clear" w:color="auto" w:fill="EEECE1" w:themeFill="background2"/>
+          </w:tcPr>
+          <w:p>
+            <w:pPr>
+              <w:jc w:val="center"/>
+            </w:pPr>
+            <w:r>
+              <w:t>Editing the product code</w:t>
+            </w:r>
+          </w:p>
+        </w:tc>
+        <w:tc>
+          <w:tcPr>
+            <w:tcW w:w="1576" w:type="dxa"/>
+            <w:shd w:val="clear" w:color="auto" w:fill="EEECE1" w:themeFill="background2"/>
+          </w:tcPr>
+          <w:p>
+            <w:pPr>
+              <w:jc w:val="center"/>
+            </w:pPr>
+            <w:r>
+              <w:t>Normal</w:t>
+            </w:r>
+          </w:p>
+        </w:tc>
+        <w:tc>
+          <w:tcPr>
+            <w:tcW w:w="2977" w:type="dxa"/>
+            <w:shd w:val="clear" w:color="auto" w:fill="EEECE1" w:themeFill="background2"/>
+          </w:tcPr>
+          <w:p>
+            <w:pPr>
+              <w:rPr>
+                <w:sz w:val="22"/>
+                <w:szCs w:val="22"/>
+              </w:rPr>
+            </w:pPr>
+            <w:r>
+              <w:rPr>
+                <w:sz w:val="22"/>
+                <w:szCs w:val="22"/>
+              </w:rPr>
+              <w:t>When the user has pressed the enter key the name remains unchanged and moves onto editing the sold value.</w:t>
+            </w:r>
+          </w:p>
+        </w:tc>
+        <w:tc>
+          <w:tcPr>
+            <w:tcW w:w="2963" w:type="dxa"/>
+            <w:shd w:val="clear" w:color="auto" w:fill="EEECE1" w:themeFill="background2"/>
+          </w:tcPr>
+          <w:p>
+            <w:pPr>
+              <w:rPr>
+                <w:sz w:val="22"/>
+                <w:szCs w:val="22"/>
+              </w:rPr>
+            </w:pPr>
+            <w:r>
+              <w:rPr>
+                <w:sz w:val="22"/>
+                <w:szCs w:val="22"/>
+              </w:rPr>
+              <w:t>The expected result occurred (PASS)</w:t>
+            </w:r>
+          </w:p>
+        </w:tc>
+      </w:tr>
+      <w:tr>
+        <w:tc>
+          <w:tcPr>
+            <w:tcW w:w="2402" w:type="dxa"/>
+            <w:shd w:val="clear" w:color="auto" w:fill="EEECE1" w:themeFill="background2"/>
+          </w:tcPr>
+          <w:p>
+            <w:pPr>
+              <w:jc w:val="center"/>
+            </w:pPr>
+            <w:r>
+              <w:t>17</w:t>
+            </w:r>
+          </w:p>
+        </w:tc>
+        <w:tc>
+          <w:tcPr>
+            <w:tcW w:w="2300" w:type="dxa"/>
+            <w:shd w:val="clear" w:color="auto" w:fill="EEECE1" w:themeFill="background2"/>
+          </w:tcPr>
+          <w:p>
+            <w:pPr>
+              <w:jc w:val="center"/>
+            </w:pPr>
+            <w:r>
+              <w:t>Saving the settings changed.</w:t>
+            </w:r>
+          </w:p>
+        </w:tc>
+        <w:tc>
+          <w:tcPr>
+            <w:tcW w:w="1576" w:type="dxa"/>
+            <w:shd w:val="clear" w:color="auto" w:fill="EEECE1" w:themeFill="background2"/>
+          </w:tcPr>
+          <w:p>
+            <w:pPr>
+              <w:jc w:val="center"/>
+            </w:pPr>
+            <w:r>
+              <w:t>Normal</w:t>
+            </w:r>
+          </w:p>
+        </w:tc>
+        <w:tc>
+          <w:tcPr>
+            <w:tcW w:w="2977" w:type="dxa"/>
+            <w:shd w:val="clear" w:color="auto" w:fill="EEECE1" w:themeFill="background2"/>
+          </w:tcPr>
+          <w:p>
+            <w:pPr>
+              <w:rPr>
+                <w:sz w:val="22"/>
+                <w:szCs w:val="22"/>
+              </w:rPr>
+            </w:pPr>
+            <w:r>
+              <w:rPr>
+                <w:sz w:val="22"/>
+                <w:szCs w:val="22"/>
+              </w:rPr>
+              <w:t xml:space="preserve">When the user enters ‘y’ all changes are saved and the </w:t>
+            </w:r>
+            <w:proofErr w:type="spellStart"/>
+            <w:r>
+              <w:rPr>
+                <w:sz w:val="22"/>
+                <w:szCs w:val="22"/>
+              </w:rPr>
+              <w:t>elif</w:t>
+            </w:r>
+            <w:proofErr w:type="spellEnd"/>
+            <w:r>
+              <w:rPr>
+                <w:sz w:val="22"/>
+                <w:szCs w:val="22"/>
+              </w:rPr>
+              <w:t xml:space="preserve"> choice == 7 ends.</w:t>
+            </w:r>
+          </w:p>
+        </w:tc>
+        <w:tc>
+          <w:tcPr>
+            <w:tcW w:w="2963" w:type="dxa"/>
+            <w:shd w:val="clear" w:color="auto" w:fill="EEECE1" w:themeFill="background2"/>
+          </w:tcPr>
+          <w:p>
+            <w:pPr>
+              <w:rPr>
+                <w:sz w:val="22"/>
+                <w:szCs w:val="22"/>
+              </w:rPr>
+            </w:pPr>
+            <w:r>
+              <w:rPr>
+                <w:sz w:val="22"/>
+                <w:szCs w:val="22"/>
+              </w:rPr>
+              <w:t>The expected result occurred (PASS)</w:t>
+            </w:r>
+          </w:p>
+        </w:tc>
+      </w:tr>
+      <w:tr>
+        <w:tc>
+          <w:tcPr>
+            <w:tcW w:w="2402" w:type="dxa"/>
+            <w:shd w:val="clear" w:color="auto" w:fill="EEECE1" w:themeFill="background2"/>
+          </w:tcPr>
+          <w:p>
+            <w:pPr>
+              <w:jc w:val="center"/>
+            </w:pPr>
+            <w:r>
+              <w:t>18</w:t>
+            </w:r>
+          </w:p>
+        </w:tc>
+        <w:tc>
+          <w:tcPr>
+            <w:tcW w:w="2300" w:type="dxa"/>
+            <w:shd w:val="clear" w:color="auto" w:fill="EEECE1" w:themeFill="background2"/>
+          </w:tcPr>
+          <w:p>
+            <w:pPr>
+              <w:jc w:val="center"/>
+            </w:pPr>
+            <w:r>
+              <w:t>Saving the settings changed.</w:t>
+            </w:r>
+          </w:p>
+        </w:tc>
+        <w:tc>
+          <w:tcPr>
+            <w:tcW w:w="1576" w:type="dxa"/>
+            <w:shd w:val="clear" w:color="auto" w:fill="EEECE1" w:themeFill="background2"/>
+          </w:tcPr>
+          <w:p>
+            <w:pPr>
+              <w:jc w:val="center"/>
+            </w:pPr>
+            <w:r>
+              <w:t>Normal</w:t>
+            </w:r>
+          </w:p>
+        </w:tc>
+        <w:tc>
+          <w:tcPr>
+            <w:tcW w:w="2977" w:type="dxa"/>
+            <w:shd w:val="clear" w:color="auto" w:fill="EEECE1" w:themeFill="background2"/>
+          </w:tcPr>
+          <w:p>
+            <w:pPr>
+              <w:rPr>
+                <w:sz w:val="22"/>
+                <w:szCs w:val="22"/>
+              </w:rPr>
+            </w:pPr>
+            <w:r>
+              <w:rPr>
+                <w:sz w:val="22"/>
+                <w:szCs w:val="22"/>
+              </w:rPr>
+              <w:t xml:space="preserve">When the user enters ‘n’ no changes are saved and the </w:t>
+            </w:r>
+            <w:proofErr w:type="spellStart"/>
+            <w:r>
+              <w:rPr>
+                <w:sz w:val="22"/>
+                <w:szCs w:val="22"/>
+              </w:rPr>
+              <w:t>elif</w:t>
+            </w:r>
+            <w:proofErr w:type="spellEnd"/>
+            <w:r>
+              <w:rPr>
+                <w:sz w:val="22"/>
+                <w:szCs w:val="22"/>
+              </w:rPr>
+              <w:t xml:space="preserve"> choice == 7 ends.</w:t>
+            </w:r>
+          </w:p>
+        </w:tc>
+        <w:tc>
+          <w:tcPr>
+            <w:tcW w:w="2963" w:type="dxa"/>
+            <w:shd w:val="clear" w:color="auto" w:fill="EEECE1" w:themeFill="background2"/>
+          </w:tcPr>
+          <w:p>
+            <w:pPr>
+              <w:rPr>
+                <w:sz w:val="22"/>
+                <w:szCs w:val="22"/>
+              </w:rPr>
+            </w:pPr>
+            <w:r>
+              <w:rPr>
+                <w:sz w:val="22"/>
+                <w:szCs w:val="22"/>
+              </w:rPr>
+              <w:t>The expected result occurred (PASS)</w:t>
+            </w:r>
+          </w:p>
+        </w:tc>
+      </w:tr>
+      <w:tr>
+        <w:tc>
+          <w:tcPr>
+            <w:tcW w:w="2402" w:type="dxa"/>
+            <w:shd w:val="clear" w:color="auto" w:fill="EEECE1" w:themeFill="background2"/>
+          </w:tcPr>
+          <w:p>
+            <w:pPr>
+              <w:jc w:val="center"/>
+            </w:pPr>
+            <w:r>
+              <w:t>19</w:t>
+            </w:r>
+          </w:p>
+        </w:tc>
+        <w:tc>
+          <w:tcPr>
+            <w:tcW w:w="2300" w:type="dxa"/>
+            <w:shd w:val="clear" w:color="auto" w:fill="EEECE1" w:themeFill="background2"/>
+          </w:tcPr>
+          <w:p>
+            <w:pPr>
+              <w:jc w:val="center"/>
+            </w:pPr>
+            <w:r>
+              <w:t>Saving the settings changed.</w:t>
+            </w:r>
+          </w:p>
+        </w:tc>
+        <w:tc>
+          <w:tcPr>
+            <w:tcW w:w="1576" w:type="dxa"/>
+            <w:shd w:val="clear" w:color="auto" w:fill="EEECE1" w:themeFill="background2"/>
+          </w:tcPr>
+          <w:p>
+            <w:pPr>
+              <w:jc w:val="center"/>
+            </w:pPr>
+            <w:r>
+              <w:t>Erroneous</w:t>
+            </w:r>
+          </w:p>
+        </w:tc>
+        <w:tc>
+          <w:tcPr>
+            <w:tcW w:w="2977" w:type="dxa"/>
+            <w:shd w:val="clear" w:color="auto" w:fill="EEECE1" w:themeFill="background2"/>
+          </w:tcPr>
+          <w:p>
+            <w:pPr>
+              <w:rPr>
+                <w:sz w:val="22"/>
+                <w:szCs w:val="22"/>
+              </w:rPr>
+            </w:pPr>
+            <w:r>
+              <w:rPr>
+                <w:sz w:val="22"/>
+                <w:szCs w:val="22"/>
+              </w:rPr>
+              <w:t xml:space="preserve">When the user presses the enter key a prompt appears to </w:t>
+            </w:r>
+            <w:r>
+              <w:rPr>
+                <w:sz w:val="22"/>
+                <w:szCs w:val="22"/>
+              </w:rPr>
+              <w:t>either enter ‘y’ or ‘n’ again.</w:t>
+            </w:r>
+          </w:p>
+        </w:tc>
+        <w:tc>
+          <w:tcPr>
+            <w:tcW w:w="2963" w:type="dxa"/>
+            <w:shd w:val="clear" w:color="auto" w:fill="EEECE1" w:themeFill="background2"/>
+          </w:tcPr>
+          <w:p>
+            <w:pPr>
+              <w:rPr>
+                <w:sz w:val="22"/>
+                <w:szCs w:val="22"/>
+              </w:rPr>
+            </w:pPr>
+            <w:r>
+              <w:rPr>
+                <w:sz w:val="22"/>
+                <w:szCs w:val="22"/>
+              </w:rPr>
+              <w:t>The expected result did not occurr (FAIL). The code  has been adapted so that the user will now be in a loop until an acceptable response is detected.</w:t>
+            </w:r>
+          </w:p>
+        </w:tc>
+      </w:tr>
+      <w:tr>
+        <w:tc>
+          <w:tcPr>
+            <w:tcW w:w="2402" w:type="dxa"/>
+            <w:shd w:val="clear" w:color="auto" w:fill="EEECE1" w:themeFill="background2"/>
+          </w:tcPr>
+          <w:p>
+            <w:pPr>
+              <w:jc w:val="center"/>
+            </w:pPr>
+            <w:r>
+              <w:t>20</w:t>
+            </w:r>
+          </w:p>
+        </w:tc>
+        <w:tc>
+          <w:tcPr>
+            <w:tcW w:w="2300" w:type="dxa"/>
+            <w:shd w:val="clear" w:color="auto" w:fill="EEECE1" w:themeFill="background2"/>
+          </w:tcPr>
+          <w:p>
+            <w:pPr>
+              <w:jc w:val="center"/>
+            </w:pPr>
+            <w:r>
+              <w:t>Saving the settings changed.</w:t>
+            </w:r>
+          </w:p>
+        </w:tc>
+        <w:tc>
+          <w:tcPr>
+            <w:tcW w:w="1576" w:type="dxa"/>
+            <w:shd w:val="clear" w:color="auto" w:fill="EEECE1" w:themeFill="background2"/>
+          </w:tcPr>
+          <w:p>
+            <w:pPr>
+              <w:jc w:val="center"/>
+            </w:pPr>
+            <w:r>
+              <w:t>Extreme</w:t>
+            </w:r>
+          </w:p>
+        </w:tc>
+        <w:tc>
+          <w:tcPr>
+            <w:tcW w:w="2977" w:type="dxa"/>
+            <w:shd w:val="clear" w:color="auto" w:fill="EEECE1" w:themeFill="background2"/>
+          </w:tcPr>
+          <w:p>
+            <w:pPr>
+              <w:rPr>
+                <w:sz w:val="22"/>
+                <w:szCs w:val="22"/>
+              </w:rPr>
+            </w:pPr>
+            <w:r>
+              <w:rPr>
+                <w:sz w:val="22"/>
+                <w:szCs w:val="22"/>
+              </w:rPr>
+              <w:t xml:space="preserve">When the user inputs ‘Y’ instead of ‘y’ it will not result in an error and will end the </w:t>
+            </w:r>
+            <w:proofErr w:type="spellStart"/>
+            <w:r>
+              <w:rPr>
+                <w:sz w:val="22"/>
+                <w:szCs w:val="22"/>
+              </w:rPr>
+              <w:t>elif</w:t>
+            </w:r>
+            <w:proofErr w:type="spellEnd"/>
+            <w:r>
+              <w:rPr>
+                <w:sz w:val="22"/>
+                <w:szCs w:val="22"/>
+              </w:rPr>
+              <w:t xml:space="preserve"> choice == 7. </w:t>
+            </w:r>
+          </w:p>
+        </w:tc>
+        <w:tc>
+          <w:tcPr>
+            <w:tcW w:w="2963" w:type="dxa"/>
+            <w:shd w:val="clear" w:color="auto" w:fill="EEECE1" w:themeFill="background2"/>
+          </w:tcPr>
+          <w:p>
+            <w:pPr>
+              <w:rPr>
+                <w:sz w:val="22"/>
+                <w:szCs w:val="22"/>
+              </w:rPr>
+            </w:pPr>
+            <w:r>
+              <w:rPr>
+                <w:sz w:val="22"/>
+                <w:szCs w:val="22"/>
+              </w:rPr>
+              <w:t>The expected result occurred (PASS)</w:t>
+            </w:r>
+          </w:p>
+        </w:tc>
+      </w:tr>
     </w:tbl>
     <w:p>
       <w:pPr>
@@ -13757,12 +13075,1124 @@
           <w:szCs w:val="24"/>
         </w:rPr>
       </w:pPr>
-      <w:r>
+    </w:p>
+    <w:p>
+      <w:pPr>
+        <w:rPr>
+          <w:rFonts w:cs="Arial"/>
+          <w:szCs w:val="24"/>
+          <w:shd w:val="clear" w:color="auto" w:fill="FFFFFF"/>
+        </w:rPr>
+      </w:pPr>
+    </w:p>
+    <w:p>
+      <w:pPr>
+        <w:rPr>
+          <w:rFonts w:cs="Arial"/>
+          <w:szCs w:val="24"/>
+          <w:shd w:val="clear" w:color="auto" w:fill="FFFFFF"/>
+        </w:rPr>
+      </w:pPr>
+    </w:p>
+    <w:p>
+      <w:pPr>
+        <w:rPr>
+          <w:rFonts w:cs="Arial"/>
+          <w:szCs w:val="24"/>
+          <w:shd w:val="clear" w:color="auto" w:fill="FFFFFF"/>
+        </w:rPr>
+      </w:pPr>
+    </w:p>
+    <w:p>
+      <w:pPr>
+        <w:rPr>
+          <w:rFonts w:cs="Arial"/>
+          <w:szCs w:val="24"/>
+          <w:shd w:val="clear" w:color="auto" w:fill="FFFFFF"/>
+        </w:rPr>
+      </w:pPr>
+    </w:p>
+    <w:p>
+      <w:pPr>
+        <w:pStyle w:val="Heading2"/>
+      </w:pPr>
+      <w:bookmarkStart w:id="32" w:name="_Toc218544990"/>
+      <w:r>
+        <w:t>Task 8:</w:t>
+      </w:r>
+      <w:bookmarkEnd w:id="32"/>
+    </w:p>
+    <w:p/>
+    <w:p/>
+    <w:p>
+      <w:pPr>
+        <w:pStyle w:val="Heading2"/>
+        <w:rPr>
+          <w:szCs w:val="24"/>
+        </w:rPr>
+      </w:pPr>
+      <w:bookmarkStart w:id="33" w:name="_Toc218544991"/>
+      <w:r>
+        <w:rPr>
+          <w:shd w:val="clear" w:color="auto" w:fill="FFFFFF"/>
+        </w:rPr>
+        <w:t>Task</w:t>
+      </w:r>
+      <w:r>
+        <w:rPr>
+          <w:shd w:val="clear" w:color="auto" w:fill="FFFFFF"/>
+        </w:rPr>
+        <w:t xml:space="preserve"> 9</w:t>
+      </w:r>
+      <w:r>
+        <w:rPr>
+          <w:shd w:val="clear" w:color="auto" w:fill="FFFFFF"/>
+        </w:rPr>
+        <w:t>: Creating a</w:t>
+      </w:r>
+      <w:r>
+        <w:rPr>
+          <w:shd w:val="clear" w:color="auto" w:fill="FFFFFF"/>
+        </w:rPr>
+        <w:t xml:space="preserve"> save and</w:t>
+      </w:r>
+      <w:r>
+        <w:rPr>
+          <w:shd w:val="clear" w:color="auto" w:fill="FFFFFF"/>
+        </w:rPr>
+        <w:t xml:space="preserve"> exit option</w:t>
+      </w:r>
+      <w:bookmarkEnd w:id="33"/>
+    </w:p>
+    <w:p>
+      <w:pPr>
+        <w:rPr>
+          <w:rFonts w:cs="Arial"/>
+          <w:szCs w:val="24"/>
+          <w:shd w:val="clear" w:color="auto" w:fill="FFFFFF"/>
+        </w:rPr>
+      </w:pPr>
+    </w:p>
+    <w:p>
+      <w:pPr>
+        <w:rPr>
+          <w:rFonts w:cs="Arial"/>
+          <w:szCs w:val="24"/>
+          <w:shd w:val="clear" w:color="auto" w:fill="FFFFFF"/>
+        </w:rPr>
+      </w:pPr>
+      <w:r>
+        <w:rPr>
+          <w:rFonts w:cs="Arial"/>
+          <w:szCs w:val="24"/>
+          <w:shd w:val="clear" w:color="auto" w:fill="FFFFFF"/>
+        </w:rPr>
+        <w:t>Test table for ‘</w:t>
+      </w:r>
+      <w:r>
+        <w:rPr>
+          <w:rFonts w:cs="Arial"/>
+          <w:szCs w:val="24"/>
+          <w:shd w:val="clear" w:color="auto" w:fill="FFFFFF"/>
+        </w:rPr>
+        <w:t>Eli</w:t>
+      </w:r>
+      <w:r>
+        <w:rPr>
+          <w:rFonts w:cs="Arial"/>
+          <w:szCs w:val="24"/>
+          <w:shd w:val="clear" w:color="auto" w:fill="FFFFFF"/>
+        </w:rPr>
+        <w:t xml:space="preserve">f choice == </w:t>
+      </w:r>
+      <w:r>
+        <w:rPr>
+          <w:rFonts w:cs="Arial"/>
+          <w:szCs w:val="24"/>
+          <w:shd w:val="clear" w:color="auto" w:fill="FFFFFF"/>
+        </w:rPr>
+        <w:t>9</w:t>
+      </w:r>
+      <w:r>
+        <w:rPr>
+          <w:rFonts w:cs="Arial"/>
+          <w:szCs w:val="24"/>
+          <w:shd w:val="clear" w:color="auto" w:fill="FFFFFF"/>
+        </w:rPr>
+        <w:t>’, Made by Daniel Caveney</w:t>
+      </w:r>
+    </w:p>
+    <w:tbl>
+      <w:tblPr>
+        <w:tblStyle w:val="TableGrid"/>
+        <w:tblW w:w="12218" w:type="dxa"/>
+        <w:tblInd w:w="-1605" w:type="dxa"/>
+        <w:tblLook w:val="04A0" w:firstRow="1" w:lastRow="0" w:firstColumn="1" w:lastColumn="0" w:noHBand="0" w:noVBand="1"/>
+      </w:tblPr>
+      <w:tblGrid>
+        <w:gridCol w:w="2402"/>
+        <w:gridCol w:w="2300"/>
+        <w:gridCol w:w="1576"/>
+        <w:gridCol w:w="2977"/>
+        <w:gridCol w:w="2963"/>
+      </w:tblGrid>
+      <w:tr>
+        <w:tc>
+          <w:tcPr>
+            <w:tcW w:w="2402" w:type="dxa"/>
+            <w:shd w:val="clear" w:color="auto" w:fill="EEECE1" w:themeFill="background2"/>
+          </w:tcPr>
+          <w:p>
+            <w:pPr>
+              <w:jc w:val="center"/>
+            </w:pPr>
+            <w:r>
+              <w:t>1</w:t>
+            </w:r>
+          </w:p>
+        </w:tc>
+        <w:tc>
+          <w:tcPr>
+            <w:tcW w:w="2300" w:type="dxa"/>
+            <w:shd w:val="clear" w:color="auto" w:fill="EEECE1" w:themeFill="background2"/>
+          </w:tcPr>
+          <w:p>
+            <w:pPr>
+              <w:jc w:val="center"/>
+            </w:pPr>
+            <w:r>
+              <w:t>Exiting the program</w:t>
+            </w:r>
+          </w:p>
+          <w:p>
+            <w:pPr>
+              <w:jc w:val="center"/>
+            </w:pPr>
+            <w:r>
+              <w:t>(before update)</w:t>
+            </w:r>
+          </w:p>
+        </w:tc>
+        <w:tc>
+          <w:tcPr>
+            <w:tcW w:w="1576" w:type="dxa"/>
+            <w:shd w:val="clear" w:color="auto" w:fill="EEECE1" w:themeFill="background2"/>
+          </w:tcPr>
+          <w:p>
+            <w:pPr>
+              <w:jc w:val="center"/>
+            </w:pPr>
+            <w:r>
+              <w:t>Normal</w:t>
+            </w:r>
+          </w:p>
+        </w:tc>
+        <w:tc>
+          <w:tcPr>
+            <w:tcW w:w="2977" w:type="dxa"/>
+            <w:shd w:val="clear" w:color="auto" w:fill="EEECE1" w:themeFill="background2"/>
+          </w:tcPr>
+          <w:p>
+            <w:pPr>
+              <w:rPr>
+                <w:sz w:val="22"/>
+                <w:szCs w:val="22"/>
+              </w:rPr>
+            </w:pPr>
+            <w:r>
+              <w:rPr>
+                <w:sz w:val="22"/>
+                <w:szCs w:val="22"/>
+              </w:rPr>
+              <w:t xml:space="preserve">When the user has chosen </w:t>
+            </w:r>
+            <w:r>
+              <w:rPr>
+                <w:sz w:val="22"/>
+                <w:szCs w:val="22"/>
+              </w:rPr>
+              <w:t>choice 9, they will be given two prints and then the program will end</w:t>
+            </w:r>
+            <w:r>
+              <w:rPr>
+                <w:sz w:val="22"/>
+                <w:szCs w:val="22"/>
+              </w:rPr>
+              <w:t>.</w:t>
+            </w:r>
+          </w:p>
+        </w:tc>
+        <w:tc>
+          <w:tcPr>
+            <w:tcW w:w="2963" w:type="dxa"/>
+            <w:shd w:val="clear" w:color="auto" w:fill="EEECE1" w:themeFill="background2"/>
+          </w:tcPr>
+          <w:p>
+            <w:pPr>
+              <w:rPr>
+                <w:sz w:val="22"/>
+                <w:szCs w:val="22"/>
+              </w:rPr>
+            </w:pPr>
+            <w:r>
+              <w:rPr>
+                <w:sz w:val="22"/>
+                <w:szCs w:val="22"/>
+              </w:rPr>
+              <w:t>The</w:t>
+            </w:r>
+            <w:r>
+              <w:rPr>
+                <w:sz w:val="22"/>
+                <w:szCs w:val="22"/>
+              </w:rPr>
+              <w:t xml:space="preserve"> expected result occurred</w:t>
+            </w:r>
+            <w:r>
+              <w:rPr>
+                <w:sz w:val="22"/>
+                <w:szCs w:val="22"/>
+              </w:rPr>
+              <w:t xml:space="preserve"> (PASS)</w:t>
+            </w:r>
+          </w:p>
+        </w:tc>
+      </w:tr>
+      <w:tr>
+        <w:tc>
+          <w:tcPr>
+            <w:tcW w:w="2402" w:type="dxa"/>
+            <w:shd w:val="clear" w:color="auto" w:fill="EEECE1" w:themeFill="background2"/>
+          </w:tcPr>
+          <w:p>
+            <w:pPr>
+              <w:jc w:val="center"/>
+            </w:pPr>
+            <w:r>
+              <w:t>2</w:t>
+            </w:r>
+          </w:p>
+        </w:tc>
+        <w:tc>
+          <w:tcPr>
+            <w:tcW w:w="2300" w:type="dxa"/>
+            <w:shd w:val="clear" w:color="auto" w:fill="EEECE1" w:themeFill="background2"/>
+          </w:tcPr>
+          <w:p>
+            <w:pPr>
+              <w:jc w:val="center"/>
+            </w:pPr>
+            <w:r>
+              <w:t>Exiting the program</w:t>
+            </w:r>
+          </w:p>
+          <w:p>
+            <w:pPr>
+              <w:jc w:val="center"/>
+            </w:pPr>
+            <w:r>
+              <w:t>(before update)</w:t>
+            </w:r>
+          </w:p>
+        </w:tc>
+        <w:tc>
+          <w:tcPr>
+            <w:tcW w:w="1576" w:type="dxa"/>
+            <w:shd w:val="clear" w:color="auto" w:fill="EEECE1" w:themeFill="background2"/>
+          </w:tcPr>
+          <w:p>
+            <w:pPr>
+              <w:jc w:val="center"/>
+            </w:pPr>
+            <w:r>
+              <w:t>Erroneous</w:t>
+            </w:r>
+          </w:p>
+        </w:tc>
+        <w:tc>
+          <w:tcPr>
+            <w:tcW w:w="2977" w:type="dxa"/>
+            <w:shd w:val="clear" w:color="auto" w:fill="EEECE1" w:themeFill="background2"/>
+          </w:tcPr>
+          <w:p>
+            <w:pPr>
+              <w:rPr>
+                <w:sz w:val="22"/>
+                <w:szCs w:val="22"/>
+              </w:rPr>
+            </w:pPr>
+            <w:r>
+              <w:rPr>
+                <w:sz w:val="22"/>
+                <w:szCs w:val="22"/>
+              </w:rPr>
+              <w:t xml:space="preserve">When the user has chosen </w:t>
+            </w:r>
+            <w:r>
+              <w:rPr>
+                <w:sz w:val="22"/>
+                <w:szCs w:val="22"/>
+              </w:rPr>
+              <w:t>choice 9, inputting nine in a string format won’t register</w:t>
+            </w:r>
+          </w:p>
+        </w:tc>
+        <w:tc>
+          <w:tcPr>
+            <w:tcW w:w="2963" w:type="dxa"/>
+            <w:shd w:val="clear" w:color="auto" w:fill="EEECE1" w:themeFill="background2"/>
+          </w:tcPr>
+          <w:p>
+            <w:pPr>
+              <w:rPr>
+                <w:sz w:val="22"/>
+                <w:szCs w:val="22"/>
+              </w:rPr>
+            </w:pPr>
+            <w:r>
+              <w:rPr>
+                <w:sz w:val="22"/>
+                <w:szCs w:val="22"/>
+              </w:rPr>
+              <w:t>The</w:t>
+            </w:r>
+            <w:r>
+              <w:rPr>
+                <w:sz w:val="22"/>
+                <w:szCs w:val="22"/>
+              </w:rPr>
+              <w:t xml:space="preserve"> expected result occurred</w:t>
+            </w:r>
+            <w:r>
+              <w:rPr>
+                <w:sz w:val="22"/>
+                <w:szCs w:val="22"/>
+              </w:rPr>
+              <w:t xml:space="preserve"> (PASS)</w:t>
+            </w:r>
+          </w:p>
+        </w:tc>
+      </w:tr>
+      <w:tr>
+        <w:tc>
+          <w:tcPr>
+            <w:tcW w:w="2402" w:type="dxa"/>
+            <w:shd w:val="clear" w:color="auto" w:fill="EEECE1" w:themeFill="background2"/>
+          </w:tcPr>
+          <w:p>
+            <w:pPr>
+              <w:jc w:val="center"/>
+            </w:pPr>
+            <w:r>
+              <w:t>3</w:t>
+            </w:r>
+          </w:p>
+        </w:tc>
+        <w:tc>
+          <w:tcPr>
+            <w:tcW w:w="2300" w:type="dxa"/>
+            <w:shd w:val="clear" w:color="auto" w:fill="EEECE1" w:themeFill="background2"/>
+          </w:tcPr>
+          <w:p>
+            <w:pPr>
+              <w:jc w:val="center"/>
+            </w:pPr>
+            <w:r>
+              <w:t>Exiting the program</w:t>
+            </w:r>
+          </w:p>
+          <w:p>
+            <w:pPr>
+              <w:jc w:val="center"/>
+            </w:pPr>
+            <w:r>
+              <w:t>(before update)</w:t>
+            </w:r>
+          </w:p>
+        </w:tc>
+        <w:tc>
+          <w:tcPr>
+            <w:tcW w:w="1576" w:type="dxa"/>
+            <w:shd w:val="clear" w:color="auto" w:fill="EEECE1" w:themeFill="background2"/>
+          </w:tcPr>
+          <w:p>
+            <w:pPr>
+              <w:jc w:val="center"/>
+            </w:pPr>
+            <w:r>
+              <w:t>Extreme</w:t>
+            </w:r>
+          </w:p>
+        </w:tc>
+        <w:tc>
+          <w:tcPr>
+            <w:tcW w:w="2977" w:type="dxa"/>
+            <w:shd w:val="clear" w:color="auto" w:fill="EEECE1" w:themeFill="background2"/>
+          </w:tcPr>
+          <w:p>
+            <w:pPr>
+              <w:rPr>
+                <w:sz w:val="22"/>
+                <w:szCs w:val="22"/>
+              </w:rPr>
+            </w:pPr>
+            <w:r>
+              <w:rPr>
+                <w:sz w:val="22"/>
+                <w:szCs w:val="22"/>
+              </w:rPr>
+              <w:t>Inputting ‘</w:t>
+            </w:r>
+            <w:r>
+              <w:rPr>
+                <w:sz w:val="22"/>
+                <w:szCs w:val="22"/>
+              </w:rPr>
+              <w:t>9</w:t>
+            </w:r>
+            <w:r>
+              <w:rPr>
+                <w:sz w:val="22"/>
+                <w:szCs w:val="22"/>
+              </w:rPr>
+              <w:t xml:space="preserve">’ </w:t>
+            </w:r>
+            <w:r>
+              <w:rPr>
+                <w:sz w:val="22"/>
+                <w:szCs w:val="22"/>
+              </w:rPr>
+              <w:t>with a space before and or after will result in the program passing the response as</w:t>
+            </w:r>
+            <w:r>
+              <w:rPr>
+                <w:sz w:val="22"/>
+                <w:szCs w:val="22"/>
+              </w:rPr>
+              <w:t xml:space="preserve"> </w:t>
+            </w:r>
+            <w:proofErr w:type="gramStart"/>
+            <w:r>
+              <w:rPr>
+                <w:sz w:val="22"/>
+                <w:szCs w:val="22"/>
+              </w:rPr>
+              <w:t>the .</w:t>
+            </w:r>
+            <w:r>
+              <w:rPr>
+                <w:sz w:val="22"/>
+                <w:szCs w:val="22"/>
+              </w:rPr>
+              <w:t>strip</w:t>
+            </w:r>
+            <w:proofErr w:type="gramEnd"/>
+            <w:r>
+              <w:rPr>
+                <w:sz w:val="22"/>
+                <w:szCs w:val="22"/>
+              </w:rPr>
+              <w:t>() function</w:t>
+            </w:r>
+            <w:r>
+              <w:rPr>
+                <w:sz w:val="22"/>
+                <w:szCs w:val="22"/>
+              </w:rPr>
+              <w:t xml:space="preserve"> has been applied</w:t>
+            </w:r>
+            <w:r>
+              <w:rPr>
+                <w:sz w:val="22"/>
+                <w:szCs w:val="22"/>
+              </w:rPr>
+              <w:t>.</w:t>
+            </w:r>
+          </w:p>
+        </w:tc>
+        <w:tc>
+          <w:tcPr>
+            <w:tcW w:w="2963" w:type="dxa"/>
+            <w:shd w:val="clear" w:color="auto" w:fill="EEECE1" w:themeFill="background2"/>
+          </w:tcPr>
+          <w:p>
+            <w:pPr>
+              <w:rPr>
+                <w:sz w:val="22"/>
+                <w:szCs w:val="22"/>
+              </w:rPr>
+            </w:pPr>
+            <w:r>
+              <w:rPr>
+                <w:sz w:val="22"/>
+                <w:szCs w:val="22"/>
+              </w:rPr>
+              <w:t>The expected result occurred (PASS)</w:t>
+            </w:r>
+          </w:p>
+        </w:tc>
+      </w:tr>
+      <w:tr>
+        <w:tc>
+          <w:tcPr>
+            <w:tcW w:w="2402" w:type="dxa"/>
+            <w:shd w:val="clear" w:color="auto" w:fill="EEECE1" w:themeFill="background2"/>
+          </w:tcPr>
+          <w:p>
+            <w:pPr>
+              <w:jc w:val="center"/>
+            </w:pPr>
+            <w:r>
+              <w:t>4</w:t>
+            </w:r>
+          </w:p>
+        </w:tc>
+        <w:tc>
+          <w:tcPr>
+            <w:tcW w:w="2300" w:type="dxa"/>
+            <w:shd w:val="clear" w:color="auto" w:fill="EEECE1" w:themeFill="background2"/>
+          </w:tcPr>
+          <w:p>
+            <w:pPr>
+              <w:jc w:val="center"/>
+            </w:pPr>
+            <w:r>
+              <w:t>Exiting the program</w:t>
+            </w:r>
+          </w:p>
+        </w:tc>
+        <w:tc>
+          <w:tcPr>
+            <w:tcW w:w="1576" w:type="dxa"/>
+            <w:shd w:val="clear" w:color="auto" w:fill="EEECE1" w:themeFill="background2"/>
+          </w:tcPr>
+          <w:p>
+            <w:pPr>
+              <w:jc w:val="center"/>
+            </w:pPr>
+            <w:r>
+              <w:t>Normal</w:t>
+            </w:r>
+          </w:p>
+        </w:tc>
+        <w:tc>
+          <w:tcPr>
+            <w:tcW w:w="2977" w:type="dxa"/>
+            <w:shd w:val="clear" w:color="auto" w:fill="EEECE1" w:themeFill="background2"/>
+          </w:tcPr>
+          <w:p>
+            <w:pPr>
+              <w:rPr>
+                <w:sz w:val="22"/>
+                <w:szCs w:val="22"/>
+              </w:rPr>
+            </w:pPr>
+            <w:r>
+              <w:rPr>
+                <w:sz w:val="22"/>
+                <w:szCs w:val="22"/>
+              </w:rPr>
+              <w:t xml:space="preserve">When exiting the program, when </w:t>
+            </w:r>
+            <w:proofErr w:type="gramStart"/>
+            <w:r>
+              <w:rPr>
+                <w:sz w:val="22"/>
+                <w:szCs w:val="22"/>
+              </w:rPr>
+              <w:t xml:space="preserve">asked </w:t>
+            </w:r>
+            <w:r>
+              <w:rPr>
+                <w:sz w:val="22"/>
+                <w:szCs w:val="22"/>
+              </w:rPr>
+              <w:t xml:space="preserve"> about</w:t>
+            </w:r>
+            <w:proofErr w:type="gramEnd"/>
+            <w:r>
+              <w:rPr>
+                <w:sz w:val="22"/>
+                <w:szCs w:val="22"/>
+              </w:rPr>
+              <w:t xml:space="preserve"> saving, pressing ‘y’ for both choices will result in the program saving and the user exiting. </w:t>
+            </w:r>
+          </w:p>
+        </w:tc>
+        <w:tc>
+          <w:tcPr>
+            <w:tcW w:w="2963" w:type="dxa"/>
+            <w:shd w:val="clear" w:color="auto" w:fill="EEECE1" w:themeFill="background2"/>
+          </w:tcPr>
+          <w:p>
+            <w:pPr>
+              <w:rPr>
+                <w:sz w:val="22"/>
+                <w:szCs w:val="22"/>
+              </w:rPr>
+            </w:pPr>
+            <w:r>
+              <w:rPr>
+                <w:sz w:val="22"/>
+                <w:szCs w:val="22"/>
+              </w:rPr>
+              <w:t>The expected result occurred (PASS)</w:t>
+            </w:r>
+          </w:p>
+        </w:tc>
+      </w:tr>
+      <w:tr>
+        <w:tc>
+          <w:tcPr>
+            <w:tcW w:w="2402" w:type="dxa"/>
+            <w:shd w:val="clear" w:color="auto" w:fill="EEECE1" w:themeFill="background2"/>
+          </w:tcPr>
+          <w:p>
+            <w:pPr>
+              <w:jc w:val="center"/>
+            </w:pPr>
+            <w:r>
+              <w:t>5</w:t>
+            </w:r>
+          </w:p>
+        </w:tc>
+        <w:tc>
+          <w:tcPr>
+            <w:tcW w:w="2300" w:type="dxa"/>
+            <w:shd w:val="clear" w:color="auto" w:fill="EEECE1" w:themeFill="background2"/>
+          </w:tcPr>
+          <w:p>
+            <w:pPr>
+              <w:jc w:val="center"/>
+            </w:pPr>
+            <w:r>
+              <w:t>Not exiting the program</w:t>
+            </w:r>
+          </w:p>
+        </w:tc>
+        <w:tc>
+          <w:tcPr>
+            <w:tcW w:w="1576" w:type="dxa"/>
+            <w:shd w:val="clear" w:color="auto" w:fill="EEECE1" w:themeFill="background2"/>
+          </w:tcPr>
+          <w:p>
+            <w:pPr>
+              <w:jc w:val="center"/>
+            </w:pPr>
+            <w:r>
+              <w:t>Normal</w:t>
+            </w:r>
+          </w:p>
+        </w:tc>
+        <w:tc>
+          <w:tcPr>
+            <w:tcW w:w="2977" w:type="dxa"/>
+            <w:shd w:val="clear" w:color="auto" w:fill="EEECE1" w:themeFill="background2"/>
+          </w:tcPr>
+          <w:p>
+            <w:pPr>
+              <w:rPr>
+                <w:sz w:val="22"/>
+                <w:szCs w:val="22"/>
+              </w:rPr>
+            </w:pPr>
+            <w:r>
+              <w:rPr>
+                <w:sz w:val="22"/>
+                <w:szCs w:val="22"/>
+              </w:rPr>
+              <w:t xml:space="preserve">When exiting the program, when </w:t>
+            </w:r>
+            <w:proofErr w:type="gramStart"/>
+            <w:r>
+              <w:rPr>
+                <w:sz w:val="22"/>
+                <w:szCs w:val="22"/>
+              </w:rPr>
+              <w:t>asked  about</w:t>
+            </w:r>
+            <w:proofErr w:type="gramEnd"/>
+            <w:r>
+              <w:rPr>
+                <w:sz w:val="22"/>
+                <w:szCs w:val="22"/>
+              </w:rPr>
+              <w:t xml:space="preserve"> saving, pressing ‘y’ for the first choice and ‘n’ for exiting will result in the program saving and the user</w:t>
+            </w:r>
+            <w:r>
+              <w:rPr>
+                <w:sz w:val="22"/>
+                <w:szCs w:val="22"/>
+              </w:rPr>
+              <w:t xml:space="preserve"> not</w:t>
+            </w:r>
+            <w:r>
+              <w:rPr>
+                <w:sz w:val="22"/>
+                <w:szCs w:val="22"/>
+              </w:rPr>
+              <w:t xml:space="preserve"> exiting.</w:t>
+            </w:r>
+          </w:p>
+        </w:tc>
+        <w:tc>
+          <w:tcPr>
+            <w:tcW w:w="2963" w:type="dxa"/>
+            <w:shd w:val="clear" w:color="auto" w:fill="EEECE1" w:themeFill="background2"/>
+          </w:tcPr>
+          <w:p>
+            <w:pPr>
+              <w:rPr>
+                <w:sz w:val="22"/>
+                <w:szCs w:val="22"/>
+              </w:rPr>
+            </w:pPr>
+            <w:r>
+              <w:rPr>
+                <w:sz w:val="22"/>
+                <w:szCs w:val="22"/>
+              </w:rPr>
+              <w:t>The expected result occurred (PASS)</w:t>
+            </w:r>
+          </w:p>
+        </w:tc>
+      </w:tr>
+      <w:tr>
+        <w:tc>
+          <w:tcPr>
+            <w:tcW w:w="2402" w:type="dxa"/>
+            <w:shd w:val="clear" w:color="auto" w:fill="EEECE1" w:themeFill="background2"/>
+          </w:tcPr>
+          <w:p>
+            <w:pPr>
+              <w:jc w:val="center"/>
+            </w:pPr>
+            <w:r>
+              <w:t>6</w:t>
+            </w:r>
+          </w:p>
+        </w:tc>
+        <w:tc>
+          <w:tcPr>
+            <w:tcW w:w="2300" w:type="dxa"/>
+            <w:shd w:val="clear" w:color="auto" w:fill="EEECE1" w:themeFill="background2"/>
+          </w:tcPr>
+          <w:p>
+            <w:pPr>
+              <w:jc w:val="center"/>
+            </w:pPr>
+            <w:r>
+              <w:t>Exiting the program</w:t>
+            </w:r>
+          </w:p>
+        </w:tc>
+        <w:tc>
+          <w:tcPr>
+            <w:tcW w:w="1576" w:type="dxa"/>
+            <w:shd w:val="clear" w:color="auto" w:fill="EEECE1" w:themeFill="background2"/>
+          </w:tcPr>
+          <w:p>
+            <w:pPr>
+              <w:jc w:val="center"/>
+            </w:pPr>
+            <w:r>
+              <w:t>Normal</w:t>
+            </w:r>
+          </w:p>
+        </w:tc>
+        <w:tc>
+          <w:tcPr>
+            <w:tcW w:w="2977" w:type="dxa"/>
+            <w:shd w:val="clear" w:color="auto" w:fill="EEECE1" w:themeFill="background2"/>
+          </w:tcPr>
+          <w:p>
+            <w:pPr>
+              <w:rPr>
+                <w:sz w:val="22"/>
+                <w:szCs w:val="22"/>
+              </w:rPr>
+            </w:pPr>
+            <w:r>
+              <w:rPr>
+                <w:sz w:val="22"/>
+                <w:szCs w:val="22"/>
+              </w:rPr>
+              <w:t xml:space="preserve">When exiting the program, when </w:t>
+            </w:r>
+            <w:proofErr w:type="gramStart"/>
+            <w:r>
+              <w:rPr>
+                <w:sz w:val="22"/>
+                <w:szCs w:val="22"/>
+              </w:rPr>
+              <w:t>asked  about</w:t>
+            </w:r>
+            <w:proofErr w:type="gramEnd"/>
+            <w:r>
+              <w:rPr>
+                <w:sz w:val="22"/>
+                <w:szCs w:val="22"/>
+              </w:rPr>
+              <w:t xml:space="preserve"> saving, pressing ‘n’ for the first choice and ‘y’ for exiting will result in the program not saving and the user exiting.</w:t>
+            </w:r>
+          </w:p>
+        </w:tc>
+        <w:tc>
+          <w:tcPr>
+            <w:tcW w:w="2963" w:type="dxa"/>
+            <w:shd w:val="clear" w:color="auto" w:fill="EEECE1" w:themeFill="background2"/>
+          </w:tcPr>
+          <w:p>
+            <w:pPr>
+              <w:rPr>
+                <w:sz w:val="22"/>
+                <w:szCs w:val="22"/>
+              </w:rPr>
+            </w:pPr>
+            <w:r>
+              <w:rPr>
+                <w:sz w:val="22"/>
+                <w:szCs w:val="22"/>
+              </w:rPr>
+              <w:t>The expected result occurred (PASS)</w:t>
+            </w:r>
+          </w:p>
+        </w:tc>
+      </w:tr>
+      <w:tr>
+        <w:tc>
+          <w:tcPr>
+            <w:tcW w:w="2402" w:type="dxa"/>
+            <w:shd w:val="clear" w:color="auto" w:fill="EEECE1" w:themeFill="background2"/>
+          </w:tcPr>
+          <w:p>
+            <w:pPr>
+              <w:jc w:val="center"/>
+            </w:pPr>
+            <w:r>
+              <w:t>7</w:t>
+            </w:r>
+          </w:p>
+        </w:tc>
+        <w:tc>
+          <w:tcPr>
+            <w:tcW w:w="2300" w:type="dxa"/>
+            <w:shd w:val="clear" w:color="auto" w:fill="EEECE1" w:themeFill="background2"/>
+          </w:tcPr>
+          <w:p>
+            <w:pPr>
+              <w:jc w:val="center"/>
+            </w:pPr>
+            <w:r>
+              <w:t>Not exiting the program</w:t>
+            </w:r>
+          </w:p>
+        </w:tc>
+        <w:tc>
+          <w:tcPr>
+            <w:tcW w:w="1576" w:type="dxa"/>
+            <w:shd w:val="clear" w:color="auto" w:fill="EEECE1" w:themeFill="background2"/>
+          </w:tcPr>
+          <w:p>
+            <w:pPr>
+              <w:jc w:val="center"/>
+            </w:pPr>
+            <w:r>
+              <w:t>Normal</w:t>
+            </w:r>
+          </w:p>
+        </w:tc>
+        <w:tc>
+          <w:tcPr>
+            <w:tcW w:w="2977" w:type="dxa"/>
+            <w:shd w:val="clear" w:color="auto" w:fill="EEECE1" w:themeFill="background2"/>
+          </w:tcPr>
+          <w:p>
+            <w:pPr>
+              <w:rPr>
+                <w:sz w:val="22"/>
+                <w:szCs w:val="22"/>
+              </w:rPr>
+            </w:pPr>
+            <w:r>
+              <w:rPr>
+                <w:sz w:val="22"/>
+                <w:szCs w:val="22"/>
+              </w:rPr>
+              <w:t xml:space="preserve">When exiting the program, when </w:t>
+            </w:r>
+            <w:proofErr w:type="gramStart"/>
+            <w:r>
+              <w:rPr>
+                <w:sz w:val="22"/>
+                <w:szCs w:val="22"/>
+              </w:rPr>
+              <w:t>asked  about</w:t>
+            </w:r>
+            <w:proofErr w:type="gramEnd"/>
+            <w:r>
+              <w:rPr>
+                <w:sz w:val="22"/>
+                <w:szCs w:val="22"/>
+              </w:rPr>
+              <w:t xml:space="preserve"> saving, pressing ‘n’ for both choices will result in the program not saving and the user not exiting.</w:t>
+            </w:r>
+          </w:p>
+        </w:tc>
+        <w:tc>
+          <w:tcPr>
+            <w:tcW w:w="2963" w:type="dxa"/>
+            <w:shd w:val="clear" w:color="auto" w:fill="EEECE1" w:themeFill="background2"/>
+          </w:tcPr>
+          <w:p>
+            <w:pPr>
+              <w:rPr>
+                <w:sz w:val="22"/>
+                <w:szCs w:val="22"/>
+              </w:rPr>
+            </w:pPr>
+            <w:r>
+              <w:rPr>
+                <w:sz w:val="22"/>
+                <w:szCs w:val="22"/>
+              </w:rPr>
+              <w:t>The expected result occurred (PASS)</w:t>
+            </w:r>
+          </w:p>
+        </w:tc>
+      </w:tr>
+      <w:tr>
+        <w:tc>
+          <w:tcPr>
+            <w:tcW w:w="2402" w:type="dxa"/>
+            <w:shd w:val="clear" w:color="auto" w:fill="EEECE1" w:themeFill="background2"/>
+          </w:tcPr>
+          <w:p>
+            <w:pPr>
+              <w:jc w:val="center"/>
+            </w:pPr>
+            <w:r>
+              <w:t>8</w:t>
+            </w:r>
+          </w:p>
+        </w:tc>
+        <w:tc>
+          <w:tcPr>
+            <w:tcW w:w="2300" w:type="dxa"/>
+            <w:shd w:val="clear" w:color="auto" w:fill="EEECE1" w:themeFill="background2"/>
+          </w:tcPr>
+          <w:p>
+            <w:pPr>
+              <w:jc w:val="center"/>
+            </w:pPr>
+            <w:r>
+              <w:t>Exiting/Not exiting the program</w:t>
+            </w:r>
+          </w:p>
+        </w:tc>
+        <w:tc>
+          <w:tcPr>
+            <w:tcW w:w="1576" w:type="dxa"/>
+            <w:shd w:val="clear" w:color="auto" w:fill="EEECE1" w:themeFill="background2"/>
+          </w:tcPr>
+          <w:p>
+            <w:pPr>
+              <w:jc w:val="center"/>
+            </w:pPr>
+            <w:r>
+              <w:t>Erroneous</w:t>
+            </w:r>
+          </w:p>
+        </w:tc>
+        <w:tc>
+          <w:tcPr>
+            <w:tcW w:w="2977" w:type="dxa"/>
+            <w:shd w:val="clear" w:color="auto" w:fill="EEECE1" w:themeFill="background2"/>
+          </w:tcPr>
+          <w:p>
+            <w:pPr>
+              <w:rPr>
+                <w:sz w:val="22"/>
+                <w:szCs w:val="22"/>
+              </w:rPr>
+            </w:pPr>
+            <w:r>
+              <w:rPr>
+                <w:sz w:val="22"/>
+                <w:szCs w:val="22"/>
+              </w:rPr>
+              <w:t>When exiting the program, when asked about saving,</w:t>
+            </w:r>
+            <w:r>
+              <w:rPr>
+                <w:sz w:val="22"/>
+                <w:szCs w:val="22"/>
+              </w:rPr>
+              <w:t xml:space="preserve"> entering anything else other than ‘y’ and ‘n’ will result in an error and they will be forced back to the start of the program, where they </w:t>
+            </w:r>
+            <w:proofErr w:type="gramStart"/>
+            <w:r>
+              <w:rPr>
+                <w:sz w:val="22"/>
+                <w:szCs w:val="22"/>
+              </w:rPr>
+              <w:t>have to</w:t>
+            </w:r>
+            <w:proofErr w:type="gramEnd"/>
+            <w:r>
+              <w:rPr>
+                <w:sz w:val="22"/>
+                <w:szCs w:val="22"/>
+              </w:rPr>
+              <w:t xml:space="preserve"> re-enter </w:t>
+            </w:r>
+            <w:r>
+              <w:rPr>
+                <w:sz w:val="22"/>
+                <w:szCs w:val="22"/>
+              </w:rPr>
+              <w:t>what they want to happen.</w:t>
+            </w:r>
+          </w:p>
+        </w:tc>
+        <w:tc>
+          <w:tcPr>
+            <w:tcW w:w="2963" w:type="dxa"/>
+            <w:shd w:val="clear" w:color="auto" w:fill="EEECE1" w:themeFill="background2"/>
+          </w:tcPr>
+          <w:p>
+            <w:pPr>
+              <w:rPr>
+                <w:sz w:val="22"/>
+                <w:szCs w:val="22"/>
+              </w:rPr>
+            </w:pPr>
+            <w:r>
+              <w:rPr>
+                <w:sz w:val="22"/>
+                <w:szCs w:val="22"/>
+              </w:rPr>
+              <w:t>The expected result occurred (PASS)</w:t>
+            </w:r>
+          </w:p>
+        </w:tc>
+      </w:tr>
+    </w:tbl>
+    <w:p>
+      <w:pPr>
         <w:rPr>
           <w:i/>
           <w:iCs/>
           <w:szCs w:val="24"/>
         </w:rPr>
+      </w:pPr>
+      <w:r>
+        <w:rPr>
+          <w:i/>
+          <w:iCs/>
+          <w:szCs w:val="24"/>
+        </w:rPr>
+        <w:lastRenderedPageBreak/>
         <w:br w:type="page"/>
       </w:r>
     </w:p>
@@ -16019,21 +16449,154 @@
     <w:p>
       <w:pPr>
         <w:rPr>
-          <w:szCs w:val="24"/>
-        </w:rPr>
-      </w:pPr>
-      <w:r>
-        <w:rPr>
           <w:i/>
           <w:iCs/>
           <w:szCs w:val="24"/>
         </w:rPr>
+      </w:pPr>
+      <w:r>
+        <w:rPr>
+          <w:i/>
+          <w:iCs/>
+          <w:szCs w:val="24"/>
+        </w:rPr>
         <w:t>Written by Aaron Rielly</w:t>
       </w:r>
     </w:p>
     <w:p>
       <w:pPr>
         <w:rPr>
+          <w:i/>
+          <w:iCs/>
+          <w:szCs w:val="24"/>
+        </w:rPr>
+      </w:pPr>
+    </w:p>
+    <w:p>
+      <w:pPr>
+        <w:rPr>
+          <w:rFonts w:cs="Arial"/>
+          <w:szCs w:val="24"/>
+          <w:shd w:val="clear" w:color="auto" w:fill="FFFFFF"/>
+        </w:rPr>
+      </w:pPr>
+      <w:r>
+        <w:rPr>
+          <w:rFonts w:cs="Arial"/>
+          <w:szCs w:val="24"/>
+          <w:shd w:val="clear" w:color="auto" w:fill="FFFFFF"/>
+        </w:rPr>
+        <w:t xml:space="preserve">Overall, the project went quite well. After I centralised the idea for what </w:t>
+      </w:r>
+      <w:proofErr w:type="spellStart"/>
+      <w:r>
+        <w:rPr>
+          <w:rFonts w:cs="Arial"/>
+          <w:szCs w:val="24"/>
+          <w:shd w:val="clear" w:color="auto" w:fill="FFFFFF"/>
+        </w:rPr>
+        <w:t>we where</w:t>
+      </w:r>
+      <w:proofErr w:type="spellEnd"/>
+      <w:r>
+        <w:rPr>
+          <w:rFonts w:cs="Arial"/>
+          <w:szCs w:val="24"/>
+          <w:shd w:val="clear" w:color="auto" w:fill="FFFFFF"/>
+        </w:rPr>
+        <w:t xml:space="preserve"> making I was able to communicate the idea to the rest of the group so that there was no confusion with what we were making. After that I set up the base code that people can work off. This consisted of a basic menu and a bunch of “Elif” statements commented out that people could claim and start to write on. I also created the test JSON file which I populated with different products and details so we can test our code, along with a list that was used to display what the menu options where.</w:t>
+      </w:r>
+    </w:p>
+    <w:p>
+      <w:pPr>
+        <w:rPr>
+          <w:rFonts w:cs="Arial"/>
+          <w:szCs w:val="24"/>
+          <w:shd w:val="clear" w:color="auto" w:fill="FFFFFF"/>
+        </w:rPr>
+      </w:pPr>
+    </w:p>
+    <w:p>
+      <w:pPr>
+        <w:rPr>
+          <w:rFonts w:cs="Arial"/>
+          <w:szCs w:val="24"/>
+          <w:shd w:val="clear" w:color="auto" w:fill="FFFFFF"/>
+        </w:rPr>
+      </w:pPr>
+      <w:r>
+        <w:rPr>
+          <w:rFonts w:cs="Arial"/>
+          <w:szCs w:val="24"/>
+          <w:shd w:val="clear" w:color="auto" w:fill="FFFFFF"/>
+        </w:rPr>
+        <w:t xml:space="preserve">During the creation of the program the communication was quite well. Even though my time zone for most of the time was 13 hours ahead of the rest of the group, we still managed to find times at the start, and end of the day to communicate with each other to ensure that everyone was on track. During this time, Dan kept me updated with the progress of Aaron and Mia as they could communicate in person, while I made sure Robert knew what he was doing. Along with this, I posted occasional announcements in case there was something the whole group should know at that moment, such as an in depth plan for the project so people can look back to refresh themselves, and others for when people did stuff that could disrupt others work, such as adding a duplicate file to the repo. The group took to these announcements </w:t>
+      </w:r>
+      <w:proofErr w:type="gramStart"/>
+      <w:r>
+        <w:rPr>
+          <w:rFonts w:cs="Arial"/>
+          <w:szCs w:val="24"/>
+          <w:shd w:val="clear" w:color="auto" w:fill="FFFFFF"/>
+        </w:rPr>
+        <w:t>really well</w:t>
+      </w:r>
+      <w:proofErr w:type="gramEnd"/>
+      <w:r>
+        <w:rPr>
+          <w:rFonts w:cs="Arial"/>
+          <w:szCs w:val="24"/>
+          <w:shd w:val="clear" w:color="auto" w:fill="FFFFFF"/>
+        </w:rPr>
+        <w:t xml:space="preserve"> showing how the idea of having a centralised group purely for major information was a success and allowed the project to move on quicker.</w:t>
+      </w:r>
+    </w:p>
+    <w:p>
+      <w:pPr>
+        <w:rPr>
+          <w:szCs w:val="24"/>
+        </w:rPr>
+      </w:pPr>
+    </w:p>
+    <w:p>
+      <w:pPr>
+        <w:rPr>
+          <w:szCs w:val="24"/>
+        </w:rPr>
+      </w:pPr>
+    </w:p>
+    <w:p>
+      <w:pPr>
+        <w:rPr>
+          <w:rFonts w:cs="Arial"/>
+          <w:szCs w:val="24"/>
+          <w:shd w:val="clear" w:color="auto" w:fill="FFFFFF"/>
+        </w:rPr>
+      </w:pPr>
+      <w:r>
+        <w:rPr>
+          <w:rFonts w:cs="Arial"/>
+          <w:szCs w:val="24"/>
+          <w:shd w:val="clear" w:color="auto" w:fill="FFFFFF"/>
+        </w:rPr>
+        <w:t>Written by Ben McManus</w:t>
+      </w:r>
+    </w:p>
+    <w:p>
+      <w:pPr>
+        <w:rPr>
+          <w:b/>
+          <w:bCs w:val="0"/>
+          <w:i/>
+          <w:iCs/>
+          <w:color w:val="036600"/>
+          <w:szCs w:val="24"/>
+        </w:rPr>
+      </w:pPr>
+    </w:p>
+    <w:p>
+      <w:pPr>
+        <w:rPr>
           <w:szCs w:val="24"/>
         </w:rPr>
       </w:pPr>
@@ -16169,7 +16732,14 @@
         <w:rPr>
           <w:rFonts w:cs="Arial"/>
         </w:rPr>
-        <w:t xml:space="preserve">, which shows that I was able to fix my mistakes quickly and be able to make </w:t>
+        <w:t xml:space="preserve">, which shows that I was able to fix my </w:t>
+      </w:r>
+      <w:r>
+        <w:rPr>
+          <w:rFonts w:cs="Arial"/>
+        </w:rPr>
+        <w:lastRenderedPageBreak/>
+        <w:t xml:space="preserve">mistakes quickly and be able to make </w:t>
       </w:r>
       <w:r>
         <w:rPr>
@@ -16278,6 +16848,8 @@
       <w:pPr>
         <w:rPr>
           <w:rFonts w:cs="Arial"/>
+          <w:i/>
+          <w:iCs/>
         </w:rPr>
       </w:pPr>
       <w:r>
@@ -16288,6 +16860,64 @@
         </w:rPr>
         <w:t>Written by Aaron Rielly</w:t>
       </w:r>
+    </w:p>
+    <w:p>
+      <w:pPr>
+        <w:rPr>
+          <w:rFonts w:cs="Arial"/>
+          <w:i/>
+          <w:iCs/>
+        </w:rPr>
+      </w:pPr>
+    </w:p>
+    <w:p>
+      <w:pPr>
+        <w:rPr>
+          <w:rFonts w:cs="Arial"/>
+          <w:i/>
+          <w:iCs/>
+        </w:rPr>
+      </w:pPr>
+    </w:p>
+    <w:p>
+      <w:pPr>
+        <w:rPr>
+          <w:rFonts w:cs="Arial"/>
+        </w:rPr>
+      </w:pPr>
+      <w:r>
+        <w:rPr>
+          <w:rFonts w:cs="Arial"/>
+        </w:rPr>
+        <w:t>Overall, the project was a success. We ended up having a complete project that works to a professional level, with clean code and logical comments. Everyone added their work gradually meaning we were getting constant updates on where people are at and how they are doing. This was beneficial, because if someone starts to struggle, we will be able to see and consequently help them. The program is structured to different Elif statements, so it is clear to see what people have worked on, where to look for issues in case bug fixing is needed. Everything that was needed was in the repo and easy to access which was added by Dan and Aaron. While I was out of the country the group managed to coordinate in person well-meaning that time zones where not an issue and did not slow anyone down.</w:t>
+      </w:r>
+    </w:p>
+    <w:p>
+      <w:pPr>
+        <w:rPr>
+          <w:rFonts w:cs="Arial"/>
+        </w:rPr>
+      </w:pPr>
+    </w:p>
+    <w:p>
+      <w:pPr>
+        <w:rPr>
+          <w:rFonts w:cs="Arial"/>
+        </w:rPr>
+      </w:pPr>
+      <w:r>
+        <w:rPr>
+          <w:rFonts w:cs="Arial"/>
+        </w:rPr>
+        <w:t>Written by Ben McManus</w:t>
+      </w:r>
+    </w:p>
+    <w:p>
+      <w:pPr>
+        <w:rPr>
+          <w:rFonts w:cs="Arial"/>
+        </w:rPr>
+      </w:pPr>
     </w:p>
     <w:sectPr>
       <w:pgSz w:w="11906" w:h="16838" w:code="9"/>

--- a/500githubs_Report.docx
+++ b/500githubs_Report.docx
@@ -15608,7 +15608,27 @@
               <w:rPr>
                 <w:szCs w:val="24"/>
               </w:rPr>
-              <w:t xml:space="preserve"> &amp; Aaron Rielly</w:t>
+              <w:t>,</w:t>
+            </w:r>
+            <w:r>
+              <w:rPr>
+                <w:szCs w:val="24"/>
+              </w:rPr>
+              <w:t xml:space="preserve"> Aaron Rielly</w:t>
+            </w:r>
+            <w:r>
+              <w:rPr>
+                <w:szCs w:val="24"/>
+              </w:rPr>
+              <w:t xml:space="preserve"> &amp; Ben </w:t>
+            </w:r>
+            <w:r>
+              <w:rPr>
+                <w:rFonts w:cs="Arial"/>
+                <w:szCs w:val="24"/>
+                <w:shd w:val="clear" w:color="auto" w:fill="FFFFFF"/>
+              </w:rPr>
+              <w:t>McManus</w:t>
             </w:r>
           </w:p>
         </w:tc>
@@ -15698,6 +15718,20 @@
               </w:rPr>
               <w:t>Daniel Caveney</w:t>
             </w:r>
+            <w:r>
+              <w:rPr>
+                <w:szCs w:val="24"/>
+              </w:rPr>
+              <w:t xml:space="preserve">, Aaron Rielly &amp; Ben </w:t>
+            </w:r>
+            <w:r>
+              <w:rPr>
+                <w:rFonts w:cs="Arial"/>
+                <w:szCs w:val="24"/>
+                <w:shd w:val="clear" w:color="auto" w:fill="FFFFFF"/>
+              </w:rPr>
+              <w:t>McManus</w:t>
+            </w:r>
           </w:p>
         </w:tc>
         <w:tc>
@@ -15785,6 +15819,20 @@
                 <w:szCs w:val="24"/>
               </w:rPr>
               <w:t>Daniel Caveney</w:t>
+            </w:r>
+            <w:r>
+              <w:rPr>
+                <w:szCs w:val="24"/>
+              </w:rPr>
+              <w:t xml:space="preserve">, Aaron Rielly &amp; Ben </w:t>
+            </w:r>
+            <w:r>
+              <w:rPr>
+                <w:rFonts w:cs="Arial"/>
+                <w:szCs w:val="24"/>
+                <w:shd w:val="clear" w:color="auto" w:fill="FFFFFF"/>
+              </w:rPr>
+              <w:t>McManus</w:t>
             </w:r>
           </w:p>
         </w:tc>
